--- a/00-首页/题组Word/第一轮·综合套卷/第一轮综合卷02（学生版）.docx
+++ b/00-首页/题组Word/第一轮·综合套卷/第一轮综合卷02（学生版）.docx
@@ -2331,7 +2331,7 @@
       </w:r>
     </w:p>
     <w:bookmarkEnd w:id="19"/>
-    <w:bookmarkStart w:id="20" w:name="第9题"/>
+    <w:bookmarkStart w:id="23" w:name="第9题"/>
     <w:p>
       <w:pPr>
         <w:pStyle w:val="Heading3"/>
@@ -2348,345 +2348,6 @@
           <w:rFonts w:hint="eastAsia" w:ascii="Times New Roman" w:hAnsi="Times New Roman" w:eastAsia="Times New Roman" w:cs="Times New Roman"/>
         </w:rPr>
         <w:t>9</w:t>
-      </w:r>
-      <w:r>
-        <w:rPr>
-          <w:rFonts w:hint="eastAsia" w:ascii="Times New Roman" w:hAnsi="Times New Roman" w:eastAsia="SimHei" w:cs="Times New Roman"/>
-        </w:rPr>
-        <w:t>题</w:t>
-      </w:r>
-    </w:p>
-    <w:p>
-      <w:pPr>
-        <w:pStyle w:val="FirstParagraph"/>
-      </w:pPr>
-      <w:r>
-        <w:rPr>
-          <w:rFonts w:hint="eastAsia" w:ascii="Times New Roman" w:hAnsi="Times New Roman" w:eastAsia="FangSong" w:cs="Times New Roman"/>
-        </w:rPr>
-        <w:t>在一种化合物中</w:t>
-      </w:r>
-      <w:r>
-        <w:rPr>
-          <w:rFonts w:hint="eastAsia" w:ascii="Times New Roman" w:hAnsi="Times New Roman" w:eastAsia="Times New Roman" w:cs="Times New Roman"/>
-        </w:rPr>
-        <w:t>，</w:t>
-      </w:r>
-      <w:r>
-        <w:rPr>
-          <w:rFonts w:hint="eastAsia" w:ascii="Times New Roman" w:hAnsi="Times New Roman" w:eastAsia="FangSong" w:cs="Times New Roman"/>
-        </w:rPr>
-        <w:t>同一种元素有着不同的氧化态</w:t>
-      </w:r>
-      <w:r>
-        <w:rPr>
-          <w:rFonts w:hint="eastAsia" w:ascii="Times New Roman" w:hAnsi="Times New Roman" w:eastAsia="Times New Roman" w:cs="Times New Roman"/>
-        </w:rPr>
-        <w:t>，</w:t>
-      </w:r>
-      <w:r>
-        <w:rPr>
-          <w:rFonts w:hint="eastAsia" w:ascii="Times New Roman" w:hAnsi="Times New Roman" w:eastAsia="FangSong" w:cs="Times New Roman"/>
-        </w:rPr>
-        <w:t>这类常见的无机化合物称为混合价态化合物或包含同素异价离子的化合物</w:t>
-      </w:r>
-      <w:r>
-        <w:rPr>
-          <w:rFonts w:hint="eastAsia" w:ascii="Times New Roman" w:hAnsi="Times New Roman" w:eastAsia="Times New Roman" w:cs="Times New Roman"/>
-        </w:rPr>
-        <w:t>。</w:t>
-      </w:r>
-      <w:r>
-        <w:rPr>
-          <w:rFonts w:hint="eastAsia" w:ascii="Times New Roman" w:hAnsi="Times New Roman" w:eastAsia="FangSong" w:cs="Times New Roman"/>
-        </w:rPr>
-        <w:t>这类化合物有很多特点如导电能力强</w:t>
-      </w:r>
-      <w:r>
-        <w:rPr>
-          <w:rFonts w:hint="eastAsia" w:ascii="Times New Roman" w:hAnsi="Times New Roman" w:eastAsia="Times New Roman" w:cs="Times New Roman"/>
-        </w:rPr>
-        <w:t>，</w:t>
-      </w:r>
-      <w:r>
-        <w:rPr>
-          <w:rFonts w:hint="eastAsia" w:ascii="Times New Roman" w:hAnsi="Times New Roman" w:eastAsia="FangSong" w:cs="Times New Roman"/>
-        </w:rPr>
-        <w:t>颜色较深</w:t>
-      </w:r>
-      <w:r>
-        <w:rPr>
-          <w:rFonts w:hint="eastAsia" w:ascii="Times New Roman" w:hAnsi="Times New Roman" w:eastAsia="Times New Roman" w:cs="Times New Roman"/>
-        </w:rPr>
-        <w:t>，</w:t>
-      </w:r>
-      <w:r>
-        <w:rPr>
-          <w:rFonts w:hint="eastAsia" w:ascii="Times New Roman" w:hAnsi="Times New Roman" w:eastAsia="FangSong" w:cs="Times New Roman"/>
-        </w:rPr>
-        <w:t>磁学性质不同等</w:t>
-      </w:r>
-      <w:r>
-        <w:rPr>
-          <w:rFonts w:hint="eastAsia" w:ascii="Times New Roman" w:hAnsi="Times New Roman" w:eastAsia="Times New Roman" w:cs="Times New Roman"/>
-        </w:rPr>
-        <w:t>，</w:t>
-      </w:r>
-      <w:r>
-        <w:rPr>
-          <w:rFonts w:hint="eastAsia" w:ascii="Times New Roman" w:hAnsi="Times New Roman" w:eastAsia="FangSong" w:cs="Times New Roman"/>
-        </w:rPr>
-        <w:t>因而引起了科学家的广泛关注</w:t>
-      </w:r>
-      <w:r>
-        <w:rPr>
-          <w:rFonts w:hint="eastAsia" w:ascii="Times New Roman" w:hAnsi="Times New Roman" w:eastAsia="Times New Roman" w:cs="Times New Roman"/>
-        </w:rPr>
-        <w:t>。</w:t>
-      </w:r>
-    </w:p>
-    <w:p>
-      <w:pPr>
-        <w:spacing w:before="160" w:after="80"/>
-      </w:pPr>
-      <w:r>
-        <w:pict>
-          <v:rect style="width:0;height:1.5pt" o:hralign="center" o:hrstd="t" o:hr="t"/>
-        </w:pict>
-      </w:r>
-    </w:p>
-    <w:bookmarkEnd w:id="20"/>
-    <w:bookmarkStart w:id="21" w:name="第10题"/>
-    <w:p>
-      <w:pPr>
-        <w:pStyle w:val="Heading3"/>
-        <w:spacing w:before="280" w:after="120"/>
-      </w:pPr>
-      <w:r>
-        <w:rPr>
-          <w:rFonts w:hint="eastAsia" w:ascii="Times New Roman" w:hAnsi="Times New Roman" w:eastAsia="SimHei" w:cs="Times New Roman"/>
-        </w:rPr>
-        <w:t>第</w:t>
-      </w:r>
-      <w:r>
-        <w:rPr>
-          <w:rFonts w:hint="eastAsia" w:ascii="Times New Roman" w:hAnsi="Times New Roman" w:eastAsia="Times New Roman" w:cs="Times New Roman"/>
-        </w:rPr>
-        <w:t>10</w:t>
-      </w:r>
-      <w:r>
-        <w:rPr>
-          <w:rFonts w:hint="eastAsia" w:ascii="Times New Roman" w:hAnsi="Times New Roman" w:eastAsia="SimHei" w:cs="Times New Roman"/>
-        </w:rPr>
-        <w:t>题</w:t>
-      </w:r>
-    </w:p>
-    <w:p>
-      <w:pPr>
-        <w:pStyle w:val="FirstParagraph"/>
-      </w:pPr>
-      <w:r>
-        <w:rPr>
-          <w:rFonts w:hint="eastAsia" w:ascii="Times New Roman" w:hAnsi="Times New Roman" w:eastAsia="Times New Roman" w:cs="Times New Roman"/>
-        </w:rPr>
-        <w:t>2017</w:t>
-      </w:r>
-      <w:r>
-        <w:rPr>
-          <w:rFonts w:hint="eastAsia" w:ascii="Times New Roman" w:hAnsi="Times New Roman" w:eastAsia="FangSong" w:cs="Times New Roman"/>
-        </w:rPr>
-        <w:t>年</w:t>
-      </w:r>
-      <w:r>
-        <w:rPr>
-          <w:rFonts w:hint="eastAsia" w:ascii="Times New Roman" w:hAnsi="Times New Roman" w:eastAsia="Times New Roman" w:cs="Times New Roman"/>
-        </w:rPr>
-        <w:t>nature</w:t>
-      </w:r>
-      <w:r>
-        <w:rPr>
-          <w:rFonts w:hint="eastAsia" w:ascii="Times New Roman" w:hAnsi="Times New Roman" w:eastAsia="FangSong" w:cs="Times New Roman"/>
-        </w:rPr>
-        <w:t>报道了加州大学伯克利分校的张翔院士等人合成并通过扫描磁光克尔显微镜技术</w:t>
-      </w:r>
-      <w:r>
-        <w:rPr>
-          <w:rFonts w:hint="eastAsia" w:ascii="Times New Roman" w:hAnsi="Times New Roman" w:eastAsia="Times New Roman" w:cs="Times New Roman"/>
-        </w:rPr>
-        <w:t>，</w:t>
-      </w:r>
-      <w:r>
-        <w:rPr>
-          <w:rFonts w:hint="eastAsia" w:ascii="Times New Roman" w:hAnsi="Times New Roman" w:eastAsia="FangSong" w:cs="Times New Roman"/>
-        </w:rPr>
-        <w:t>研究并表征了化合物</w:t>
-      </w:r>
-      <w:r>
-        <w:rPr>
-          <w:rFonts w:hint="eastAsia" w:ascii="Times New Roman" w:hAnsi="Times New Roman" w:eastAsia="Times New Roman" w:cs="Times New Roman"/>
-        </w:rPr>
-        <w:t>A，A</w:t>
-      </w:r>
-      <w:r>
-        <w:rPr>
-          <w:rFonts w:hint="eastAsia" w:ascii="Times New Roman" w:hAnsi="Times New Roman" w:eastAsia="FangSong" w:cs="Times New Roman"/>
-        </w:rPr>
-        <w:t>可以看作是一种近于理想的二维</w:t>
-      </w:r>
-      <w:r>
-        <w:rPr>
-          <w:rFonts w:hint="eastAsia" w:ascii="Times New Roman" w:hAnsi="Times New Roman" w:eastAsia="Times New Roman" w:cs="Times New Roman"/>
-        </w:rPr>
-        <w:t>Heisenberg</w:t>
-      </w:r>
-      <w:r>
-        <w:rPr>
-          <w:rFonts w:hint="eastAsia" w:ascii="Times New Roman" w:hAnsi="Times New Roman" w:eastAsia="FangSong" w:cs="Times New Roman"/>
-        </w:rPr>
-        <w:t>铁磁体</w:t>
-      </w:r>
-      <w:r>
-        <w:rPr>
-          <w:rFonts w:hint="eastAsia" w:ascii="Times New Roman" w:hAnsi="Times New Roman" w:eastAsia="Times New Roman" w:cs="Times New Roman"/>
-        </w:rPr>
-        <w:t>。</w:t>
-      </w:r>
-      <w:r>
-        <w:rPr>
-          <w:rFonts w:hint="eastAsia" w:ascii="Times New Roman" w:hAnsi="Times New Roman" w:eastAsia="FangSong" w:cs="Times New Roman"/>
-        </w:rPr>
-        <w:t>晶体结构如下图甲所示</w:t>
-      </w:r>
-      <w:r>
-        <w:rPr>
-          <w:rFonts w:hint="eastAsia" w:ascii="Times New Roman" w:hAnsi="Times New Roman" w:eastAsia="Times New Roman" w:cs="Times New Roman"/>
-        </w:rPr>
-        <w:t>。</w:t>
-      </w:r>
-    </w:p>
-    <w:p>
-      <w:pPr>
-        <w:spacing w:before="160" w:after="80"/>
-      </w:pPr>
-      <w:r>
-        <w:pict>
-          <v:rect style="width:0;height:1.5pt" o:hralign="center" o:hrstd="t" o:hr="t"/>
-        </w:pict>
-      </w:r>
-    </w:p>
-    <w:bookmarkEnd w:id="21"/>
-    <w:bookmarkStart w:id="22" w:name="第11题"/>
-    <w:p>
-      <w:pPr>
-        <w:pStyle w:val="Heading3"/>
-        <w:spacing w:before="280" w:after="120"/>
-      </w:pPr>
-      <w:r>
-        <w:rPr>
-          <w:rFonts w:hint="eastAsia" w:ascii="Times New Roman" w:hAnsi="Times New Roman" w:eastAsia="SimHei" w:cs="Times New Roman"/>
-        </w:rPr>
-        <w:t>第</w:t>
-      </w:r>
-      <w:r>
-        <w:rPr>
-          <w:rFonts w:hint="eastAsia" w:ascii="Times New Roman" w:hAnsi="Times New Roman" w:eastAsia="Times New Roman" w:cs="Times New Roman"/>
-        </w:rPr>
-        <w:t>11</w:t>
-      </w:r>
-      <w:r>
-        <w:rPr>
-          <w:rFonts w:hint="eastAsia" w:ascii="Times New Roman" w:hAnsi="Times New Roman" w:eastAsia="SimHei" w:cs="Times New Roman"/>
-        </w:rPr>
-        <w:t>题</w:t>
-      </w:r>
-    </w:p>
-    <w:p>
-      <w:pPr>
-        <w:pStyle w:val="FirstParagraph"/>
-      </w:pPr>
-      <w:r>
-        <w:rPr>
-          <w:rFonts w:ascii="Times New Roman" w:hAnsi="Times New Roman" w:eastAsia="Times New Roman" w:cs="Times New Roman"/>
-        </w:rPr>
-        <w:t xml:space="preserve">Hg-Ba-Cu-O </w:t>
-      </w:r>
-      <w:r>
-        <w:rPr>
-          <w:rFonts w:hint="eastAsia" w:ascii="Times New Roman" w:hAnsi="Times New Roman" w:eastAsia="FangSong" w:cs="Times New Roman"/>
-        </w:rPr>
-        <w:t xml:space="preserve">高温超导晶体</w:t>
-      </w:r>
-      <w:r>
-        <w:rPr>
-          <w:rFonts w:ascii="Times New Roman" w:hAnsi="Times New Roman" w:eastAsia="Times New Roman" w:cs="Times New Roman"/>
-        </w:rPr>
-        <w:t xml:space="preserve"> A </w:t>
-      </w:r>
-      <w:r>
-        <w:rPr>
-          <w:rFonts w:hint="eastAsia" w:ascii="Times New Roman" w:hAnsi="Times New Roman" w:eastAsia="FangSong" w:cs="Times New Roman"/>
-        </w:rPr>
-        <w:t>属四方晶系</w:t>
-      </w:r>
-      <w:r>
-        <w:rPr>
-          <w:rFonts w:hint="eastAsia" w:ascii="Times New Roman" w:hAnsi="Times New Roman" w:eastAsia="Times New Roman" w:cs="Times New Roman"/>
-        </w:rPr>
-        <w:t>，</w:t>
-      </w:r>
-      <w:r>
-        <w:rPr>
-          <w:rFonts w:hint="eastAsia" w:ascii="Times New Roman" w:hAnsi="Times New Roman" w:eastAsia="FangSong" w:cs="Times New Roman"/>
-        </w:rPr>
-        <w:t>正当晶胞如图所示</w:t>
-      </w:r>
-      <w:r>
-        <w:rPr>
-          <w:rFonts w:hint="eastAsia" w:ascii="Times New Roman" w:hAnsi="Times New Roman" w:eastAsia="Times New Roman" w:cs="Times New Roman"/>
-        </w:rPr>
-        <w:t>，</w:t>
-      </w:r>
-      <w:r>
-        <w:rPr>
-          <w:rFonts w:hint="eastAsia" w:ascii="Times New Roman" w:hAnsi="Times New Roman" w:eastAsia="FangSong" w:cs="Times New Roman"/>
-        </w:rPr>
-        <w:t>晶胞参数</w:t>
-      </w:r>
-      <w:r>
-        <w:rPr>
-          <w:rFonts w:ascii="Times New Roman" w:hAnsi="Times New Roman" w:eastAsia="Times New Roman" w:cs="Times New Roman"/>
-        </w:rPr>
-        <w:t xml:space="preserve"> a=388.8pm, c=954.6pm。</w:t>
-      </w:r>
-    </w:p>
-    <w:p>
-      <w:pPr>
-        <w:spacing w:before="160" w:after="80"/>
-      </w:pPr>
-      <w:r>
-        <w:pict>
-          <v:rect style="width:0;height:1.5pt" o:hralign="center" o:hrstd="t" o:hr="t"/>
-        </w:pict>
-      </w:r>
-    </w:p>
-    <w:bookmarkEnd w:id="22"/>
-    <w:bookmarkStart w:id="26" w:name="第12题"/>
-    <w:p>
-      <w:pPr>
-        <w:pStyle w:val="Heading3"/>
-        <w:spacing w:before="280" w:after="120"/>
-      </w:pPr>
-      <w:r>
-        <w:rPr>
-          <w:rFonts w:hint="eastAsia" w:ascii="Times New Roman" w:hAnsi="Times New Roman" w:eastAsia="SimHei" w:cs="Times New Roman"/>
-        </w:rPr>
-        <w:t>第</w:t>
-      </w:r>
-      <w:r>
-        <w:rPr>
-          <w:rFonts w:hint="eastAsia" w:ascii="Times New Roman" w:hAnsi="Times New Roman" w:eastAsia="Times New Roman" w:cs="Times New Roman"/>
-        </w:rPr>
-        <w:t>12</w:t>
       </w:r>
       <w:r>
         <w:rPr>
@@ -2952,18 +2613,18 @@
           <wp:inline>
             <wp:extent cx="2552700" cy="3149600"/>
             <wp:effectExtent b="0" l="0" r="0" t="0"/>
-            <wp:docPr descr="" title="" id="24" name="Picture"/>
+            <wp:docPr descr="" title="" id="21" name="Picture"/>
             <a:graphic>
               <a:graphicData uri="http://schemas.openxmlformats.org/drawingml/2006/picture">
                 <pic:pic>
                   <pic:nvPicPr>
-                    <pic:cNvPr descr="d5e1c043714b65e83f2abc2a4b579e1d0044c8b8cd7c1045aa2f06a1b30b1239.jpg" id="25" name="Picture"/>
+                    <pic:cNvPr descr="d5e1c043714b65e83f2abc2a4b579e1d0044c8b8cd7c1045aa2f06a1b30b1239.jpg" id="22" name="Picture"/>
                     <pic:cNvPicPr>
                       <a:picLocks noChangeArrowheads="1" noChangeAspect="1"/>
                     </pic:cNvPicPr>
                   </pic:nvPicPr>
                   <pic:blipFill>
-                    <a:blip r:embed="rId23"/>
+                    <a:blip r:embed="rId20"/>
                     <a:stretch>
                       <a:fillRect/>
                     </a:stretch>
@@ -3000,8 +2661,8 @@
         </w:pict>
       </w:r>
     </w:p>
-    <w:bookmarkEnd w:id="26"/>
-    <w:bookmarkStart w:id="27" w:name="第13题"/>
+    <w:bookmarkEnd w:id="23"/>
+    <w:bookmarkStart w:id="27" w:name="第10题"/>
     <w:p>
       <w:pPr>
         <w:pStyle w:val="Heading3"/>
@@ -3017,7 +2678,7 @@
         <w:rPr>
           <w:rFonts w:hint="eastAsia" w:ascii="Times New Roman" w:hAnsi="Times New Roman" w:eastAsia="Times New Roman" w:cs="Times New Roman"/>
         </w:rPr>
-        <w:t>13</w:t>
+        <w:t>10</w:t>
       </w:r>
       <w:r>
         <w:rPr>
@@ -3034,632 +2695,42 @@
         <w:rPr>
           <w:rFonts w:hint="eastAsia" w:ascii="Times New Roman" w:hAnsi="Times New Roman" w:eastAsia="FangSong" w:cs="Times New Roman"/>
         </w:rPr>
-        <w:t xml:space="preserve">确定下列</w:t>
-      </w:r>
-      <w:r>
-        <w:rPr>
-          <w:rFonts w:ascii="Times New Roman" w:hAnsi="Times New Roman" w:eastAsia="Times New Roman" w:cs="Times New Roman"/>
-        </w:rPr>
-        <w:t xml:space="preserve"> Lewis </w:t>
-      </w:r>
-      <w:r>
-        <w:rPr>
-          <w:rFonts w:hint="eastAsia" w:ascii="Times New Roman" w:hAnsi="Times New Roman" w:eastAsia="FangSong" w:cs="Times New Roman"/>
-        </w:rPr>
-        <w:t>碱的软硬</w:t>
-      </w:r>
-      <w:r>
-        <w:rPr>
-          <w:rFonts w:hint="eastAsia" w:ascii="Times New Roman" w:hAnsi="Times New Roman" w:eastAsia="Times New Roman" w:cs="Times New Roman"/>
-        </w:rPr>
-        <w:t>：</w:t>
-      </w:r>
-      <w:r>
-        <w:rPr>
-          <w:rFonts w:ascii="Times New Roman" w:hAnsi="Times New Roman" w:eastAsia="Times New Roman" w:cs="Times New Roman"/>
-        </w:rPr>
-        <w:t xml:space="preserve"> </w:t>
-      </w:r>
-      <m:oMath>
-        <m:r>
-          <m:t>O</m:t>
-        </m:r>
-        <m:sSup>
-          <m:e>
-            <m:r>
-              <m:t>H</m:t>
-            </m:r>
-          </m:e>
-          <m:sup>
-            <m:r>
-              <m:rPr>
-                <m:sty m:val="p"/>
-              </m:rPr>
-              <m:t>−</m:t>
-            </m:r>
-          </m:sup>
-        </m:sSup>
-      </m:oMath>
-      <w:r>
-        <w:rPr>
-          <w:rFonts w:ascii="Times New Roman" w:hAnsi="Times New Roman" w:eastAsia="Times New Roman" w:cs="Times New Roman"/>
-        </w:rPr>
-        <w:t xml:space="preserve"> </w:t>
-      </w:r>
-      <w:r>
-        <w:rPr>
-          <w:rFonts w:ascii="Times New Roman" w:hAnsi="Times New Roman" w:eastAsia="Times New Roman" w:cs="Times New Roman"/>
-        </w:rPr>
-        <w:t xml:space="preserve">、</w:t>
-      </w:r>
-      <w:r>
-        <w:rPr>
-          <w:rFonts w:ascii="Times New Roman" w:hAnsi="Times New Roman" w:eastAsia="Times New Roman" w:cs="Times New Roman"/>
-        </w:rPr>
-        <w:t xml:space="preserve"> </w:t>
-      </w:r>
-      <m:oMath>
-        <m:sSup>
-          <m:e>
-            <m:r>
-              <m:t>H</m:t>
-            </m:r>
-          </m:e>
-          <m:sup>
-            <m:r>
-              <m:rPr>
-                <m:sty m:val="p"/>
-              </m:rPr>
-              <m:t>−</m:t>
-            </m:r>
-          </m:sup>
-        </m:sSup>
-      </m:oMath>
-      <w:r>
-        <w:rPr>
-          <w:rFonts w:ascii="Times New Roman" w:hAnsi="Times New Roman" w:eastAsia="Times New Roman" w:cs="Times New Roman"/>
-        </w:rPr>
-        <w:t xml:space="preserve"> </w:t>
-      </w:r>
-      <w:r>
-        <w:rPr>
-          <w:rFonts w:ascii="Times New Roman" w:hAnsi="Times New Roman" w:eastAsia="Times New Roman" w:cs="Times New Roman"/>
-        </w:rPr>
-        <w:t xml:space="preserve">、</w:t>
-      </w:r>
-      <w:r>
-        <w:rPr>
-          <w:rFonts w:ascii="Times New Roman" w:hAnsi="Times New Roman" w:eastAsia="Times New Roman" w:cs="Times New Roman"/>
-        </w:rPr>
-        <w:t xml:space="preserve"> </w:t>
-      </w:r>
-      <m:oMath>
-        <m:r>
-          <m:t>R</m:t>
-        </m:r>
-        <m:sSup>
-          <m:e>
-            <m:r>
-              <m:t>O</m:t>
-            </m:r>
-          </m:e>
-          <m:sup>
-            <m:r>
-              <m:rPr>
-                <m:sty m:val="p"/>
-              </m:rPr>
-              <m:t>−</m:t>
-            </m:r>
-          </m:sup>
-        </m:sSup>
-      </m:oMath>
-      <w:r>
-        <w:rPr>
-          <w:rFonts w:ascii="Times New Roman" w:hAnsi="Times New Roman" w:eastAsia="Times New Roman" w:cs="Times New Roman"/>
-        </w:rPr>
-        <w:t xml:space="preserve"> </w:t>
-      </w:r>
-      <w:r>
-        <w:rPr>
-          <w:rFonts w:ascii="Times New Roman" w:hAnsi="Times New Roman" w:eastAsia="Times New Roman" w:cs="Times New Roman"/>
-        </w:rPr>
-        <w:t xml:space="preserve">、</w:t>
-      </w:r>
-      <w:r>
-        <w:rPr>
-          <w:rFonts w:ascii="Times New Roman" w:hAnsi="Times New Roman" w:eastAsia="Times New Roman" w:cs="Times New Roman"/>
-        </w:rPr>
-        <w:t xml:space="preserve"> </w:t>
-      </w:r>
-      <m:oMath>
-        <m:r>
-          <m:t>R</m:t>
-        </m:r>
-        <m:sSup>
-          <m:e>
-            <m:r>
-              <m:t>S</m:t>
-            </m:r>
-          </m:e>
-          <m:sup>
-            <m:r>
-              <m:rPr>
-                <m:sty m:val="p"/>
-              </m:rPr>
-              <m:t>−</m:t>
-            </m:r>
-          </m:sup>
-        </m:sSup>
-      </m:oMath>
-      <w:r>
-        <w:rPr>
-          <w:rFonts w:ascii="Times New Roman" w:hAnsi="Times New Roman" w:eastAsia="Times New Roman" w:cs="Times New Roman"/>
-        </w:rPr>
-        <w:t xml:space="preserve"> </w:t>
-      </w:r>
-      <w:r>
-        <w:rPr>
-          <w:rFonts w:ascii="Times New Roman" w:hAnsi="Times New Roman" w:eastAsia="Times New Roman" w:cs="Times New Roman"/>
-        </w:rPr>
-        <w:t xml:space="preserve">、</w:t>
-      </w:r>
-      <w:r>
-        <w:rPr>
-          <w:rFonts w:ascii="Times New Roman" w:hAnsi="Times New Roman" w:eastAsia="Times New Roman" w:cs="Times New Roman"/>
-        </w:rPr>
-        <w:t xml:space="preserve"> </w:t>
-      </w:r>
-      <m:oMath>
-        <m:sSup>
-          <m:e>
-            <m:r>
-              <m:t>F</m:t>
-            </m:r>
-          </m:e>
-          <m:sup>
-            <m:r>
-              <m:rPr>
-                <m:sty m:val="p"/>
-              </m:rPr>
-              <m:t>−</m:t>
-            </m:r>
-          </m:sup>
-        </m:sSup>
-      </m:oMath>
-      <w:r>
-        <w:rPr>
-          <w:rFonts w:ascii="Times New Roman" w:hAnsi="Times New Roman" w:eastAsia="Times New Roman" w:cs="Times New Roman"/>
-        </w:rPr>
-        <w:t xml:space="preserve"> </w:t>
-      </w:r>
-      <w:r>
-        <w:rPr>
-          <w:rFonts w:ascii="Times New Roman" w:hAnsi="Times New Roman" w:eastAsia="Times New Roman" w:cs="Times New Roman"/>
-        </w:rPr>
-        <w:t xml:space="preserve">、</w:t>
-      </w:r>
-      <w:r>
-        <w:rPr>
-          <w:rFonts w:ascii="Times New Roman" w:hAnsi="Times New Roman" w:eastAsia="Times New Roman" w:cs="Times New Roman"/>
-        </w:rPr>
-        <w:t xml:space="preserve"> </w:t>
-      </w:r>
-      <m:oMath>
-        <m:r>
-          <m:t>C</m:t>
-        </m:r>
-        <m:sSup>
-          <m:e>
-            <m:r>
-              <m:t>l</m:t>
-            </m:r>
-          </m:e>
-          <m:sup>
-            <m:r>
-              <m:rPr>
-                <m:sty m:val="p"/>
-              </m:rPr>
-              <m:t>−</m:t>
-            </m:r>
-          </m:sup>
-        </m:sSup>
-      </m:oMath>
-      <w:r>
-        <w:rPr>
-          <w:rFonts w:ascii="Times New Roman" w:hAnsi="Times New Roman" w:eastAsia="Times New Roman" w:cs="Times New Roman"/>
-        </w:rPr>
-        <w:t xml:space="preserve"> </w:t>
-      </w:r>
-      <w:r>
-        <w:rPr>
-          <w:rFonts w:ascii="Times New Roman" w:hAnsi="Times New Roman" w:eastAsia="Times New Roman" w:cs="Times New Roman"/>
-        </w:rPr>
-        <w:t xml:space="preserve">、</w:t>
-      </w:r>
-      <w:r>
-        <w:rPr>
-          <w:rFonts w:ascii="Times New Roman" w:hAnsi="Times New Roman" w:eastAsia="Times New Roman" w:cs="Times New Roman"/>
-        </w:rPr>
-        <w:t xml:space="preserve"> </w:t>
-      </w:r>
-      <m:oMath>
-        <m:sSup>
-          <m:e>
-            <m:r>
-              <m:t>I</m:t>
-            </m:r>
-          </m:e>
-          <m:sup>
-            <m:r>
-              <m:rPr>
-                <m:sty m:val="p"/>
-              </m:rPr>
-              <m:t>−</m:t>
-            </m:r>
-          </m:sup>
-        </m:sSup>
-      </m:oMath>
-      <w:r>
-        <w:rPr>
-          <w:rFonts w:ascii="Times New Roman" w:hAnsi="Times New Roman" w:eastAsia="Times New Roman" w:cs="Times New Roman"/>
-        </w:rPr>
-        <w:t xml:space="preserve"> </w:t>
-      </w:r>
-      <w:r>
-        <w:rPr>
-          <w:rFonts w:ascii="Times New Roman" w:hAnsi="Times New Roman" w:eastAsia="Times New Roman" w:cs="Times New Roman"/>
-        </w:rPr>
-        <w:t xml:space="preserve">、</w:t>
-      </w:r>
-      <w:r>
-        <w:rPr>
-          <w:rFonts w:ascii="Times New Roman" w:hAnsi="Times New Roman" w:eastAsia="Times New Roman" w:cs="Times New Roman"/>
-        </w:rPr>
-        <w:t xml:space="preserve"> </w:t>
-      </w:r>
-      <m:oMath>
-        <m:r>
-          <m:t>N</m:t>
-        </m:r>
-        <m:sSub>
-          <m:e>
-            <m:r>
-              <m:t>H</m:t>
-            </m:r>
-          </m:e>
-          <m:sub>
-            <m:r>
-              <m:t>3</m:t>
-            </m:r>
-          </m:sub>
-        </m:sSub>
-      </m:oMath>
-      <w:r>
-        <w:rPr>
-          <w:rFonts w:ascii="Times New Roman" w:hAnsi="Times New Roman" w:eastAsia="Times New Roman" w:cs="Times New Roman"/>
-        </w:rPr>
-        <w:t xml:space="preserve"> </w:t>
-      </w:r>
-      <w:r>
-        <w:rPr>
-          <w:rFonts w:ascii="Times New Roman" w:hAnsi="Times New Roman" w:eastAsia="Times New Roman" w:cs="Times New Roman"/>
-        </w:rPr>
-        <w:t xml:space="preserve">、</w:t>
-      </w:r>
-      <w:r>
-        <w:rPr>
-          <w:rFonts w:ascii="Times New Roman" w:hAnsi="Times New Roman" w:eastAsia="Times New Roman" w:cs="Times New Roman"/>
-        </w:rPr>
-        <w:t xml:space="preserve"> </w:t>
-      </w:r>
-      <m:oMath>
-        <m:r>
-          <m:t>P</m:t>
-        </m:r>
-        <m:sSub>
-          <m:e>
-            <m:r>
-              <m:t>R</m:t>
-            </m:r>
-          </m:e>
-          <m:sub>
-            <m:r>
-              <m:t>3</m:t>
-            </m:r>
-          </m:sub>
-        </m:sSub>
-      </m:oMath>
-      <w:r>
-        <w:rPr>
-          <w:rFonts w:ascii="Times New Roman" w:hAnsi="Times New Roman" w:eastAsia="Times New Roman" w:cs="Times New Roman"/>
-        </w:rPr>
-        <w:t xml:space="preserve"> </w:t>
-      </w:r>
-      <w:r>
-        <w:rPr>
-          <w:rFonts w:ascii="Times New Roman" w:hAnsi="Times New Roman" w:eastAsia="Times New Roman" w:cs="Times New Roman"/>
-        </w:rPr>
-        <w:t xml:space="preserve">、</w:t>
-      </w:r>
-      <w:r>
-        <w:rPr>
-          <w:rFonts w:ascii="Times New Roman" w:hAnsi="Times New Roman" w:eastAsia="Times New Roman" w:cs="Times New Roman"/>
-        </w:rPr>
-        <w:t xml:space="preserve"> </w:t>
-      </w:r>
-      <m:oMath>
-        <m:oMathPr>
-          <m:ctrlPr>
-            <w:rPr>
-              <w:sz w:val="28"/>
-              <w:szCs w:val="28"/>
-            </w:rPr>
-          </m:ctrlPr>
-        </m:oMathPr>
-        <m:r>
-          <m:t>C</m:t>
-        </m:r>
-        <m:sSub>
-          <m:e>
-            <m:r>
-              <m:t>H</m:t>
-            </m:r>
-          </m:e>
-          <m:sub>
-            <m:r>
-              <m:t>3</m:t>
-            </m:r>
-          </m:sub>
-        </m:sSub>
-        <m:r>
-          <m:t>C</m:t>
-        </m:r>
-        <m:r>
-          <m:t>O</m:t>
-        </m:r>
-        <m:sSup>
-          <m:e>
-            <m:r>
-              <m:t>O</m:t>
-            </m:r>
-          </m:e>
-          <m:sup>
-            <m:r>
-              <m:rPr>
-                <m:sty m:val="p"/>
-              </m:rPr>
-              <m:t>−</m:t>
-            </m:r>
-          </m:sup>
-        </m:sSup>
-      </m:oMath>
-      <w:r>
-        <w:rPr>
-          <w:rFonts w:ascii="Times New Roman" w:hAnsi="Times New Roman" w:eastAsia="Times New Roman" w:cs="Times New Roman"/>
-        </w:rPr>
-        <w:t xml:space="preserve"> </w:t>
-      </w:r>
-      <w:r>
-        <w:rPr>
-          <w:rFonts w:hint="eastAsia" w:ascii="Times New Roman" w:hAnsi="Times New Roman" w:eastAsia="Times New Roman" w:cs="Times New Roman"/>
-        </w:rPr>
-        <w:t xml:space="preserve">，</w:t>
-      </w:r>
-      <w:r>
-        <w:rPr>
-          <w:rFonts w:ascii="Times New Roman" w:hAnsi="Times New Roman" w:eastAsia="Times New Roman" w:cs="Times New Roman"/>
-        </w:rPr>
-        <w:t xml:space="preserve"> </w:t>
-      </w:r>
-      <m:oMath>
-        <m:r>
-          <m:t>S</m:t>
-        </m:r>
-        <m:r>
-          <m:t>C</m:t>
-        </m:r>
-        <m:sSup>
-          <m:e>
-            <m:r>
-              <m:t>N</m:t>
-            </m:r>
-          </m:e>
-          <m:sup>
-            <m:r>
-              <m:rPr>
-                <m:sty m:val="p"/>
-              </m:rPr>
-              <m:t>−</m:t>
-            </m:r>
-          </m:sup>
-        </m:sSup>
-      </m:oMath>
-      <w:r>
-        <w:rPr>
-          <w:rFonts w:ascii="Times New Roman" w:hAnsi="Times New Roman" w:eastAsia="Times New Roman" w:cs="Times New Roman"/>
-        </w:rPr>
-        <w:t xml:space="preserve"> </w:t>
-      </w:r>
-      <w:r>
-        <w:rPr>
-          <w:rFonts w:ascii="Times New Roman" w:hAnsi="Times New Roman" w:eastAsia="Times New Roman" w:cs="Times New Roman"/>
-        </w:rPr>
-        <w:t xml:space="preserve">、</w:t>
-      </w:r>
-      <w:r>
-        <w:rPr>
-          <w:rFonts w:ascii="Times New Roman" w:hAnsi="Times New Roman" w:eastAsia="Times New Roman" w:cs="Times New Roman"/>
-        </w:rPr>
-        <w:t xml:space="preserve"> </w:t>
-      </w:r>
-      <m:oMath>
-        <m:r>
-          <m:t>C</m:t>
-        </m:r>
-        <m:sSubSup>
-          <m:e>
-            <m:r>
-              <m:t>O</m:t>
-            </m:r>
-          </m:e>
-          <m:sub>
-            <m:r>
-              <m:t>3</m:t>
-            </m:r>
-          </m:sub>
-          <m:sup>
-            <m:r>
-              <m:t>2</m:t>
-            </m:r>
-            <m:r>
-              <m:rPr>
-                <m:sty m:val="p"/>
-              </m:rPr>
-              <m:t>−</m:t>
-            </m:r>
-          </m:sup>
-        </m:sSubSup>
-      </m:oMath>
-      <w:r>
-        <w:rPr>
-          <w:rFonts w:ascii="Times New Roman" w:hAnsi="Times New Roman" w:eastAsia="Times New Roman" w:cs="Times New Roman"/>
-        </w:rPr>
-        <w:t xml:space="preserve"> </w:t>
-      </w:r>
-      <w:r>
-        <w:rPr>
-          <w:rFonts w:ascii="Times New Roman" w:hAnsi="Times New Roman" w:eastAsia="Times New Roman" w:cs="Times New Roman"/>
-        </w:rPr>
-        <w:t xml:space="preserve">、CO、</w:t>
-      </w:r>
-      <w:r>
-        <w:rPr>
-          <w:rFonts w:ascii="Times New Roman" w:hAnsi="Times New Roman" w:eastAsia="Times New Roman" w:cs="Times New Roman"/>
-        </w:rPr>
-        <w:t xml:space="preserve"> </w:t>
-      </w:r>
-      <m:oMath>
-        <m:sSub>
-          <m:e>
-            <m:r>
-              <m:t>N</m:t>
-            </m:r>
-          </m:e>
-          <m:sub>
-            <m:r>
-              <m:t>2</m:t>
-            </m:r>
-          </m:sub>
-        </m:sSub>
-        <m:sSub>
-          <m:e>
-            <m:r>
-              <m:t>H</m:t>
-            </m:r>
-          </m:e>
-          <m:sub>
-            <m:r>
-              <m:t>4</m:t>
-            </m:r>
-          </m:sub>
-        </m:sSub>
-      </m:oMath>
-      <w:r>
-        <w:rPr>
-          <w:rFonts w:ascii="Times New Roman" w:hAnsi="Times New Roman" w:eastAsia="Times New Roman" w:cs="Times New Roman"/>
-        </w:rPr>
-        <w:t xml:space="preserve"> </w:t>
-      </w:r>
-      <w:r>
-        <w:rPr>
-          <w:rFonts w:ascii="Times New Roman" w:hAnsi="Times New Roman" w:eastAsia="Times New Roman" w:cs="Times New Roman"/>
-        </w:rPr>
-        <w:t xml:space="preserve">、</w:t>
-      </w:r>
-      <w:r>
-        <w:rPr>
-          <w:rFonts w:ascii="Times New Roman" w:hAnsi="Times New Roman" w:eastAsia="Times New Roman" w:cs="Times New Roman"/>
-        </w:rPr>
-        <w:t xml:space="preserve"> </w:t>
-      </w:r>
-      <m:oMath>
-        <m:sSub>
-          <m:e>
-            <m:r>
-              <m:t>C</m:t>
-            </m:r>
-          </m:e>
-          <m:sub>
-            <m:r>
-              <m:t>6</m:t>
-            </m:r>
-          </m:sub>
-        </m:sSub>
-        <m:sSub>
-          <m:e>
-            <m:r>
-              <m:t>H</m:t>
-            </m:r>
-          </m:e>
-          <m:sub>
-            <m:r>
-              <m:t>6</m:t>
-            </m:r>
-          </m:sub>
-        </m:sSub>
-      </m:oMath>
-      <w:r>
-        <w:rPr>
-          <w:rFonts w:ascii="Times New Roman" w:hAnsi="Times New Roman" w:eastAsia="Times New Roman" w:cs="Times New Roman"/>
-        </w:rPr>
-        <w:t xml:space="preserve"> </w:t>
-      </w:r>
-      <w:r>
-        <w:rPr>
-          <w:rFonts w:ascii="Times New Roman" w:hAnsi="Times New Roman" w:eastAsia="Times New Roman" w:cs="Times New Roman"/>
-        </w:rPr>
-        <w:t xml:space="preserve">。</w:t>
+        <w:t>碳酸钙晶体有两种常见的晶型</w:t>
+      </w:r>
+      <w:r>
+        <w:rPr>
+          <w:rFonts w:hint="eastAsia" w:ascii="Times New Roman" w:hAnsi="Times New Roman" w:eastAsia="Times New Roman" w:cs="Times New Roman"/>
+        </w:rPr>
+        <w:t>，</w:t>
+      </w:r>
+      <w:r>
+        <w:rPr>
+          <w:rFonts w:hint="eastAsia" w:ascii="Times New Roman" w:hAnsi="Times New Roman" w:eastAsia="FangSong" w:cs="Times New Roman"/>
+        </w:rPr>
+        <w:t>分别称为方解石和文石</w:t>
+      </w:r>
+      <w:r>
+        <w:rPr>
+          <w:rFonts w:hint="eastAsia" w:ascii="Times New Roman" w:hAnsi="Times New Roman" w:eastAsia="Times New Roman" w:cs="Times New Roman"/>
+        </w:rPr>
+        <w:t>，</w:t>
+      </w:r>
+      <w:r>
+        <w:rPr>
+          <w:rFonts w:hint="eastAsia" w:ascii="Times New Roman" w:hAnsi="Times New Roman" w:eastAsia="FangSong" w:cs="Times New Roman"/>
+        </w:rPr>
+        <w:t>文献中常用下图表示两者的结构</w:t>
+      </w:r>
+      <w:r>
+        <w:rPr>
+          <w:rFonts w:hint="eastAsia" w:ascii="Times New Roman" w:hAnsi="Times New Roman" w:eastAsia="Times New Roman" w:cs="Times New Roman"/>
+        </w:rPr>
+        <w:t>。</w:t>
       </w:r>
     </w:p>
     <w:p>
       <w:pPr>
-        <w:spacing w:before="160" w:after="80"/>
-      </w:pPr>
-      <w:r>
-        <w:pict>
-          <v:rect style="width:0;height:1.5pt" o:hralign="center" o:hrstd="t" o:hr="t"/>
-        </w:pict>
-      </w:r>
-    </w:p>
-    <w:bookmarkEnd w:id="27"/>
-    <w:bookmarkStart w:id="37" w:name="第14题"/>
-    <w:p>
-      <w:pPr>
-        <w:pStyle w:val="Heading3"/>
-        <w:spacing w:before="280" w:after="120"/>
-      </w:pPr>
-      <w:r>
-        <w:rPr>
-          <w:rFonts w:hint="eastAsia" w:ascii="Times New Roman" w:hAnsi="Times New Roman" w:eastAsia="SimHei" w:cs="Times New Roman"/>
-        </w:rPr>
-        <w:t>第</w:t>
-      </w:r>
-      <w:r>
-        <w:rPr>
-          <w:rFonts w:hint="eastAsia" w:ascii="Times New Roman" w:hAnsi="Times New Roman" w:eastAsia="Times New Roman" w:cs="Times New Roman"/>
-        </w:rPr>
-        <w:t>14</w:t>
-      </w:r>
-      <w:r>
-        <w:rPr>
-          <w:rFonts w:hint="eastAsia" w:ascii="Times New Roman" w:hAnsi="Times New Roman" w:eastAsia="SimHei" w:cs="Times New Roman"/>
-        </w:rPr>
-        <w:t>题</w:t>
-      </w:r>
-    </w:p>
-    <w:p>
-      <w:pPr>
-        <w:pStyle w:val="FirstParagraph"/>
+        <w:pStyle w:val="BodyText"/>
         <w:spacing w:before="160" w:after="80"/>
         <w:jc w:val="center"/>
       </w:pPr>
@@ -3669,20 +2740,20 @@
         </w:rPr>
         <w:drawing>
           <wp:inline>
-            <wp:extent cx="3240000" cy="3149686"/>
+            <wp:extent cx="3240000" cy="3089486"/>
             <wp:effectExtent b="0" l="0" r="0" t="0"/>
-            <wp:docPr descr="" title="" id="29" name="Picture"/>
+            <wp:docPr descr="" title="" id="25" name="Picture"/>
             <a:graphic>
               <a:graphicData uri="http://schemas.openxmlformats.org/drawingml/2006/picture">
                 <pic:pic>
                   <pic:nvPicPr>
-                    <pic:cNvPr descr="dbd84cbe343ede0b504e3f7d8c81b27fa9cc489941544ba32bb53487300a7d07.jpg" id="30" name="Picture"/>
+                    <pic:cNvPr descr="6627cd2801a9f3816f4a78bda231dcdd09aeaee214e2199431e9d7805cddd078.jpg" id="26" name="Picture"/>
                     <pic:cNvPicPr>
                       <a:picLocks noChangeArrowheads="1" noChangeAspect="1"/>
                     </pic:cNvPicPr>
                   </pic:nvPicPr>
                   <pic:blipFill>
-                    <a:blip r:embed="rId28"/>
+                    <a:blip r:embed="rId24"/>
                     <a:stretch>
                       <a:fillRect/>
                     </a:stretch>
@@ -3690,7 +2761,7 @@
                   <pic:spPr bwMode="auto">
                     <a:xfrm>
                       <a:off x="0" y="0"/>
-                      <a:ext cx="3240000" cy="3149686"/>
+                      <a:ext cx="3240000" cy="3089486"/>
                     </a:xfrm>
                     <a:prstGeom prst="rect">
                       <a:avLst/>
@@ -3711,271 +2782,6 @@
     </w:p>
     <w:p>
       <w:pPr>
-        <w:pStyle w:val="BodyText"/>
-        <w:spacing w:before="160" w:after="80"/>
-        <w:jc w:val="center"/>
-      </w:pPr>
-      <w:r>
-        <w:rPr>
-          <w:rFonts w:ascii="Times New Roman" w:hAnsi="Times New Roman" w:eastAsia="Times New Roman" w:cs="Times New Roman"/>
-        </w:rPr>
-        <w:drawing>
-          <wp:inline>
-            <wp:extent cx="3240000" cy="3463043"/>
-            <wp:effectExtent b="0" l="0" r="0" t="0"/>
-            <wp:docPr descr="" title="" id="32" name="Picture"/>
-            <a:graphic>
-              <a:graphicData uri="http://schemas.openxmlformats.org/drawingml/2006/picture">
-                <pic:pic>
-                  <pic:nvPicPr>
-                    <pic:cNvPr descr="3ae2633502a55fdbae73ead6d4061d9e85065b017fcefbbce705d8080f865342.jpg" id="33" name="Picture"/>
-                    <pic:cNvPicPr>
-                      <a:picLocks noChangeArrowheads="1" noChangeAspect="1"/>
-                    </pic:cNvPicPr>
-                  </pic:nvPicPr>
-                  <pic:blipFill>
-                    <a:blip r:embed="rId31"/>
-                    <a:stretch>
-                      <a:fillRect/>
-                    </a:stretch>
-                  </pic:blipFill>
-                  <pic:spPr bwMode="auto">
-                    <a:xfrm>
-                      <a:off x="0" y="0"/>
-                      <a:ext cx="3240000" cy="3463043"/>
-                    </a:xfrm>
-                    <a:prstGeom prst="rect">
-                      <a:avLst/>
-                    </a:prstGeom>
-                    <a:noFill/>
-                    <a:ln w="9525">
-                      <a:noFill/>
-                      <a:headEnd/>
-                      <a:tailEnd/>
-                    </a:ln>
-                  </pic:spPr>
-                </pic:pic>
-              </a:graphicData>
-            </a:graphic>
-          </wp:inline>
-        </w:drawing>
-      </w:r>
-    </w:p>
-    <w:p>
-      <w:pPr>
-        <w:pStyle w:val="BodyText"/>
-        <w:spacing w:before="160" w:after="80"/>
-        <w:jc w:val="center"/>
-      </w:pPr>
-      <w:r>
-        <w:rPr>
-          <w:rFonts w:ascii="Times New Roman" w:hAnsi="Times New Roman" w:eastAsia="Times New Roman" w:cs="Times New Roman"/>
-        </w:rPr>
-        <w:drawing>
-          <wp:inline>
-            <wp:extent cx="3240000" cy="3307735"/>
-            <wp:effectExtent b="0" l="0" r="0" t="0"/>
-            <wp:docPr descr="" title="" id="35" name="Picture"/>
-            <a:graphic>
-              <a:graphicData uri="http://schemas.openxmlformats.org/drawingml/2006/picture">
-                <pic:pic>
-                  <pic:nvPicPr>
-                    <pic:cNvPr descr="ecd86b05439d0604b56c83f73d5c611c04bb16653d1b2cdb902c310674c2a17a.jpg" id="36" name="Picture"/>
-                    <pic:cNvPicPr>
-                      <a:picLocks noChangeArrowheads="1" noChangeAspect="1"/>
-                    </pic:cNvPicPr>
-                  </pic:nvPicPr>
-                  <pic:blipFill>
-                    <a:blip r:embed="rId34"/>
-                    <a:stretch>
-                      <a:fillRect/>
-                    </a:stretch>
-                  </pic:blipFill>
-                  <pic:spPr bwMode="auto">
-                    <a:xfrm>
-                      <a:off x="0" y="0"/>
-                      <a:ext cx="3240000" cy="3307735"/>
-                    </a:xfrm>
-                    <a:prstGeom prst="rect">
-                      <a:avLst/>
-                    </a:prstGeom>
-                    <a:noFill/>
-                    <a:ln w="9525">
-                      <a:noFill/>
-                      <a:headEnd/>
-                      <a:tailEnd/>
-                    </a:ln>
-                  </pic:spPr>
-                </pic:pic>
-              </a:graphicData>
-            </a:graphic>
-          </wp:inline>
-        </w:drawing>
-      </w:r>
-    </w:p>
-    <w:p>
-      <w:pPr>
-        <w:pStyle w:val="BodyText"/>
-      </w:pPr>
-      <w:r>
-        <w:rPr>
-          <w:rFonts w:hint="eastAsia" w:ascii="Times New Roman" w:hAnsi="Times New Roman" w:eastAsia="FangSong" w:cs="Times New Roman"/>
-        </w:rPr>
-        <w:t xml:space="preserve">第一个配位数为</w:t>
-      </w:r>
-      <w:r>
-        <w:rPr>
-          <w:rFonts w:ascii="Times New Roman" w:hAnsi="Times New Roman" w:eastAsia="Times New Roman" w:cs="Times New Roman"/>
-        </w:rPr>
-        <w:t xml:space="preserve"> </w:t>
-      </w:r>
-      <w:r>
-        <w:rPr>
-          <w:rFonts w:hint="eastAsia" w:ascii="Times New Roman" w:hAnsi="Times New Roman" w:eastAsia="Times New Roman" w:cs="Times New Roman"/>
-        </w:rPr>
-        <w:t>4，</w:t>
-      </w:r>
-      <w:r>
-        <w:rPr>
-          <w:rFonts w:hint="eastAsia" w:ascii="Times New Roman" w:hAnsi="Times New Roman" w:eastAsia="FangSong" w:cs="Times New Roman"/>
-        </w:rPr>
-        <w:t>氧化态为</w:t>
-      </w:r>
-      <w:r>
-        <w:rPr>
-          <w:rFonts w:ascii="Times New Roman" w:hAnsi="Times New Roman" w:eastAsia="Times New Roman" w:cs="Times New Roman"/>
-        </w:rPr>
-        <w:t xml:space="preserve"> </w:t>
-      </w:r>
-      <w:r>
-        <w:rPr>
-          <w:rFonts w:hint="eastAsia" w:ascii="Times New Roman" w:hAnsi="Times New Roman" w:eastAsia="Times New Roman" w:cs="Times New Roman"/>
-        </w:rPr>
-        <w:t>+2，</w:t>
-      </w:r>
-      <w:r>
-        <w:rPr>
-          <w:rFonts w:hint="eastAsia" w:ascii="Times New Roman" w:hAnsi="Times New Roman" w:eastAsia="FangSong" w:cs="Times New Roman"/>
-        </w:rPr>
-        <w:t>平面四方</w:t>
-      </w:r>
-      <w:r>
-        <w:rPr>
-          <w:rFonts w:hint="eastAsia" w:ascii="Times New Roman" w:hAnsi="Times New Roman" w:eastAsia="Times New Roman" w:cs="Times New Roman"/>
-        </w:rPr>
-        <w:t>，</w:t>
-      </w:r>
-      <w:r>
-        <w:rPr>
-          <w:rFonts w:hint="eastAsia" w:ascii="Times New Roman" w:hAnsi="Times New Roman" w:eastAsia="FangSong" w:cs="Times New Roman"/>
-        </w:rPr>
-        <w:t>顺磁性</w:t>
-      </w:r>
-      <w:r>
-        <w:rPr>
-          <w:rFonts w:hint="eastAsia" w:ascii="Times New Roman" w:hAnsi="Times New Roman" w:eastAsia="Times New Roman" w:cs="Times New Roman"/>
-        </w:rPr>
-        <w:t>；</w:t>
-      </w:r>
-      <w:r>
-        <w:rPr>
-          <w:rFonts w:hint="eastAsia" w:ascii="Times New Roman" w:hAnsi="Times New Roman" w:eastAsia="FangSong" w:cs="Times New Roman"/>
-        </w:rPr>
-        <w:t>第二个为配位数为</w:t>
-      </w:r>
-      <w:r>
-        <w:rPr>
-          <w:rFonts w:ascii="Times New Roman" w:hAnsi="Times New Roman" w:eastAsia="Times New Roman" w:cs="Times New Roman"/>
-        </w:rPr>
-        <w:t xml:space="preserve"> </w:t>
-      </w:r>
-      <w:r>
-        <w:rPr>
-          <w:rFonts w:hint="eastAsia" w:ascii="Times New Roman" w:hAnsi="Times New Roman" w:eastAsia="Times New Roman" w:cs="Times New Roman"/>
-        </w:rPr>
-        <w:t>5，</w:t>
-      </w:r>
-      <w:r>
-        <w:rPr>
-          <w:rFonts w:hint="eastAsia" w:ascii="Times New Roman" w:hAnsi="Times New Roman" w:eastAsia="FangSong" w:cs="Times New Roman"/>
-        </w:rPr>
-        <w:t>氧化态为</w:t>
-      </w:r>
-      <w:r>
-        <w:rPr>
-          <w:rFonts w:ascii="Times New Roman" w:hAnsi="Times New Roman" w:eastAsia="Times New Roman" w:cs="Times New Roman"/>
-        </w:rPr>
-        <w:t xml:space="preserve"> </w:t>
-      </w:r>
-      <w:r>
-        <w:rPr>
-          <w:rFonts w:hint="eastAsia" w:ascii="Times New Roman" w:hAnsi="Times New Roman" w:eastAsia="Times New Roman" w:cs="Times New Roman"/>
-        </w:rPr>
-        <w:t>+4，</w:t>
-      </w:r>
-      <w:r>
-        <w:rPr>
-          <w:rFonts w:hint="eastAsia" w:ascii="Times New Roman" w:hAnsi="Times New Roman" w:eastAsia="FangSong" w:cs="Times New Roman"/>
-        </w:rPr>
-        <w:t>反磁性</w:t>
-      </w:r>
-      <w:r>
-        <w:rPr>
-          <w:rFonts w:hint="eastAsia" w:ascii="Times New Roman" w:hAnsi="Times New Roman" w:eastAsia="Times New Roman" w:cs="Times New Roman"/>
-        </w:rPr>
-        <w:t>；</w:t>
-      </w:r>
-      <w:r>
-        <w:rPr>
-          <w:rFonts w:hint="eastAsia" w:ascii="Times New Roman" w:hAnsi="Times New Roman" w:eastAsia="FangSong" w:cs="Times New Roman"/>
-        </w:rPr>
-        <w:t>第三个配位数为</w:t>
-      </w:r>
-      <w:r>
-        <w:rPr>
-          <w:rFonts w:ascii="Times New Roman" w:hAnsi="Times New Roman" w:eastAsia="Times New Roman" w:cs="Times New Roman"/>
-        </w:rPr>
-        <w:t xml:space="preserve"> </w:t>
-      </w:r>
-      <w:r>
-        <w:rPr>
-          <w:rFonts w:hint="eastAsia" w:ascii="Times New Roman" w:hAnsi="Times New Roman" w:eastAsia="Times New Roman" w:cs="Times New Roman"/>
-        </w:rPr>
-        <w:t>6，</w:t>
-      </w:r>
-      <w:r>
-        <w:rPr>
-          <w:rFonts w:hint="eastAsia" w:ascii="Times New Roman" w:hAnsi="Times New Roman" w:eastAsia="FangSong" w:cs="Times New Roman"/>
-        </w:rPr>
-        <w:t>氧化态为</w:t>
-      </w:r>
-      <w:r>
-        <w:rPr>
-          <w:rFonts w:ascii="Times New Roman" w:hAnsi="Times New Roman" w:eastAsia="Times New Roman" w:cs="Times New Roman"/>
-        </w:rPr>
-        <w:t xml:space="preserve"> </w:t>
-      </w:r>
-      <w:r>
-        <w:rPr>
-          <w:rFonts w:hint="eastAsia" w:ascii="Times New Roman" w:hAnsi="Times New Roman" w:eastAsia="Times New Roman" w:cs="Times New Roman"/>
-        </w:rPr>
-        <w:t>+4，</w:t>
-      </w:r>
-      <w:r>
-        <w:rPr>
-          <w:rFonts w:hint="eastAsia" w:ascii="Times New Roman" w:hAnsi="Times New Roman" w:eastAsia="FangSong" w:cs="Times New Roman"/>
-        </w:rPr>
-        <w:t>顺磁性</w:t>
-      </w:r>
-      <w:r>
-        <w:rPr>
-          <w:rFonts w:hint="eastAsia" w:ascii="Times New Roman" w:hAnsi="Times New Roman" w:eastAsia="Times New Roman" w:cs="Times New Roman"/>
-        </w:rPr>
-        <w:t>。</w:t>
-      </w:r>
-    </w:p>
-    <w:p>
-      <w:pPr>
         <w:spacing w:before="160" w:after="80"/>
       </w:pPr>
       <w:r>
@@ -3984,8 +2790,8 @@
         </w:pict>
       </w:r>
     </w:p>
-    <w:bookmarkEnd w:id="37"/>
-    <w:bookmarkStart w:id="38" w:name="第15题"/>
+    <w:bookmarkEnd w:id="27"/>
+    <w:bookmarkStart w:id="28" w:name="第11题"/>
     <w:p>
       <w:pPr>
         <w:pStyle w:val="Heading3"/>
@@ -4001,7 +2807,796 @@
         <w:rPr>
           <w:rFonts w:hint="eastAsia" w:ascii="Times New Roman" w:hAnsi="Times New Roman" w:eastAsia="Times New Roman" w:cs="Times New Roman"/>
         </w:rPr>
-        <w:t>15</w:t>
+        <w:t>11</w:t>
+      </w:r>
+      <w:r>
+        <w:rPr>
+          <w:rFonts w:hint="eastAsia" w:ascii="Times New Roman" w:hAnsi="Times New Roman" w:eastAsia="SimHei" w:cs="Times New Roman"/>
+        </w:rPr>
+        <w:t>题</w:t>
+      </w:r>
+    </w:p>
+    <w:p>
+      <w:pPr>
+        <w:pStyle w:val="FirstParagraph"/>
+      </w:pPr>
+      <w:r>
+        <w:rPr>
+          <w:rFonts w:hint="eastAsia" w:ascii="Times New Roman" w:hAnsi="Times New Roman" w:eastAsia="FangSong" w:cs="Times New Roman"/>
+        </w:rPr>
+        <w:t>一种合金属</w:t>
+      </w:r>
+      <w:r>
+        <w:rPr>
+          <w:rFonts w:hint="eastAsia" w:ascii="Times New Roman" w:hAnsi="Times New Roman" w:eastAsia="Times New Roman" w:cs="Times New Roman"/>
+        </w:rPr>
+        <w:t>M</w:t>
+      </w:r>
+      <w:r>
+        <w:rPr>
+          <w:rFonts w:hint="eastAsia" w:ascii="Times New Roman" w:hAnsi="Times New Roman" w:eastAsia="FangSong" w:cs="Times New Roman"/>
+        </w:rPr>
+        <w:t>和非金属</w:t>
+      </w:r>
+      <w:r>
+        <w:rPr>
+          <w:rFonts w:hint="eastAsia" w:ascii="Times New Roman" w:hAnsi="Times New Roman" w:eastAsia="Times New Roman" w:cs="Times New Roman"/>
+        </w:rPr>
+        <w:t>G</w:t>
+      </w:r>
+      <w:r>
+        <w:rPr>
+          <w:rFonts w:hint="eastAsia" w:ascii="Times New Roman" w:hAnsi="Times New Roman" w:eastAsia="FangSong" w:cs="Times New Roman"/>
+        </w:rPr>
+        <w:t>的耐火陶瓷电热元件</w:t>
+      </w:r>
+      <w:r>
+        <w:rPr>
+          <w:rFonts w:hint="eastAsia" w:ascii="Times New Roman" w:hAnsi="Times New Roman" w:eastAsia="Times New Roman" w:cs="Times New Roman"/>
+        </w:rPr>
+        <w:t>A</w:t>
+      </w:r>
+      <w:r>
+        <w:rPr>
+          <w:rFonts w:hint="eastAsia" w:ascii="Times New Roman" w:hAnsi="Times New Roman" w:eastAsia="FangSong" w:cs="Times New Roman"/>
+        </w:rPr>
+        <w:t>是一种二元化合物</w:t>
+      </w:r>
+      <w:r>
+        <w:rPr>
+          <w:rFonts w:hint="eastAsia" w:ascii="Times New Roman" w:hAnsi="Times New Roman" w:eastAsia="Times New Roman" w:cs="Times New Roman"/>
+        </w:rPr>
+        <w:t>，</w:t>
+      </w:r>
+      <w:r>
+        <w:rPr>
+          <w:rFonts w:hint="eastAsia" w:ascii="Times New Roman" w:hAnsi="Times New Roman" w:eastAsia="FangSong" w:cs="Times New Roman"/>
+        </w:rPr>
+        <w:t>由于两种元素的原子半径相差不大</w:t>
+      </w:r>
+      <w:r>
+        <w:rPr>
+          <w:rFonts w:hint="eastAsia" w:ascii="Times New Roman" w:hAnsi="Times New Roman" w:eastAsia="Times New Roman" w:cs="Times New Roman"/>
+        </w:rPr>
+        <w:t>，</w:t>
+      </w:r>
+      <w:r>
+        <w:rPr>
+          <w:rFonts w:hint="eastAsia" w:ascii="Times New Roman" w:hAnsi="Times New Roman" w:eastAsia="FangSong" w:cs="Times New Roman"/>
+        </w:rPr>
+        <w:t>电负性比较接近</w:t>
+      </w:r>
+      <w:r>
+        <w:rPr>
+          <w:rFonts w:hint="eastAsia" w:ascii="Times New Roman" w:hAnsi="Times New Roman" w:eastAsia="Times New Roman" w:cs="Times New Roman"/>
+        </w:rPr>
+        <w:t>，</w:t>
+      </w:r>
+      <w:r>
+        <w:rPr>
+          <w:rFonts w:hint="eastAsia" w:ascii="Times New Roman" w:hAnsi="Times New Roman" w:eastAsia="FangSong" w:cs="Times New Roman"/>
+        </w:rPr>
+        <w:t>所以其具有近似于金属与陶瓷的性质</w:t>
+      </w:r>
+      <w:r>
+        <w:rPr>
+          <w:rFonts w:hint="eastAsia" w:ascii="Times New Roman" w:hAnsi="Times New Roman" w:eastAsia="Times New Roman" w:cs="Times New Roman"/>
+        </w:rPr>
+        <w:t>，</w:t>
+      </w:r>
+      <w:r>
+        <w:rPr>
+          <w:rFonts w:hint="eastAsia" w:ascii="Times New Roman" w:hAnsi="Times New Roman" w:eastAsia="FangSong" w:cs="Times New Roman"/>
+        </w:rPr>
+        <w:t>具有导电性</w:t>
+      </w:r>
+      <w:r>
+        <w:rPr>
+          <w:rFonts w:hint="eastAsia" w:ascii="Times New Roman" w:hAnsi="Times New Roman" w:eastAsia="Times New Roman" w:cs="Times New Roman"/>
+        </w:rPr>
+        <w:t>，</w:t>
+      </w:r>
+      <w:r>
+        <w:rPr>
+          <w:rFonts w:hint="eastAsia" w:ascii="Times New Roman" w:hAnsi="Times New Roman" w:eastAsia="FangSong" w:cs="Times New Roman"/>
+        </w:rPr>
+        <w:t>其外观为灰色金属色泽</w:t>
+      </w:r>
+      <w:r>
+        <w:rPr>
+          <w:rFonts w:hint="eastAsia" w:ascii="Times New Roman" w:hAnsi="Times New Roman" w:eastAsia="Times New Roman" w:cs="Times New Roman"/>
+        </w:rPr>
+        <w:t>，</w:t>
+      </w:r>
+      <w:r>
+        <w:rPr>
+          <w:rFonts w:hint="eastAsia" w:ascii="Times New Roman" w:hAnsi="Times New Roman" w:eastAsia="FangSong" w:cs="Times New Roman"/>
+        </w:rPr>
+        <w:t>源于其四方型的晶体结构</w:t>
+      </w:r>
+      <w:r>
+        <w:rPr>
+          <w:rFonts w:hint="eastAsia" w:ascii="Times New Roman" w:hAnsi="Times New Roman" w:eastAsia="Times New Roman" w:cs="Times New Roman"/>
+        </w:rPr>
+        <w:t>，</w:t>
+      </w:r>
+      <w:r>
+        <w:rPr>
+          <w:rFonts w:hint="eastAsia" w:ascii="Times New Roman" w:hAnsi="Times New Roman" w:eastAsia="FangSong" w:cs="Times New Roman"/>
+        </w:rPr>
+        <w:t>密度为</w:t>
+      </w:r>
+      <w:r>
+        <w:rPr>
+          <w:rFonts w:ascii="Times New Roman" w:hAnsi="Times New Roman" w:eastAsia="Times New Roman" w:cs="Times New Roman"/>
+        </w:rPr>
+        <w:t xml:space="preserve"> </w:t>
+      </w:r>
+      <m:oMath>
+        <m:oMathPr>
+          <m:ctrlPr>
+            <w:rPr>
+              <w:sz w:val="28"/>
+              <w:szCs w:val="28"/>
+            </w:rPr>
+          </m:ctrlPr>
+        </m:oMathPr>
+        <m:r>
+          <m:t>6.25</m:t>
+        </m:r>
+        <m:r>
+          <m:rPr>
+            <m:sty m:val="p"/>
+          </m:rPr>
+          <m:t>g</m:t>
+        </m:r>
+        <m:r>
+          <m:rPr>
+            <m:sty m:val="p"/>
+          </m:rPr>
+          <m:t>⋅</m:t>
+        </m:r>
+        <m:sSup>
+          <m:e>
+            <m:r>
+              <m:rPr>
+                <m:sty m:val="p"/>
+              </m:rPr>
+              <m:t>c</m:t>
+            </m:r>
+            <m:r>
+              <m:rPr>
+                <m:sty m:val="p"/>
+              </m:rPr>
+              <m:t>m</m:t>
+            </m:r>
+          </m:e>
+          <m:sup>
+            <m:r>
+              <m:rPr>
+                <m:sty m:val="p"/>
+              </m:rPr>
+              <m:t>−</m:t>
+            </m:r>
+            <m:r>
+              <m:t>3</m:t>
+            </m:r>
+          </m:sup>
+        </m:sSup>
+      </m:oMath>
+      <w:r>
+        <w:rPr>
+          <w:rFonts w:ascii="Times New Roman" w:hAnsi="Times New Roman" w:eastAsia="Times New Roman" w:cs="Times New Roman"/>
+        </w:rPr>
+        <w:t xml:space="preserve"> </w:t>
+      </w:r>
+      <w:r>
+        <w:rPr>
+          <w:rFonts w:hint="eastAsia" w:ascii="Times New Roman" w:hAnsi="Times New Roman" w:eastAsia="Times New Roman" w:cs="Times New Roman"/>
+        </w:rPr>
+        <w:t>，</w:t>
+      </w:r>
+      <w:r>
+        <w:rPr>
+          <w:rFonts w:hint="eastAsia" w:ascii="Times New Roman" w:hAnsi="Times New Roman" w:eastAsia="FangSong" w:cs="Times New Roman"/>
+        </w:rPr>
+        <w:t>熔点高达</w:t>
+      </w:r>
+      <w:r>
+        <w:rPr>
+          <w:rFonts w:ascii="Times New Roman" w:hAnsi="Times New Roman" w:eastAsia="Times New Roman" w:cs="Times New Roman"/>
+        </w:rPr>
+        <w:t xml:space="preserve"> </w:t>
+      </w:r>
+      <m:oMath>
+        <m:oMathPr>
+          <m:ctrlPr>
+            <w:rPr>
+              <w:sz w:val="28"/>
+              <w:szCs w:val="28"/>
+            </w:rPr>
+          </m:ctrlPr>
+        </m:oMathPr>
+        <m:sSup>
+          <m:e>
+            <m:r>
+              <m:t>2030</m:t>
+            </m:r>
+          </m:e>
+          <m:sup>
+            <m:r>
+              <m:rPr>
+                <m:sty m:val="p"/>
+              </m:rPr>
+              <m:t>∘</m:t>
+            </m:r>
+          </m:sup>
+        </m:sSup>
+        <m:r>
+          <m:rPr>
+            <m:sty m:val="p"/>
+          </m:rPr>
+          <m:t>C</m:t>
+        </m:r>
+      </m:oMath>
+      <w:r>
+        <w:rPr>
+          <w:rFonts w:ascii="Times New Roman" w:hAnsi="Times New Roman" w:eastAsia="Times New Roman" w:cs="Times New Roman"/>
+        </w:rPr>
+        <w:t xml:space="preserve"> </w:t>
+      </w:r>
+      <w:r>
+        <w:rPr>
+          <w:rFonts w:hint="eastAsia" w:ascii="Times New Roman" w:hAnsi="Times New Roman" w:eastAsia="Times New Roman" w:cs="Times New Roman"/>
+        </w:rPr>
+        <w:t>，</w:t>
+      </w:r>
+      <w:r>
+        <w:rPr>
+          <w:rFonts w:hint="eastAsia" w:ascii="Times New Roman" w:hAnsi="Times New Roman" w:eastAsia="FangSong" w:cs="Times New Roman"/>
+        </w:rPr>
+        <w:t>在高温下表面能形成</w:t>
+      </w:r>
+      <w:r>
+        <w:rPr>
+          <w:rFonts w:hint="eastAsia" w:ascii="Times New Roman" w:hAnsi="Times New Roman" w:eastAsia="Times New Roman" w:cs="Times New Roman"/>
+        </w:rPr>
+        <w:t>G</w:t>
+      </w:r>
+      <w:r>
+        <w:rPr>
+          <w:rFonts w:hint="eastAsia" w:ascii="Times New Roman" w:hAnsi="Times New Roman" w:eastAsia="FangSong" w:cs="Times New Roman"/>
+        </w:rPr>
+        <w:t>的氧化膜钝化层以阻止进一步氧化</w:t>
+      </w:r>
+      <w:r>
+        <w:rPr>
+          <w:rFonts w:hint="eastAsia" w:ascii="Times New Roman" w:hAnsi="Times New Roman" w:eastAsia="Times New Roman" w:cs="Times New Roman"/>
+        </w:rPr>
+        <w:t>。M</w:t>
+      </w:r>
+      <w:r>
+        <w:rPr>
+          <w:rFonts w:hint="eastAsia" w:ascii="Times New Roman" w:hAnsi="Times New Roman" w:eastAsia="FangSong" w:cs="Times New Roman"/>
+        </w:rPr>
+        <w:t>的硫化物</w:t>
+      </w:r>
+      <w:r>
+        <w:rPr>
+          <w:rFonts w:hint="eastAsia" w:ascii="Times New Roman" w:hAnsi="Times New Roman" w:eastAsia="Times New Roman" w:cs="Times New Roman"/>
+        </w:rPr>
+        <w:t>B</w:t>
+      </w:r>
+      <w:r>
+        <w:rPr>
+          <w:rFonts w:hint="eastAsia" w:ascii="Times New Roman" w:hAnsi="Times New Roman" w:eastAsia="FangSong" w:cs="Times New Roman"/>
+        </w:rPr>
+        <w:t>是重要的固体润滑剂</w:t>
+      </w:r>
+      <w:r>
+        <w:rPr>
+          <w:rFonts w:hint="eastAsia" w:ascii="Times New Roman" w:hAnsi="Times New Roman" w:eastAsia="Times New Roman" w:cs="Times New Roman"/>
+        </w:rPr>
+        <w:t>，</w:t>
+      </w:r>
+      <w:r>
+        <w:rPr>
+          <w:rFonts w:hint="eastAsia" w:ascii="Times New Roman" w:hAnsi="Times New Roman" w:eastAsia="FangSong" w:cs="Times New Roman"/>
+        </w:rPr>
+        <w:t>含</w:t>
+      </w:r>
+      <w:r>
+        <w:rPr>
+          <w:rFonts w:hint="eastAsia" w:ascii="Times New Roman" w:hAnsi="Times New Roman" w:eastAsia="Times New Roman" w:cs="Times New Roman"/>
+        </w:rPr>
+        <w:t>M59.9%。</w:t>
+      </w:r>
+      <w:r>
+        <w:rPr>
+          <w:rFonts w:hint="eastAsia" w:ascii="Times New Roman" w:hAnsi="Times New Roman" w:eastAsia="FangSong" w:cs="Times New Roman"/>
+        </w:rPr>
+        <w:t>而金刚砂中含有大量的</w:t>
+      </w:r>
+      <w:r>
+        <w:rPr>
+          <w:rFonts w:hint="eastAsia" w:ascii="Times New Roman" w:hAnsi="Times New Roman" w:eastAsia="Times New Roman" w:cs="Times New Roman"/>
+        </w:rPr>
+        <w:t>G。</w:t>
+      </w:r>
+    </w:p>
+    <w:p>
+      <w:pPr>
+        <w:spacing w:before="160" w:after="80"/>
+      </w:pPr>
+      <w:r>
+        <w:pict>
+          <v:rect style="width:0;height:1.5pt" o:hralign="center" o:hrstd="t" o:hr="t"/>
+        </w:pict>
+      </w:r>
+    </w:p>
+    <w:bookmarkEnd w:id="28"/>
+    <w:bookmarkStart w:id="29" w:name="第12题"/>
+    <w:p>
+      <w:pPr>
+        <w:pStyle w:val="Heading3"/>
+        <w:spacing w:before="280" w:after="120"/>
+      </w:pPr>
+      <w:r>
+        <w:rPr>
+          <w:rFonts w:hint="eastAsia" w:ascii="Times New Roman" w:hAnsi="Times New Roman" w:eastAsia="SimHei" w:cs="Times New Roman"/>
+        </w:rPr>
+        <w:t>第</w:t>
+      </w:r>
+      <w:r>
+        <w:rPr>
+          <w:rFonts w:hint="eastAsia" w:ascii="Times New Roman" w:hAnsi="Times New Roman" w:eastAsia="Times New Roman" w:cs="Times New Roman"/>
+        </w:rPr>
+        <w:t>12</w:t>
+      </w:r>
+      <w:r>
+        <w:rPr>
+          <w:rFonts w:hint="eastAsia" w:ascii="Times New Roman" w:hAnsi="Times New Roman" w:eastAsia="SimHei" w:cs="Times New Roman"/>
+        </w:rPr>
+        <w:t>题</w:t>
+      </w:r>
+    </w:p>
+    <w:p>
+      <w:pPr>
+        <w:pStyle w:val="FirstParagraph"/>
+      </w:pPr>
+      <w:r>
+        <w:rPr>
+          <w:rFonts w:ascii="Times New Roman" w:hAnsi="Times New Roman" w:eastAsia="Times New Roman" w:cs="Times New Roman"/>
+        </w:rPr>
+        <w:t xml:space="preserve">MAX(M </w:t>
+      </w:r>
+      <w:r>
+        <w:rPr>
+          <w:rFonts w:hint="eastAsia" w:ascii="Times New Roman" w:hAnsi="Times New Roman" w:eastAsia="FangSong" w:cs="Times New Roman"/>
+        </w:rPr>
+        <w:t>代表过渡金属元素</w:t>
+      </w:r>
+      <w:r>
+        <w:rPr>
+          <w:rFonts w:hint="eastAsia" w:ascii="Times New Roman" w:hAnsi="Times New Roman" w:eastAsia="Times New Roman" w:cs="Times New Roman"/>
+        </w:rPr>
+        <w:t>，A</w:t>
+      </w:r>
+      <w:r>
+        <w:rPr>
+          <w:rFonts w:ascii="Times New Roman" w:hAnsi="Times New Roman" w:eastAsia="Times New Roman" w:cs="Times New Roman"/>
+        </w:rPr>
+        <w:t xml:space="preserve"> </w:t>
+      </w:r>
+      <w:r>
+        <w:rPr>
+          <w:rFonts w:hint="eastAsia" w:ascii="Times New Roman" w:hAnsi="Times New Roman" w:eastAsia="FangSong" w:cs="Times New Roman"/>
+        </w:rPr>
+        <w:t>代表主族元素</w:t>
+      </w:r>
+      <w:r>
+        <w:rPr>
+          <w:rFonts w:hint="eastAsia" w:ascii="Times New Roman" w:hAnsi="Times New Roman" w:eastAsia="Times New Roman" w:cs="Times New Roman"/>
+        </w:rPr>
+        <w:t>，X</w:t>
+      </w:r>
+      <w:r>
+        <w:rPr>
+          <w:rFonts w:ascii="Times New Roman" w:hAnsi="Times New Roman" w:eastAsia="Times New Roman" w:cs="Times New Roman"/>
+        </w:rPr>
+        <w:t xml:space="preserve"> </w:t>
+      </w:r>
+      <w:r>
+        <w:rPr>
+          <w:rFonts w:hint="eastAsia" w:ascii="Times New Roman" w:hAnsi="Times New Roman" w:eastAsia="FangSong" w:cs="Times New Roman"/>
+        </w:rPr>
+        <w:t>代表碳或氮</w:t>
+      </w:r>
+      <w:r>
+        <w:rPr>
+          <w:rFonts w:hint="eastAsia" w:ascii="Times New Roman" w:hAnsi="Times New Roman" w:eastAsia="Times New Roman" w:cs="Times New Roman"/>
+        </w:rPr>
+        <w:t>)</w:t>
+      </w:r>
+      <w:r>
+        <w:rPr>
+          <w:rFonts w:hint="eastAsia" w:ascii="Times New Roman" w:hAnsi="Times New Roman" w:eastAsia="FangSong" w:cs="Times New Roman"/>
+        </w:rPr>
+        <w:t>相是一类备受关注的新型陶瓷材料</w:t>
+      </w:r>
+      <w:r>
+        <w:rPr>
+          <w:rFonts w:hint="eastAsia" w:ascii="Times New Roman" w:hAnsi="Times New Roman" w:eastAsia="Times New Roman" w:cs="Times New Roman"/>
+        </w:rPr>
+        <w:t>。</w:t>
+      </w:r>
+      <w:r>
+        <w:rPr>
+          <w:rFonts w:hint="eastAsia" w:ascii="Times New Roman" w:hAnsi="Times New Roman" w:eastAsia="FangSong" w:cs="Times New Roman"/>
+        </w:rPr>
+        <w:t>由于独特的层状晶体结构</w:t>
+      </w:r>
+      <w:r>
+        <w:rPr>
+          <w:rFonts w:hint="eastAsia" w:ascii="Times New Roman" w:hAnsi="Times New Roman" w:eastAsia="Times New Roman" w:cs="Times New Roman"/>
+        </w:rPr>
+        <w:t>，</w:t>
+      </w:r>
+      <w:r>
+        <w:rPr>
+          <w:rFonts w:hint="eastAsia" w:ascii="Times New Roman" w:hAnsi="Times New Roman" w:eastAsia="FangSong" w:cs="Times New Roman"/>
+        </w:rPr>
+        <w:t>其具有自润滑</w:t>
+      </w:r>
+      <w:r>
+        <w:rPr>
+          <w:rFonts w:hint="eastAsia" w:ascii="Times New Roman" w:hAnsi="Times New Roman" w:eastAsia="Times New Roman" w:cs="Times New Roman"/>
+        </w:rPr>
+        <w:t>、</w:t>
+      </w:r>
+      <w:r>
+        <w:rPr>
+          <w:rFonts w:hint="eastAsia" w:ascii="Times New Roman" w:hAnsi="Times New Roman" w:eastAsia="FangSong" w:cs="Times New Roman"/>
+        </w:rPr>
+        <w:t>高韧性</w:t>
+      </w:r>
+      <w:r>
+        <w:rPr>
+          <w:rFonts w:hint="eastAsia" w:ascii="Times New Roman" w:hAnsi="Times New Roman" w:eastAsia="Times New Roman" w:cs="Times New Roman"/>
+        </w:rPr>
+        <w:t>、</w:t>
+      </w:r>
+      <w:r>
+        <w:rPr>
+          <w:rFonts w:hint="eastAsia" w:ascii="Times New Roman" w:hAnsi="Times New Roman" w:eastAsia="FangSong" w:cs="Times New Roman"/>
+        </w:rPr>
+        <w:t>可导电等性能</w:t>
+      </w:r>
+      <w:r>
+        <w:rPr>
+          <w:rFonts w:hint="eastAsia" w:ascii="Times New Roman" w:hAnsi="Times New Roman" w:eastAsia="Times New Roman" w:cs="Times New Roman"/>
+        </w:rPr>
+        <w:t>，</w:t>
+      </w:r>
+      <w:r>
+        <w:rPr>
+          <w:rFonts w:hint="eastAsia" w:ascii="Times New Roman" w:hAnsi="Times New Roman" w:eastAsia="FangSong" w:cs="Times New Roman"/>
+        </w:rPr>
+        <w:t>可作为高温结构材料</w:t>
+      </w:r>
+      <w:r>
+        <w:rPr>
+          <w:rFonts w:hint="eastAsia" w:ascii="Times New Roman" w:hAnsi="Times New Roman" w:eastAsia="Times New Roman" w:cs="Times New Roman"/>
+        </w:rPr>
+        <w:t>、</w:t>
+      </w:r>
+      <w:r>
+        <w:rPr>
+          <w:rFonts w:hint="eastAsia" w:ascii="Times New Roman" w:hAnsi="Times New Roman" w:eastAsia="FangSong" w:cs="Times New Roman"/>
+        </w:rPr>
+        <w:t>电极材料和化学防腐蚀材料</w:t>
+      </w:r>
+      <w:r>
+        <w:rPr>
+          <w:rFonts w:hint="eastAsia" w:ascii="Times New Roman" w:hAnsi="Times New Roman" w:eastAsia="Times New Roman" w:cs="Times New Roman"/>
+        </w:rPr>
+        <w:t>。</w:t>
+      </w:r>
+      <w:r>
+        <w:rPr>
+          <w:rFonts w:hint="eastAsia" w:ascii="Times New Roman" w:hAnsi="Times New Roman" w:eastAsia="FangSong" w:cs="Times New Roman"/>
+        </w:rPr>
+        <w:t>某</w:t>
+      </w:r>
+      <w:r>
+        <w:rPr>
+          <w:rFonts w:ascii="Times New Roman" w:hAnsi="Times New Roman" w:eastAsia="Times New Roman" w:cs="Times New Roman"/>
+        </w:rPr>
+        <w:t xml:space="preserve"> MAX </w:t>
+      </w:r>
+      <w:r>
+        <w:rPr>
+          <w:rFonts w:hint="eastAsia" w:ascii="Times New Roman" w:hAnsi="Times New Roman" w:eastAsia="FangSong" w:cs="Times New Roman"/>
+        </w:rPr>
+        <w:t xml:space="preserve">相材料含有</w:t>
+      </w:r>
+      <w:r>
+        <w:rPr>
+          <w:rFonts w:ascii="Times New Roman" w:hAnsi="Times New Roman" w:eastAsia="Times New Roman" w:cs="Times New Roman"/>
+        </w:rPr>
+        <w:t xml:space="preserve"> Ti、Al、N </w:t>
+      </w:r>
+      <w:r>
+        <w:rPr>
+          <w:rFonts w:hint="eastAsia" w:ascii="Times New Roman" w:hAnsi="Times New Roman" w:eastAsia="FangSong" w:cs="Times New Roman"/>
+        </w:rPr>
+        <w:t xml:space="preserve">共</w:t>
+      </w:r>
+      <w:r>
+        <w:rPr>
+          <w:rFonts w:ascii="Times New Roman" w:hAnsi="Times New Roman" w:eastAsia="Times New Roman" w:cs="Times New Roman"/>
+        </w:rPr>
+        <w:t xml:space="preserve"> 3 </w:t>
+      </w:r>
+      <w:r>
+        <w:rPr>
+          <w:rFonts w:hint="eastAsia" w:ascii="Times New Roman" w:hAnsi="Times New Roman" w:eastAsia="FangSong" w:cs="Times New Roman"/>
+        </w:rPr>
+        <w:t>种原子</w:t>
+      </w:r>
+      <w:r>
+        <w:rPr>
+          <w:rFonts w:hint="eastAsia" w:ascii="Times New Roman" w:hAnsi="Times New Roman" w:eastAsia="Times New Roman" w:cs="Times New Roman"/>
+        </w:rPr>
+        <w:t>，</w:t>
+      </w:r>
+      <w:r>
+        <w:rPr>
+          <w:rFonts w:hint="eastAsia" w:ascii="Times New Roman" w:hAnsi="Times New Roman" w:eastAsia="FangSong" w:cs="Times New Roman"/>
+        </w:rPr>
+        <w:t>属六方晶系</w:t>
+      </w:r>
+      <w:r>
+        <w:rPr>
+          <w:rFonts w:hint="eastAsia" w:ascii="Times New Roman" w:hAnsi="Times New Roman" w:eastAsia="Times New Roman" w:cs="Times New Roman"/>
+        </w:rPr>
+        <w:t>，Ti</w:t>
+      </w:r>
+      <w:r>
+        <w:rPr>
+          <w:rFonts w:ascii="Times New Roman" w:hAnsi="Times New Roman" w:eastAsia="Times New Roman" w:cs="Times New Roman"/>
+        </w:rPr>
+        <w:t xml:space="preserve"> </w:t>
+      </w:r>
+      <w:r>
+        <w:rPr>
+          <w:rFonts w:hint="eastAsia" w:ascii="Times New Roman" w:hAnsi="Times New Roman" w:eastAsia="FangSong" w:cs="Times New Roman"/>
+        </w:rPr>
+        <w:t>原子的堆积方式为</w:t>
+      </w:r>
+      <w:r>
+        <w:rPr>
+          <w:rFonts w:hint="eastAsia" w:ascii="Times New Roman" w:hAnsi="Times New Roman" w:eastAsia="Times New Roman" w:cs="Times New Roman"/>
+        </w:rPr>
+        <w:t>…BACBBCABBACBBCAB…，</w:t>
+      </w:r>
+      <w:r>
+        <w:rPr>
+          <w:rFonts w:hint="eastAsia" w:ascii="Times New Roman" w:hAnsi="Times New Roman" w:eastAsia="FangSong" w:cs="Times New Roman"/>
+        </w:rPr>
+        <w:t>其中</w:t>
+      </w:r>
+      <w:r>
+        <w:rPr>
+          <w:rFonts w:ascii="Times New Roman" w:hAnsi="Times New Roman" w:eastAsia="Times New Roman" w:cs="Times New Roman"/>
+        </w:rPr>
+        <w:t xml:space="preserve"> A、B、C </w:t>
+      </w:r>
+      <w:r>
+        <w:rPr>
+          <w:rFonts w:hint="eastAsia" w:ascii="Times New Roman" w:hAnsi="Times New Roman" w:eastAsia="FangSong" w:cs="Times New Roman"/>
+        </w:rPr>
+        <w:t>都是密置单层</w:t>
+      </w:r>
+      <w:r>
+        <w:rPr>
+          <w:rFonts w:hint="eastAsia" w:ascii="Times New Roman" w:hAnsi="Times New Roman" w:eastAsia="Times New Roman" w:cs="Times New Roman"/>
+        </w:rPr>
+        <w:t>。N</w:t>
+      </w:r>
+      <w:r>
+        <w:rPr>
+          <w:rFonts w:ascii="Times New Roman" w:hAnsi="Times New Roman" w:eastAsia="Times New Roman" w:cs="Times New Roman"/>
+        </w:rPr>
+        <w:t xml:space="preserve"> </w:t>
+      </w:r>
+      <w:r>
+        <w:rPr>
+          <w:rFonts w:hint="eastAsia" w:ascii="Times New Roman" w:hAnsi="Times New Roman" w:eastAsia="FangSong" w:cs="Times New Roman"/>
+        </w:rPr>
+        <w:t>原子占据所有的正八面体空隙</w:t>
+      </w:r>
+      <w:r>
+        <w:rPr>
+          <w:rFonts w:hint="eastAsia" w:ascii="Times New Roman" w:hAnsi="Times New Roman" w:eastAsia="Times New Roman" w:cs="Times New Roman"/>
+        </w:rPr>
+        <w:t>，</w:t>
+      </w:r>
+      <w:r>
+        <w:rPr>
+          <w:rFonts w:hint="eastAsia" w:ascii="Times New Roman" w:hAnsi="Times New Roman" w:eastAsia="FangSong" w:cs="Times New Roman"/>
+        </w:rPr>
+        <w:t>而</w:t>
+      </w:r>
+      <w:r>
+        <w:rPr>
+          <w:rFonts w:ascii="Times New Roman" w:hAnsi="Times New Roman" w:eastAsia="Times New Roman" w:cs="Times New Roman"/>
+        </w:rPr>
+        <w:t xml:space="preserve"> Al </w:t>
+      </w:r>
+      <w:r>
+        <w:rPr>
+          <w:rFonts w:hint="eastAsia" w:ascii="Times New Roman" w:hAnsi="Times New Roman" w:eastAsia="FangSong" w:cs="Times New Roman"/>
+        </w:rPr>
+        <w:t>原子占据一半的三棱柱空隙</w:t>
+      </w:r>
+      <w:r>
+        <w:rPr>
+          <w:rFonts w:hint="eastAsia" w:ascii="Times New Roman" w:hAnsi="Times New Roman" w:eastAsia="Times New Roman" w:cs="Times New Roman"/>
+        </w:rPr>
+        <w:t>。</w:t>
+      </w:r>
+      <w:r>
+        <w:rPr>
+          <w:rFonts w:hint="eastAsia" w:ascii="Times New Roman" w:hAnsi="Times New Roman" w:eastAsia="FangSong" w:cs="Times New Roman"/>
+        </w:rPr>
+        <w:t>如果</w:t>
+      </w:r>
+      <w:r>
+        <w:rPr>
+          <w:rFonts w:ascii="Times New Roman" w:hAnsi="Times New Roman" w:eastAsia="Times New Roman" w:cs="Times New Roman"/>
+        </w:rPr>
+        <w:t xml:space="preserve"> Ti </w:t>
+      </w:r>
+      <w:r>
+        <w:rPr>
+          <w:rFonts w:hint="eastAsia" w:ascii="Times New Roman" w:hAnsi="Times New Roman" w:eastAsia="FangSong" w:cs="Times New Roman"/>
+        </w:rPr>
+        <w:t xml:space="preserve">原子上下同时接触</w:t>
+      </w:r>
+      <w:r>
+        <w:rPr>
+          <w:rFonts w:ascii="Times New Roman" w:hAnsi="Times New Roman" w:eastAsia="Times New Roman" w:cs="Times New Roman"/>
+        </w:rPr>
+        <w:t xml:space="preserve"> N </w:t>
+      </w:r>
+      <w:r>
+        <w:rPr>
+          <w:rFonts w:hint="eastAsia" w:ascii="Times New Roman" w:hAnsi="Times New Roman" w:eastAsia="FangSong" w:cs="Times New Roman"/>
+        </w:rPr>
+        <w:t xml:space="preserve">和</w:t>
+      </w:r>
+      <w:r>
+        <w:rPr>
+          <w:rFonts w:ascii="Times New Roman" w:hAnsi="Times New Roman" w:eastAsia="Times New Roman" w:cs="Times New Roman"/>
+        </w:rPr>
+        <w:t xml:space="preserve"> Al </w:t>
+      </w:r>
+      <w:r>
+        <w:rPr>
+          <w:rFonts w:hint="eastAsia" w:ascii="Times New Roman" w:hAnsi="Times New Roman" w:eastAsia="FangSong" w:cs="Times New Roman"/>
+        </w:rPr>
+        <w:t>原子</w:t>
+      </w:r>
+      <w:r>
+        <w:rPr>
+          <w:rFonts w:hint="eastAsia" w:ascii="Times New Roman" w:hAnsi="Times New Roman" w:eastAsia="Times New Roman" w:cs="Times New Roman"/>
+        </w:rPr>
+        <w:t>，</w:t>
+      </w:r>
+      <w:r>
+        <w:rPr>
+          <w:rFonts w:hint="eastAsia" w:ascii="Times New Roman" w:hAnsi="Times New Roman" w:eastAsia="FangSong" w:cs="Times New Roman"/>
+        </w:rPr>
+        <w:t>则沿着晶胞</w:t>
+      </w:r>
+      <w:r>
+        <w:rPr>
+          <w:rFonts w:ascii="Times New Roman" w:hAnsi="Times New Roman" w:eastAsia="Times New Roman" w:cs="Times New Roman"/>
+        </w:rPr>
+        <w:t xml:space="preserve"> c </w:t>
+      </w:r>
+      <w:r>
+        <w:rPr>
+          <w:rFonts w:hint="eastAsia" w:ascii="Times New Roman" w:hAnsi="Times New Roman" w:eastAsia="FangSong" w:cs="Times New Roman"/>
+        </w:rPr>
+        <w:t>轴方向</w:t>
+      </w:r>
+      <w:r>
+        <w:rPr>
+          <w:rFonts w:hint="eastAsia" w:ascii="Times New Roman" w:hAnsi="Times New Roman" w:eastAsia="Times New Roman" w:cs="Times New Roman"/>
+        </w:rPr>
+        <w:t>，Al</w:t>
+      </w:r>
+      <w:r>
+        <w:rPr>
+          <w:rFonts w:ascii="Times New Roman" w:hAnsi="Times New Roman" w:eastAsia="Times New Roman" w:cs="Times New Roman"/>
+        </w:rPr>
+        <w:t xml:space="preserve"> </w:t>
+      </w:r>
+      <w:r>
+        <w:rPr>
+          <w:rFonts w:hint="eastAsia" w:ascii="Times New Roman" w:hAnsi="Times New Roman" w:eastAsia="FangSong" w:cs="Times New Roman"/>
+        </w:rPr>
+        <w:t xml:space="preserve">和</w:t>
+      </w:r>
+      <w:r>
+        <w:rPr>
+          <w:rFonts w:ascii="Times New Roman" w:hAnsi="Times New Roman" w:eastAsia="Times New Roman" w:cs="Times New Roman"/>
+        </w:rPr>
+        <w:t xml:space="preserve"> N </w:t>
+      </w:r>
+      <w:r>
+        <w:rPr>
+          <w:rFonts w:hint="eastAsia" w:ascii="Times New Roman" w:hAnsi="Times New Roman" w:eastAsia="FangSong" w:cs="Times New Roman"/>
+        </w:rPr>
+        <w:t>原子的投影重合</w:t>
+      </w:r>
+      <w:r>
+        <w:rPr>
+          <w:rFonts w:hint="eastAsia" w:ascii="Times New Roman" w:hAnsi="Times New Roman" w:eastAsia="Times New Roman" w:cs="Times New Roman"/>
+        </w:rPr>
+        <w:t>。</w:t>
+      </w:r>
+    </w:p>
+    <w:p>
+      <w:pPr>
+        <w:spacing w:before="160" w:after="80"/>
+      </w:pPr>
+      <w:r>
+        <w:pict>
+          <v:rect style="width:0;height:1.5pt" o:hralign="center" o:hrstd="t" o:hr="t"/>
+        </w:pict>
+      </w:r>
+    </w:p>
+    <w:bookmarkEnd w:id="29"/>
+    <w:bookmarkStart w:id="30" w:name="第13题"/>
+    <w:p>
+      <w:pPr>
+        <w:pStyle w:val="Heading3"/>
+        <w:spacing w:before="280" w:after="120"/>
+      </w:pPr>
+      <w:r>
+        <w:rPr>
+          <w:rFonts w:hint="eastAsia" w:ascii="Times New Roman" w:hAnsi="Times New Roman" w:eastAsia="SimHei" w:cs="Times New Roman"/>
+        </w:rPr>
+        <w:t>第</w:t>
+      </w:r>
+      <w:r>
+        <w:rPr>
+          <w:rFonts w:hint="eastAsia" w:ascii="Times New Roman" w:hAnsi="Times New Roman" w:eastAsia="Times New Roman" w:cs="Times New Roman"/>
+        </w:rPr>
+        <w:t>13</w:t>
       </w:r>
       <w:r>
         <w:rPr>
@@ -4288,8 +3883,8 @@
         </w:pict>
       </w:r>
     </w:p>
-    <w:bookmarkEnd w:id="38"/>
-    <w:bookmarkStart w:id="39" w:name="第16题"/>
+    <w:bookmarkEnd w:id="30"/>
+    <w:bookmarkStart w:id="31" w:name="第14题"/>
     <w:p>
       <w:pPr>
         <w:pStyle w:val="Heading3"/>
@@ -4305,7 +3900,7 @@
         <w:rPr>
           <w:rFonts w:hint="eastAsia" w:ascii="Times New Roman" w:hAnsi="Times New Roman" w:eastAsia="Times New Roman" w:cs="Times New Roman"/>
         </w:rPr>
-        <w:t>16</w:t>
+        <w:t>14</w:t>
       </w:r>
       <w:r>
         <w:rPr>
@@ -5101,6 +4696,646 @@
           <w:rFonts w:ascii="Times New Roman" w:hAnsi="Times New Roman" w:eastAsia="Times New Roman" w:cs="Times New Roman"/>
         </w:rPr>
         <w:t xml:space="preserve">。</w:t>
+      </w:r>
+    </w:p>
+    <w:p>
+      <w:pPr>
+        <w:spacing w:before="160" w:after="80"/>
+      </w:pPr>
+      <w:r>
+        <w:pict>
+          <v:rect style="width:0;height:1.5pt" o:hralign="center" o:hrstd="t" o:hr="t"/>
+        </w:pict>
+      </w:r>
+    </w:p>
+    <w:bookmarkEnd w:id="31"/>
+    <w:bookmarkStart w:id="38" w:name="第15题"/>
+    <w:p>
+      <w:pPr>
+        <w:pStyle w:val="Heading3"/>
+        <w:spacing w:before="280" w:after="120"/>
+      </w:pPr>
+      <w:r>
+        <w:rPr>
+          <w:rFonts w:hint="eastAsia" w:ascii="Times New Roman" w:hAnsi="Times New Roman" w:eastAsia="SimHei" w:cs="Times New Roman"/>
+        </w:rPr>
+        <w:t>第</w:t>
+      </w:r>
+      <w:r>
+        <w:rPr>
+          <w:rFonts w:hint="eastAsia" w:ascii="Times New Roman" w:hAnsi="Times New Roman" w:eastAsia="Times New Roman" w:cs="Times New Roman"/>
+        </w:rPr>
+        <w:t>15</w:t>
+      </w:r>
+      <w:r>
+        <w:rPr>
+          <w:rFonts w:hint="eastAsia" w:ascii="Times New Roman" w:hAnsi="Times New Roman" w:eastAsia="SimHei" w:cs="Times New Roman"/>
+        </w:rPr>
+        <w:t>题</w:t>
+      </w:r>
+    </w:p>
+    <w:p>
+      <w:pPr>
+        <w:pStyle w:val="FirstParagraph"/>
+        <w:spacing w:before="160" w:after="80"/>
+        <w:jc w:val="center"/>
+      </w:pPr>
+      <w:r>
+        <w:rPr>
+          <w:rFonts w:ascii="Times New Roman" w:hAnsi="Times New Roman" w:eastAsia="Times New Roman" w:cs="Times New Roman"/>
+        </w:rPr>
+        <w:drawing>
+          <wp:inline>
+            <wp:extent cx="3600000" cy="1172442"/>
+            <wp:effectExtent b="0" l="0" r="0" t="0"/>
+            <wp:docPr descr="" title="" id="33" name="Picture"/>
+            <a:graphic>
+              <a:graphicData uri="http://schemas.openxmlformats.org/drawingml/2006/picture">
+                <pic:pic>
+                  <pic:nvPicPr>
+                    <pic:cNvPr descr="df7193a46740c4bcf08e7de89b5f4623e1d05d40f222629fd769587611e3e408.jpg" id="34" name="Picture"/>
+                    <pic:cNvPicPr>
+                      <a:picLocks noChangeArrowheads="1" noChangeAspect="1"/>
+                    </pic:cNvPicPr>
+                  </pic:nvPicPr>
+                  <pic:blipFill>
+                    <a:blip r:embed="rId32"/>
+                    <a:stretch>
+                      <a:fillRect/>
+                    </a:stretch>
+                  </pic:blipFill>
+                  <pic:spPr bwMode="auto">
+                    <a:xfrm>
+                      <a:off x="0" y="0"/>
+                      <a:ext cx="3600000" cy="1172442"/>
+                    </a:xfrm>
+                    <a:prstGeom prst="rect">
+                      <a:avLst/>
+                    </a:prstGeom>
+                    <a:noFill/>
+                    <a:ln w="9525">
+                      <a:noFill/>
+                      <a:headEnd/>
+                      <a:tailEnd/>
+                    </a:ln>
+                  </pic:spPr>
+                </pic:pic>
+              </a:graphicData>
+            </a:graphic>
+          </wp:inline>
+        </w:drawing>
+      </w:r>
+    </w:p>
+    <w:p>
+      <w:pPr>
+        <w:pStyle w:val="BodyText"/>
+      </w:pPr>
+      <w:r>
+        <w:rPr>
+          <w:rFonts w:hint="eastAsia" w:ascii="Times New Roman" w:hAnsi="Times New Roman" w:eastAsia="FangSong" w:cs="Times New Roman"/>
+        </w:rPr>
+        <w:t xml:space="preserve">其中</w:t>
+      </w:r>
+      <w:r>
+        <w:rPr>
+          <w:rFonts w:ascii="Times New Roman" w:hAnsi="Times New Roman" w:eastAsia="Times New Roman" w:cs="Times New Roman"/>
+        </w:rPr>
+        <w:t xml:space="preserve"> Mn </w:t>
+      </w:r>
+      <w:r>
+        <w:rPr>
+          <w:rFonts w:hint="eastAsia" w:ascii="Times New Roman" w:hAnsi="Times New Roman" w:eastAsia="FangSong" w:cs="Times New Roman"/>
+        </w:rPr>
+        <w:t xml:space="preserve">的质量分数为</w:t>
+      </w:r>
+      <w:r>
+        <w:rPr>
+          <w:rFonts w:ascii="Times New Roman" w:hAnsi="Times New Roman" w:eastAsia="Times New Roman" w:cs="Times New Roman"/>
+        </w:rPr>
+        <w:t xml:space="preserve"> 11.87%, H </w:t>
+      </w:r>
+      <w:r>
+        <w:rPr>
+          <w:rFonts w:hint="eastAsia" w:ascii="Times New Roman" w:hAnsi="Times New Roman" w:eastAsia="FangSong" w:cs="Times New Roman"/>
+        </w:rPr>
+        <w:t xml:space="preserve">的质量分数为</w:t>
+      </w:r>
+      <w:r>
+        <w:rPr>
+          <w:rFonts w:ascii="Times New Roman" w:hAnsi="Times New Roman" w:eastAsia="Times New Roman" w:cs="Times New Roman"/>
+        </w:rPr>
+        <w:t xml:space="preserve"> </w:t>
+      </w:r>
+      <w:r>
+        <w:rPr>
+          <w:rFonts w:hint="eastAsia" w:ascii="Times New Roman" w:hAnsi="Times New Roman" w:eastAsia="Times New Roman" w:cs="Times New Roman"/>
+        </w:rPr>
+        <w:t>5.23%。</w:t>
+      </w:r>
+      <w:r>
+        <w:rPr>
+          <w:rFonts w:hint="eastAsia" w:ascii="Times New Roman" w:hAnsi="Times New Roman" w:eastAsia="FangSong" w:cs="Times New Roman"/>
+        </w:rPr>
+        <w:t>画出该物质的结构</w:t>
+      </w:r>
+      <w:r>
+        <w:rPr>
+          <w:rFonts w:hint="eastAsia" w:ascii="Times New Roman" w:hAnsi="Times New Roman" w:eastAsia="Times New Roman" w:cs="Times New Roman"/>
+        </w:rPr>
+        <w:t>,</w:t>
+      </w:r>
+      <w:r>
+        <w:rPr>
+          <w:rFonts w:ascii="Times New Roman" w:hAnsi="Times New Roman" w:eastAsia="Times New Roman" w:cs="Times New Roman"/>
+        </w:rPr>
+        <w:t xml:space="preserve"> </w:t>
+      </w:r>
+      <w:r>
+        <w:rPr>
+          <w:rFonts w:hint="eastAsia" w:ascii="Times New Roman" w:hAnsi="Times New Roman" w:eastAsia="FangSong" w:cs="Times New Roman"/>
+        </w:rPr>
+        <w:t>讨论其是否可能有旋光异构体</w:t>
+      </w:r>
+      <w:r>
+        <w:rPr>
+          <w:rFonts w:hint="eastAsia" w:ascii="Times New Roman" w:hAnsi="Times New Roman" w:eastAsia="Times New Roman" w:cs="Times New Roman"/>
+        </w:rPr>
+        <w:t>。</w:t>
+      </w:r>
+    </w:p>
+    <w:p>
+      <w:pPr>
+        <w:pStyle w:val="BodyText"/>
+      </w:pPr>
+      <w:r>
+        <w:rPr>
+          <w:rFonts w:hint="eastAsia" w:ascii="Times New Roman" w:hAnsi="Times New Roman" w:eastAsia="FangSong" w:cs="Times New Roman"/>
+        </w:rPr>
+        <w:t>如下左图所示</w:t>
+      </w:r>
+      <w:r>
+        <w:rPr>
+          <w:rFonts w:hint="eastAsia" w:ascii="Times New Roman" w:hAnsi="Times New Roman" w:eastAsia="Times New Roman" w:cs="Times New Roman"/>
+        </w:rPr>
+        <w:t>。</w:t>
+      </w:r>
+    </w:p>
+    <w:p>
+      <w:pPr>
+        <w:pStyle w:val="BodyText"/>
+        <w:spacing w:before="160" w:after="80"/>
+        <w:jc w:val="center"/>
+      </w:pPr>
+      <w:r>
+        <w:rPr>
+          <w:rFonts w:ascii="Times New Roman" w:hAnsi="Times New Roman" w:eastAsia="Times New Roman" w:cs="Times New Roman"/>
+        </w:rPr>
+        <w:drawing>
+          <wp:inline>
+            <wp:extent cx="3600000" cy="1330714"/>
+            <wp:effectExtent b="0" l="0" r="0" t="0"/>
+            <wp:docPr descr="" title="" id="36" name="Picture"/>
+            <a:graphic>
+              <a:graphicData uri="http://schemas.openxmlformats.org/drawingml/2006/picture">
+                <pic:pic>
+                  <pic:nvPicPr>
+                    <pic:cNvPr descr="677a4e2ff36ac55d5fac405c3ce1cd536b6bf71dbf780fe40e7a3cc0481fc54c.jpg" id="37" name="Picture"/>
+                    <pic:cNvPicPr>
+                      <a:picLocks noChangeArrowheads="1" noChangeAspect="1"/>
+                    </pic:cNvPicPr>
+                  </pic:nvPicPr>
+                  <pic:blipFill>
+                    <a:blip r:embed="rId35"/>
+                    <a:stretch>
+                      <a:fillRect/>
+                    </a:stretch>
+                  </pic:blipFill>
+                  <pic:spPr bwMode="auto">
+                    <a:xfrm>
+                      <a:off x="0" y="0"/>
+                      <a:ext cx="3600000" cy="1330714"/>
+                    </a:xfrm>
+                    <a:prstGeom prst="rect">
+                      <a:avLst/>
+                    </a:prstGeom>
+                    <a:noFill/>
+                    <a:ln w="9525">
+                      <a:noFill/>
+                      <a:headEnd/>
+                      <a:tailEnd/>
+                    </a:ln>
+                  </pic:spPr>
+                </pic:pic>
+              </a:graphicData>
+            </a:graphic>
+          </wp:inline>
+        </w:drawing>
+      </w:r>
+    </w:p>
+    <w:p>
+      <w:pPr>
+        <w:pStyle w:val="BodyText"/>
+      </w:pPr>
+      <w:r>
+        <w:rPr>
+          <w:rFonts w:hint="eastAsia" w:ascii="Times New Roman" w:hAnsi="Times New Roman" w:eastAsia="FangSong" w:cs="Times New Roman"/>
+        </w:rPr>
+        <w:t>如上右图所示</w:t>
+      </w:r>
+      <w:r>
+        <w:rPr>
+          <w:rFonts w:hint="eastAsia" w:ascii="Times New Roman" w:hAnsi="Times New Roman" w:eastAsia="Times New Roman" w:cs="Times New Roman"/>
+        </w:rPr>
+        <w:t>，</w:t>
+      </w:r>
+      <w:r>
+        <w:rPr>
+          <w:rFonts w:hint="eastAsia" w:ascii="Times New Roman" w:hAnsi="Times New Roman" w:eastAsia="FangSong" w:cs="Times New Roman"/>
+        </w:rPr>
+        <w:t>若环己二胺为顺式</w:t>
+      </w:r>
+      <w:r>
+        <w:rPr>
+          <w:rFonts w:hint="eastAsia" w:ascii="Times New Roman" w:hAnsi="Times New Roman" w:eastAsia="Times New Roman" w:cs="Times New Roman"/>
+        </w:rPr>
+        <w:t>，</w:t>
+      </w:r>
+      <w:r>
+        <w:rPr>
+          <w:rFonts w:hint="eastAsia" w:ascii="Times New Roman" w:hAnsi="Times New Roman" w:eastAsia="FangSong" w:cs="Times New Roman"/>
+        </w:rPr>
+        <w:t>没有旋光异构体</w:t>
+      </w:r>
+      <w:r>
+        <w:rPr>
+          <w:rFonts w:hint="eastAsia" w:ascii="Times New Roman" w:hAnsi="Times New Roman" w:eastAsia="Times New Roman" w:cs="Times New Roman"/>
+        </w:rPr>
+        <w:t>；</w:t>
+      </w:r>
+      <w:r>
+        <w:rPr>
+          <w:rFonts w:hint="eastAsia" w:ascii="Times New Roman" w:hAnsi="Times New Roman" w:eastAsia="FangSong" w:cs="Times New Roman"/>
+        </w:rPr>
+        <w:t>但倘若环己二胺为反式</w:t>
+      </w:r>
+      <w:r>
+        <w:rPr>
+          <w:rFonts w:hint="eastAsia" w:ascii="Times New Roman" w:hAnsi="Times New Roman" w:eastAsia="Times New Roman" w:cs="Times New Roman"/>
+        </w:rPr>
+        <w:t>，</w:t>
+      </w:r>
+      <w:r>
+        <w:rPr>
+          <w:rFonts w:hint="eastAsia" w:ascii="Times New Roman" w:hAnsi="Times New Roman" w:eastAsia="FangSong" w:cs="Times New Roman"/>
+        </w:rPr>
+        <w:t>则配合物就不具有对称面了</w:t>
+      </w:r>
+      <w:r>
+        <w:rPr>
+          <w:rFonts w:hint="eastAsia" w:ascii="Times New Roman" w:hAnsi="Times New Roman" w:eastAsia="Times New Roman" w:cs="Times New Roman"/>
+        </w:rPr>
+        <w:t>，</w:t>
+      </w:r>
+      <w:r>
+        <w:rPr>
+          <w:rFonts w:hint="eastAsia" w:ascii="Times New Roman" w:hAnsi="Times New Roman" w:eastAsia="FangSong" w:cs="Times New Roman"/>
+        </w:rPr>
+        <w:t>因而存在旋光异构</w:t>
+      </w:r>
+      <w:r>
+        <w:rPr>
+          <w:rFonts w:hint="eastAsia" w:ascii="Times New Roman" w:hAnsi="Times New Roman" w:eastAsia="Times New Roman" w:cs="Times New Roman"/>
+        </w:rPr>
+        <w:t>。</w:t>
+      </w:r>
+    </w:p>
+    <w:p>
+      <w:pPr>
+        <w:spacing w:before="160" w:after="80"/>
+      </w:pPr>
+      <w:r>
+        <w:pict>
+          <v:rect style="width:0;height:1.5pt" o:hralign="center" o:hrstd="t" o:hr="t"/>
+        </w:pict>
+      </w:r>
+    </w:p>
+    <w:bookmarkEnd w:id="38"/>
+    <w:bookmarkStart w:id="39" w:name="第16题"/>
+    <w:p>
+      <w:pPr>
+        <w:pStyle w:val="Heading3"/>
+        <w:spacing w:before="280" w:after="120"/>
+      </w:pPr>
+      <w:r>
+        <w:rPr>
+          <w:rFonts w:hint="eastAsia" w:ascii="Times New Roman" w:hAnsi="Times New Roman" w:eastAsia="SimHei" w:cs="Times New Roman"/>
+        </w:rPr>
+        <w:t>第</w:t>
+      </w:r>
+      <w:r>
+        <w:rPr>
+          <w:rFonts w:hint="eastAsia" w:ascii="Times New Roman" w:hAnsi="Times New Roman" w:eastAsia="Times New Roman" w:cs="Times New Roman"/>
+        </w:rPr>
+        <w:t>16</w:t>
+      </w:r>
+      <w:r>
+        <w:rPr>
+          <w:rFonts w:hint="eastAsia" w:ascii="Times New Roman" w:hAnsi="Times New Roman" w:eastAsia="SimHei" w:cs="Times New Roman"/>
+        </w:rPr>
+        <w:t>题</w:t>
+      </w:r>
+    </w:p>
+    <w:p>
+      <w:pPr>
+        <w:pStyle w:val="FirstParagraph"/>
+      </w:pPr>
+      <w:r>
+        <w:rPr>
+          <w:rFonts w:hint="eastAsia" w:ascii="Times New Roman" w:hAnsi="Times New Roman" w:eastAsia="FangSong" w:cs="Times New Roman"/>
+        </w:rPr>
+        <w:t>单晶衍射实验证明</w:t>
+      </w:r>
+      <w:r>
+        <w:rPr>
+          <w:rFonts w:hint="eastAsia" w:ascii="Times New Roman" w:hAnsi="Times New Roman" w:eastAsia="Times New Roman" w:cs="Times New Roman"/>
+        </w:rPr>
+        <w:t>，</w:t>
+      </w:r>
+      <w:r>
+        <w:rPr>
+          <w:rFonts w:hint="eastAsia" w:ascii="Times New Roman" w:hAnsi="Times New Roman" w:eastAsia="FangSong" w:cs="Times New Roman"/>
+        </w:rPr>
+        <w:t>配合物</w:t>
+      </w:r>
+      <w:r>
+        <w:rPr>
+          <w:rFonts w:ascii="Times New Roman" w:hAnsi="Times New Roman" w:eastAsia="Times New Roman" w:cs="Times New Roman"/>
+        </w:rPr>
+        <w:t xml:space="preserve"> </w:t>
+      </w:r>
+      <m:oMath>
+        <m:oMathPr>
+          <m:ctrlPr>
+            <w:rPr>
+              <w:sz w:val="28"/>
+              <w:szCs w:val="28"/>
+            </w:rPr>
+          </m:ctrlPr>
+        </m:oMathPr>
+        <m:d>
+          <m:dPr>
+            <m:begChr m:val="["/>
+            <m:sepChr m:val=""/>
+            <m:endChr m:val="]"/>
+            <m:grow/>
+          </m:dPr>
+          <m:e>
+            <m:sSub>
+              <m:e>
+                <m:r>
+                  <m:rPr>
+                    <m:sty m:val="p"/>
+                  </m:rPr>
+                  <m:t>C</m:t>
+                </m:r>
+                <m:r>
+                  <m:rPr>
+                    <m:sty m:val="p"/>
+                  </m:rPr>
+                  <m:t>r</m:t>
+                </m:r>
+              </m:e>
+              <m:sub>
+                <m:r>
+                  <m:t>3</m:t>
+                </m:r>
+              </m:sub>
+            </m:sSub>
+            <m:r>
+              <m:rPr>
+                <m:sty m:val="p"/>
+              </m:rPr>
+              <m:t>O</m:t>
+            </m:r>
+            <m:sSub>
+              <m:e>
+                <m:d>
+                  <m:dPr>
+                    <m:begChr m:val="("/>
+                    <m:sepChr m:val=""/>
+                    <m:endChr m:val=")"/>
+                    <m:grow/>
+                  </m:dPr>
+                  <m:e>
+                    <m:sSub>
+                      <m:e>
+                        <m:r>
+                          <m:rPr>
+                            <m:sty m:val="p"/>
+                          </m:rPr>
+                          <m:t>C</m:t>
+                        </m:r>
+                        <m:r>
+                          <m:rPr>
+                            <m:sty m:val="p"/>
+                          </m:rPr>
+                          <m:t>H</m:t>
+                        </m:r>
+                      </m:e>
+                      <m:sub>
+                        <m:r>
+                          <m:t>3</m:t>
+                        </m:r>
+                      </m:sub>
+                    </m:sSub>
+                    <m:r>
+                      <m:rPr>
+                        <m:sty m:val="p"/>
+                      </m:rPr>
+                      <m:t>C</m:t>
+                    </m:r>
+                    <m:r>
+                      <m:rPr>
+                        <m:sty m:val="p"/>
+                      </m:rPr>
+                      <m:t>O</m:t>
+                    </m:r>
+                    <m:r>
+                      <m:rPr>
+                        <m:sty m:val="p"/>
+                      </m:rPr>
+                      <m:t>O</m:t>
+                    </m:r>
+                  </m:e>
+                </m:d>
+              </m:e>
+              <m:sub>
+                <m:r>
+                  <m:t>6</m:t>
+                </m:r>
+              </m:sub>
+            </m:sSub>
+            <m:sSub>
+              <m:e>
+                <m:d>
+                  <m:dPr>
+                    <m:begChr m:val="("/>
+                    <m:sepChr m:val=""/>
+                    <m:endChr m:val=")"/>
+                    <m:grow/>
+                  </m:dPr>
+                  <m:e>
+                    <m:sSub>
+                      <m:e>
+                        <m:r>
+                          <m:rPr>
+                            <m:sty m:val="p"/>
+                          </m:rPr>
+                          <m:t>H</m:t>
+                        </m:r>
+                      </m:e>
+                      <m:sub>
+                        <m:r>
+                          <m:t>2</m:t>
+                        </m:r>
+                      </m:sub>
+                    </m:sSub>
+                    <m:r>
+                      <m:rPr>
+                        <m:sty m:val="p"/>
+                      </m:rPr>
+                      <m:t>O</m:t>
+                    </m:r>
+                  </m:e>
+                </m:d>
+              </m:e>
+              <m:sub>
+                <m:r>
+                  <m:t>3</m:t>
+                </m:r>
+              </m:sub>
+            </m:sSub>
+          </m:e>
+        </m:d>
+        <m:r>
+          <m:rPr>
+            <m:sty m:val="p"/>
+          </m:rPr>
+          <m:t>C</m:t>
+        </m:r>
+        <m:r>
+          <m:rPr>
+            <m:sty m:val="p"/>
+          </m:rPr>
+          <m:t>l</m:t>
+        </m:r>
+        <m:r>
+          <m:rPr>
+            <m:sty m:val="p"/>
+          </m:rPr>
+          <m:t>⋅</m:t>
+        </m:r>
+        <m:r>
+          <m:t>8</m:t>
+        </m:r>
+        <m:sSub>
+          <m:e>
+            <m:r>
+              <m:rPr>
+                <m:sty m:val="p"/>
+              </m:rPr>
+              <m:t>H</m:t>
+            </m:r>
+          </m:e>
+          <m:sub>
+            <m:r>
+              <m:t>2</m:t>
+            </m:r>
+          </m:sub>
+        </m:sSub>
+        <m:r>
+          <m:rPr>
+            <m:sty m:val="p"/>
+          </m:rPr>
+          <m:t>O</m:t>
+        </m:r>
+      </m:oMath>
+      <w:r>
+        <w:rPr>
+          <w:rFonts w:ascii="Times New Roman" w:hAnsi="Times New Roman" w:eastAsia="Times New Roman" w:cs="Times New Roman"/>
+        </w:rPr>
+        <w:t xml:space="preserve"> </w:t>
+      </w:r>
+      <w:r>
+        <w:rPr>
+          <w:rFonts w:hint="eastAsia" w:ascii="Times New Roman" w:hAnsi="Times New Roman" w:eastAsia="FangSong" w:cs="Times New Roman"/>
+        </w:rPr>
+        <w:t>中</w:t>
+      </w:r>
+      <w:r>
+        <w:rPr>
+          <w:rFonts w:hint="eastAsia" w:ascii="Times New Roman" w:hAnsi="Times New Roman" w:eastAsia="Times New Roman" w:cs="Times New Roman"/>
+        </w:rPr>
+        <w:t>，Cr</w:t>
+      </w:r>
+      <w:r>
+        <w:rPr>
+          <w:rFonts w:hint="eastAsia" w:ascii="Times New Roman" w:hAnsi="Times New Roman" w:eastAsia="FangSong" w:cs="Times New Roman"/>
+        </w:rPr>
+        <w:t>化学环境完全相同</w:t>
+      </w:r>
+      <w:r>
+        <w:rPr>
+          <w:rFonts w:hint="eastAsia" w:ascii="Times New Roman" w:hAnsi="Times New Roman" w:eastAsia="Times New Roman" w:cs="Times New Roman"/>
+        </w:rPr>
+        <w:t>，</w:t>
+      </w:r>
+      <w:r>
+        <w:rPr>
+          <w:rFonts w:hint="eastAsia" w:ascii="Times New Roman" w:hAnsi="Times New Roman" w:eastAsia="FangSong" w:cs="Times New Roman"/>
+        </w:rPr>
+        <w:t>乙酸根为桥连配体</w:t>
+      </w:r>
+      <w:r>
+        <w:rPr>
+          <w:rFonts w:hint="eastAsia" w:ascii="Times New Roman" w:hAnsi="Times New Roman" w:eastAsia="Times New Roman" w:cs="Times New Roman"/>
+        </w:rPr>
+        <w:t>，</w:t>
+      </w:r>
+      <w:r>
+        <w:rPr>
+          <w:rFonts w:hint="eastAsia" w:ascii="Times New Roman" w:hAnsi="Times New Roman" w:eastAsia="FangSong" w:cs="Times New Roman"/>
+        </w:rPr>
+        <w:t>水为单齿配体</w:t>
+      </w:r>
+      <w:r>
+        <w:rPr>
+          <w:rFonts w:hint="eastAsia" w:ascii="Times New Roman" w:hAnsi="Times New Roman" w:eastAsia="Times New Roman" w:cs="Times New Roman"/>
+        </w:rPr>
+        <w:t>，</w:t>
+      </w:r>
+      <w:r>
+        <w:rPr>
+          <w:rFonts w:hint="eastAsia" w:ascii="Times New Roman" w:hAnsi="Times New Roman" w:eastAsia="FangSong" w:cs="Times New Roman"/>
+        </w:rPr>
+        <w:t>试给出其结构</w:t>
+      </w:r>
+      <w:r>
+        <w:rPr>
+          <w:rFonts w:hint="eastAsia" w:ascii="Times New Roman" w:hAnsi="Times New Roman" w:eastAsia="Times New Roman" w:cs="Times New Roman"/>
+        </w:rPr>
+        <w:t>。</w:t>
+      </w:r>
+    </w:p>
+    <w:p>
+      <w:pPr>
+        <w:pStyle w:val="BodyText"/>
+      </w:pPr>
+      <w:r>
+        <w:rPr>
+          <w:rFonts w:ascii="Times New Roman" w:hAnsi="Times New Roman" w:eastAsia="Times New Roman" w:cs="Times New Roman"/>
+        </w:rPr>
+        <w:t xml:space="preserve">(Greenwood, Norman Neill, and Alan Earnshaw. Chemistry of the Elements. Elsevier, 2012)</w:t>
       </w:r>
     </w:p>
     <w:p>

--- a/00-首页/题组Word/第一轮·综合套卷/第一轮综合卷02（学生版）.docx
+++ b/00-首页/题组Word/第一轮·综合套卷/第一轮综合卷02（学生版）.docx
@@ -1652,14 +1652,14 @@
         </w:rPr>
         <w:drawing>
           <wp:inline>
-            <wp:extent cx="3240000" cy="4584609"/>
+            <wp:extent cx="3600000" cy="938571"/>
             <wp:effectExtent b="0" l="0" r="0" t="0"/>
             <wp:docPr descr="" title="" id="15" name="Picture"/>
             <a:graphic>
               <a:graphicData uri="http://schemas.openxmlformats.org/drawingml/2006/picture">
                 <pic:pic>
                   <pic:nvPicPr>
-                    <pic:cNvPr descr="06-外部资料导入/真题/省预赛/images/2023-浙江预赛_p15.png" id="16" name="Picture"/>
+                    <pic:cNvPr descr="55927f5d7d675ccc.png" id="16" name="Picture"/>
                     <pic:cNvPicPr>
                       <a:picLocks noChangeArrowheads="1" noChangeAspect="1"/>
                     </pic:cNvPicPr>
@@ -1673,7 +1673,7 @@
                   <pic:spPr bwMode="auto">
                     <a:xfrm>
                       <a:off x="0" y="0"/>
-                      <a:ext cx="3240000" cy="4584609"/>
+                      <a:ext cx="3600000" cy="938571"/>
                     </a:xfrm>
                     <a:prstGeom prst="rect">
                       <a:avLst/>

--- a/00-首页/题组Word/第一轮·综合套卷/第一轮综合卷02（学生版）.docx
+++ b/00-首页/题组Word/第一轮·综合套卷/第一轮综合卷02（学生版）.docx
@@ -169,10 +169,6 @@
     <w:p>
       <w:pPr>
         <w:pStyle w:val="Compact"/>
-        <w:numPr>
-          <w:ilvl w:val="0"/>
-          <w:numId w:val="1001"/>
-        </w:numPr>
       </w:pPr>
       <w:r>
         <w:rPr>
@@ -215,10 +211,6 @@
     <w:p>
       <w:pPr>
         <w:pStyle w:val="Compact"/>
-        <w:numPr>
-          <w:ilvl w:val="0"/>
-          <w:numId w:val="1001"/>
-        </w:numPr>
       </w:pPr>
       <w:r>
         <w:rPr>
@@ -297,10 +289,6 @@
     <w:p>
       <w:pPr>
         <w:pStyle w:val="Compact"/>
-        <w:numPr>
-          <w:ilvl w:val="0"/>
-          <w:numId w:val="1001"/>
-        </w:numPr>
       </w:pPr>
       <w:r>
         <w:rPr>
@@ -331,10 +319,6 @@
     <w:p>
       <w:pPr>
         <w:pStyle w:val="Compact"/>
-        <w:numPr>
-          <w:ilvl w:val="0"/>
-          <w:numId w:val="1001"/>
-        </w:numPr>
       </w:pPr>
       <w:r>
         <w:rPr>
@@ -361,6 +345,16 @@
         </w:rPr>
         <w:t xml:space="preserve">分子具有旋光性</w:t>
       </w:r>
+    </w:p>
+    <w:p>
+      <w:pPr>
+        <w:spacing w:before="0" w:after="0"/>
+      </w:pPr>
+    </w:p>
+    <w:p>
+      <w:pPr>
+        <w:spacing w:before="0" w:after="0"/>
+      </w:pPr>
     </w:p>
     <w:p>
       <w:pPr>
@@ -592,17 +586,64 @@
     <w:p>
       <w:pPr>
         <w:pStyle w:val="Compact"/>
-        <w:numPr>
-          <w:ilvl w:val="0"/>
-          <w:numId w:val="1002"/>
-        </w:numPr>
-      </w:pPr>
-      <w:r>
-        <w:rPr>
-          <w:rFonts w:ascii="Times New Roman" w:hAnsi="Times New Roman" w:eastAsia="Times New Roman" w:cs="Times New Roman"/>
-        </w:rPr>
-        <w:t xml:space="preserve">A. 1 2 1 3　　B. 2 2 5 3　　C. 2 3 5 6　　D. 4 2 1 3</w:t>
-      </w:r>
+        <w:ind w:left="480" w:hanging="480"/>
+        <w:spacing w:after="0"/>
+      </w:pPr>
+      <w:r>
+        <w:rPr>
+          <w:rFonts w:ascii="Times New Roman" w:hAnsi="Times New Roman" w:eastAsia="Times New Roman" w:cs="Times New Roman"/>
+        </w:rPr>
+        <w:t xml:space="preserve">A. 1 2 1 3　　</w:t>
+      </w:r>
+    </w:p>
+    <w:p>
+      <w:pPr>
+        <w:pStyle w:val="Compact"/>
+        <w:ind w:left="480" w:hanging="480"/>
+        <w:spacing w:before="0" w:after="0"/>
+      </w:pPr>
+      <w:r>
+        <w:rPr>
+          <w:rFonts w:ascii="Times New Roman" w:hAnsi="Times New Roman" w:eastAsia="Times New Roman" w:cs="Times New Roman"/>
+        </w:rPr>
+        <w:t xml:space="preserve">B. 2 2 5 3　　</w:t>
+      </w:r>
+    </w:p>
+    <w:p>
+      <w:pPr>
+        <w:pStyle w:val="Compact"/>
+        <w:ind w:left="480" w:hanging="480"/>
+        <w:spacing w:before="0" w:after="0"/>
+      </w:pPr>
+      <w:r>
+        <w:rPr>
+          <w:rFonts w:ascii="Times New Roman" w:hAnsi="Times New Roman" w:eastAsia="Times New Roman" w:cs="Times New Roman"/>
+        </w:rPr>
+        <w:t xml:space="preserve">C. 2 3 5 6　　</w:t>
+      </w:r>
+    </w:p>
+    <w:p>
+      <w:pPr>
+        <w:pStyle w:val="Compact"/>
+        <w:ind w:left="480" w:hanging="480"/>
+        <w:spacing w:before="0" w:after="36"/>
+      </w:pPr>
+      <w:r>
+        <w:rPr>
+          <w:rFonts w:ascii="Times New Roman" w:hAnsi="Times New Roman" w:eastAsia="Times New Roman" w:cs="Times New Roman"/>
+        </w:rPr>
+        <w:t xml:space="preserve">D. 4 2 1 3</w:t>
+      </w:r>
+    </w:p>
+    <w:p>
+      <w:pPr>
+        <w:spacing w:before="0" w:after="0"/>
+      </w:pPr>
+    </w:p>
+    <w:p>
+      <w:pPr>
+        <w:spacing w:before="0" w:after="0"/>
+      </w:pPr>
     </w:p>
     <w:p>
       <w:pPr>
@@ -654,10 +695,6 @@
     <w:p>
       <w:pPr>
         <w:pStyle w:val="Compact"/>
-        <w:numPr>
-          <w:ilvl w:val="0"/>
-          <w:numId w:val="1003"/>
-        </w:numPr>
       </w:pPr>
       <w:r>
         <w:rPr>
@@ -713,10 +750,6 @@
     <w:p>
       <w:pPr>
         <w:pStyle w:val="Compact"/>
-        <w:numPr>
-          <w:ilvl w:val="0"/>
-          <w:numId w:val="1003"/>
-        </w:numPr>
       </w:pPr>
       <w:r>
         <w:rPr>
@@ -759,10 +792,6 @@
     <w:p>
       <w:pPr>
         <w:pStyle w:val="Compact"/>
-        <w:numPr>
-          <w:ilvl w:val="0"/>
-          <w:numId w:val="1003"/>
-        </w:numPr>
       </w:pPr>
       <w:r>
         <w:rPr>
@@ -806,10 +835,6 @@
     <w:p>
       <w:pPr>
         <w:pStyle w:val="Compact"/>
-        <w:numPr>
-          <w:ilvl w:val="0"/>
-          <w:numId w:val="1003"/>
-        </w:numPr>
       </w:pPr>
       <w:r>
         <w:rPr>
@@ -823,6 +848,16 @@
         </w:rPr>
         <w:t xml:space="preserve">金刚石和石墨具有相同的熔点</w:t>
       </w:r>
+    </w:p>
+    <w:p>
+      <w:pPr>
+        <w:spacing w:before="0" w:after="0"/>
+      </w:pPr>
+    </w:p>
+    <w:p>
+      <w:pPr>
+        <w:spacing w:before="0" w:after="0"/>
+      </w:pPr>
     </w:p>
     <w:p>
       <w:pPr>
@@ -947,17 +982,64 @@
     <w:p>
       <w:pPr>
         <w:pStyle w:val="Compact"/>
-        <w:numPr>
-          <w:ilvl w:val="0"/>
-          <w:numId w:val="1004"/>
-        </w:numPr>
-      </w:pPr>
-      <w:r>
-        <w:rPr>
-          <w:rFonts w:ascii="Times New Roman" w:hAnsi="Times New Roman" w:eastAsia="Times New Roman" w:cs="Times New Roman"/>
-        </w:rPr>
-        <w:t xml:space="preserve">A. N=N=O　　B. N≡N—O　　C. N—N≡O　　D. N=O=N</w:t>
-      </w:r>
+        <w:ind w:left="480" w:hanging="480"/>
+        <w:spacing w:after="0"/>
+      </w:pPr>
+      <w:r>
+        <w:rPr>
+          <w:rFonts w:ascii="Times New Roman" w:hAnsi="Times New Roman" w:eastAsia="Times New Roman" w:cs="Times New Roman"/>
+        </w:rPr>
+        <w:t xml:space="preserve">A. N=N=O　　</w:t>
+      </w:r>
+    </w:p>
+    <w:p>
+      <w:pPr>
+        <w:pStyle w:val="Compact"/>
+        <w:ind w:left="480" w:hanging="480"/>
+        <w:spacing w:before="0" w:after="0"/>
+      </w:pPr>
+      <w:r>
+        <w:rPr>
+          <w:rFonts w:ascii="Times New Roman" w:hAnsi="Times New Roman" w:eastAsia="Times New Roman" w:cs="Times New Roman"/>
+        </w:rPr>
+        <w:t xml:space="preserve">B. N≡N—O　　</w:t>
+      </w:r>
+    </w:p>
+    <w:p>
+      <w:pPr>
+        <w:pStyle w:val="Compact"/>
+        <w:ind w:left="480" w:hanging="480"/>
+        <w:spacing w:before="0" w:after="0"/>
+      </w:pPr>
+      <w:r>
+        <w:rPr>
+          <w:rFonts w:ascii="Times New Roman" w:hAnsi="Times New Roman" w:eastAsia="Times New Roman" w:cs="Times New Roman"/>
+        </w:rPr>
+        <w:t xml:space="preserve">C. N—N≡O　　</w:t>
+      </w:r>
+    </w:p>
+    <w:p>
+      <w:pPr>
+        <w:pStyle w:val="Compact"/>
+        <w:ind w:left="480" w:hanging="480"/>
+        <w:spacing w:before="0" w:after="36"/>
+      </w:pPr>
+      <w:r>
+        <w:rPr>
+          <w:rFonts w:ascii="Times New Roman" w:hAnsi="Times New Roman" w:eastAsia="Times New Roman" w:cs="Times New Roman"/>
+        </w:rPr>
+        <w:t xml:space="preserve">D. N=O=N</w:t>
+      </w:r>
+    </w:p>
+    <w:p>
+      <w:pPr>
+        <w:spacing w:before="0" w:after="0"/>
+      </w:pPr>
+    </w:p>
+    <w:p>
+      <w:pPr>
+        <w:spacing w:before="0" w:after="0"/>
+      </w:pPr>
     </w:p>
     <w:p>
       <w:pPr>
@@ -1379,10 +1461,6 @@
     <w:p>
       <w:pPr>
         <w:pStyle w:val="Compact"/>
-        <w:numPr>
-          <w:ilvl w:val="0"/>
-          <w:numId w:val="1006"/>
-        </w:numPr>
       </w:pPr>
       <w:r>
         <w:rPr>
@@ -1425,10 +1503,6 @@
     <w:p>
       <w:pPr>
         <w:pStyle w:val="Compact"/>
-        <w:numPr>
-          <w:ilvl w:val="0"/>
-          <w:numId w:val="1006"/>
-        </w:numPr>
       </w:pPr>
       <w:r>
         <w:rPr>
@@ -1459,10 +1533,6 @@
     <w:p>
       <w:pPr>
         <w:pStyle w:val="Compact"/>
-        <w:numPr>
-          <w:ilvl w:val="0"/>
-          <w:numId w:val="1006"/>
-        </w:numPr>
       </w:pPr>
       <w:r>
         <w:rPr>
@@ -1493,10 +1563,6 @@
     <w:p>
       <w:pPr>
         <w:pStyle w:val="Compact"/>
-        <w:numPr>
-          <w:ilvl w:val="0"/>
-          <w:numId w:val="1006"/>
-        </w:numPr>
       </w:pPr>
       <w:r>
         <w:rPr>
@@ -1550,6 +1616,16 @@
         </w:rPr>
         <w:t>)</w:t>
       </w:r>
+    </w:p>
+    <w:p>
+      <w:pPr>
+        <w:spacing w:before="0" w:after="0"/>
+      </w:pPr>
+    </w:p>
+    <w:p>
+      <w:pPr>
+        <w:spacing w:before="0" w:after="0"/>
+      </w:pPr>
     </w:p>
     <w:p>
       <w:pPr>
@@ -1652,7 +1728,7 @@
         </w:rPr>
         <w:drawing>
           <wp:inline>
-            <wp:extent cx="3600000" cy="938571"/>
+            <wp:extent cx="3124284" cy="938571"/>
             <wp:effectExtent b="0" l="0" r="0" t="0"/>
             <wp:docPr descr="" title="" id="15" name="Picture"/>
             <a:graphic>
@@ -1673,7 +1749,7 @@
                   <pic:spPr bwMode="auto">
                     <a:xfrm>
                       <a:off x="0" y="0"/>
-                      <a:ext cx="3600000" cy="938571"/>
+                      <a:ext cx="3124284" cy="938571"/>
                     </a:xfrm>
                     <a:prstGeom prst="rect">
                       <a:avLst/>
@@ -1706,10 +1782,6 @@
     <w:p>
       <w:pPr>
         <w:pStyle w:val="Compact"/>
-        <w:numPr>
-          <w:ilvl w:val="0"/>
-          <w:numId w:val="1007"/>
-        </w:numPr>
       </w:pPr>
       <w:r>
         <w:rPr>
@@ -1751,10 +1823,6 @@
     <w:p>
       <w:pPr>
         <w:pStyle w:val="Compact"/>
-        <w:numPr>
-          <w:ilvl w:val="0"/>
-          <w:numId w:val="1007"/>
-        </w:numPr>
       </w:pPr>
       <w:r>
         <w:rPr>
@@ -1772,10 +1840,6 @@
     <w:p>
       <w:pPr>
         <w:pStyle w:val="Compact"/>
-        <w:numPr>
-          <w:ilvl w:val="0"/>
-          <w:numId w:val="1007"/>
-        </w:numPr>
       </w:pPr>
       <w:r>
         <w:rPr>
@@ -1831,10 +1895,6 @@
     <w:p>
       <w:pPr>
         <w:pStyle w:val="Compact"/>
-        <w:numPr>
-          <w:ilvl w:val="0"/>
-          <w:numId w:val="1007"/>
-        </w:numPr>
       </w:pPr>
       <w:r>
         <w:rPr>
@@ -1848,6 +1908,16 @@
         </w:rPr>
         <w:t xml:space="preserve">反应前后分子的种类发生了改变</w:t>
       </w:r>
+    </w:p>
+    <w:p>
+      <w:pPr>
+        <w:spacing w:before="0" w:after="0"/>
+      </w:pPr>
+    </w:p>
+    <w:p>
+      <w:pPr>
+        <w:spacing w:before="0" w:after="0"/>
+      </w:pPr>
     </w:p>
     <w:p>
       <w:pPr>
@@ -2008,6 +2078,21 @@
         </w:rPr>
         <w:t>。</w:t>
       </w:r>
+    </w:p>
+    <w:p>
+      <w:pPr>
+        <w:spacing w:before="0" w:after="0"/>
+      </w:pPr>
+    </w:p>
+    <w:p>
+      <w:pPr>
+        <w:spacing w:before="0" w:after="0"/>
+      </w:pPr>
+    </w:p>
+    <w:p>
+      <w:pPr>
+        <w:spacing w:before="0" w:after="0"/>
+      </w:pPr>
     </w:p>
     <w:p>
       <w:pPr>
@@ -2322,6 +2407,31 @@
     </w:p>
     <w:p>
       <w:pPr>
+        <w:spacing w:before="0" w:after="0"/>
+      </w:pPr>
+    </w:p>
+    <w:p>
+      <w:pPr>
+        <w:spacing w:before="0" w:after="0"/>
+      </w:pPr>
+    </w:p>
+    <w:p>
+      <w:pPr>
+        <w:spacing w:before="0" w:after="0"/>
+      </w:pPr>
+    </w:p>
+    <w:p>
+      <w:pPr>
+        <w:spacing w:before="0" w:after="0"/>
+      </w:pPr>
+    </w:p>
+    <w:p>
+      <w:pPr>
+        <w:spacing w:before="0" w:after="0"/>
+      </w:pPr>
+    </w:p>
+    <w:p>
+      <w:pPr>
         <w:spacing w:before="160" w:after="80"/>
       </w:pPr>
       <w:r>
@@ -2611,7 +2721,7 @@
         </w:rPr>
         <w:drawing>
           <wp:inline>
-            <wp:extent cx="2552700" cy="3149600"/>
+            <wp:extent cx="2501900" cy="3149600"/>
             <wp:effectExtent b="0" l="0" r="0" t="0"/>
             <wp:docPr descr="" title="" id="21" name="Picture"/>
             <a:graphic>
@@ -2632,7 +2742,7 @@
                   <pic:spPr bwMode="auto">
                     <a:xfrm>
                       <a:off x="0" y="0"/>
-                      <a:ext cx="2552700" cy="3149600"/>
+                      <a:ext cx="2501900" cy="3149600"/>
                     </a:xfrm>
                     <a:prstGeom prst="rect">
                       <a:avLst/>
@@ -2653,6 +2763,31 @@
     </w:p>
     <w:p>
       <w:pPr>
+        <w:spacing w:before="0" w:after="0"/>
+      </w:pPr>
+    </w:p>
+    <w:p>
+      <w:pPr>
+        <w:spacing w:before="0" w:after="0"/>
+      </w:pPr>
+    </w:p>
+    <w:p>
+      <w:pPr>
+        <w:spacing w:before="0" w:after="0"/>
+      </w:pPr>
+    </w:p>
+    <w:p>
+      <w:pPr>
+        <w:spacing w:before="0" w:after="0"/>
+      </w:pPr>
+    </w:p>
+    <w:p>
+      <w:pPr>
+        <w:spacing w:before="0" w:after="0"/>
+      </w:pPr>
+    </w:p>
+    <w:p>
+      <w:pPr>
         <w:spacing w:before="160" w:after="80"/>
       </w:pPr>
       <w:r>
@@ -2740,7 +2875,7 @@
         </w:rPr>
         <w:drawing>
           <wp:inline>
-            <wp:extent cx="3240000" cy="3089486"/>
+            <wp:extent cx="3240000" cy="3064433"/>
             <wp:effectExtent b="0" l="0" r="0" t="0"/>
             <wp:docPr descr="" title="" id="25" name="Picture"/>
             <a:graphic>
@@ -2761,7 +2896,7 @@
                   <pic:spPr bwMode="auto">
                     <a:xfrm>
                       <a:off x="0" y="0"/>
-                      <a:ext cx="3240000" cy="3089486"/>
+                      <a:ext cx="3240000" cy="3064433"/>
                     </a:xfrm>
                     <a:prstGeom prst="rect">
                       <a:avLst/>
@@ -2782,6 +2917,21 @@
     </w:p>
     <w:p>
       <w:pPr>
+        <w:spacing w:before="0" w:after="0"/>
+      </w:pPr>
+    </w:p>
+    <w:p>
+      <w:pPr>
+        <w:spacing w:before="0" w:after="0"/>
+      </w:pPr>
+    </w:p>
+    <w:p>
+      <w:pPr>
+        <w:spacing w:before="0" w:after="0"/>
+      </w:pPr>
+    </w:p>
+    <w:p>
+      <w:pPr>
         <w:spacing w:before="160" w:after="80"/>
       </w:pPr>
       <w:r>
@@ -3146,6 +3296,31 @@
     </w:p>
     <w:p>
       <w:pPr>
+        <w:spacing w:before="0" w:after="0"/>
+      </w:pPr>
+    </w:p>
+    <w:p>
+      <w:pPr>
+        <w:spacing w:before="0" w:after="0"/>
+      </w:pPr>
+    </w:p>
+    <w:p>
+      <w:pPr>
+        <w:spacing w:before="0" w:after="0"/>
+      </w:pPr>
+    </w:p>
+    <w:p>
+      <w:pPr>
+        <w:spacing w:before="0" w:after="0"/>
+      </w:pPr>
+    </w:p>
+    <w:p>
+      <w:pPr>
+        <w:spacing w:before="0" w:after="0"/>
+      </w:pPr>
+    </w:p>
+    <w:p>
+      <w:pPr>
         <w:spacing w:before="160" w:after="80"/>
       </w:pPr>
       <w:r>
@@ -3568,6 +3743,46 @@
         </w:rPr>
         <w:t>。</w:t>
       </w:r>
+    </w:p>
+    <w:p>
+      <w:pPr>
+        <w:spacing w:before="0" w:after="0"/>
+      </w:pPr>
+    </w:p>
+    <w:p>
+      <w:pPr>
+        <w:spacing w:before="0" w:after="0"/>
+      </w:pPr>
+    </w:p>
+    <w:p>
+      <w:pPr>
+        <w:spacing w:before="0" w:after="0"/>
+      </w:pPr>
+    </w:p>
+    <w:p>
+      <w:pPr>
+        <w:spacing w:before="0" w:after="0"/>
+      </w:pPr>
+    </w:p>
+    <w:p>
+      <w:pPr>
+        <w:spacing w:before="0" w:after="0"/>
+      </w:pPr>
+    </w:p>
+    <w:p>
+      <w:pPr>
+        <w:spacing w:before="0" w:after="0"/>
+      </w:pPr>
+    </w:p>
+    <w:p>
+      <w:pPr>
+        <w:spacing w:before="0" w:after="0"/>
+      </w:pPr>
+    </w:p>
+    <w:p>
+      <w:pPr>
+        <w:spacing w:before="0" w:after="0"/>
+      </w:pPr>
     </w:p>
     <w:p>
       <w:pPr>
@@ -3875,6 +4090,31 @@
     </w:p>
     <w:p>
       <w:pPr>
+        <w:spacing w:before="0" w:after="0"/>
+      </w:pPr>
+    </w:p>
+    <w:p>
+      <w:pPr>
+        <w:spacing w:before="0" w:after="0"/>
+      </w:pPr>
+    </w:p>
+    <w:p>
+      <w:pPr>
+        <w:spacing w:before="0" w:after="0"/>
+      </w:pPr>
+    </w:p>
+    <w:p>
+      <w:pPr>
+        <w:spacing w:before="0" w:after="0"/>
+      </w:pPr>
+    </w:p>
+    <w:p>
+      <w:pPr>
+        <w:spacing w:before="0" w:after="0"/>
+      </w:pPr>
+    </w:p>
+    <w:p>
+      <w:pPr>
         <w:spacing w:before="160" w:after="80"/>
       </w:pPr>
       <w:r>
@@ -4697,6 +4937,21 @@
         </w:rPr>
         <w:t xml:space="preserve">。</w:t>
       </w:r>
+    </w:p>
+    <w:p>
+      <w:pPr>
+        <w:spacing w:before="0" w:after="0"/>
+      </w:pPr>
+    </w:p>
+    <w:p>
+      <w:pPr>
+        <w:spacing w:before="0" w:after="0"/>
+      </w:pPr>
+    </w:p>
+    <w:p>
+      <w:pPr>
+        <w:spacing w:before="0" w:after="0"/>
+      </w:pPr>
     </w:p>
     <w:p>
       <w:pPr>
@@ -5008,6 +5263,31 @@
         </w:rPr>
         <w:t>。</w:t>
       </w:r>
+    </w:p>
+    <w:p>
+      <w:pPr>
+        <w:spacing w:before="0" w:after="0"/>
+      </w:pPr>
+    </w:p>
+    <w:p>
+      <w:pPr>
+        <w:spacing w:before="0" w:after="0"/>
+      </w:pPr>
+    </w:p>
+    <w:p>
+      <w:pPr>
+        <w:spacing w:before="0" w:after="0"/>
+      </w:pPr>
+    </w:p>
+    <w:p>
+      <w:pPr>
+        <w:spacing w:before="0" w:after="0"/>
+      </w:pPr>
+    </w:p>
+    <w:p>
+      <w:pPr>
+        <w:spacing w:before="0" w:after="0"/>
+      </w:pPr>
     </w:p>
     <w:p>
       <w:pPr>
@@ -5340,6 +5620,31 @@
     </w:p>
     <w:p>
       <w:pPr>
+        <w:spacing w:before="0" w:after="0"/>
+      </w:pPr>
+    </w:p>
+    <w:p>
+      <w:pPr>
+        <w:spacing w:before="0" w:after="0"/>
+      </w:pPr>
+    </w:p>
+    <w:p>
+      <w:pPr>
+        <w:spacing w:before="0" w:after="0"/>
+      </w:pPr>
+    </w:p>
+    <w:p>
+      <w:pPr>
+        <w:spacing w:before="0" w:after="0"/>
+      </w:pPr>
+    </w:p>
+    <w:p>
+      <w:pPr>
+        <w:spacing w:before="0" w:after="0"/>
+      </w:pPr>
+    </w:p>
+    <w:p>
+      <w:pPr>
         <w:spacing w:before="160" w:after="80"/>
       </w:pPr>
       <w:r>
@@ -6243,6 +6548,31 @@
     </w:p>
     <w:p>
       <w:pPr>
+        <w:spacing w:before="0" w:after="0"/>
+      </w:pPr>
+    </w:p>
+    <w:p>
+      <w:pPr>
+        <w:spacing w:before="0" w:after="0"/>
+      </w:pPr>
+    </w:p>
+    <w:p>
+      <w:pPr>
+        <w:spacing w:before="0" w:after="0"/>
+      </w:pPr>
+    </w:p>
+    <w:p>
+      <w:pPr>
+        <w:spacing w:before="0" w:after="0"/>
+      </w:pPr>
+    </w:p>
+    <w:p>
+      <w:pPr>
+        <w:spacing w:before="0" w:after="0"/>
+      </w:pPr>
+    </w:p>
+    <w:p>
+      <w:pPr>
         <w:spacing w:before="160" w:after="80"/>
       </w:pPr>
       <w:r>
@@ -6636,6 +6966,31 @@
         </w:rPr>
         <w:t>。</w:t>
       </w:r>
+    </w:p>
+    <w:p>
+      <w:pPr>
+        <w:spacing w:before="0" w:after="0"/>
+      </w:pPr>
+    </w:p>
+    <w:p>
+      <w:pPr>
+        <w:spacing w:before="0" w:after="0"/>
+      </w:pPr>
+    </w:p>
+    <w:p>
+      <w:pPr>
+        <w:spacing w:before="0" w:after="0"/>
+      </w:pPr>
+    </w:p>
+    <w:p>
+      <w:pPr>
+        <w:spacing w:before="0" w:after="0"/>
+      </w:pPr>
+    </w:p>
+    <w:p>
+      <w:pPr>
+        <w:spacing w:before="0" w:after="0"/>
+      </w:pPr>
     </w:p>
     <w:p>
       <w:pPr>
@@ -8398,6 +8753,46 @@
     </w:p>
     <w:p>
       <w:pPr>
+        <w:spacing w:before="0" w:after="0"/>
+      </w:pPr>
+    </w:p>
+    <w:p>
+      <w:pPr>
+        <w:spacing w:before="0" w:after="0"/>
+      </w:pPr>
+    </w:p>
+    <w:p>
+      <w:pPr>
+        <w:spacing w:before="0" w:after="0"/>
+      </w:pPr>
+    </w:p>
+    <w:p>
+      <w:pPr>
+        <w:spacing w:before="0" w:after="0"/>
+      </w:pPr>
+    </w:p>
+    <w:p>
+      <w:pPr>
+        <w:spacing w:before="0" w:after="0"/>
+      </w:pPr>
+    </w:p>
+    <w:p>
+      <w:pPr>
+        <w:spacing w:before="0" w:after="0"/>
+      </w:pPr>
+    </w:p>
+    <w:p>
+      <w:pPr>
+        <w:spacing w:before="0" w:after="0"/>
+      </w:pPr>
+    </w:p>
+    <w:p>
+      <w:pPr>
+        <w:spacing w:before="0" w:after="0"/>
+      </w:pPr>
+    </w:p>
+    <w:p>
+      <w:pPr>
         <w:spacing w:before="160" w:after="80"/>
       </w:pPr>
       <w:r>
@@ -9128,6 +9523,31 @@
     </w:p>
     <w:p>
       <w:pPr>
+        <w:spacing w:before="0" w:after="0"/>
+      </w:pPr>
+    </w:p>
+    <w:p>
+      <w:pPr>
+        <w:spacing w:before="0" w:after="0"/>
+      </w:pPr>
+    </w:p>
+    <w:p>
+      <w:pPr>
+        <w:spacing w:before="0" w:after="0"/>
+      </w:pPr>
+    </w:p>
+    <w:p>
+      <w:pPr>
+        <w:spacing w:before="0" w:after="0"/>
+      </w:pPr>
+    </w:p>
+    <w:p>
+      <w:pPr>
+        <w:spacing w:before="0" w:after="0"/>
+      </w:pPr>
+    </w:p>
+    <w:p>
+      <w:pPr>
         <w:spacing w:before="160" w:after="80"/>
       </w:pPr>
       <w:r>
@@ -9334,6 +9754,46 @@
         </w:rPr>
         <w:t>)。</w:t>
       </w:r>
+    </w:p>
+    <w:p>
+      <w:pPr>
+        <w:spacing w:before="0" w:after="0"/>
+      </w:pPr>
+    </w:p>
+    <w:p>
+      <w:pPr>
+        <w:spacing w:before="0" w:after="0"/>
+      </w:pPr>
+    </w:p>
+    <w:p>
+      <w:pPr>
+        <w:spacing w:before="0" w:after="0"/>
+      </w:pPr>
+    </w:p>
+    <w:p>
+      <w:pPr>
+        <w:spacing w:before="0" w:after="0"/>
+      </w:pPr>
+    </w:p>
+    <w:p>
+      <w:pPr>
+        <w:spacing w:before="0" w:after="0"/>
+      </w:pPr>
+    </w:p>
+    <w:p>
+      <w:pPr>
+        <w:spacing w:before="0" w:after="0"/>
+      </w:pPr>
+    </w:p>
+    <w:p>
+      <w:pPr>
+        <w:spacing w:before="0" w:after="0"/>
+      </w:pPr>
+    </w:p>
+    <w:p>
+      <w:pPr>
+        <w:spacing w:before="0" w:after="0"/>
+      </w:pPr>
     </w:p>
     <w:p>
       <w:pPr>
@@ -9911,6 +10371,8 @@
     <w:p>
       <w:pPr>
         <w:pStyle w:val="BodyText"/>
+        <w:ind w:left="480" w:hanging="480"/>
+        <w:spacing w:after="0"/>
       </w:pPr>
       <w:r>
         <w:rPr>
@@ -9928,7 +10390,20 @@
         <w:rPr>
           <w:rFonts w:ascii="Times New Roman" w:hAnsi="Times New Roman" w:eastAsia="Times New Roman" w:cs="Times New Roman"/>
         </w:rPr>
-        <w:t xml:space="preserve">　B. </w:t>
+        <w:t xml:space="preserve">　</w:t>
+      </w:r>
+    </w:p>
+    <w:p>
+      <w:pPr>
+        <w:pStyle w:val="BodyText"/>
+        <w:ind w:left="480" w:hanging="480"/>
+        <w:spacing w:before="0" w:after="0"/>
+      </w:pPr>
+      <w:r>
+        <w:rPr>
+          <w:rFonts w:ascii="Times New Roman" w:hAnsi="Times New Roman" w:eastAsia="Times New Roman" w:cs="Times New Roman"/>
+        </w:rPr>
+        <w:t xml:space="preserve">B. </w:t>
       </w:r>
       <w:r>
         <w:rPr>
@@ -9940,7 +10415,20 @@
         <w:rPr>
           <w:rFonts w:ascii="Times New Roman" w:hAnsi="Times New Roman" w:eastAsia="Times New Roman" w:cs="Times New Roman"/>
         </w:rPr>
-        <w:t xml:space="preserve">　C. </w:t>
+        <w:t xml:space="preserve">　</w:t>
+      </w:r>
+    </w:p>
+    <w:p>
+      <w:pPr>
+        <w:pStyle w:val="BodyText"/>
+        <w:ind w:left="480" w:hanging="480"/>
+        <w:spacing w:before="0" w:after="0"/>
+      </w:pPr>
+      <w:r>
+        <w:rPr>
+          <w:rFonts w:ascii="Times New Roman" w:hAnsi="Times New Roman" w:eastAsia="Times New Roman" w:cs="Times New Roman"/>
+        </w:rPr>
+        <w:t xml:space="preserve">C. </w:t>
       </w:r>
       <w:r>
         <w:rPr>
@@ -9952,7 +10440,20 @@
         <w:rPr>
           <w:rFonts w:ascii="Times New Roman" w:hAnsi="Times New Roman" w:eastAsia="Times New Roman" w:cs="Times New Roman"/>
         </w:rPr>
-        <w:t xml:space="preserve">　D. </w:t>
+        <w:t xml:space="preserve">　</w:t>
+      </w:r>
+    </w:p>
+    <w:p>
+      <w:pPr>
+        <w:pStyle w:val="BodyText"/>
+        <w:ind w:left="480" w:hanging="480"/>
+        <w:spacing w:before="0" w:after="180"/>
+      </w:pPr>
+      <w:r>
+        <w:rPr>
+          <w:rFonts w:ascii="Times New Roman" w:hAnsi="Times New Roman" w:eastAsia="Times New Roman" w:cs="Times New Roman"/>
+        </w:rPr>
+        <w:t xml:space="preserve">D. </w:t>
       </w:r>
       <w:r>
         <w:rPr>
@@ -9960,6 +10461,16 @@
         </w:rPr>
         <w:t xml:space="preserve">溶剂</w:t>
       </w:r>
+    </w:p>
+    <w:p>
+      <w:pPr>
+        <w:spacing w:before="0" w:after="0"/>
+      </w:pPr>
+    </w:p>
+    <w:p>
+      <w:pPr>
+        <w:spacing w:before="0" w:after="0"/>
+      </w:pPr>
     </w:p>
     <w:p>
       <w:pPr>
@@ -10047,6 +10558,8 @@
     <w:p>
       <w:pPr>
         <w:pStyle w:val="BodyText"/>
+        <w:ind w:left="480" w:hanging="480"/>
+        <w:spacing w:after="0"/>
       </w:pPr>
       <w:r>
         <w:rPr>
@@ -10064,7 +10577,20 @@
         <w:rPr>
           <w:rFonts w:ascii="Times New Roman" w:hAnsi="Times New Roman" w:eastAsia="Times New Roman" w:cs="Times New Roman"/>
         </w:rPr>
-        <w:t xml:space="preserve">　　B. </w:t>
+        <w:t xml:space="preserve">　　</w:t>
+      </w:r>
+    </w:p>
+    <w:p>
+      <w:pPr>
+        <w:pStyle w:val="BodyText"/>
+        <w:ind w:left="480" w:hanging="480"/>
+        <w:spacing w:before="0" w:after="0"/>
+      </w:pPr>
+      <w:r>
+        <w:rPr>
+          <w:rFonts w:ascii="Times New Roman" w:hAnsi="Times New Roman" w:eastAsia="Times New Roman" w:cs="Times New Roman"/>
+        </w:rPr>
+        <w:t xml:space="preserve">B. </w:t>
       </w:r>
       <w:r>
         <w:rPr>
@@ -10076,7 +10602,20 @@
         <w:rPr>
           <w:rFonts w:ascii="Times New Roman" w:hAnsi="Times New Roman" w:eastAsia="Times New Roman" w:cs="Times New Roman"/>
         </w:rPr>
-        <w:t xml:space="preserve">　　C. </w:t>
+        <w:t xml:space="preserve">　　</w:t>
+      </w:r>
+    </w:p>
+    <w:p>
+      <w:pPr>
+        <w:pStyle w:val="BodyText"/>
+        <w:ind w:left="480" w:hanging="480"/>
+        <w:spacing w:before="0" w:after="0"/>
+      </w:pPr>
+      <w:r>
+        <w:rPr>
+          <w:rFonts w:ascii="Times New Roman" w:hAnsi="Times New Roman" w:eastAsia="Times New Roman" w:cs="Times New Roman"/>
+        </w:rPr>
+        <w:t xml:space="preserve">C. </w:t>
       </w:r>
       <w:r>
         <w:rPr>
@@ -10088,7 +10627,20 @@
         <w:rPr>
           <w:rFonts w:ascii="Times New Roman" w:hAnsi="Times New Roman" w:eastAsia="Times New Roman" w:cs="Times New Roman"/>
         </w:rPr>
-        <w:t xml:space="preserve">　　D. </w:t>
+        <w:t xml:space="preserve">　　</w:t>
+      </w:r>
+    </w:p>
+    <w:p>
+      <w:pPr>
+        <w:pStyle w:val="BodyText"/>
+        <w:ind w:left="480" w:hanging="480"/>
+        <w:spacing w:before="0" w:after="180"/>
+      </w:pPr>
+      <w:r>
+        <w:rPr>
+          <w:rFonts w:ascii="Times New Roman" w:hAnsi="Times New Roman" w:eastAsia="Times New Roman" w:cs="Times New Roman"/>
+        </w:rPr>
+        <w:t xml:space="preserve">D. </w:t>
       </w:r>
       <w:r>
         <w:rPr>
@@ -10735,6 +11287,16 @@
     </w:p>
     <w:p>
       <w:pPr>
+        <w:spacing w:before="0" w:after="0"/>
+      </w:pPr>
+    </w:p>
+    <w:p>
+      <w:pPr>
+        <w:spacing w:before="0" w:after="0"/>
+      </w:pPr>
+    </w:p>
+    <w:p>
+      <w:pPr>
         <w:spacing w:before="160" w:after="80"/>
       </w:pPr>
       <w:r>
@@ -11333,6 +11895,46 @@
         </w:rPr>
         <w:t>。</w:t>
       </w:r>
+    </w:p>
+    <w:p>
+      <w:pPr>
+        <w:spacing w:before="0" w:after="0"/>
+      </w:pPr>
+    </w:p>
+    <w:p>
+      <w:pPr>
+        <w:spacing w:before="0" w:after="0"/>
+      </w:pPr>
+    </w:p>
+    <w:p>
+      <w:pPr>
+        <w:spacing w:before="0" w:after="0"/>
+      </w:pPr>
+    </w:p>
+    <w:p>
+      <w:pPr>
+        <w:spacing w:before="0" w:after="0"/>
+      </w:pPr>
+    </w:p>
+    <w:p>
+      <w:pPr>
+        <w:spacing w:before="0" w:after="0"/>
+      </w:pPr>
+    </w:p>
+    <w:p>
+      <w:pPr>
+        <w:spacing w:before="0" w:after="0"/>
+      </w:pPr>
+    </w:p>
+    <w:p>
+      <w:pPr>
+        <w:spacing w:before="0" w:after="0"/>
+      </w:pPr>
+    </w:p>
+    <w:p>
+      <w:pPr>
+        <w:spacing w:before="0" w:after="0"/>
+      </w:pPr>
     </w:p>
     <w:p>
       <w:pPr>
@@ -12991,6 +13593,46 @@
         </w:rPr>
         <w:t>？</w:t>
       </w:r>
+    </w:p>
+    <w:p>
+      <w:pPr>
+        <w:spacing w:before="0" w:after="0"/>
+      </w:pPr>
+    </w:p>
+    <w:p>
+      <w:pPr>
+        <w:spacing w:before="0" w:after="0"/>
+      </w:pPr>
+    </w:p>
+    <w:p>
+      <w:pPr>
+        <w:spacing w:before="0" w:after="0"/>
+      </w:pPr>
+    </w:p>
+    <w:p>
+      <w:pPr>
+        <w:spacing w:before="0" w:after="0"/>
+      </w:pPr>
+    </w:p>
+    <w:p>
+      <w:pPr>
+        <w:spacing w:before="0" w:after="0"/>
+      </w:pPr>
+    </w:p>
+    <w:p>
+      <w:pPr>
+        <w:spacing w:before="0" w:after="0"/>
+      </w:pPr>
+    </w:p>
+    <w:p>
+      <w:pPr>
+        <w:spacing w:before="0" w:after="0"/>
+      </w:pPr>
+    </w:p>
+    <w:p>
+      <w:pPr>
+        <w:spacing w:before="0" w:after="0"/>
+      </w:pPr>
     </w:p>
     <w:p>
       <w:pPr>
@@ -14350,6 +14992,46 @@
     </w:tbl>
     <w:p>
       <w:pPr>
+        <w:spacing w:before="0" w:after="0"/>
+      </w:pPr>
+    </w:p>
+    <w:p>
+      <w:pPr>
+        <w:spacing w:before="0" w:after="0"/>
+      </w:pPr>
+    </w:p>
+    <w:p>
+      <w:pPr>
+        <w:spacing w:before="0" w:after="0"/>
+      </w:pPr>
+    </w:p>
+    <w:p>
+      <w:pPr>
+        <w:spacing w:before="0" w:after="0"/>
+      </w:pPr>
+    </w:p>
+    <w:p>
+      <w:pPr>
+        <w:spacing w:before="0" w:after="0"/>
+      </w:pPr>
+    </w:p>
+    <w:p>
+      <w:pPr>
+        <w:spacing w:before="0" w:after="0"/>
+      </w:pPr>
+    </w:p>
+    <w:p>
+      <w:pPr>
+        <w:spacing w:before="0" w:after="0"/>
+      </w:pPr>
+    </w:p>
+    <w:p>
+      <w:pPr>
+        <w:spacing w:before="0" w:after="0"/>
+      </w:pPr>
+    </w:p>
+    <w:p>
+      <w:pPr>
         <w:spacing w:before="160" w:after="80"/>
       </w:pPr>
       <w:r>
@@ -15588,6 +16270,46 @@
         </w:rPr>
         <w:t xml:space="preserve">。</w:t>
       </w:r>
+    </w:p>
+    <w:p>
+      <w:pPr>
+        <w:spacing w:before="0" w:after="0"/>
+      </w:pPr>
+    </w:p>
+    <w:p>
+      <w:pPr>
+        <w:spacing w:before="0" w:after="0"/>
+      </w:pPr>
+    </w:p>
+    <w:p>
+      <w:pPr>
+        <w:spacing w:before="0" w:after="0"/>
+      </w:pPr>
+    </w:p>
+    <w:p>
+      <w:pPr>
+        <w:spacing w:before="0" w:after="0"/>
+      </w:pPr>
+    </w:p>
+    <w:p>
+      <w:pPr>
+        <w:spacing w:before="0" w:after="0"/>
+      </w:pPr>
+    </w:p>
+    <w:p>
+      <w:pPr>
+        <w:spacing w:before="0" w:after="0"/>
+      </w:pPr>
+    </w:p>
+    <w:p>
+      <w:pPr>
+        <w:spacing w:before="0" w:after="0"/>
+      </w:pPr>
+    </w:p>
+    <w:p>
+      <w:pPr>
+        <w:spacing w:before="0" w:after="0"/>
+      </w:pPr>
     </w:p>
     <w:p>
       <w:pPr>

--- a/00-首页/题组Word/第一轮·综合套卷/第一轮综合卷02（学生版）.docx
+++ b/00-首页/题组Word/第一轮·综合套卷/第一轮综合卷02（学生版）.docx
@@ -169,6 +169,7 @@
     <w:p>
       <w:pPr>
         <w:pStyle w:val="Compact"/>
+        <w:spacing w:before="0" w:after="0"/>
       </w:pPr>
       <w:r>
         <w:rPr>
@@ -211,6 +212,7 @@
     <w:p>
       <w:pPr>
         <w:pStyle w:val="Compact"/>
+        <w:spacing w:before="0" w:after="0"/>
       </w:pPr>
       <w:r>
         <w:rPr>
@@ -289,6 +291,7 @@
     <w:p>
       <w:pPr>
         <w:pStyle w:val="Compact"/>
+        <w:spacing w:before="0" w:after="0"/>
       </w:pPr>
       <w:r>
         <w:rPr>
@@ -319,6 +322,7 @@
     <w:p>
       <w:pPr>
         <w:pStyle w:val="Compact"/>
+        <w:spacing w:before="0" w:after="0"/>
       </w:pPr>
       <w:r>
         <w:rPr>
@@ -586,8 +590,8 @@
     <w:p>
       <w:pPr>
         <w:pStyle w:val="Compact"/>
+        <w:spacing w:before="0" w:after="0"/>
         <w:ind w:left="480" w:hanging="480"/>
-        <w:spacing w:after="0"/>
       </w:pPr>
       <w:r>
         <w:rPr>
@@ -599,34 +603,34 @@
     <w:p>
       <w:pPr>
         <w:pStyle w:val="Compact"/>
+        <w:spacing w:before="0" w:after="0"/>
         <w:ind w:left="480" w:hanging="480"/>
+      </w:pPr>
+      <w:r>
+        <w:rPr>
+          <w:rFonts w:ascii="Times New Roman" w:hAnsi="Times New Roman" w:eastAsia="Times New Roman" w:cs="Times New Roman"/>
+        </w:rPr>
+        <w:t xml:space="preserve">B. 2 2 5 3　　</w:t>
+      </w:r>
+    </w:p>
+    <w:p>
+      <w:pPr>
+        <w:pStyle w:val="Compact"/>
         <w:spacing w:before="0" w:after="0"/>
-      </w:pPr>
-      <w:r>
-        <w:rPr>
-          <w:rFonts w:ascii="Times New Roman" w:hAnsi="Times New Roman" w:eastAsia="Times New Roman" w:cs="Times New Roman"/>
-        </w:rPr>
-        <w:t xml:space="preserve">B. 2 2 5 3　　</w:t>
+        <w:ind w:left="480" w:hanging="480"/>
+      </w:pPr>
+      <w:r>
+        <w:rPr>
+          <w:rFonts w:ascii="Times New Roman" w:hAnsi="Times New Roman" w:eastAsia="Times New Roman" w:cs="Times New Roman"/>
+        </w:rPr>
+        <w:t xml:space="preserve">C. 2 3 5 6　　</w:t>
       </w:r>
     </w:p>
     <w:p>
       <w:pPr>
         <w:pStyle w:val="Compact"/>
+        <w:spacing w:before="0" w:after="0"/>
         <w:ind w:left="480" w:hanging="480"/>
-        <w:spacing w:before="0" w:after="0"/>
-      </w:pPr>
-      <w:r>
-        <w:rPr>
-          <w:rFonts w:ascii="Times New Roman" w:hAnsi="Times New Roman" w:eastAsia="Times New Roman" w:cs="Times New Roman"/>
-        </w:rPr>
-        <w:t xml:space="preserve">C. 2 3 5 6　　</w:t>
-      </w:r>
-    </w:p>
-    <w:p>
-      <w:pPr>
-        <w:pStyle w:val="Compact"/>
-        <w:ind w:left="480" w:hanging="480"/>
-        <w:spacing w:before="0" w:after="36"/>
       </w:pPr>
       <w:r>
         <w:rPr>
@@ -695,6 +699,7 @@
     <w:p>
       <w:pPr>
         <w:pStyle w:val="Compact"/>
+        <w:spacing w:before="0" w:after="0"/>
       </w:pPr>
       <w:r>
         <w:rPr>
@@ -750,6 +755,7 @@
     <w:p>
       <w:pPr>
         <w:pStyle w:val="Compact"/>
+        <w:spacing w:before="0" w:after="0"/>
       </w:pPr>
       <w:r>
         <w:rPr>
@@ -792,6 +798,7 @@
     <w:p>
       <w:pPr>
         <w:pStyle w:val="Compact"/>
+        <w:spacing w:before="0" w:after="0"/>
       </w:pPr>
       <w:r>
         <w:rPr>
@@ -835,6 +842,7 @@
     <w:p>
       <w:pPr>
         <w:pStyle w:val="Compact"/>
+        <w:spacing w:before="0" w:after="0"/>
       </w:pPr>
       <w:r>
         <w:rPr>
@@ -982,8 +990,8 @@
     <w:p>
       <w:pPr>
         <w:pStyle w:val="Compact"/>
+        <w:spacing w:before="0" w:after="0"/>
         <w:ind w:left="480" w:hanging="480"/>
-        <w:spacing w:after="0"/>
       </w:pPr>
       <w:r>
         <w:rPr>
@@ -995,34 +1003,34 @@
     <w:p>
       <w:pPr>
         <w:pStyle w:val="Compact"/>
+        <w:spacing w:before="0" w:after="0"/>
         <w:ind w:left="480" w:hanging="480"/>
+      </w:pPr>
+      <w:r>
+        <w:rPr>
+          <w:rFonts w:ascii="Times New Roman" w:hAnsi="Times New Roman" w:eastAsia="Times New Roman" w:cs="Times New Roman"/>
+        </w:rPr>
+        <w:t xml:space="preserve">B. N≡N—O　　</w:t>
+      </w:r>
+    </w:p>
+    <w:p>
+      <w:pPr>
+        <w:pStyle w:val="Compact"/>
         <w:spacing w:before="0" w:after="0"/>
-      </w:pPr>
-      <w:r>
-        <w:rPr>
-          <w:rFonts w:ascii="Times New Roman" w:hAnsi="Times New Roman" w:eastAsia="Times New Roman" w:cs="Times New Roman"/>
-        </w:rPr>
-        <w:t xml:space="preserve">B. N≡N—O　　</w:t>
+        <w:ind w:left="480" w:hanging="480"/>
+      </w:pPr>
+      <w:r>
+        <w:rPr>
+          <w:rFonts w:ascii="Times New Roman" w:hAnsi="Times New Roman" w:eastAsia="Times New Roman" w:cs="Times New Roman"/>
+        </w:rPr>
+        <w:t xml:space="preserve">C. N—N≡O　　</w:t>
       </w:r>
     </w:p>
     <w:p>
       <w:pPr>
         <w:pStyle w:val="Compact"/>
+        <w:spacing w:before="0" w:after="0"/>
         <w:ind w:left="480" w:hanging="480"/>
-        <w:spacing w:before="0" w:after="0"/>
-      </w:pPr>
-      <w:r>
-        <w:rPr>
-          <w:rFonts w:ascii="Times New Roman" w:hAnsi="Times New Roman" w:eastAsia="Times New Roman" w:cs="Times New Roman"/>
-        </w:rPr>
-        <w:t xml:space="preserve">C. N—N≡O　　</w:t>
-      </w:r>
-    </w:p>
-    <w:p>
-      <w:pPr>
-        <w:pStyle w:val="Compact"/>
-        <w:ind w:left="480" w:hanging="480"/>
-        <w:spacing w:before="0" w:after="36"/>
       </w:pPr>
       <w:r>
         <w:rPr>
@@ -1461,6 +1469,7 @@
     <w:p>
       <w:pPr>
         <w:pStyle w:val="Compact"/>
+        <w:spacing w:before="0" w:after="0"/>
       </w:pPr>
       <w:r>
         <w:rPr>
@@ -1503,6 +1512,7 @@
     <w:p>
       <w:pPr>
         <w:pStyle w:val="Compact"/>
+        <w:spacing w:before="0" w:after="0"/>
       </w:pPr>
       <w:r>
         <w:rPr>
@@ -1533,6 +1543,7 @@
     <w:p>
       <w:pPr>
         <w:pStyle w:val="Compact"/>
+        <w:spacing w:before="0" w:after="0"/>
       </w:pPr>
       <w:r>
         <w:rPr>
@@ -1563,6 +1574,7 @@
     <w:p>
       <w:pPr>
         <w:pStyle w:val="Compact"/>
+        <w:spacing w:before="0" w:after="0"/>
       </w:pPr>
       <w:r>
         <w:rPr>
@@ -1782,6 +1794,7 @@
     <w:p>
       <w:pPr>
         <w:pStyle w:val="Compact"/>
+        <w:spacing w:before="0" w:after="0"/>
       </w:pPr>
       <w:r>
         <w:rPr>
@@ -1823,6 +1836,7 @@
     <w:p>
       <w:pPr>
         <w:pStyle w:val="Compact"/>
+        <w:spacing w:before="0" w:after="0"/>
       </w:pPr>
       <w:r>
         <w:rPr>
@@ -1840,6 +1854,7 @@
     <w:p>
       <w:pPr>
         <w:pStyle w:val="Compact"/>
+        <w:spacing w:before="0" w:after="0"/>
       </w:pPr>
       <w:r>
         <w:rPr>
@@ -1895,6 +1910,7 @@
     <w:p>
       <w:pPr>
         <w:pStyle w:val="Compact"/>
+        <w:spacing w:before="0" w:after="0"/>
       </w:pPr>
       <w:r>
         <w:rPr>
@@ -10371,8 +10387,8 @@
     <w:p>
       <w:pPr>
         <w:pStyle w:val="BodyText"/>
+        <w:spacing w:before="0" w:after="0"/>
         <w:ind w:left="480" w:hanging="480"/>
-        <w:spacing w:after="0"/>
       </w:pPr>
       <w:r>
         <w:rPr>
@@ -10396,20 +10412,45 @@
     <w:p>
       <w:pPr>
         <w:pStyle w:val="BodyText"/>
+        <w:spacing w:before="0" w:after="0"/>
         <w:ind w:left="480" w:hanging="480"/>
+      </w:pPr>
+      <w:r>
+        <w:rPr>
+          <w:rFonts w:ascii="Times New Roman" w:hAnsi="Times New Roman" w:eastAsia="Times New Roman" w:cs="Times New Roman"/>
+        </w:rPr>
+        <w:t xml:space="preserve">B. </w:t>
+      </w:r>
+      <w:r>
+        <w:rPr>
+          <w:rFonts w:hint="eastAsia" w:ascii="Times New Roman" w:hAnsi="Times New Roman" w:eastAsia="FangSong" w:cs="Times New Roman"/>
+        </w:rPr>
+        <w:t xml:space="preserve">还原剂</w:t>
+      </w:r>
+      <w:r>
+        <w:rPr>
+          <w:rFonts w:ascii="Times New Roman" w:hAnsi="Times New Roman" w:eastAsia="Times New Roman" w:cs="Times New Roman"/>
+        </w:rPr>
+        <w:t xml:space="preserve">　</w:t>
+      </w:r>
+    </w:p>
+    <w:p>
+      <w:pPr>
+        <w:pStyle w:val="BodyText"/>
         <w:spacing w:before="0" w:after="0"/>
-      </w:pPr>
-      <w:r>
-        <w:rPr>
-          <w:rFonts w:ascii="Times New Roman" w:hAnsi="Times New Roman" w:eastAsia="Times New Roman" w:cs="Times New Roman"/>
-        </w:rPr>
-        <w:t xml:space="preserve">B. </w:t>
-      </w:r>
-      <w:r>
-        <w:rPr>
-          <w:rFonts w:hint="eastAsia" w:ascii="Times New Roman" w:hAnsi="Times New Roman" w:eastAsia="FangSong" w:cs="Times New Roman"/>
-        </w:rPr>
-        <w:t xml:space="preserve">还原剂</w:t>
+        <w:ind w:left="480" w:hanging="480"/>
+      </w:pPr>
+      <w:r>
+        <w:rPr>
+          <w:rFonts w:ascii="Times New Roman" w:hAnsi="Times New Roman" w:eastAsia="Times New Roman" w:cs="Times New Roman"/>
+        </w:rPr>
+        <w:t xml:space="preserve">C. </w:t>
+      </w:r>
+      <w:r>
+        <w:rPr>
+          <w:rFonts w:hint="eastAsia" w:ascii="Times New Roman" w:hAnsi="Times New Roman" w:eastAsia="FangSong" w:cs="Times New Roman"/>
+        </w:rPr>
+        <w:t xml:space="preserve">催化剂</w:t>
       </w:r>
       <w:r>
         <w:rPr>
@@ -10421,33 +10462,8 @@
     <w:p>
       <w:pPr>
         <w:pStyle w:val="BodyText"/>
+        <w:spacing w:before="0" w:after="0"/>
         <w:ind w:left="480" w:hanging="480"/>
-        <w:spacing w:before="0" w:after="0"/>
-      </w:pPr>
-      <w:r>
-        <w:rPr>
-          <w:rFonts w:ascii="Times New Roman" w:hAnsi="Times New Roman" w:eastAsia="Times New Roman" w:cs="Times New Roman"/>
-        </w:rPr>
-        <w:t xml:space="preserve">C. </w:t>
-      </w:r>
-      <w:r>
-        <w:rPr>
-          <w:rFonts w:hint="eastAsia" w:ascii="Times New Roman" w:hAnsi="Times New Roman" w:eastAsia="FangSong" w:cs="Times New Roman"/>
-        </w:rPr>
-        <w:t xml:space="preserve">催化剂</w:t>
-      </w:r>
-      <w:r>
-        <w:rPr>
-          <w:rFonts w:ascii="Times New Roman" w:hAnsi="Times New Roman" w:eastAsia="Times New Roman" w:cs="Times New Roman"/>
-        </w:rPr>
-        <w:t xml:space="preserve">　</w:t>
-      </w:r>
-    </w:p>
-    <w:p>
-      <w:pPr>
-        <w:pStyle w:val="BodyText"/>
-        <w:ind w:left="480" w:hanging="480"/>
-        <w:spacing w:before="0" w:after="180"/>
       </w:pPr>
       <w:r>
         <w:rPr>
@@ -10558,8 +10574,8 @@
     <w:p>
       <w:pPr>
         <w:pStyle w:val="BodyText"/>
+        <w:spacing w:before="0" w:after="0"/>
         <w:ind w:left="480" w:hanging="480"/>
-        <w:spacing w:after="0"/>
       </w:pPr>
       <w:r>
         <w:rPr>
@@ -10583,20 +10599,45 @@
     <w:p>
       <w:pPr>
         <w:pStyle w:val="BodyText"/>
+        <w:spacing w:before="0" w:after="0"/>
         <w:ind w:left="480" w:hanging="480"/>
+      </w:pPr>
+      <w:r>
+        <w:rPr>
+          <w:rFonts w:ascii="Times New Roman" w:hAnsi="Times New Roman" w:eastAsia="Times New Roman" w:cs="Times New Roman"/>
+        </w:rPr>
+        <w:t xml:space="preserve">B. </w:t>
+      </w:r>
+      <w:r>
+        <w:rPr>
+          <w:rFonts w:hint="eastAsia" w:ascii="Times New Roman" w:hAnsi="Times New Roman" w:eastAsia="FangSong" w:cs="Times New Roman"/>
+        </w:rPr>
+        <w:t xml:space="preserve">原子半径</w:t>
+      </w:r>
+      <w:r>
+        <w:rPr>
+          <w:rFonts w:ascii="Times New Roman" w:hAnsi="Times New Roman" w:eastAsia="Times New Roman" w:cs="Times New Roman"/>
+        </w:rPr>
+        <w:t xml:space="preserve">　　</w:t>
+      </w:r>
+    </w:p>
+    <w:p>
+      <w:pPr>
+        <w:pStyle w:val="BodyText"/>
         <w:spacing w:before="0" w:after="0"/>
-      </w:pPr>
-      <w:r>
-        <w:rPr>
-          <w:rFonts w:ascii="Times New Roman" w:hAnsi="Times New Roman" w:eastAsia="Times New Roman" w:cs="Times New Roman"/>
-        </w:rPr>
-        <w:t xml:space="preserve">B. </w:t>
-      </w:r>
-      <w:r>
-        <w:rPr>
-          <w:rFonts w:hint="eastAsia" w:ascii="Times New Roman" w:hAnsi="Times New Roman" w:eastAsia="FangSong" w:cs="Times New Roman"/>
-        </w:rPr>
-        <w:t xml:space="preserve">原子半径</w:t>
+        <w:ind w:left="480" w:hanging="480"/>
+      </w:pPr>
+      <w:r>
+        <w:rPr>
+          <w:rFonts w:ascii="Times New Roman" w:hAnsi="Times New Roman" w:eastAsia="Times New Roman" w:cs="Times New Roman"/>
+        </w:rPr>
+        <w:t xml:space="preserve">C. </w:t>
+      </w:r>
+      <w:r>
+        <w:rPr>
+          <w:rFonts w:hint="eastAsia" w:ascii="Times New Roman" w:hAnsi="Times New Roman" w:eastAsia="FangSong" w:cs="Times New Roman"/>
+        </w:rPr>
+        <w:t xml:space="preserve">晶体密度</w:t>
       </w:r>
       <w:r>
         <w:rPr>
@@ -10608,33 +10649,8 @@
     <w:p>
       <w:pPr>
         <w:pStyle w:val="BodyText"/>
+        <w:spacing w:before="0" w:after="0"/>
         <w:ind w:left="480" w:hanging="480"/>
-        <w:spacing w:before="0" w:after="0"/>
-      </w:pPr>
-      <w:r>
-        <w:rPr>
-          <w:rFonts w:ascii="Times New Roman" w:hAnsi="Times New Roman" w:eastAsia="Times New Roman" w:cs="Times New Roman"/>
-        </w:rPr>
-        <w:t xml:space="preserve">C. </w:t>
-      </w:r>
-      <w:r>
-        <w:rPr>
-          <w:rFonts w:hint="eastAsia" w:ascii="Times New Roman" w:hAnsi="Times New Roman" w:eastAsia="FangSong" w:cs="Times New Roman"/>
-        </w:rPr>
-        <w:t xml:space="preserve">晶体密度</w:t>
-      </w:r>
-      <w:r>
-        <w:rPr>
-          <w:rFonts w:ascii="Times New Roman" w:hAnsi="Times New Roman" w:eastAsia="Times New Roman" w:cs="Times New Roman"/>
-        </w:rPr>
-        <w:t xml:space="preserve">　　</w:t>
-      </w:r>
-    </w:p>
-    <w:p>
-      <w:pPr>
-        <w:pStyle w:val="BodyText"/>
-        <w:ind w:left="480" w:hanging="480"/>
-        <w:spacing w:before="0" w:after="180"/>
       </w:pPr>
       <w:r>
         <w:rPr>
@@ -14652,6 +14668,14 @@
         <w:tblStyle w:val="Table"/>
         <w:tblW w:type="pct" w:w="5000"/>
         <w:tblLayout w:type="fixed"/>
+        <w:tblBorders>
+          <w:top w:val="single" w:sz="12" w:space="0" w:color="000000"/>
+          <w:left w:val="none" w:sz="0" w:space="0" w:color="auto"/>
+          <w:bottom w:val="single" w:sz="12" w:space="0" w:color="000000"/>
+          <w:right w:val="none" w:sz="0" w:space="0" w:color="auto"/>
+          <w:insideH w:val="none" w:sz="0" w:space="0" w:color="auto"/>
+          <w:insideV w:val="none" w:sz="0" w:space="0" w:color="auto"/>
+        </w:tblBorders>
         <w:tblLook w:firstRow="1" w:lastRow="0" w:firstColumn="0" w:lastColumn="0" w:noHBand="0" w:noVBand="0" w:val="0020"/>
       </w:tblPr>
       <w:tblGrid>
@@ -14666,7 +14690,11 @@
           <w:tblHeader w:val="on"/>
         </w:trPr>
         <w:tc>
-          <w:tcPr/>
+          <w:tcPr>
+            <w:tcBorders>
+              <w:bottom w:val="single" w:sz="8" w:space="0" w:color="000000"/>
+            </w:tcBorders>
+          </w:tcPr>
           <w:p>
             <w:pPr>
               <w:pStyle w:val="Compact"/>
@@ -14675,7 +14703,11 @@
           </w:p>
         </w:tc>
         <w:tc>
-          <w:tcPr/>
+          <w:tcPr>
+            <w:tcBorders>
+              <w:bottom w:val="single" w:sz="8" w:space="0" w:color="000000"/>
+            </w:tcBorders>
+          </w:tcPr>
           <w:p>
             <w:pPr>
               <w:pStyle w:val="Compact"/>
@@ -14691,7 +14723,11 @@
           </w:p>
         </w:tc>
         <w:tc>
-          <w:tcPr/>
+          <w:tcPr>
+            <w:tcBorders>
+              <w:bottom w:val="single" w:sz="8" w:space="0" w:color="000000"/>
+            </w:tcBorders>
+          </w:tcPr>
           <w:p>
             <w:pPr>
               <w:pStyle w:val="Compact"/>
@@ -14733,7 +14769,11 @@
           </w:p>
         </w:tc>
         <w:tc>
-          <w:tcPr/>
+          <w:tcPr>
+            <w:tcBorders>
+              <w:bottom w:val="single" w:sz="8" w:space="0" w:color="000000"/>
+            </w:tcBorders>
+          </w:tcPr>
           <w:p>
             <w:pPr>
               <w:pStyle w:val="Compact"/>
@@ -14775,7 +14815,11 @@
           </w:p>
         </w:tc>
         <w:tc>
-          <w:tcPr/>
+          <w:tcPr>
+            <w:tcBorders>
+              <w:bottom w:val="single" w:sz="8" w:space="0" w:color="000000"/>
+            </w:tcBorders>
+          </w:tcPr>
           <w:p>
             <w:pPr>
               <w:pStyle w:val="Compact"/>
@@ -17082,7 +17126,7 @@
     <ns0:rPr>
       <ns0:rFonts ns0:ascii="Times New Roman" ns0:cs="Times New Roman" ns0:eastAsia="SimHei" ns0:hAnsi="Times New Roman"/>
       <ns0:b/>
-      <ns0:color ns0:val="17324D"/>
+      <ns0:color ns0:val="000000"/>
       <ns0:sz ns0:val="44"/>
       <ns0:szCs ns0:val="56"/>
     </ns0:rPr>
@@ -17224,7 +17268,7 @@
     <ns0:rPr>
       <ns0:rFonts ns0:ascii="Times New Roman" ns0:cs="Times New Roman" ns0:eastAsia="SimHei" ns0:hAnsi="Times New Roman"/>
       <ns0:b/>
-      <ns0:color ns0:val="17324D"/>
+      <ns0:color ns0:val="000000"/>
       <ns0:sz ns0:val="32"/>
       <ns0:szCs ns0:val="40"/>
     </ns0:rPr>
@@ -17248,7 +17292,7 @@
     <ns0:rPr>
       <ns0:rFonts ns0:ascii="Times New Roman" ns0:cs="Times New Roman" ns0:eastAsia="SimHei" ns0:hAnsi="Times New Roman"/>
       <ns0:b/>
-      <ns0:color ns0:val="17324D"/>
+      <ns0:color ns0:val="000000"/>
       <ns0:sz ns0:val="28"/>
       <ns0:szCs ns0:val="32"/>
     </ns0:rPr>
@@ -17272,7 +17316,7 @@
     <ns0:rPr>
       <ns0:rFonts ns0:ascii="Times New Roman" ns0:cs="Times New Roman" ns0:eastAsia="SimHei" ns0:hAnsi="Times New Roman"/>
       <ns0:b/>
-      <ns0:color ns0:val="17324D"/>
+      <ns0:color ns0:val="000000"/>
       <ns0:sz ns0:val="25"/>
       <ns0:szCs ns0:val="28"/>
     </ns0:rPr>

--- a/00-首页/题组Word/第一轮·综合套卷/第一轮综合卷02（学生版）.docx
+++ b/00-首页/题组Word/第一轮·综合套卷/第一轮综合卷02（学生版）.docx
@@ -169,7 +169,10 @@
     <w:p>
       <w:pPr>
         <w:pStyle w:val="Compact"/>
-        <w:spacing w:before="0" w:after="0"/>
+        <w:numPr>
+          <w:ilvl w:val="0"/>
+          <w:numId w:val="1001"/>
+        </w:numPr>
       </w:pPr>
       <w:r>
         <w:rPr>
@@ -212,7 +215,10 @@
     <w:p>
       <w:pPr>
         <w:pStyle w:val="Compact"/>
-        <w:spacing w:before="0" w:after="0"/>
+        <w:numPr>
+          <w:ilvl w:val="0"/>
+          <w:numId w:val="1001"/>
+        </w:numPr>
       </w:pPr>
       <w:r>
         <w:rPr>
@@ -291,7 +297,10 @@
     <w:p>
       <w:pPr>
         <w:pStyle w:val="Compact"/>
-        <w:spacing w:before="0" w:after="0"/>
+        <w:numPr>
+          <w:ilvl w:val="0"/>
+          <w:numId w:val="1001"/>
+        </w:numPr>
       </w:pPr>
       <w:r>
         <w:rPr>
@@ -322,7 +331,10 @@
     <w:p>
       <w:pPr>
         <w:pStyle w:val="Compact"/>
-        <w:spacing w:before="0" w:after="0"/>
+        <w:numPr>
+          <w:ilvl w:val="0"/>
+          <w:numId w:val="1001"/>
+        </w:numPr>
       </w:pPr>
       <w:r>
         <w:rPr>
@@ -349,16 +361,6 @@
         </w:rPr>
         <w:t xml:space="preserve">分子具有旋光性</w:t>
       </w:r>
-    </w:p>
-    <w:p>
-      <w:pPr>
-        <w:spacing w:before="0" w:after="0"/>
-      </w:pPr>
-    </w:p>
-    <w:p>
-      <w:pPr>
-        <w:spacing w:before="0" w:after="0"/>
-      </w:pPr>
     </w:p>
     <w:p>
       <w:pPr>
@@ -590,64 +592,17 @@
     <w:p>
       <w:pPr>
         <w:pStyle w:val="Compact"/>
-        <w:spacing w:before="0" w:after="0"/>
-        <w:ind w:left="480" w:hanging="480"/>
-      </w:pPr>
-      <w:r>
-        <w:rPr>
-          <w:rFonts w:ascii="Times New Roman" w:hAnsi="Times New Roman" w:eastAsia="Times New Roman" w:cs="Times New Roman"/>
-        </w:rPr>
-        <w:t xml:space="preserve">A. 1 2 1 3　　</w:t>
-      </w:r>
-    </w:p>
-    <w:p>
-      <w:pPr>
-        <w:pStyle w:val="Compact"/>
-        <w:spacing w:before="0" w:after="0"/>
-        <w:ind w:left="480" w:hanging="480"/>
-      </w:pPr>
-      <w:r>
-        <w:rPr>
-          <w:rFonts w:ascii="Times New Roman" w:hAnsi="Times New Roman" w:eastAsia="Times New Roman" w:cs="Times New Roman"/>
-        </w:rPr>
-        <w:t xml:space="preserve">B. 2 2 5 3　　</w:t>
-      </w:r>
-    </w:p>
-    <w:p>
-      <w:pPr>
-        <w:pStyle w:val="Compact"/>
-        <w:spacing w:before="0" w:after="0"/>
-        <w:ind w:left="480" w:hanging="480"/>
-      </w:pPr>
-      <w:r>
-        <w:rPr>
-          <w:rFonts w:ascii="Times New Roman" w:hAnsi="Times New Roman" w:eastAsia="Times New Roman" w:cs="Times New Roman"/>
-        </w:rPr>
-        <w:t xml:space="preserve">C. 2 3 5 6　　</w:t>
-      </w:r>
-    </w:p>
-    <w:p>
-      <w:pPr>
-        <w:pStyle w:val="Compact"/>
-        <w:spacing w:before="0" w:after="0"/>
-        <w:ind w:left="480" w:hanging="480"/>
-      </w:pPr>
-      <w:r>
-        <w:rPr>
-          <w:rFonts w:ascii="Times New Roman" w:hAnsi="Times New Roman" w:eastAsia="Times New Roman" w:cs="Times New Roman"/>
-        </w:rPr>
-        <w:t xml:space="preserve">D. 4 2 1 3</w:t>
-      </w:r>
-    </w:p>
-    <w:p>
-      <w:pPr>
-        <w:spacing w:before="0" w:after="0"/>
-      </w:pPr>
-    </w:p>
-    <w:p>
-      <w:pPr>
-        <w:spacing w:before="0" w:after="0"/>
-      </w:pPr>
+        <w:numPr>
+          <w:ilvl w:val="0"/>
+          <w:numId w:val="1002"/>
+        </w:numPr>
+      </w:pPr>
+      <w:r>
+        <w:rPr>
+          <w:rFonts w:ascii="Times New Roman" w:hAnsi="Times New Roman" w:eastAsia="Times New Roman" w:cs="Times New Roman"/>
+        </w:rPr>
+        <w:t xml:space="preserve">A. 1 2 1 3　　B. 2 2 5 3　　C. 2 3 5 6　　D. 4 2 1 3</w:t>
+      </w:r>
     </w:p>
     <w:p>
       <w:pPr>
@@ -699,7 +654,10 @@
     <w:p>
       <w:pPr>
         <w:pStyle w:val="Compact"/>
-        <w:spacing w:before="0" w:after="0"/>
+        <w:numPr>
+          <w:ilvl w:val="0"/>
+          <w:numId w:val="1003"/>
+        </w:numPr>
       </w:pPr>
       <w:r>
         <w:rPr>
@@ -755,7 +713,10 @@
     <w:p>
       <w:pPr>
         <w:pStyle w:val="Compact"/>
-        <w:spacing w:before="0" w:after="0"/>
+        <w:numPr>
+          <w:ilvl w:val="0"/>
+          <w:numId w:val="1003"/>
+        </w:numPr>
       </w:pPr>
       <w:r>
         <w:rPr>
@@ -798,7 +759,10 @@
     <w:p>
       <w:pPr>
         <w:pStyle w:val="Compact"/>
-        <w:spacing w:before="0" w:after="0"/>
+        <w:numPr>
+          <w:ilvl w:val="0"/>
+          <w:numId w:val="1003"/>
+        </w:numPr>
       </w:pPr>
       <w:r>
         <w:rPr>
@@ -842,7 +806,10 @@
     <w:p>
       <w:pPr>
         <w:pStyle w:val="Compact"/>
-        <w:spacing w:before="0" w:after="0"/>
+        <w:numPr>
+          <w:ilvl w:val="0"/>
+          <w:numId w:val="1003"/>
+        </w:numPr>
       </w:pPr>
       <w:r>
         <w:rPr>
@@ -856,16 +823,6 @@
         </w:rPr>
         <w:t xml:space="preserve">金刚石和石墨具有相同的熔点</w:t>
       </w:r>
-    </w:p>
-    <w:p>
-      <w:pPr>
-        <w:spacing w:before="0" w:after="0"/>
-      </w:pPr>
-    </w:p>
-    <w:p>
-      <w:pPr>
-        <w:spacing w:before="0" w:after="0"/>
-      </w:pPr>
     </w:p>
     <w:p>
       <w:pPr>
@@ -990,64 +947,17 @@
     <w:p>
       <w:pPr>
         <w:pStyle w:val="Compact"/>
-        <w:spacing w:before="0" w:after="0"/>
-        <w:ind w:left="480" w:hanging="480"/>
-      </w:pPr>
-      <w:r>
-        <w:rPr>
-          <w:rFonts w:ascii="Times New Roman" w:hAnsi="Times New Roman" w:eastAsia="Times New Roman" w:cs="Times New Roman"/>
-        </w:rPr>
-        <w:t xml:space="preserve">A. N=N=O　　</w:t>
-      </w:r>
-    </w:p>
-    <w:p>
-      <w:pPr>
-        <w:pStyle w:val="Compact"/>
-        <w:spacing w:before="0" w:after="0"/>
-        <w:ind w:left="480" w:hanging="480"/>
-      </w:pPr>
-      <w:r>
-        <w:rPr>
-          <w:rFonts w:ascii="Times New Roman" w:hAnsi="Times New Roman" w:eastAsia="Times New Roman" w:cs="Times New Roman"/>
-        </w:rPr>
-        <w:t xml:space="preserve">B. N≡N—O　　</w:t>
-      </w:r>
-    </w:p>
-    <w:p>
-      <w:pPr>
-        <w:pStyle w:val="Compact"/>
-        <w:spacing w:before="0" w:after="0"/>
-        <w:ind w:left="480" w:hanging="480"/>
-      </w:pPr>
-      <w:r>
-        <w:rPr>
-          <w:rFonts w:ascii="Times New Roman" w:hAnsi="Times New Roman" w:eastAsia="Times New Roman" w:cs="Times New Roman"/>
-        </w:rPr>
-        <w:t xml:space="preserve">C. N—N≡O　　</w:t>
-      </w:r>
-    </w:p>
-    <w:p>
-      <w:pPr>
-        <w:pStyle w:val="Compact"/>
-        <w:spacing w:before="0" w:after="0"/>
-        <w:ind w:left="480" w:hanging="480"/>
-      </w:pPr>
-      <w:r>
-        <w:rPr>
-          <w:rFonts w:ascii="Times New Roman" w:hAnsi="Times New Roman" w:eastAsia="Times New Roman" w:cs="Times New Roman"/>
-        </w:rPr>
-        <w:t xml:space="preserve">D. N=O=N</w:t>
-      </w:r>
-    </w:p>
-    <w:p>
-      <w:pPr>
-        <w:spacing w:before="0" w:after="0"/>
-      </w:pPr>
-    </w:p>
-    <w:p>
-      <w:pPr>
-        <w:spacing w:before="0" w:after="0"/>
-      </w:pPr>
+        <w:numPr>
+          <w:ilvl w:val="0"/>
+          <w:numId w:val="1004"/>
+        </w:numPr>
+      </w:pPr>
+      <w:r>
+        <w:rPr>
+          <w:rFonts w:ascii="Times New Roman" w:hAnsi="Times New Roman" w:eastAsia="Times New Roman" w:cs="Times New Roman"/>
+        </w:rPr>
+        <w:t xml:space="preserve">A. N=N=O　　B. N≡N—O　　C. N—N≡O　　D. N=O=N</w:t>
+      </w:r>
     </w:p>
     <w:p>
       <w:pPr>
@@ -1469,7 +1379,10 @@
     <w:p>
       <w:pPr>
         <w:pStyle w:val="Compact"/>
-        <w:spacing w:before="0" w:after="0"/>
+        <w:numPr>
+          <w:ilvl w:val="0"/>
+          <w:numId w:val="1006"/>
+        </w:numPr>
       </w:pPr>
       <w:r>
         <w:rPr>
@@ -1512,7 +1425,10 @@
     <w:p>
       <w:pPr>
         <w:pStyle w:val="Compact"/>
-        <w:spacing w:before="0" w:after="0"/>
+        <w:numPr>
+          <w:ilvl w:val="0"/>
+          <w:numId w:val="1006"/>
+        </w:numPr>
       </w:pPr>
       <w:r>
         <w:rPr>
@@ -1543,7 +1459,10 @@
     <w:p>
       <w:pPr>
         <w:pStyle w:val="Compact"/>
-        <w:spacing w:before="0" w:after="0"/>
+        <w:numPr>
+          <w:ilvl w:val="0"/>
+          <w:numId w:val="1006"/>
+        </w:numPr>
       </w:pPr>
       <w:r>
         <w:rPr>
@@ -1574,7 +1493,10 @@
     <w:p>
       <w:pPr>
         <w:pStyle w:val="Compact"/>
-        <w:spacing w:before="0" w:after="0"/>
+        <w:numPr>
+          <w:ilvl w:val="0"/>
+          <w:numId w:val="1006"/>
+        </w:numPr>
       </w:pPr>
       <w:r>
         <w:rPr>
@@ -1628,16 +1550,6 @@
         </w:rPr>
         <w:t>)</w:t>
       </w:r>
-    </w:p>
-    <w:p>
-      <w:pPr>
-        <w:spacing w:before="0" w:after="0"/>
-      </w:pPr>
-    </w:p>
-    <w:p>
-      <w:pPr>
-        <w:spacing w:before="0" w:after="0"/>
-      </w:pPr>
     </w:p>
     <w:p>
       <w:pPr>
@@ -1740,7 +1652,7 @@
         </w:rPr>
         <w:drawing>
           <wp:inline>
-            <wp:extent cx="3124284" cy="938571"/>
+            <wp:extent cx="3600000" cy="938571"/>
             <wp:effectExtent b="0" l="0" r="0" t="0"/>
             <wp:docPr descr="" title="" id="15" name="Picture"/>
             <a:graphic>
@@ -1761,7 +1673,7 @@
                   <pic:spPr bwMode="auto">
                     <a:xfrm>
                       <a:off x="0" y="0"/>
-                      <a:ext cx="3124284" cy="938571"/>
+                      <a:ext cx="3600000" cy="938571"/>
                     </a:xfrm>
                     <a:prstGeom prst="rect">
                       <a:avLst/>
@@ -1794,7 +1706,10 @@
     <w:p>
       <w:pPr>
         <w:pStyle w:val="Compact"/>
-        <w:spacing w:before="0" w:after="0"/>
+        <w:numPr>
+          <w:ilvl w:val="0"/>
+          <w:numId w:val="1007"/>
+        </w:numPr>
       </w:pPr>
       <w:r>
         <w:rPr>
@@ -1836,7 +1751,10 @@
     <w:p>
       <w:pPr>
         <w:pStyle w:val="Compact"/>
-        <w:spacing w:before="0" w:after="0"/>
+        <w:numPr>
+          <w:ilvl w:val="0"/>
+          <w:numId w:val="1007"/>
+        </w:numPr>
       </w:pPr>
       <w:r>
         <w:rPr>
@@ -1854,7 +1772,10 @@
     <w:p>
       <w:pPr>
         <w:pStyle w:val="Compact"/>
-        <w:spacing w:before="0" w:after="0"/>
+        <w:numPr>
+          <w:ilvl w:val="0"/>
+          <w:numId w:val="1007"/>
+        </w:numPr>
       </w:pPr>
       <w:r>
         <w:rPr>
@@ -1910,7 +1831,10 @@
     <w:p>
       <w:pPr>
         <w:pStyle w:val="Compact"/>
-        <w:spacing w:before="0" w:after="0"/>
+        <w:numPr>
+          <w:ilvl w:val="0"/>
+          <w:numId w:val="1007"/>
+        </w:numPr>
       </w:pPr>
       <w:r>
         <w:rPr>
@@ -1924,16 +1848,6 @@
         </w:rPr>
         <w:t xml:space="preserve">反应前后分子的种类发生了改变</w:t>
       </w:r>
-    </w:p>
-    <w:p>
-      <w:pPr>
-        <w:spacing w:before="0" w:after="0"/>
-      </w:pPr>
-    </w:p>
-    <w:p>
-      <w:pPr>
-        <w:spacing w:before="0" w:after="0"/>
-      </w:pPr>
     </w:p>
     <w:p>
       <w:pPr>
@@ -2094,21 +2008,6 @@
         </w:rPr>
         <w:t>。</w:t>
       </w:r>
-    </w:p>
-    <w:p>
-      <w:pPr>
-        <w:spacing w:before="0" w:after="0"/>
-      </w:pPr>
-    </w:p>
-    <w:p>
-      <w:pPr>
-        <w:spacing w:before="0" w:after="0"/>
-      </w:pPr>
-    </w:p>
-    <w:p>
-      <w:pPr>
-        <w:spacing w:before="0" w:after="0"/>
-      </w:pPr>
     </w:p>
     <w:p>
       <w:pPr>
@@ -2423,31 +2322,6 @@
     </w:p>
     <w:p>
       <w:pPr>
-        <w:spacing w:before="0" w:after="0"/>
-      </w:pPr>
-    </w:p>
-    <w:p>
-      <w:pPr>
-        <w:spacing w:before="0" w:after="0"/>
-      </w:pPr>
-    </w:p>
-    <w:p>
-      <w:pPr>
-        <w:spacing w:before="0" w:after="0"/>
-      </w:pPr>
-    </w:p>
-    <w:p>
-      <w:pPr>
-        <w:spacing w:before="0" w:after="0"/>
-      </w:pPr>
-    </w:p>
-    <w:p>
-      <w:pPr>
-        <w:spacing w:before="0" w:after="0"/>
-      </w:pPr>
-    </w:p>
-    <w:p>
-      <w:pPr>
         <w:spacing w:before="160" w:after="80"/>
       </w:pPr>
       <w:r>
@@ -2737,7 +2611,7 @@
         </w:rPr>
         <w:drawing>
           <wp:inline>
-            <wp:extent cx="2501900" cy="3149600"/>
+            <wp:extent cx="2552700" cy="3149600"/>
             <wp:effectExtent b="0" l="0" r="0" t="0"/>
             <wp:docPr descr="" title="" id="21" name="Picture"/>
             <a:graphic>
@@ -2758,7 +2632,7 @@
                   <pic:spPr bwMode="auto">
                     <a:xfrm>
                       <a:off x="0" y="0"/>
-                      <a:ext cx="2501900" cy="3149600"/>
+                      <a:ext cx="2552700" cy="3149600"/>
                     </a:xfrm>
                     <a:prstGeom prst="rect">
                       <a:avLst/>
@@ -2779,31 +2653,6 @@
     </w:p>
     <w:p>
       <w:pPr>
-        <w:spacing w:before="0" w:after="0"/>
-      </w:pPr>
-    </w:p>
-    <w:p>
-      <w:pPr>
-        <w:spacing w:before="0" w:after="0"/>
-      </w:pPr>
-    </w:p>
-    <w:p>
-      <w:pPr>
-        <w:spacing w:before="0" w:after="0"/>
-      </w:pPr>
-    </w:p>
-    <w:p>
-      <w:pPr>
-        <w:spacing w:before="0" w:after="0"/>
-      </w:pPr>
-    </w:p>
-    <w:p>
-      <w:pPr>
-        <w:spacing w:before="0" w:after="0"/>
-      </w:pPr>
-    </w:p>
-    <w:p>
-      <w:pPr>
         <w:spacing w:before="160" w:after="80"/>
       </w:pPr>
       <w:r>
@@ -2891,7 +2740,7 @@
         </w:rPr>
         <w:drawing>
           <wp:inline>
-            <wp:extent cx="3240000" cy="3064433"/>
+            <wp:extent cx="3240000" cy="3089486"/>
             <wp:effectExtent b="0" l="0" r="0" t="0"/>
             <wp:docPr descr="" title="" id="25" name="Picture"/>
             <a:graphic>
@@ -2912,7 +2761,7 @@
                   <pic:spPr bwMode="auto">
                     <a:xfrm>
                       <a:off x="0" y="0"/>
-                      <a:ext cx="3240000" cy="3064433"/>
+                      <a:ext cx="3240000" cy="3089486"/>
                     </a:xfrm>
                     <a:prstGeom prst="rect">
                       <a:avLst/>
@@ -2933,21 +2782,6 @@
     </w:p>
     <w:p>
       <w:pPr>
-        <w:spacing w:before="0" w:after="0"/>
-      </w:pPr>
-    </w:p>
-    <w:p>
-      <w:pPr>
-        <w:spacing w:before="0" w:after="0"/>
-      </w:pPr>
-    </w:p>
-    <w:p>
-      <w:pPr>
-        <w:spacing w:before="0" w:after="0"/>
-      </w:pPr>
-    </w:p>
-    <w:p>
-      <w:pPr>
         <w:spacing w:before="160" w:after="80"/>
       </w:pPr>
       <w:r>
@@ -3312,31 +3146,6 @@
     </w:p>
     <w:p>
       <w:pPr>
-        <w:spacing w:before="0" w:after="0"/>
-      </w:pPr>
-    </w:p>
-    <w:p>
-      <w:pPr>
-        <w:spacing w:before="0" w:after="0"/>
-      </w:pPr>
-    </w:p>
-    <w:p>
-      <w:pPr>
-        <w:spacing w:before="0" w:after="0"/>
-      </w:pPr>
-    </w:p>
-    <w:p>
-      <w:pPr>
-        <w:spacing w:before="0" w:after="0"/>
-      </w:pPr>
-    </w:p>
-    <w:p>
-      <w:pPr>
-        <w:spacing w:before="0" w:after="0"/>
-      </w:pPr>
-    </w:p>
-    <w:p>
-      <w:pPr>
         <w:spacing w:before="160" w:after="80"/>
       </w:pPr>
       <w:r>
@@ -3759,46 +3568,6 @@
         </w:rPr>
         <w:t>。</w:t>
       </w:r>
-    </w:p>
-    <w:p>
-      <w:pPr>
-        <w:spacing w:before="0" w:after="0"/>
-      </w:pPr>
-    </w:p>
-    <w:p>
-      <w:pPr>
-        <w:spacing w:before="0" w:after="0"/>
-      </w:pPr>
-    </w:p>
-    <w:p>
-      <w:pPr>
-        <w:spacing w:before="0" w:after="0"/>
-      </w:pPr>
-    </w:p>
-    <w:p>
-      <w:pPr>
-        <w:spacing w:before="0" w:after="0"/>
-      </w:pPr>
-    </w:p>
-    <w:p>
-      <w:pPr>
-        <w:spacing w:before="0" w:after="0"/>
-      </w:pPr>
-    </w:p>
-    <w:p>
-      <w:pPr>
-        <w:spacing w:before="0" w:after="0"/>
-      </w:pPr>
-    </w:p>
-    <w:p>
-      <w:pPr>
-        <w:spacing w:before="0" w:after="0"/>
-      </w:pPr>
-    </w:p>
-    <w:p>
-      <w:pPr>
-        <w:spacing w:before="0" w:after="0"/>
-      </w:pPr>
     </w:p>
     <w:p>
       <w:pPr>
@@ -4106,31 +3875,6 @@
     </w:p>
     <w:p>
       <w:pPr>
-        <w:spacing w:before="0" w:after="0"/>
-      </w:pPr>
-    </w:p>
-    <w:p>
-      <w:pPr>
-        <w:spacing w:before="0" w:after="0"/>
-      </w:pPr>
-    </w:p>
-    <w:p>
-      <w:pPr>
-        <w:spacing w:before="0" w:after="0"/>
-      </w:pPr>
-    </w:p>
-    <w:p>
-      <w:pPr>
-        <w:spacing w:before="0" w:after="0"/>
-      </w:pPr>
-    </w:p>
-    <w:p>
-      <w:pPr>
-        <w:spacing w:before="0" w:after="0"/>
-      </w:pPr>
-    </w:p>
-    <w:p>
-      <w:pPr>
         <w:spacing w:before="160" w:after="80"/>
       </w:pPr>
       <w:r>
@@ -4953,21 +4697,6 @@
         </w:rPr>
         <w:t xml:space="preserve">。</w:t>
       </w:r>
-    </w:p>
-    <w:p>
-      <w:pPr>
-        <w:spacing w:before="0" w:after="0"/>
-      </w:pPr>
-    </w:p>
-    <w:p>
-      <w:pPr>
-        <w:spacing w:before="0" w:after="0"/>
-      </w:pPr>
-    </w:p>
-    <w:p>
-      <w:pPr>
-        <w:spacing w:before="0" w:after="0"/>
-      </w:pPr>
     </w:p>
     <w:p>
       <w:pPr>
@@ -5279,31 +5008,6 @@
         </w:rPr>
         <w:t>。</w:t>
       </w:r>
-    </w:p>
-    <w:p>
-      <w:pPr>
-        <w:spacing w:before="0" w:after="0"/>
-      </w:pPr>
-    </w:p>
-    <w:p>
-      <w:pPr>
-        <w:spacing w:before="0" w:after="0"/>
-      </w:pPr>
-    </w:p>
-    <w:p>
-      <w:pPr>
-        <w:spacing w:before="0" w:after="0"/>
-      </w:pPr>
-    </w:p>
-    <w:p>
-      <w:pPr>
-        <w:spacing w:before="0" w:after="0"/>
-      </w:pPr>
-    </w:p>
-    <w:p>
-      <w:pPr>
-        <w:spacing w:before="0" w:after="0"/>
-      </w:pPr>
     </w:p>
     <w:p>
       <w:pPr>
@@ -5636,31 +5340,6 @@
     </w:p>
     <w:p>
       <w:pPr>
-        <w:spacing w:before="0" w:after="0"/>
-      </w:pPr>
-    </w:p>
-    <w:p>
-      <w:pPr>
-        <w:spacing w:before="0" w:after="0"/>
-      </w:pPr>
-    </w:p>
-    <w:p>
-      <w:pPr>
-        <w:spacing w:before="0" w:after="0"/>
-      </w:pPr>
-    </w:p>
-    <w:p>
-      <w:pPr>
-        <w:spacing w:before="0" w:after="0"/>
-      </w:pPr>
-    </w:p>
-    <w:p>
-      <w:pPr>
-        <w:spacing w:before="0" w:after="0"/>
-      </w:pPr>
-    </w:p>
-    <w:p>
-      <w:pPr>
         <w:spacing w:before="160" w:after="80"/>
       </w:pPr>
       <w:r>
@@ -6564,31 +6243,6 @@
     </w:p>
     <w:p>
       <w:pPr>
-        <w:spacing w:before="0" w:after="0"/>
-      </w:pPr>
-    </w:p>
-    <w:p>
-      <w:pPr>
-        <w:spacing w:before="0" w:after="0"/>
-      </w:pPr>
-    </w:p>
-    <w:p>
-      <w:pPr>
-        <w:spacing w:before="0" w:after="0"/>
-      </w:pPr>
-    </w:p>
-    <w:p>
-      <w:pPr>
-        <w:spacing w:before="0" w:after="0"/>
-      </w:pPr>
-    </w:p>
-    <w:p>
-      <w:pPr>
-        <w:spacing w:before="0" w:after="0"/>
-      </w:pPr>
-    </w:p>
-    <w:p>
-      <w:pPr>
         <w:spacing w:before="160" w:after="80"/>
       </w:pPr>
       <w:r>
@@ -6982,31 +6636,6 @@
         </w:rPr>
         <w:t>。</w:t>
       </w:r>
-    </w:p>
-    <w:p>
-      <w:pPr>
-        <w:spacing w:before="0" w:after="0"/>
-      </w:pPr>
-    </w:p>
-    <w:p>
-      <w:pPr>
-        <w:spacing w:before="0" w:after="0"/>
-      </w:pPr>
-    </w:p>
-    <w:p>
-      <w:pPr>
-        <w:spacing w:before="0" w:after="0"/>
-      </w:pPr>
-    </w:p>
-    <w:p>
-      <w:pPr>
-        <w:spacing w:before="0" w:after="0"/>
-      </w:pPr>
-    </w:p>
-    <w:p>
-      <w:pPr>
-        <w:spacing w:before="0" w:after="0"/>
-      </w:pPr>
     </w:p>
     <w:p>
       <w:pPr>
@@ -8769,46 +8398,6 @@
     </w:p>
     <w:p>
       <w:pPr>
-        <w:spacing w:before="0" w:after="0"/>
-      </w:pPr>
-    </w:p>
-    <w:p>
-      <w:pPr>
-        <w:spacing w:before="0" w:after="0"/>
-      </w:pPr>
-    </w:p>
-    <w:p>
-      <w:pPr>
-        <w:spacing w:before="0" w:after="0"/>
-      </w:pPr>
-    </w:p>
-    <w:p>
-      <w:pPr>
-        <w:spacing w:before="0" w:after="0"/>
-      </w:pPr>
-    </w:p>
-    <w:p>
-      <w:pPr>
-        <w:spacing w:before="0" w:after="0"/>
-      </w:pPr>
-    </w:p>
-    <w:p>
-      <w:pPr>
-        <w:spacing w:before="0" w:after="0"/>
-      </w:pPr>
-    </w:p>
-    <w:p>
-      <w:pPr>
-        <w:spacing w:before="0" w:after="0"/>
-      </w:pPr>
-    </w:p>
-    <w:p>
-      <w:pPr>
-        <w:spacing w:before="0" w:after="0"/>
-      </w:pPr>
-    </w:p>
-    <w:p>
-      <w:pPr>
         <w:spacing w:before="160" w:after="80"/>
       </w:pPr>
       <w:r>
@@ -9539,31 +9128,6 @@
     </w:p>
     <w:p>
       <w:pPr>
-        <w:spacing w:before="0" w:after="0"/>
-      </w:pPr>
-    </w:p>
-    <w:p>
-      <w:pPr>
-        <w:spacing w:before="0" w:after="0"/>
-      </w:pPr>
-    </w:p>
-    <w:p>
-      <w:pPr>
-        <w:spacing w:before="0" w:after="0"/>
-      </w:pPr>
-    </w:p>
-    <w:p>
-      <w:pPr>
-        <w:spacing w:before="0" w:after="0"/>
-      </w:pPr>
-    </w:p>
-    <w:p>
-      <w:pPr>
-        <w:spacing w:before="0" w:after="0"/>
-      </w:pPr>
-    </w:p>
-    <w:p>
-      <w:pPr>
         <w:spacing w:before="160" w:after="80"/>
       </w:pPr>
       <w:r>
@@ -9770,46 +9334,6 @@
         </w:rPr>
         <w:t>)。</w:t>
       </w:r>
-    </w:p>
-    <w:p>
-      <w:pPr>
-        <w:spacing w:before="0" w:after="0"/>
-      </w:pPr>
-    </w:p>
-    <w:p>
-      <w:pPr>
-        <w:spacing w:before="0" w:after="0"/>
-      </w:pPr>
-    </w:p>
-    <w:p>
-      <w:pPr>
-        <w:spacing w:before="0" w:after="0"/>
-      </w:pPr>
-    </w:p>
-    <w:p>
-      <w:pPr>
-        <w:spacing w:before="0" w:after="0"/>
-      </w:pPr>
-    </w:p>
-    <w:p>
-      <w:pPr>
-        <w:spacing w:before="0" w:after="0"/>
-      </w:pPr>
-    </w:p>
-    <w:p>
-      <w:pPr>
-        <w:spacing w:before="0" w:after="0"/>
-      </w:pPr>
-    </w:p>
-    <w:p>
-      <w:pPr>
-        <w:spacing w:before="0" w:after="0"/>
-      </w:pPr>
-    </w:p>
-    <w:p>
-      <w:pPr>
-        <w:spacing w:before="0" w:after="0"/>
-      </w:pPr>
     </w:p>
     <w:p>
       <w:pPr>
@@ -10387,8 +9911,6 @@
     <w:p>
       <w:pPr>
         <w:pStyle w:val="BodyText"/>
-        <w:spacing w:before="0" w:after="0"/>
-        <w:ind w:left="480" w:hanging="480"/>
       </w:pPr>
       <w:r>
         <w:rPr>
@@ -10406,20 +9928,7 @@
         <w:rPr>
           <w:rFonts w:ascii="Times New Roman" w:hAnsi="Times New Roman" w:eastAsia="Times New Roman" w:cs="Times New Roman"/>
         </w:rPr>
-        <w:t xml:space="preserve">　</w:t>
-      </w:r>
-    </w:p>
-    <w:p>
-      <w:pPr>
-        <w:pStyle w:val="BodyText"/>
-        <w:spacing w:before="0" w:after="0"/>
-        <w:ind w:left="480" w:hanging="480"/>
-      </w:pPr>
-      <w:r>
-        <w:rPr>
-          <w:rFonts w:ascii="Times New Roman" w:hAnsi="Times New Roman" w:eastAsia="Times New Roman" w:cs="Times New Roman"/>
-        </w:rPr>
-        <w:t xml:space="preserve">B. </w:t>
+        <w:t xml:space="preserve">　B. </w:t>
       </w:r>
       <w:r>
         <w:rPr>
@@ -10431,20 +9940,7 @@
         <w:rPr>
           <w:rFonts w:ascii="Times New Roman" w:hAnsi="Times New Roman" w:eastAsia="Times New Roman" w:cs="Times New Roman"/>
         </w:rPr>
-        <w:t xml:space="preserve">　</w:t>
-      </w:r>
-    </w:p>
-    <w:p>
-      <w:pPr>
-        <w:pStyle w:val="BodyText"/>
-        <w:spacing w:before="0" w:after="0"/>
-        <w:ind w:left="480" w:hanging="480"/>
-      </w:pPr>
-      <w:r>
-        <w:rPr>
-          <w:rFonts w:ascii="Times New Roman" w:hAnsi="Times New Roman" w:eastAsia="Times New Roman" w:cs="Times New Roman"/>
-        </w:rPr>
-        <w:t xml:space="preserve">C. </w:t>
+        <w:t xml:space="preserve">　C. </w:t>
       </w:r>
       <w:r>
         <w:rPr>
@@ -10456,20 +9952,7 @@
         <w:rPr>
           <w:rFonts w:ascii="Times New Roman" w:hAnsi="Times New Roman" w:eastAsia="Times New Roman" w:cs="Times New Roman"/>
         </w:rPr>
-        <w:t xml:space="preserve">　</w:t>
-      </w:r>
-    </w:p>
-    <w:p>
-      <w:pPr>
-        <w:pStyle w:val="BodyText"/>
-        <w:spacing w:before="0" w:after="0"/>
-        <w:ind w:left="480" w:hanging="480"/>
-      </w:pPr>
-      <w:r>
-        <w:rPr>
-          <w:rFonts w:ascii="Times New Roman" w:hAnsi="Times New Roman" w:eastAsia="Times New Roman" w:cs="Times New Roman"/>
-        </w:rPr>
-        <w:t xml:space="preserve">D. </w:t>
+        <w:t xml:space="preserve">　D. </w:t>
       </w:r>
       <w:r>
         <w:rPr>
@@ -10477,16 +9960,6 @@
         </w:rPr>
         <w:t xml:space="preserve">溶剂</w:t>
       </w:r>
-    </w:p>
-    <w:p>
-      <w:pPr>
-        <w:spacing w:before="0" w:after="0"/>
-      </w:pPr>
-    </w:p>
-    <w:p>
-      <w:pPr>
-        <w:spacing w:before="0" w:after="0"/>
-      </w:pPr>
     </w:p>
     <w:p>
       <w:pPr>
@@ -10574,8 +10047,6 @@
     <w:p>
       <w:pPr>
         <w:pStyle w:val="BodyText"/>
-        <w:spacing w:before="0" w:after="0"/>
-        <w:ind w:left="480" w:hanging="480"/>
       </w:pPr>
       <w:r>
         <w:rPr>
@@ -10593,20 +10064,7 @@
         <w:rPr>
           <w:rFonts w:ascii="Times New Roman" w:hAnsi="Times New Roman" w:eastAsia="Times New Roman" w:cs="Times New Roman"/>
         </w:rPr>
-        <w:t xml:space="preserve">　　</w:t>
-      </w:r>
-    </w:p>
-    <w:p>
-      <w:pPr>
-        <w:pStyle w:val="BodyText"/>
-        <w:spacing w:before="0" w:after="0"/>
-        <w:ind w:left="480" w:hanging="480"/>
-      </w:pPr>
-      <w:r>
-        <w:rPr>
-          <w:rFonts w:ascii="Times New Roman" w:hAnsi="Times New Roman" w:eastAsia="Times New Roman" w:cs="Times New Roman"/>
-        </w:rPr>
-        <w:t xml:space="preserve">B. </w:t>
+        <w:t xml:space="preserve">　　B. </w:t>
       </w:r>
       <w:r>
         <w:rPr>
@@ -10618,20 +10076,7 @@
         <w:rPr>
           <w:rFonts w:ascii="Times New Roman" w:hAnsi="Times New Roman" w:eastAsia="Times New Roman" w:cs="Times New Roman"/>
         </w:rPr>
-        <w:t xml:space="preserve">　　</w:t>
-      </w:r>
-    </w:p>
-    <w:p>
-      <w:pPr>
-        <w:pStyle w:val="BodyText"/>
-        <w:spacing w:before="0" w:after="0"/>
-        <w:ind w:left="480" w:hanging="480"/>
-      </w:pPr>
-      <w:r>
-        <w:rPr>
-          <w:rFonts w:ascii="Times New Roman" w:hAnsi="Times New Roman" w:eastAsia="Times New Roman" w:cs="Times New Roman"/>
-        </w:rPr>
-        <w:t xml:space="preserve">C. </w:t>
+        <w:t xml:space="preserve">　　C. </w:t>
       </w:r>
       <w:r>
         <w:rPr>
@@ -10643,20 +10088,7 @@
         <w:rPr>
           <w:rFonts w:ascii="Times New Roman" w:hAnsi="Times New Roman" w:eastAsia="Times New Roman" w:cs="Times New Roman"/>
         </w:rPr>
-        <w:t xml:space="preserve">　　</w:t>
-      </w:r>
-    </w:p>
-    <w:p>
-      <w:pPr>
-        <w:pStyle w:val="BodyText"/>
-        <w:spacing w:before="0" w:after="0"/>
-        <w:ind w:left="480" w:hanging="480"/>
-      </w:pPr>
-      <w:r>
-        <w:rPr>
-          <w:rFonts w:ascii="Times New Roman" w:hAnsi="Times New Roman" w:eastAsia="Times New Roman" w:cs="Times New Roman"/>
-        </w:rPr>
-        <w:t xml:space="preserve">D. </w:t>
+        <w:t xml:space="preserve">　　D. </w:t>
       </w:r>
       <w:r>
         <w:rPr>
@@ -11303,16 +10735,6 @@
     </w:p>
     <w:p>
       <w:pPr>
-        <w:spacing w:before="0" w:after="0"/>
-      </w:pPr>
-    </w:p>
-    <w:p>
-      <w:pPr>
-        <w:spacing w:before="0" w:after="0"/>
-      </w:pPr>
-    </w:p>
-    <w:p>
-      <w:pPr>
         <w:spacing w:before="160" w:after="80"/>
       </w:pPr>
       <w:r>
@@ -11911,46 +11333,6 @@
         </w:rPr>
         <w:t>。</w:t>
       </w:r>
-    </w:p>
-    <w:p>
-      <w:pPr>
-        <w:spacing w:before="0" w:after="0"/>
-      </w:pPr>
-    </w:p>
-    <w:p>
-      <w:pPr>
-        <w:spacing w:before="0" w:after="0"/>
-      </w:pPr>
-    </w:p>
-    <w:p>
-      <w:pPr>
-        <w:spacing w:before="0" w:after="0"/>
-      </w:pPr>
-    </w:p>
-    <w:p>
-      <w:pPr>
-        <w:spacing w:before="0" w:after="0"/>
-      </w:pPr>
-    </w:p>
-    <w:p>
-      <w:pPr>
-        <w:spacing w:before="0" w:after="0"/>
-      </w:pPr>
-    </w:p>
-    <w:p>
-      <w:pPr>
-        <w:spacing w:before="0" w:after="0"/>
-      </w:pPr>
-    </w:p>
-    <w:p>
-      <w:pPr>
-        <w:spacing w:before="0" w:after="0"/>
-      </w:pPr>
-    </w:p>
-    <w:p>
-      <w:pPr>
-        <w:spacing w:before="0" w:after="0"/>
-      </w:pPr>
     </w:p>
     <w:p>
       <w:pPr>
@@ -13612,46 +12994,6 @@
     </w:p>
     <w:p>
       <w:pPr>
-        <w:spacing w:before="0" w:after="0"/>
-      </w:pPr>
-    </w:p>
-    <w:p>
-      <w:pPr>
-        <w:spacing w:before="0" w:after="0"/>
-      </w:pPr>
-    </w:p>
-    <w:p>
-      <w:pPr>
-        <w:spacing w:before="0" w:after="0"/>
-      </w:pPr>
-    </w:p>
-    <w:p>
-      <w:pPr>
-        <w:spacing w:before="0" w:after="0"/>
-      </w:pPr>
-    </w:p>
-    <w:p>
-      <w:pPr>
-        <w:spacing w:before="0" w:after="0"/>
-      </w:pPr>
-    </w:p>
-    <w:p>
-      <w:pPr>
-        <w:spacing w:before="0" w:after="0"/>
-      </w:pPr>
-    </w:p>
-    <w:p>
-      <w:pPr>
-        <w:spacing w:before="0" w:after="0"/>
-      </w:pPr>
-    </w:p>
-    <w:p>
-      <w:pPr>
-        <w:spacing w:before="0" w:after="0"/>
-      </w:pPr>
-    </w:p>
-    <w:p>
-      <w:pPr>
         <w:spacing w:before="160" w:after="80"/>
       </w:pPr>
       <w:r>
@@ -14668,14 +14010,6 @@
         <w:tblStyle w:val="Table"/>
         <w:tblW w:type="pct" w:w="5000"/>
         <w:tblLayout w:type="fixed"/>
-        <w:tblBorders>
-          <w:top w:val="single" w:sz="12" w:space="0" w:color="000000"/>
-          <w:left w:val="none" w:sz="0" w:space="0" w:color="auto"/>
-          <w:bottom w:val="single" w:sz="12" w:space="0" w:color="000000"/>
-          <w:right w:val="none" w:sz="0" w:space="0" w:color="auto"/>
-          <w:insideH w:val="none" w:sz="0" w:space="0" w:color="auto"/>
-          <w:insideV w:val="none" w:sz="0" w:space="0" w:color="auto"/>
-        </w:tblBorders>
         <w:tblLook w:firstRow="1" w:lastRow="0" w:firstColumn="0" w:lastColumn="0" w:noHBand="0" w:noVBand="0" w:val="0020"/>
       </w:tblPr>
       <w:tblGrid>
@@ -14690,11 +14024,7 @@
           <w:tblHeader w:val="on"/>
         </w:trPr>
         <w:tc>
-          <w:tcPr>
-            <w:tcBorders>
-              <w:bottom w:val="single" w:sz="8" w:space="0" w:color="000000"/>
-            </w:tcBorders>
-          </w:tcPr>
+          <w:tcPr/>
           <w:p>
             <w:pPr>
               <w:pStyle w:val="Compact"/>
@@ -14703,11 +14033,7 @@
           </w:p>
         </w:tc>
         <w:tc>
-          <w:tcPr>
-            <w:tcBorders>
-              <w:bottom w:val="single" w:sz="8" w:space="0" w:color="000000"/>
-            </w:tcBorders>
-          </w:tcPr>
+          <w:tcPr/>
           <w:p>
             <w:pPr>
               <w:pStyle w:val="Compact"/>
@@ -14723,11 +14049,7 @@
           </w:p>
         </w:tc>
         <w:tc>
-          <w:tcPr>
-            <w:tcBorders>
-              <w:bottom w:val="single" w:sz="8" w:space="0" w:color="000000"/>
-            </w:tcBorders>
-          </w:tcPr>
+          <w:tcPr/>
           <w:p>
             <w:pPr>
               <w:pStyle w:val="Compact"/>
@@ -14769,11 +14091,7 @@
           </w:p>
         </w:tc>
         <w:tc>
-          <w:tcPr>
-            <w:tcBorders>
-              <w:bottom w:val="single" w:sz="8" w:space="0" w:color="000000"/>
-            </w:tcBorders>
-          </w:tcPr>
+          <w:tcPr/>
           <w:p>
             <w:pPr>
               <w:pStyle w:val="Compact"/>
@@ -14815,11 +14133,7 @@
           </w:p>
         </w:tc>
         <w:tc>
-          <w:tcPr>
-            <w:tcBorders>
-              <w:bottom w:val="single" w:sz="8" w:space="0" w:color="000000"/>
-            </w:tcBorders>
-          </w:tcPr>
+          <w:tcPr/>
           <w:p>
             <w:pPr>
               <w:pStyle w:val="Compact"/>
@@ -15036,46 +14350,6 @@
     </w:tbl>
     <w:p>
       <w:pPr>
-        <w:spacing w:before="0" w:after="0"/>
-      </w:pPr>
-    </w:p>
-    <w:p>
-      <w:pPr>
-        <w:spacing w:before="0" w:after="0"/>
-      </w:pPr>
-    </w:p>
-    <w:p>
-      <w:pPr>
-        <w:spacing w:before="0" w:after="0"/>
-      </w:pPr>
-    </w:p>
-    <w:p>
-      <w:pPr>
-        <w:spacing w:before="0" w:after="0"/>
-      </w:pPr>
-    </w:p>
-    <w:p>
-      <w:pPr>
-        <w:spacing w:before="0" w:after="0"/>
-      </w:pPr>
-    </w:p>
-    <w:p>
-      <w:pPr>
-        <w:spacing w:before="0" w:after="0"/>
-      </w:pPr>
-    </w:p>
-    <w:p>
-      <w:pPr>
-        <w:spacing w:before="0" w:after="0"/>
-      </w:pPr>
-    </w:p>
-    <w:p>
-      <w:pPr>
-        <w:spacing w:before="0" w:after="0"/>
-      </w:pPr>
-    </w:p>
-    <w:p>
-      <w:pPr>
         <w:spacing w:before="160" w:after="80"/>
       </w:pPr>
       <w:r>
@@ -16314,46 +15588,6 @@
         </w:rPr>
         <w:t xml:space="preserve">。</w:t>
       </w:r>
-    </w:p>
-    <w:p>
-      <w:pPr>
-        <w:spacing w:before="0" w:after="0"/>
-      </w:pPr>
-    </w:p>
-    <w:p>
-      <w:pPr>
-        <w:spacing w:before="0" w:after="0"/>
-      </w:pPr>
-    </w:p>
-    <w:p>
-      <w:pPr>
-        <w:spacing w:before="0" w:after="0"/>
-      </w:pPr>
-    </w:p>
-    <w:p>
-      <w:pPr>
-        <w:spacing w:before="0" w:after="0"/>
-      </w:pPr>
-    </w:p>
-    <w:p>
-      <w:pPr>
-        <w:spacing w:before="0" w:after="0"/>
-      </w:pPr>
-    </w:p>
-    <w:p>
-      <w:pPr>
-        <w:spacing w:before="0" w:after="0"/>
-      </w:pPr>
-    </w:p>
-    <w:p>
-      <w:pPr>
-        <w:spacing w:before="0" w:after="0"/>
-      </w:pPr>
-    </w:p>
-    <w:p>
-      <w:pPr>
-        <w:spacing w:before="0" w:after="0"/>
-      </w:pPr>
     </w:p>
     <w:p>
       <w:pPr>
@@ -17126,7 +16360,7 @@
     <ns0:rPr>
       <ns0:rFonts ns0:ascii="Times New Roman" ns0:cs="Times New Roman" ns0:eastAsia="SimHei" ns0:hAnsi="Times New Roman"/>
       <ns0:b/>
-      <ns0:color ns0:val="000000"/>
+      <ns0:color ns0:val="17324D"/>
       <ns0:sz ns0:val="44"/>
       <ns0:szCs ns0:val="56"/>
     </ns0:rPr>
@@ -17268,7 +16502,7 @@
     <ns0:rPr>
       <ns0:rFonts ns0:ascii="Times New Roman" ns0:cs="Times New Roman" ns0:eastAsia="SimHei" ns0:hAnsi="Times New Roman"/>
       <ns0:b/>
-      <ns0:color ns0:val="000000"/>
+      <ns0:color ns0:val="17324D"/>
       <ns0:sz ns0:val="32"/>
       <ns0:szCs ns0:val="40"/>
     </ns0:rPr>
@@ -17292,7 +16526,7 @@
     <ns0:rPr>
       <ns0:rFonts ns0:ascii="Times New Roman" ns0:cs="Times New Roman" ns0:eastAsia="SimHei" ns0:hAnsi="Times New Roman"/>
       <ns0:b/>
-      <ns0:color ns0:val="000000"/>
+      <ns0:color ns0:val="17324D"/>
       <ns0:sz ns0:val="28"/>
       <ns0:szCs ns0:val="32"/>
     </ns0:rPr>
@@ -17316,7 +16550,7 @@
     <ns0:rPr>
       <ns0:rFonts ns0:ascii="Times New Roman" ns0:cs="Times New Roman" ns0:eastAsia="SimHei" ns0:hAnsi="Times New Roman"/>
       <ns0:b/>
-      <ns0:color ns0:val="000000"/>
+      <ns0:color ns0:val="17324D"/>
       <ns0:sz ns0:val="25"/>
       <ns0:szCs ns0:val="28"/>
     </ns0:rPr>

--- a/00-首页/题组Word/第一轮·综合套卷/第一轮综合卷02（学生版）.docx
+++ b/00-首页/题组Word/第一轮·综合套卷/第一轮综合卷02（学生版）.docx
@@ -42,6 +42,60 @@
     </w:p>
     <w:p>
       <w:pPr>
+        <w:pStyle w:val="BlockText"/>
+        <w:ind w:firstLine="420"/>
+      </w:pPr>
+      <w:r>
+        <w:rPr>
+          <w:rFonts w:hint="eastAsia" w:ascii="Times New Roman" w:hAnsi="Times New Roman" w:eastAsia="FangSong" w:cs="Times New Roman"/>
+        </w:rPr>
+        <w:t xml:space="preserve">共</w:t>
+      </w:r>
+      <w:r>
+        <w:rPr>
+          <w:rFonts w:ascii="Times New Roman" w:hAnsi="Times New Roman" w:eastAsia="Times New Roman" w:cs="Times New Roman"/>
+        </w:rPr>
+        <w:t xml:space="preserve"> 27 </w:t>
+      </w:r>
+      <w:r>
+        <w:rPr>
+          <w:rFonts w:hint="eastAsia" w:ascii="Times New Roman" w:hAnsi="Times New Roman" w:eastAsia="FangSong" w:cs="Times New Roman"/>
+        </w:rPr>
+        <w:t>题</w:t>
+      </w:r>
+      <w:r>
+        <w:rPr>
+          <w:rFonts w:hint="eastAsia" w:ascii="Times New Roman" w:hAnsi="Times New Roman" w:eastAsia="Times New Roman" w:cs="Times New Roman"/>
+        </w:rPr>
+        <w:t>。</w:t>
+      </w:r>
+      <w:r>
+        <w:rPr>
+          <w:rFonts w:hint="eastAsia" w:ascii="Times New Roman" w:hAnsi="Times New Roman" w:eastAsia="FangSong" w:cs="Times New Roman"/>
+        </w:rPr>
+        <w:t>建议先独立完成</w:t>
+      </w:r>
+      <w:r>
+        <w:rPr>
+          <w:rFonts w:hint="eastAsia" w:ascii="Times New Roman" w:hAnsi="Times New Roman" w:eastAsia="Times New Roman" w:cs="Times New Roman"/>
+        </w:rPr>
+        <w:t>，</w:t>
+      </w:r>
+      <w:r>
+        <w:rPr>
+          <w:rFonts w:hint="eastAsia" w:ascii="Times New Roman" w:hAnsi="Times New Roman" w:eastAsia="FangSong" w:cs="Times New Roman"/>
+        </w:rPr>
+        <w:t>再核对答案</w:t>
+      </w:r>
+      <w:r>
+        <w:rPr>
+          <w:rFonts w:hint="eastAsia" w:ascii="Times New Roman" w:hAnsi="Times New Roman" w:eastAsia="Times New Roman" w:cs="Times New Roman"/>
+        </w:rPr>
+        <w:t>。</w:t>
+      </w:r>
+    </w:p>
+    <w:p>
+      <w:pPr>
         <w:spacing w:before="160" w:after="80"/>
       </w:pPr>
       <w:r>
@@ -91,6 +145,7 @@
     <w:p>
       <w:pPr>
         <w:pStyle w:val="FirstParagraph"/>
+        <w:ind w:firstLine="420"/>
       </w:pPr>
       <w:r>
         <w:rPr>
@@ -173,6 +228,7 @@
           <w:ilvl w:val="0"/>
           <w:numId w:val="1001"/>
         </w:numPr>
+        <w:ind w:firstLine="420"/>
       </w:pPr>
       <w:r>
         <w:rPr>
@@ -219,6 +275,7 @@
           <w:ilvl w:val="0"/>
           <w:numId w:val="1001"/>
         </w:numPr>
+        <w:ind w:firstLine="420"/>
       </w:pPr>
       <w:r>
         <w:rPr>
@@ -301,6 +358,7 @@
           <w:ilvl w:val="0"/>
           <w:numId w:val="1001"/>
         </w:numPr>
+        <w:ind w:firstLine="420"/>
       </w:pPr>
       <w:r>
         <w:rPr>
@@ -335,6 +393,7 @@
           <w:ilvl w:val="0"/>
           <w:numId w:val="1001"/>
         </w:numPr>
+        <w:ind w:firstLine="420"/>
       </w:pPr>
       <w:r>
         <w:rPr>
@@ -372,6 +431,26 @@
         </w:pict>
       </w:r>
     </w:p>
+    <w:p>
+      <w:pPr>
+        <w:spacing w:before="160" w:after="80"/>
+      </w:pPr>
+      <w:r>
+        <w:pict>
+          <v:rect style="width:0;height:1.5pt" o:hralign="center" o:hrstd="t" o:hr="t"/>
+        </w:pict>
+      </w:r>
+    </w:p>
+    <w:p>
+      <w:pPr>
+        <w:spacing w:before="160" w:after="80"/>
+      </w:pPr>
+      <w:r>
+        <w:pict>
+          <v:rect style="width:0;height:1.5pt" o:hralign="center" o:hrstd="t" o:hr="t"/>
+        </w:pict>
+      </w:r>
+    </w:p>
     <w:bookmarkEnd w:id="9"/>
     <w:bookmarkStart w:id="10" w:name="第2题"/>
     <w:p>
@@ -401,6 +480,7 @@
     <w:p>
       <w:pPr>
         <w:pStyle w:val="FirstParagraph"/>
+        <w:ind w:firstLine="420"/>
       </w:pPr>
       <w:r>
         <w:rPr>
@@ -601,7 +681,52 @@
         <w:rPr>
           <w:rFonts w:ascii="Times New Roman" w:hAnsi="Times New Roman" w:eastAsia="Times New Roman" w:cs="Times New Roman"/>
         </w:rPr>
-        <w:t xml:space="preserve">A. 1 2 1 3　　B. 2 2 5 3　　C. 2 3 5 6　　D. 4 2 1 3</w:t>
+        <w:t xml:space="preserve">A. 1 2 1 3</w:t>
+      </w:r>
+    </w:p>
+    <w:p>
+      <w:pPr>
+        <w:pStyle w:val="Compact"/>
+        <w:numPr>
+          <w:ilvl w:val="0"/>
+          <w:numId w:val="1002"/>
+        </w:numPr>
+      </w:pPr>
+      <w:r>
+        <w:rPr>
+          <w:rFonts w:ascii="Times New Roman" w:hAnsi="Times New Roman" w:eastAsia="Times New Roman" w:cs="Times New Roman"/>
+        </w:rPr>
+        <w:t xml:space="preserve">B. 2 2 5 3</w:t>
+      </w:r>
+    </w:p>
+    <w:p>
+      <w:pPr>
+        <w:pStyle w:val="Compact"/>
+        <w:numPr>
+          <w:ilvl w:val="0"/>
+          <w:numId w:val="1002"/>
+        </w:numPr>
+      </w:pPr>
+      <w:r>
+        <w:rPr>
+          <w:rFonts w:ascii="Times New Roman" w:hAnsi="Times New Roman" w:eastAsia="Times New Roman" w:cs="Times New Roman"/>
+        </w:rPr>
+        <w:t xml:space="preserve">C. 2 3 5 6</w:t>
+      </w:r>
+    </w:p>
+    <w:p>
+      <w:pPr>
+        <w:pStyle w:val="Compact"/>
+        <w:numPr>
+          <w:ilvl w:val="0"/>
+          <w:numId w:val="1002"/>
+        </w:numPr>
+      </w:pPr>
+      <w:r>
+        <w:rPr>
+          <w:rFonts w:ascii="Times New Roman" w:hAnsi="Times New Roman" w:eastAsia="Times New Roman" w:cs="Times New Roman"/>
+        </w:rPr>
+        <w:t xml:space="preserve">D. 4 2 1 3</w:t>
       </w:r>
     </w:p>
     <w:p>
@@ -614,6 +739,26 @@
         </w:pict>
       </w:r>
     </w:p>
+    <w:p>
+      <w:pPr>
+        <w:spacing w:before="160" w:after="80"/>
+      </w:pPr>
+      <w:r>
+        <w:pict>
+          <v:rect style="width:0;height:1.5pt" o:hralign="center" o:hrstd="t" o:hr="t"/>
+        </w:pict>
+      </w:r>
+    </w:p>
+    <w:p>
+      <w:pPr>
+        <w:spacing w:before="160" w:after="80"/>
+      </w:pPr>
+      <w:r>
+        <w:pict>
+          <v:rect style="width:0;height:1.5pt" o:hralign="center" o:hrstd="t" o:hr="t"/>
+        </w:pict>
+      </w:r>
+    </w:p>
     <w:bookmarkEnd w:id="10"/>
     <w:bookmarkStart w:id="11" w:name="第3题"/>
     <w:p>
@@ -643,6 +788,7 @@
     <w:p>
       <w:pPr>
         <w:pStyle w:val="FirstParagraph"/>
+        <w:ind w:firstLine="420"/>
       </w:pPr>
       <w:r>
         <w:rPr>
@@ -658,6 +804,7 @@
           <w:ilvl w:val="0"/>
           <w:numId w:val="1003"/>
         </w:numPr>
+        <w:ind w:firstLine="420"/>
       </w:pPr>
       <w:r>
         <w:rPr>
@@ -717,6 +864,7 @@
           <w:ilvl w:val="0"/>
           <w:numId w:val="1003"/>
         </w:numPr>
+        <w:ind w:firstLine="420"/>
       </w:pPr>
       <w:r>
         <w:rPr>
@@ -763,6 +911,7 @@
           <w:ilvl w:val="0"/>
           <w:numId w:val="1003"/>
         </w:numPr>
+        <w:ind w:firstLine="420"/>
       </w:pPr>
       <w:r>
         <w:rPr>
@@ -810,6 +959,7 @@
           <w:ilvl w:val="0"/>
           <w:numId w:val="1003"/>
         </w:numPr>
+        <w:ind w:firstLine="420"/>
       </w:pPr>
       <w:r>
         <w:rPr>
@@ -834,6 +984,26 @@
         </w:pict>
       </w:r>
     </w:p>
+    <w:p>
+      <w:pPr>
+        <w:spacing w:before="160" w:after="80"/>
+      </w:pPr>
+      <w:r>
+        <w:pict>
+          <v:rect style="width:0;height:1.5pt" o:hralign="center" o:hrstd="t" o:hr="t"/>
+        </w:pict>
+      </w:r>
+    </w:p>
+    <w:p>
+      <w:pPr>
+        <w:spacing w:before="160" w:after="80"/>
+      </w:pPr>
+      <w:r>
+        <w:pict>
+          <v:rect style="width:0;height:1.5pt" o:hralign="center" o:hrstd="t" o:hr="t"/>
+        </w:pict>
+      </w:r>
+    </w:p>
     <w:bookmarkEnd w:id="11"/>
     <w:bookmarkStart w:id="12" w:name="第4题"/>
     <w:p>
@@ -863,6 +1033,7 @@
     <w:p>
       <w:pPr>
         <w:pStyle w:val="FirstParagraph"/>
+        <w:ind w:firstLine="420"/>
       </w:pPr>
       <w:r>
         <w:rPr>
@@ -956,7 +1127,52 @@
         <w:rPr>
           <w:rFonts w:ascii="Times New Roman" w:hAnsi="Times New Roman" w:eastAsia="Times New Roman" w:cs="Times New Roman"/>
         </w:rPr>
-        <w:t xml:space="preserve">A. N=N=O　　B. N≡N—O　　C. N—N≡O　　D. N=O=N</w:t>
+        <w:t xml:space="preserve">A. N=N=O</w:t>
+      </w:r>
+    </w:p>
+    <w:p>
+      <w:pPr>
+        <w:pStyle w:val="Compact"/>
+        <w:numPr>
+          <w:ilvl w:val="0"/>
+          <w:numId w:val="1004"/>
+        </w:numPr>
+      </w:pPr>
+      <w:r>
+        <w:rPr>
+          <w:rFonts w:ascii="Times New Roman" w:hAnsi="Times New Roman" w:eastAsia="Times New Roman" w:cs="Times New Roman"/>
+        </w:rPr>
+        <w:t xml:space="preserve">B. N≡N—O</w:t>
+      </w:r>
+    </w:p>
+    <w:p>
+      <w:pPr>
+        <w:pStyle w:val="Compact"/>
+        <w:numPr>
+          <w:ilvl w:val="0"/>
+          <w:numId w:val="1004"/>
+        </w:numPr>
+      </w:pPr>
+      <w:r>
+        <w:rPr>
+          <w:rFonts w:ascii="Times New Roman" w:hAnsi="Times New Roman" w:eastAsia="Times New Roman" w:cs="Times New Roman"/>
+        </w:rPr>
+        <w:t xml:space="preserve">C. N—N≡O</w:t>
+      </w:r>
+    </w:p>
+    <w:p>
+      <w:pPr>
+        <w:pStyle w:val="Compact"/>
+        <w:numPr>
+          <w:ilvl w:val="0"/>
+          <w:numId w:val="1004"/>
+        </w:numPr>
+      </w:pPr>
+      <w:r>
+        <w:rPr>
+          <w:rFonts w:ascii="Times New Roman" w:hAnsi="Times New Roman" w:eastAsia="Times New Roman" w:cs="Times New Roman"/>
+        </w:rPr>
+        <w:t xml:space="preserve">D. N=O=N</w:t>
       </w:r>
     </w:p>
     <w:p>
@@ -969,6 +1185,26 @@
         </w:pict>
       </w:r>
     </w:p>
+    <w:p>
+      <w:pPr>
+        <w:spacing w:before="160" w:after="80"/>
+      </w:pPr>
+      <w:r>
+        <w:pict>
+          <v:rect style="width:0;height:1.5pt" o:hralign="center" o:hrstd="t" o:hr="t"/>
+        </w:pict>
+      </w:r>
+    </w:p>
+    <w:p>
+      <w:pPr>
+        <w:spacing w:before="160" w:after="80"/>
+      </w:pPr>
+      <w:r>
+        <w:pict>
+          <v:rect style="width:0;height:1.5pt" o:hralign="center" o:hrstd="t" o:hr="t"/>
+        </w:pict>
+      </w:r>
+    </w:p>
     <w:bookmarkEnd w:id="12"/>
     <w:bookmarkStart w:id="13" w:name="第5题"/>
     <w:p>
@@ -998,6 +1234,7 @@
     <w:p>
       <w:pPr>
         <w:pStyle w:val="FirstParagraph"/>
+        <w:ind w:firstLine="420"/>
       </w:pPr>
       <w:r>
         <w:rPr>
@@ -1159,6 +1396,7 @@
           <w:ilvl w:val="0"/>
           <w:numId w:val="1005"/>
         </w:numPr>
+        <w:ind w:firstLine="420"/>
       </w:pPr>
       <w:r>
         <w:rPr>
@@ -1253,6 +1491,7 @@
           <w:ilvl w:val="0"/>
           <w:numId w:val="1005"/>
         </w:numPr>
+        <w:ind w:firstLine="420"/>
       </w:pPr>
       <w:r>
         <w:rPr>
@@ -1368,6 +1607,7 @@
     <w:p>
       <w:pPr>
         <w:pStyle w:val="FirstParagraph"/>
+        <w:ind w:firstLine="420"/>
       </w:pPr>
       <w:r>
         <w:rPr>
@@ -1383,6 +1623,7 @@
           <w:ilvl w:val="0"/>
           <w:numId w:val="1006"/>
         </w:numPr>
+        <w:ind w:firstLine="420"/>
       </w:pPr>
       <w:r>
         <w:rPr>
@@ -1429,6 +1670,7 @@
           <w:ilvl w:val="0"/>
           <w:numId w:val="1006"/>
         </w:numPr>
+        <w:ind w:firstLine="420"/>
       </w:pPr>
       <w:r>
         <w:rPr>
@@ -1463,6 +1705,7 @@
           <w:ilvl w:val="0"/>
           <w:numId w:val="1006"/>
         </w:numPr>
+        <w:ind w:firstLine="420"/>
       </w:pPr>
       <w:r>
         <w:rPr>
@@ -1561,6 +1804,26 @@
         </w:pict>
       </w:r>
     </w:p>
+    <w:p>
+      <w:pPr>
+        <w:spacing w:before="160" w:after="80"/>
+      </w:pPr>
+      <w:r>
+        <w:pict>
+          <v:rect style="width:0;height:1.5pt" o:hralign="center" o:hrstd="t" o:hr="t"/>
+        </w:pict>
+      </w:r>
+    </w:p>
+    <w:p>
+      <w:pPr>
+        <w:spacing w:before="160" w:after="80"/>
+      </w:pPr>
+      <w:r>
+        <w:pict>
+          <v:rect style="width:0;height:1.5pt" o:hralign="center" o:hrstd="t" o:hr="t"/>
+        </w:pict>
+      </w:r>
+    </w:p>
     <w:bookmarkEnd w:id="13"/>
     <w:bookmarkStart w:id="17" w:name="第6题"/>
     <w:p>
@@ -1590,6 +1853,7 @@
     <w:p>
       <w:pPr>
         <w:pStyle w:val="FirstParagraph"/>
+        <w:ind w:firstLine="420"/>
       </w:pPr>
       <w:r>
         <w:rPr>
@@ -1695,6 +1959,7 @@
     <w:p>
       <w:pPr>
         <w:pStyle w:val="FirstParagraph"/>
+        <w:ind w:firstLine="420"/>
       </w:pPr>
       <w:r>
         <w:rPr>
@@ -1710,6 +1975,7 @@
           <w:ilvl w:val="0"/>
           <w:numId w:val="1007"/>
         </w:numPr>
+        <w:ind w:firstLine="420"/>
       </w:pPr>
       <w:r>
         <w:rPr>
@@ -1755,6 +2021,7 @@
           <w:ilvl w:val="0"/>
           <w:numId w:val="1007"/>
         </w:numPr>
+        <w:ind w:firstLine="420"/>
       </w:pPr>
       <w:r>
         <w:rPr>
@@ -1776,6 +2043,7 @@
           <w:ilvl w:val="0"/>
           <w:numId w:val="1007"/>
         </w:numPr>
+        <w:ind w:firstLine="420"/>
       </w:pPr>
       <w:r>
         <w:rPr>
@@ -1835,6 +2103,7 @@
           <w:ilvl w:val="0"/>
           <w:numId w:val="1007"/>
         </w:numPr>
+        <w:ind w:firstLine="420"/>
       </w:pPr>
       <w:r>
         <w:rPr>
@@ -1859,156 +2128,6 @@
         </w:pict>
       </w:r>
     </w:p>
-    <w:bookmarkEnd w:id="17"/>
-    <w:bookmarkStart w:id="18" w:name="第7题"/>
-    <w:p>
-      <w:pPr>
-        <w:pStyle w:val="Heading3"/>
-        <w:spacing w:before="280" w:after="120"/>
-      </w:pPr>
-      <w:r>
-        <w:rPr>
-          <w:rFonts w:hint="eastAsia" w:ascii="Times New Roman" w:hAnsi="Times New Roman" w:eastAsia="SimHei" w:cs="Times New Roman"/>
-        </w:rPr>
-        <w:t>第</w:t>
-      </w:r>
-      <w:r>
-        <w:rPr>
-          <w:rFonts w:hint="eastAsia" w:ascii="Times New Roman" w:hAnsi="Times New Roman" w:eastAsia="Times New Roman" w:cs="Times New Roman"/>
-        </w:rPr>
-        <w:t>7</w:t>
-      </w:r>
-      <w:r>
-        <w:rPr>
-          <w:rFonts w:hint="eastAsia" w:ascii="Times New Roman" w:hAnsi="Times New Roman" w:eastAsia="SimHei" w:cs="Times New Roman"/>
-        </w:rPr>
-        <w:t>题</w:t>
-      </w:r>
-    </w:p>
-    <w:p>
-      <w:pPr>
-        <w:pStyle w:val="FirstParagraph"/>
-      </w:pPr>
-      <w:r>
-        <w:rPr>
-          <w:rFonts w:hint="eastAsia" w:ascii="Times New Roman" w:hAnsi="Times New Roman" w:eastAsia="FangSong" w:cs="Times New Roman"/>
-        </w:rPr>
-        <w:t>对卤族元素</w:t>
-      </w:r>
-      <w:r>
-        <w:rPr>
-          <w:rFonts w:hint="eastAsia" w:ascii="Times New Roman" w:hAnsi="Times New Roman" w:eastAsia="Times New Roman" w:cs="Times New Roman"/>
-        </w:rPr>
-        <w:t>，</w:t>
-      </w:r>
-      <w:r>
-        <w:rPr>
-          <w:rFonts w:hint="eastAsia" w:ascii="Times New Roman" w:hAnsi="Times New Roman" w:eastAsia="FangSong" w:cs="Times New Roman"/>
-        </w:rPr>
-        <w:t>随着原子序数增加</w:t>
-      </w:r>
-      <w:r>
-        <w:rPr>
-          <w:rFonts w:hint="eastAsia" w:ascii="Times New Roman" w:hAnsi="Times New Roman" w:eastAsia="Times New Roman" w:cs="Times New Roman"/>
-        </w:rPr>
-        <w:t>，</w:t>
-      </w:r>
-      <w:r>
-        <w:rPr>
-          <w:rFonts w:hint="eastAsia" w:ascii="Times New Roman" w:hAnsi="Times New Roman" w:eastAsia="FangSong" w:cs="Times New Roman"/>
-        </w:rPr>
-        <w:t>以下何者的递变不是单调的</w:t>
-      </w:r>
-      <w:r>
-        <w:rPr>
-          <w:rFonts w:hint="eastAsia" w:ascii="Times New Roman" w:hAnsi="Times New Roman" w:eastAsia="Times New Roman" w:cs="Times New Roman"/>
-        </w:rPr>
-        <w:t>？</w:t>
-      </w:r>
-      <w:r>
-        <w:rPr>
-          <w:rFonts w:hint="eastAsia" w:ascii="Times New Roman" w:hAnsi="Times New Roman" w:eastAsia="FangSong" w:cs="Times New Roman"/>
-        </w:rPr>
-        <w:t>说明为何不单调</w:t>
-      </w:r>
-      <w:r>
-        <w:rPr>
-          <w:rFonts w:hint="eastAsia" w:ascii="Times New Roman" w:hAnsi="Times New Roman" w:eastAsia="Times New Roman" w:cs="Times New Roman"/>
-        </w:rPr>
-        <w:t>。</w:t>
-      </w:r>
-    </w:p>
-    <w:p>
-      <w:pPr>
-        <w:pStyle w:val="BodyText"/>
-      </w:pPr>
-      <w:r>
-        <w:rPr>
-          <w:rFonts w:hint="eastAsia" w:ascii="Times New Roman" w:hAnsi="Times New Roman" w:eastAsia="FangSong" w:cs="Times New Roman"/>
-        </w:rPr>
-        <w:t>供选择项</w:t>
-      </w:r>
-      <w:r>
-        <w:rPr>
-          <w:rFonts w:hint="eastAsia" w:ascii="Times New Roman" w:hAnsi="Times New Roman" w:eastAsia="Times New Roman" w:cs="Times New Roman"/>
-        </w:rPr>
-        <w:t>:</w:t>
-      </w:r>
-      <w:r>
-        <w:rPr>
-          <w:rFonts w:ascii="Times New Roman" w:hAnsi="Times New Roman" w:eastAsia="Times New Roman" w:cs="Times New Roman"/>
-        </w:rPr>
-        <w:t xml:space="preserve"> </w:t>
-      </w:r>
-      <w:r>
-        <w:rPr>
-          <w:rFonts w:hint="eastAsia" w:ascii="Times New Roman" w:hAnsi="Times New Roman" w:eastAsia="FangSong" w:cs="Times New Roman"/>
-        </w:rPr>
-        <w:t>负离子半径</w:t>
-      </w:r>
-      <w:r>
-        <w:rPr>
-          <w:rFonts w:hint="eastAsia" w:ascii="Times New Roman" w:hAnsi="Times New Roman" w:eastAsia="Times New Roman" w:cs="Times New Roman"/>
-        </w:rPr>
-        <w:t>、</w:t>
-      </w:r>
-      <w:r>
-        <w:rPr>
-          <w:rFonts w:hint="eastAsia" w:ascii="Times New Roman" w:hAnsi="Times New Roman" w:eastAsia="FangSong" w:cs="Times New Roman"/>
-        </w:rPr>
-        <w:t>电负性</w:t>
-      </w:r>
-      <w:r>
-        <w:rPr>
-          <w:rFonts w:hint="eastAsia" w:ascii="Times New Roman" w:hAnsi="Times New Roman" w:eastAsia="Times New Roman" w:cs="Times New Roman"/>
-        </w:rPr>
-        <w:t>、</w:t>
-      </w:r>
-      <w:r>
-        <w:rPr>
-          <w:rFonts w:hint="eastAsia" w:ascii="Times New Roman" w:hAnsi="Times New Roman" w:eastAsia="FangSong" w:cs="Times New Roman"/>
-        </w:rPr>
-        <w:t>单质熔沸点</w:t>
-      </w:r>
-      <w:r>
-        <w:rPr>
-          <w:rFonts w:hint="eastAsia" w:ascii="Times New Roman" w:hAnsi="Times New Roman" w:eastAsia="Times New Roman" w:cs="Times New Roman"/>
-        </w:rPr>
-        <w:t>、</w:t>
-      </w:r>
-      <w:r>
-        <w:rPr>
-          <w:rFonts w:hint="eastAsia" w:ascii="Times New Roman" w:hAnsi="Times New Roman" w:eastAsia="FangSong" w:cs="Times New Roman"/>
-        </w:rPr>
-        <w:t>单质键能</w:t>
-      </w:r>
-      <w:r>
-        <w:rPr>
-          <w:rFonts w:hint="eastAsia" w:ascii="Times New Roman" w:hAnsi="Times New Roman" w:eastAsia="Times New Roman" w:cs="Times New Roman"/>
-        </w:rPr>
-        <w:t>。</w:t>
-      </w:r>
-    </w:p>
     <w:p>
       <w:pPr>
         <w:spacing w:before="160" w:after="80"/>
@@ -2019,6 +2138,198 @@
         </w:pict>
       </w:r>
     </w:p>
+    <w:p>
+      <w:pPr>
+        <w:spacing w:before="160" w:after="80"/>
+      </w:pPr>
+      <w:r>
+        <w:pict>
+          <v:rect style="width:0;height:1.5pt" o:hralign="center" o:hrstd="t" o:hr="t"/>
+        </w:pict>
+      </w:r>
+    </w:p>
+    <w:bookmarkEnd w:id="17"/>
+    <w:bookmarkStart w:id="18" w:name="第7题"/>
+    <w:p>
+      <w:pPr>
+        <w:pStyle w:val="Heading3"/>
+        <w:spacing w:before="280" w:after="120"/>
+      </w:pPr>
+      <w:r>
+        <w:rPr>
+          <w:rFonts w:hint="eastAsia" w:ascii="Times New Roman" w:hAnsi="Times New Roman" w:eastAsia="SimHei" w:cs="Times New Roman"/>
+        </w:rPr>
+        <w:t>第</w:t>
+      </w:r>
+      <w:r>
+        <w:rPr>
+          <w:rFonts w:hint="eastAsia" w:ascii="Times New Roman" w:hAnsi="Times New Roman" w:eastAsia="Times New Roman" w:cs="Times New Roman"/>
+        </w:rPr>
+        <w:t>7</w:t>
+      </w:r>
+      <w:r>
+        <w:rPr>
+          <w:rFonts w:hint="eastAsia" w:ascii="Times New Roman" w:hAnsi="Times New Roman" w:eastAsia="SimHei" w:cs="Times New Roman"/>
+        </w:rPr>
+        <w:t>题</w:t>
+      </w:r>
+    </w:p>
+    <w:p>
+      <w:pPr>
+        <w:pStyle w:val="FirstParagraph"/>
+        <w:ind w:firstLine="420"/>
+      </w:pPr>
+      <w:r>
+        <w:rPr>
+          <w:rFonts w:hint="eastAsia" w:ascii="Times New Roman" w:hAnsi="Times New Roman" w:eastAsia="FangSong" w:cs="Times New Roman"/>
+        </w:rPr>
+        <w:t>对卤族元素</w:t>
+      </w:r>
+      <w:r>
+        <w:rPr>
+          <w:rFonts w:hint="eastAsia" w:ascii="Times New Roman" w:hAnsi="Times New Roman" w:eastAsia="Times New Roman" w:cs="Times New Roman"/>
+        </w:rPr>
+        <w:t>，</w:t>
+      </w:r>
+      <w:r>
+        <w:rPr>
+          <w:rFonts w:hint="eastAsia" w:ascii="Times New Roman" w:hAnsi="Times New Roman" w:eastAsia="FangSong" w:cs="Times New Roman"/>
+        </w:rPr>
+        <w:t>随着原子序数增加</w:t>
+      </w:r>
+      <w:r>
+        <w:rPr>
+          <w:rFonts w:hint="eastAsia" w:ascii="Times New Roman" w:hAnsi="Times New Roman" w:eastAsia="Times New Roman" w:cs="Times New Roman"/>
+        </w:rPr>
+        <w:t>，</w:t>
+      </w:r>
+      <w:r>
+        <w:rPr>
+          <w:rFonts w:hint="eastAsia" w:ascii="Times New Roman" w:hAnsi="Times New Roman" w:eastAsia="FangSong" w:cs="Times New Roman"/>
+        </w:rPr>
+        <w:t>以下何者的递变不是单调的</w:t>
+      </w:r>
+      <w:r>
+        <w:rPr>
+          <w:rFonts w:hint="eastAsia" w:ascii="Times New Roman" w:hAnsi="Times New Roman" w:eastAsia="Times New Roman" w:cs="Times New Roman"/>
+        </w:rPr>
+        <w:t>？</w:t>
+      </w:r>
+      <w:r>
+        <w:rPr>
+          <w:rFonts w:hint="eastAsia" w:ascii="Times New Roman" w:hAnsi="Times New Roman" w:eastAsia="FangSong" w:cs="Times New Roman"/>
+        </w:rPr>
+        <w:t>说明为何不单调</w:t>
+      </w:r>
+      <w:r>
+        <w:rPr>
+          <w:rFonts w:hint="eastAsia" w:ascii="Times New Roman" w:hAnsi="Times New Roman" w:eastAsia="Times New Roman" w:cs="Times New Roman"/>
+        </w:rPr>
+        <w:t>。</w:t>
+      </w:r>
+    </w:p>
+    <w:p>
+      <w:pPr>
+        <w:pStyle w:val="BodyText"/>
+        <w:ind w:firstLine="420"/>
+      </w:pPr>
+      <w:r>
+        <w:rPr>
+          <w:rFonts w:hint="eastAsia" w:ascii="Times New Roman" w:hAnsi="Times New Roman" w:eastAsia="FangSong" w:cs="Times New Roman"/>
+        </w:rPr>
+        <w:t>供选择项</w:t>
+      </w:r>
+      <w:r>
+        <w:rPr>
+          <w:rFonts w:hint="eastAsia" w:ascii="Times New Roman" w:hAnsi="Times New Roman" w:eastAsia="Times New Roman" w:cs="Times New Roman"/>
+        </w:rPr>
+        <w:t>:</w:t>
+      </w:r>
+      <w:r>
+        <w:rPr>
+          <w:rFonts w:ascii="Times New Roman" w:hAnsi="Times New Roman" w:eastAsia="Times New Roman" w:cs="Times New Roman"/>
+        </w:rPr>
+        <w:t xml:space="preserve"> </w:t>
+      </w:r>
+      <w:r>
+        <w:rPr>
+          <w:rFonts w:hint="eastAsia" w:ascii="Times New Roman" w:hAnsi="Times New Roman" w:eastAsia="FangSong" w:cs="Times New Roman"/>
+        </w:rPr>
+        <w:t>负离子半径</w:t>
+      </w:r>
+      <w:r>
+        <w:rPr>
+          <w:rFonts w:hint="eastAsia" w:ascii="Times New Roman" w:hAnsi="Times New Roman" w:eastAsia="Times New Roman" w:cs="Times New Roman"/>
+        </w:rPr>
+        <w:t>、</w:t>
+      </w:r>
+      <w:r>
+        <w:rPr>
+          <w:rFonts w:hint="eastAsia" w:ascii="Times New Roman" w:hAnsi="Times New Roman" w:eastAsia="FangSong" w:cs="Times New Roman"/>
+        </w:rPr>
+        <w:t>电负性</w:t>
+      </w:r>
+      <w:r>
+        <w:rPr>
+          <w:rFonts w:hint="eastAsia" w:ascii="Times New Roman" w:hAnsi="Times New Roman" w:eastAsia="Times New Roman" w:cs="Times New Roman"/>
+        </w:rPr>
+        <w:t>、</w:t>
+      </w:r>
+      <w:r>
+        <w:rPr>
+          <w:rFonts w:hint="eastAsia" w:ascii="Times New Roman" w:hAnsi="Times New Roman" w:eastAsia="FangSong" w:cs="Times New Roman"/>
+        </w:rPr>
+        <w:t>单质熔沸点</w:t>
+      </w:r>
+      <w:r>
+        <w:rPr>
+          <w:rFonts w:hint="eastAsia" w:ascii="Times New Roman" w:hAnsi="Times New Roman" w:eastAsia="Times New Roman" w:cs="Times New Roman"/>
+        </w:rPr>
+        <w:t>、</w:t>
+      </w:r>
+      <w:r>
+        <w:rPr>
+          <w:rFonts w:hint="eastAsia" w:ascii="Times New Roman" w:hAnsi="Times New Roman" w:eastAsia="FangSong" w:cs="Times New Roman"/>
+        </w:rPr>
+        <w:t>单质键能</w:t>
+      </w:r>
+      <w:r>
+        <w:rPr>
+          <w:rFonts w:hint="eastAsia" w:ascii="Times New Roman" w:hAnsi="Times New Roman" w:eastAsia="Times New Roman" w:cs="Times New Roman"/>
+        </w:rPr>
+        <w:t>。</w:t>
+      </w:r>
+    </w:p>
+    <w:p>
+      <w:pPr>
+        <w:spacing w:before="160" w:after="80"/>
+      </w:pPr>
+      <w:r>
+        <w:pict>
+          <v:rect style="width:0;height:1.5pt" o:hralign="center" o:hrstd="t" o:hr="t"/>
+        </w:pict>
+      </w:r>
+    </w:p>
+    <w:p>
+      <w:pPr>
+        <w:spacing w:before="160" w:after="80"/>
+      </w:pPr>
+      <w:r>
+        <w:pict>
+          <v:rect style="width:0;height:1.5pt" o:hralign="center" o:hrstd="t" o:hr="t"/>
+        </w:pict>
+      </w:r>
+    </w:p>
+    <w:p>
+      <w:pPr>
+        <w:spacing w:before="160" w:after="80"/>
+      </w:pPr>
+      <w:r>
+        <w:pict>
+          <v:rect style="width:0;height:1.5pt" o:hralign="center" o:hrstd="t" o:hr="t"/>
+        </w:pict>
+      </w:r>
+    </w:p>
     <w:bookmarkEnd w:id="18"/>
     <w:bookmarkStart w:id="19" w:name="第8题"/>
     <w:p>
@@ -2048,6 +2359,7 @@
     <w:p>
       <w:pPr>
         <w:pStyle w:val="FirstParagraph"/>
+        <w:ind w:firstLine="420"/>
       </w:pPr>
       <m:oMath>
         <m:sSubSup>
@@ -2090,6 +2402,7 @@
     <w:p>
       <w:pPr>
         <w:pStyle w:val="BodyText"/>
+        <w:ind w:firstLine="420"/>
       </w:pPr>
       <m:oMath>
         <m:oMathPr>
@@ -2246,6 +2559,7 @@
     <w:p>
       <w:pPr>
         <w:pStyle w:val="BodyText"/>
+        <w:ind w:firstLine="420"/>
       </w:pPr>
       <w:r>
         <w:rPr>
@@ -2330,8 +2644,28 @@
         </w:pict>
       </w:r>
     </w:p>
+    <w:p>
+      <w:pPr>
+        <w:spacing w:before="160" w:after="80"/>
+      </w:pPr>
+      <w:r>
+        <w:pict>
+          <v:rect style="width:0;height:1.5pt" o:hralign="center" o:hrstd="t" o:hr="t"/>
+        </w:pict>
+      </w:r>
+    </w:p>
+    <w:p>
+      <w:pPr>
+        <w:spacing w:before="160" w:after="80"/>
+      </w:pPr>
+      <w:r>
+        <w:pict>
+          <v:rect style="width:0;height:1.5pt" o:hralign="center" o:hrstd="t" o:hr="t"/>
+        </w:pict>
+      </w:r>
+    </w:p>
     <w:bookmarkEnd w:id="19"/>
-    <w:bookmarkStart w:id="23" w:name="第9题"/>
+    <w:bookmarkStart w:id="26" w:name="第9题"/>
     <w:p>
       <w:pPr>
         <w:pStyle w:val="Heading3"/>
@@ -2359,6 +2693,7 @@
     <w:p>
       <w:pPr>
         <w:pStyle w:val="FirstParagraph"/>
+        <w:ind w:firstLine="420"/>
       </w:pPr>
       <w:r>
         <w:rPr>
@@ -2661,76 +2996,75 @@
         </w:pict>
       </w:r>
     </w:p>
-    <w:bookmarkEnd w:id="23"/>
-    <w:bookmarkStart w:id="27" w:name="第10题"/>
-    <w:p>
-      <w:pPr>
-        <w:pStyle w:val="Heading3"/>
-        <w:spacing w:before="280" w:after="120"/>
-      </w:pPr>
-      <w:r>
-        <w:rPr>
-          <w:rFonts w:hint="eastAsia" w:ascii="Times New Roman" w:hAnsi="Times New Roman" w:eastAsia="SimHei" w:cs="Times New Roman"/>
-        </w:rPr>
-        <w:t>第</w:t>
-      </w:r>
-      <w:r>
-        <w:rPr>
-          <w:rFonts w:hint="eastAsia" w:ascii="Times New Roman" w:hAnsi="Times New Roman" w:eastAsia="Times New Roman" w:cs="Times New Roman"/>
-        </w:rPr>
-        <w:t>10</w:t>
-      </w:r>
-      <w:r>
-        <w:rPr>
-          <w:rFonts w:hint="eastAsia" w:ascii="Times New Roman" w:hAnsi="Times New Roman" w:eastAsia="SimHei" w:cs="Times New Roman"/>
-        </w:rPr>
-        <w:t>题</w:t>
+    <w:p>
+      <w:pPr>
+        <w:numPr>
+          <w:ilvl w:val="0"/>
+          <w:numId w:val="1008"/>
+        </w:numPr>
+        <w:ind w:firstLine="420"/>
+      </w:pPr>
+      <w:r>
+        <w:rPr>
+          <w:rFonts w:hint="eastAsia" w:ascii="Times New Roman" w:hAnsi="Times New Roman" w:eastAsia="FangSong" w:cs="Times New Roman"/>
+        </w:rPr>
+        <w:t>请将六方金刚石的晶胞透视图补充完整</w:t>
+      </w:r>
+      <w:r>
+        <w:rPr>
+          <w:rFonts w:hint="eastAsia" w:ascii="Times New Roman" w:hAnsi="Times New Roman" w:eastAsia="Times New Roman" w:cs="Times New Roman"/>
+        </w:rPr>
+        <w:t>，</w:t>
+      </w:r>
+      <w:r>
+        <w:rPr>
+          <w:rFonts w:hint="eastAsia" w:ascii="Times New Roman" w:hAnsi="Times New Roman" w:eastAsia="FangSong" w:cs="Times New Roman"/>
+        </w:rPr>
+        <w:t>并写出补充的原子的分数坐标</w:t>
+      </w:r>
+      <w:r>
+        <w:rPr>
+          <w:rFonts w:hint="eastAsia" w:ascii="Times New Roman" w:hAnsi="Times New Roman" w:eastAsia="Times New Roman" w:cs="Times New Roman"/>
+        </w:rPr>
+        <w:t>。</w:t>
+      </w:r>
+    </w:p>
+    <w:p>
+      <w:pPr>
+        <w:numPr>
+          <w:ilvl w:val="0"/>
+          <w:numId w:val="1008"/>
+        </w:numPr>
+        <w:ind w:firstLine="420"/>
+      </w:pPr>
+      <w:r>
+        <w:rPr>
+          <w:rFonts w:hint="eastAsia" w:ascii="Times New Roman" w:hAnsi="Times New Roman" w:eastAsia="FangSong" w:cs="Times New Roman"/>
+        </w:rPr>
+        <w:t>假设六方金刚石和立方金刚石的密度相等</w:t>
+      </w:r>
+      <w:r>
+        <w:rPr>
+          <w:rFonts w:hint="eastAsia" w:ascii="Times New Roman" w:hAnsi="Times New Roman" w:eastAsia="Times New Roman" w:cs="Times New Roman"/>
+        </w:rPr>
+        <w:t>，</w:t>
+      </w:r>
+      <w:r>
+        <w:rPr>
+          <w:rFonts w:hint="eastAsia" w:ascii="Times New Roman" w:hAnsi="Times New Roman" w:eastAsia="FangSong" w:cs="Times New Roman"/>
+        </w:rPr>
+        <w:t>请计算六方金刚石的晶胞参数</w:t>
+      </w:r>
+      <w:r>
+        <w:rPr>
+          <w:rFonts w:hint="eastAsia" w:ascii="Times New Roman" w:hAnsi="Times New Roman" w:eastAsia="Times New Roman" w:cs="Times New Roman"/>
+        </w:rPr>
+        <w:t>。</w:t>
       </w:r>
     </w:p>
     <w:p>
       <w:pPr>
         <w:pStyle w:val="FirstParagraph"/>
-      </w:pPr>
-      <w:r>
-        <w:rPr>
-          <w:rFonts w:hint="eastAsia" w:ascii="Times New Roman" w:hAnsi="Times New Roman" w:eastAsia="FangSong" w:cs="Times New Roman"/>
-        </w:rPr>
-        <w:t>碳酸钙晶体有两种常见的晶型</w:t>
-      </w:r>
-      <w:r>
-        <w:rPr>
-          <w:rFonts w:hint="eastAsia" w:ascii="Times New Roman" w:hAnsi="Times New Roman" w:eastAsia="Times New Roman" w:cs="Times New Roman"/>
-        </w:rPr>
-        <w:t>，</w:t>
-      </w:r>
-      <w:r>
-        <w:rPr>
-          <w:rFonts w:hint="eastAsia" w:ascii="Times New Roman" w:hAnsi="Times New Roman" w:eastAsia="FangSong" w:cs="Times New Roman"/>
-        </w:rPr>
-        <w:t>分别称为方解石和文石</w:t>
-      </w:r>
-      <w:r>
-        <w:rPr>
-          <w:rFonts w:hint="eastAsia" w:ascii="Times New Roman" w:hAnsi="Times New Roman" w:eastAsia="Times New Roman" w:cs="Times New Roman"/>
-        </w:rPr>
-        <w:t>，</w:t>
-      </w:r>
-      <w:r>
-        <w:rPr>
-          <w:rFonts w:hint="eastAsia" w:ascii="Times New Roman" w:hAnsi="Times New Roman" w:eastAsia="FangSong" w:cs="Times New Roman"/>
-        </w:rPr>
-        <w:t>文献中常用下图表示两者的结构</w:t>
-      </w:r>
-      <w:r>
-        <w:rPr>
-          <w:rFonts w:hint="eastAsia" w:ascii="Times New Roman" w:hAnsi="Times New Roman" w:eastAsia="Times New Roman" w:cs="Times New Roman"/>
-        </w:rPr>
-        <w:t>。</w:t>
-      </w:r>
-    </w:p>
-    <w:p>
-      <w:pPr>
-        <w:pStyle w:val="BodyText"/>
         <w:spacing w:before="160" w:after="80"/>
         <w:jc w:val="center"/>
       </w:pPr>
@@ -2740,20 +3074,20 @@
         </w:rPr>
         <w:drawing>
           <wp:inline>
-            <wp:extent cx="3240000" cy="3089486"/>
+            <wp:extent cx="2552700" cy="3111500"/>
             <wp:effectExtent b="0" l="0" r="0" t="0"/>
-            <wp:docPr descr="" title="" id="25" name="Picture"/>
+            <wp:docPr descr="" title="" id="24" name="Picture"/>
             <a:graphic>
               <a:graphicData uri="http://schemas.openxmlformats.org/drawingml/2006/picture">
                 <pic:pic>
                   <pic:nvPicPr>
-                    <pic:cNvPr descr="6627cd2801a9f3816f4a78bda231dcdd09aeaee214e2199431e9d7805cddd078.jpg" id="26" name="Picture"/>
+                    <pic:cNvPr descr="8e481f9a3d4752cb0a04fdad28d49b3aed47d460a035e23fea2968cf8dd9889e.jpg" id="25" name="Picture"/>
                     <pic:cNvPicPr>
                       <a:picLocks noChangeArrowheads="1" noChangeAspect="1"/>
                     </pic:cNvPicPr>
                   </pic:nvPicPr>
                   <pic:blipFill>
-                    <a:blip r:embed="rId24"/>
+                    <a:blip r:embed="rId23"/>
                     <a:stretch>
                       <a:fillRect/>
                     </a:stretch>
@@ -2761,7 +3095,7 @@
                   <pic:spPr bwMode="auto">
                     <a:xfrm>
                       <a:off x="0" y="0"/>
-                      <a:ext cx="3240000" cy="3089486"/>
+                      <a:ext cx="2552700" cy="3111500"/>
                     </a:xfrm>
                     <a:prstGeom prst="rect">
                       <a:avLst/>
@@ -2790,8 +3124,18 @@
         </w:pict>
       </w:r>
     </w:p>
-    <w:bookmarkEnd w:id="27"/>
-    <w:bookmarkStart w:id="28" w:name="第11题"/>
+    <w:p>
+      <w:pPr>
+        <w:spacing w:before="160" w:after="80"/>
+      </w:pPr>
+      <w:r>
+        <w:pict>
+          <v:rect style="width:0;height:1.5pt" o:hralign="center" o:hrstd="t" o:hr="t"/>
+        </w:pict>
+      </w:r>
+    </w:p>
+    <w:bookmarkEnd w:id="26"/>
+    <w:bookmarkStart w:id="30" w:name="第10题"/>
     <w:p>
       <w:pPr>
         <w:pStyle w:val="Heading3"/>
@@ -2807,6 +3151,827 @@
         <w:rPr>
           <w:rFonts w:hint="eastAsia" w:ascii="Times New Roman" w:hAnsi="Times New Roman" w:eastAsia="Times New Roman" w:cs="Times New Roman"/>
         </w:rPr>
+        <w:t>10</w:t>
+      </w:r>
+      <w:r>
+        <w:rPr>
+          <w:rFonts w:hint="eastAsia" w:ascii="Times New Roman" w:hAnsi="Times New Roman" w:eastAsia="SimHei" w:cs="Times New Roman"/>
+        </w:rPr>
+        <w:t>题</w:t>
+      </w:r>
+    </w:p>
+    <w:p>
+      <w:pPr>
+        <w:pStyle w:val="FirstParagraph"/>
+        <w:ind w:firstLine="420"/>
+      </w:pPr>
+      <w:r>
+        <w:rPr>
+          <w:rFonts w:hint="eastAsia" w:ascii="Times New Roman" w:hAnsi="Times New Roman" w:eastAsia="FangSong" w:cs="Times New Roman"/>
+        </w:rPr>
+        <w:t>碳酸钙晶体有两种常见的晶型</w:t>
+      </w:r>
+      <w:r>
+        <w:rPr>
+          <w:rFonts w:hint="eastAsia" w:ascii="Times New Roman" w:hAnsi="Times New Roman" w:eastAsia="Times New Roman" w:cs="Times New Roman"/>
+        </w:rPr>
+        <w:t>，</w:t>
+      </w:r>
+      <w:r>
+        <w:rPr>
+          <w:rFonts w:hint="eastAsia" w:ascii="Times New Roman" w:hAnsi="Times New Roman" w:eastAsia="FangSong" w:cs="Times New Roman"/>
+        </w:rPr>
+        <w:t>分别称为方解石和文石</w:t>
+      </w:r>
+      <w:r>
+        <w:rPr>
+          <w:rFonts w:hint="eastAsia" w:ascii="Times New Roman" w:hAnsi="Times New Roman" w:eastAsia="Times New Roman" w:cs="Times New Roman"/>
+        </w:rPr>
+        <w:t>，</w:t>
+      </w:r>
+      <w:r>
+        <w:rPr>
+          <w:rFonts w:hint="eastAsia" w:ascii="Times New Roman" w:hAnsi="Times New Roman" w:eastAsia="FangSong" w:cs="Times New Roman"/>
+        </w:rPr>
+        <w:t>文献中常用下图表示两者的结构</w:t>
+      </w:r>
+      <w:r>
+        <w:rPr>
+          <w:rFonts w:hint="eastAsia" w:ascii="Times New Roman" w:hAnsi="Times New Roman" w:eastAsia="Times New Roman" w:cs="Times New Roman"/>
+        </w:rPr>
+        <w:t>。</w:t>
+      </w:r>
+    </w:p>
+    <w:p>
+      <w:pPr>
+        <w:pStyle w:val="BodyText"/>
+        <w:ind w:firstLine="420"/>
+      </w:pPr>
+      <w:r>
+        <w:rPr>
+          <w:rFonts w:hint="eastAsia" w:ascii="Times New Roman" w:hAnsi="Times New Roman" w:eastAsia="FangSong" w:cs="Times New Roman"/>
+        </w:rPr>
+        <w:t xml:space="preserve">方解石</w:t>
+      </w:r>
+    </w:p>
+    <w:p>
+      <w:pPr>
+        <w:pStyle w:val="BodyText"/>
+        <w:spacing w:before="160" w:after="80"/>
+        <w:jc w:val="center"/>
+      </w:pPr>
+      <w:r>
+        <w:rPr>
+          <w:rFonts w:ascii="Times New Roman" w:hAnsi="Times New Roman" w:eastAsia="Times New Roman" w:cs="Times New Roman"/>
+        </w:rPr>
+        <w:drawing>
+          <wp:inline>
+            <wp:extent cx="3240000" cy="4102662"/>
+            <wp:effectExtent b="0" l="0" r="0" t="0"/>
+            <wp:docPr descr="" title="" id="28" name="Picture"/>
+            <a:graphic>
+              <a:graphicData uri="http://schemas.openxmlformats.org/drawingml/2006/picture">
+                <pic:pic>
+                  <pic:nvPicPr>
+                    <pic:cNvPr descr="06819b7373abe7ad942ff33432150e4b81ec4a45d519e4c503049551a2f9c203.jpg" id="29" name="Picture"/>
+                    <pic:cNvPicPr>
+                      <a:picLocks noChangeArrowheads="1" noChangeAspect="1"/>
+                    </pic:cNvPicPr>
+                  </pic:nvPicPr>
+                  <pic:blipFill>
+                    <a:blip r:embed="rId27"/>
+                    <a:stretch>
+                      <a:fillRect/>
+                    </a:stretch>
+                  </pic:blipFill>
+                  <pic:spPr bwMode="auto">
+                    <a:xfrm>
+                      <a:off x="0" y="0"/>
+                      <a:ext cx="3240000" cy="4102662"/>
+                    </a:xfrm>
+                    <a:prstGeom prst="rect">
+                      <a:avLst/>
+                    </a:prstGeom>
+                    <a:noFill/>
+                    <a:ln w="9525">
+                      <a:noFill/>
+                      <a:headEnd/>
+                      <a:tailEnd/>
+                    </a:ln>
+                  </pic:spPr>
+                </pic:pic>
+              </a:graphicData>
+            </a:graphic>
+          </wp:inline>
+        </w:drawing>
+      </w:r>
+    </w:p>
+    <w:p>
+      <w:pPr>
+        <w:pStyle w:val="BodyText"/>
+        <w:ind w:firstLine="420"/>
+      </w:pPr>
+      <w:r>
+        <w:rPr>
+          <w:rFonts w:hint="eastAsia" w:ascii="Times New Roman" w:hAnsi="Times New Roman" w:eastAsia="FangSong" w:cs="Times New Roman"/>
+        </w:rPr>
+        <w:t xml:space="preserve">文石</w:t>
+      </w:r>
+    </w:p>
+    <w:p>
+      <w:pPr>
+        <w:numPr>
+          <w:ilvl w:val="0"/>
+          <w:numId w:val="1009"/>
+        </w:numPr>
+        <w:ind w:firstLine="420"/>
+      </w:pPr>
+      <w:r>
+        <w:rPr>
+          <w:rFonts w:hint="eastAsia" w:ascii="Times New Roman" w:hAnsi="Times New Roman" w:eastAsia="FangSong" w:cs="Times New Roman"/>
+        </w:rPr>
+        <w:t xml:space="preserve">请解释为何</w:t>
+      </w:r>
+      <w:r>
+        <w:rPr>
+          <w:rFonts w:ascii="Times New Roman" w:hAnsi="Times New Roman" w:eastAsia="Times New Roman" w:cs="Times New Roman"/>
+        </w:rPr>
+        <w:t xml:space="preserve"> </w:t>
+      </w:r>
+      <m:oMath>
+        <m:r>
+          <m:rPr>
+            <m:sty m:val="p"/>
+          </m:rPr>
+          <m:t>C</m:t>
+        </m:r>
+        <m:r>
+          <m:rPr>
+            <m:sty m:val="p"/>
+          </m:rPr>
+          <m:t>a</m:t>
+        </m:r>
+        <m:r>
+          <m:rPr>
+            <m:sty m:val="p"/>
+          </m:rPr>
+          <m:t>C</m:t>
+        </m:r>
+        <m:sSub>
+          <m:e>
+            <m:r>
+              <m:rPr>
+                <m:sty m:val="p"/>
+              </m:rPr>
+              <m:t>O</m:t>
+            </m:r>
+          </m:e>
+          <m:sub>
+            <m:r>
+              <m:rPr>
+                <m:sty m:val="p"/>
+              </m:rPr>
+              <m:t>3</m:t>
+            </m:r>
+          </m:sub>
+        </m:sSub>
+      </m:oMath>
+      <w:r>
+        <w:rPr>
+          <w:rFonts w:ascii="Times New Roman" w:hAnsi="Times New Roman" w:eastAsia="Times New Roman" w:cs="Times New Roman"/>
+        </w:rPr>
+        <w:t xml:space="preserve"> </w:t>
+      </w:r>
+      <w:r>
+        <w:rPr>
+          <w:rFonts w:hint="eastAsia" w:ascii="Times New Roman" w:hAnsi="Times New Roman" w:eastAsia="FangSong" w:cs="Times New Roman"/>
+        </w:rPr>
+        <w:t>不能形成和钙钛矿相同的结构</w:t>
+      </w:r>
+      <w:r>
+        <w:rPr>
+          <w:rFonts w:hint="eastAsia" w:ascii="Times New Roman" w:hAnsi="Times New Roman" w:eastAsia="Times New Roman" w:cs="Times New Roman"/>
+        </w:rPr>
+        <w:t>。</w:t>
+      </w:r>
+    </w:p>
+    <w:p>
+      <w:pPr>
+        <w:numPr>
+          <w:ilvl w:val="0"/>
+          <w:numId w:val="1009"/>
+        </w:numPr>
+        <w:ind w:firstLine="420"/>
+      </w:pPr>
+      <w:r>
+        <w:rPr>
+          <w:rFonts w:hint="eastAsia" w:ascii="Times New Roman" w:hAnsi="Times New Roman" w:eastAsia="FangSong" w:cs="Times New Roman"/>
+        </w:rPr>
+        <w:t xml:space="preserve">现已知方解石的三方晶胞参数为</w:t>
+      </w:r>
+      <w:r>
+        <w:rPr>
+          <w:rFonts w:ascii="Times New Roman" w:hAnsi="Times New Roman" w:eastAsia="Times New Roman" w:cs="Times New Roman"/>
+        </w:rPr>
+        <w:t xml:space="preserve"> </w:t>
+      </w:r>
+      <m:oMath>
+        <m:oMathPr>
+          <m:ctrlPr>
+            <w:rPr>
+              <w:sz w:val="28"/>
+              <w:szCs w:val="28"/>
+            </w:rPr>
+          </m:ctrlPr>
+        </m:oMathPr>
+        <m:r>
+          <m:t>a</m:t>
+        </m:r>
+        <m:r>
+          <m:rPr>
+            <m:sty m:val="p"/>
+          </m:rPr>
+          <m:t>=</m:t>
+        </m:r>
+        <m:r>
+          <m:t>1282</m:t>
+        </m:r>
+        <m:r>
+          <m:rPr>
+            <m:sty m:val="p"/>
+          </m:rPr>
+          <m:t>p</m:t>
+        </m:r>
+        <m:r>
+          <m:rPr>
+            <m:sty m:val="p"/>
+          </m:rPr>
+          <m:t>m</m:t>
+        </m:r>
+      </m:oMath>
+      <w:r>
+        <w:rPr>
+          <w:rFonts w:ascii="Times New Roman" w:hAnsi="Times New Roman" w:eastAsia="Times New Roman" w:cs="Times New Roman"/>
+        </w:rPr>
+        <w:t xml:space="preserve"> </w:t>
+      </w:r>
+      <w:r>
+        <w:rPr>
+          <w:rFonts w:hint="eastAsia" w:ascii="Times New Roman" w:hAnsi="Times New Roman" w:eastAsia="Times New Roman" w:cs="Times New Roman"/>
+        </w:rPr>
+        <w:t xml:space="preserve">，</w:t>
+      </w:r>
+      <w:r>
+        <w:rPr>
+          <w:rFonts w:ascii="Times New Roman" w:hAnsi="Times New Roman" w:eastAsia="Times New Roman" w:cs="Times New Roman"/>
+        </w:rPr>
+        <w:t xml:space="preserve"> </w:t>
+      </w:r>
+      <m:oMath>
+        <m:oMathPr>
+          <m:ctrlPr>
+            <w:rPr>
+              <w:sz w:val="28"/>
+              <w:szCs w:val="28"/>
+            </w:rPr>
+          </m:ctrlPr>
+        </m:oMathPr>
+        <m:r>
+          <m:t>α</m:t>
+        </m:r>
+        <m:r>
+          <m:rPr>
+            <m:sty m:val="p"/>
+          </m:rPr>
+          <m:t>=</m:t>
+        </m:r>
+        <m:sSup>
+          <m:e>
+            <m:r>
+              <m:t>101.9</m:t>
+            </m:r>
+          </m:e>
+          <m:sup>
+            <m:r>
+              <m:rPr>
+                <m:sty m:val="p"/>
+              </m:rPr>
+              <m:t>∘</m:t>
+            </m:r>
+          </m:sup>
+        </m:sSup>
+      </m:oMath>
+      <w:r>
+        <w:rPr>
+          <w:rFonts w:ascii="Times New Roman" w:hAnsi="Times New Roman" w:eastAsia="Times New Roman" w:cs="Times New Roman"/>
+        </w:rPr>
+        <w:t xml:space="preserve"> </w:t>
+      </w:r>
+      <w:r>
+        <w:rPr>
+          <w:rFonts w:hint="eastAsia" w:ascii="Times New Roman" w:hAnsi="Times New Roman" w:eastAsia="Times New Roman" w:cs="Times New Roman"/>
+        </w:rPr>
+        <w:t>，</w:t>
+      </w:r>
+      <w:r>
+        <w:rPr>
+          <w:rFonts w:hint="eastAsia" w:ascii="Times New Roman" w:hAnsi="Times New Roman" w:eastAsia="FangSong" w:cs="Times New Roman"/>
+        </w:rPr>
+        <w:t>请计算方解石晶体的密度</w:t>
+      </w:r>
+      <w:r>
+        <w:rPr>
+          <w:rFonts w:hint="eastAsia" w:ascii="Times New Roman" w:hAnsi="Times New Roman" w:eastAsia="Times New Roman" w:cs="Times New Roman"/>
+        </w:rPr>
+        <w:t>。</w:t>
+      </w:r>
+      <w:r>
+        <w:rPr>
+          <w:rFonts w:hint="eastAsia" w:ascii="Times New Roman" w:hAnsi="Times New Roman" w:eastAsia="FangSong" w:cs="Times New Roman"/>
+        </w:rPr>
+        <w:t>三方晶胞体积可用公式</w:t>
+      </w:r>
+      <w:r>
+        <w:rPr>
+          <w:rFonts w:ascii="Times New Roman" w:hAnsi="Times New Roman" w:eastAsia="Times New Roman" w:cs="Times New Roman"/>
+        </w:rPr>
+        <w:t xml:space="preserve"> </w:t>
+      </w:r>
+      <m:oMath>
+        <m:oMathPr>
+          <m:ctrlPr>
+            <w:rPr>
+              <w:sz w:val="28"/>
+              <w:szCs w:val="28"/>
+            </w:rPr>
+          </m:ctrlPr>
+        </m:oMathPr>
+        <m:r>
+          <m:t>V</m:t>
+        </m:r>
+        <m:r>
+          <m:rPr>
+            <m:sty m:val="p"/>
+          </m:rPr>
+          <m:t>=</m:t>
+        </m:r>
+        <m:r>
+          <m:t>a</m:t>
+        </m:r>
+        <m:r>
+          <m:rPr>
+            <m:sty m:val="p"/>
+          </m:rPr>
+          <m:t>sin</m:t>
+        </m:r>
+        <m:r>
+          <m:t>α</m:t>
+        </m:r>
+      </m:oMath>
+      <w:r>
+        <w:rPr>
+          <w:rFonts w:ascii="Times New Roman" w:hAnsi="Times New Roman" w:eastAsia="Times New Roman" w:cs="Times New Roman"/>
+        </w:rPr>
+        <w:t xml:space="preserve"> </w:t>
+      </w:r>
+      <w:r>
+        <w:rPr>
+          <w:rFonts w:hint="eastAsia" w:ascii="Times New Roman" w:hAnsi="Times New Roman" w:eastAsia="FangSong" w:cs="Times New Roman"/>
+        </w:rPr>
+        <w:t>计算</w:t>
+      </w:r>
+      <w:r>
+        <w:rPr>
+          <w:rFonts w:hint="eastAsia" w:ascii="Times New Roman" w:hAnsi="Times New Roman" w:eastAsia="Times New Roman" w:cs="Times New Roman"/>
+        </w:rPr>
+        <w:t>。</w:t>
+      </w:r>
+    </w:p>
+    <w:p>
+      <w:pPr>
+        <w:numPr>
+          <w:ilvl w:val="0"/>
+          <w:numId w:val="1009"/>
+        </w:numPr>
+        <w:ind w:firstLine="420"/>
+      </w:pPr>
+      <w:r>
+        <w:rPr>
+          <w:rFonts w:hint="eastAsia" w:ascii="Times New Roman" w:hAnsi="Times New Roman" w:eastAsia="FangSong" w:cs="Times New Roman"/>
+        </w:rPr>
+        <w:t xml:space="preserve">文石的结构可以借助</w:t>
+      </w:r>
+      <w:r>
+        <w:rPr>
+          <w:rFonts w:ascii="Times New Roman" w:hAnsi="Times New Roman" w:eastAsia="Times New Roman" w:cs="Times New Roman"/>
+        </w:rPr>
+        <w:t xml:space="preserve"> NiAs </w:t>
+      </w:r>
+      <w:r>
+        <w:rPr>
+          <w:rFonts w:hint="eastAsia" w:ascii="Times New Roman" w:hAnsi="Times New Roman" w:eastAsia="FangSong" w:cs="Times New Roman"/>
+        </w:rPr>
+        <w:t>的结构加以理解</w:t>
+      </w:r>
+      <w:r>
+        <w:rPr>
+          <w:rFonts w:hint="eastAsia" w:ascii="Times New Roman" w:hAnsi="Times New Roman" w:eastAsia="Times New Roman" w:cs="Times New Roman"/>
+        </w:rPr>
+        <w:t>，</w:t>
+      </w:r>
+      <w:r>
+        <w:rPr>
+          <w:rFonts w:hint="eastAsia" w:ascii="Times New Roman" w:hAnsi="Times New Roman" w:eastAsia="FangSong" w:cs="Times New Roman"/>
+        </w:rPr>
+        <w:t>在该结构中</w:t>
+      </w:r>
+      <w:r>
+        <w:rPr>
+          <w:rFonts w:hint="eastAsia" w:ascii="Times New Roman" w:hAnsi="Times New Roman" w:eastAsia="Times New Roman" w:cs="Times New Roman"/>
+        </w:rPr>
+        <w:t>，As</w:t>
+      </w:r>
+      <w:r>
+        <w:rPr>
+          <w:rFonts w:ascii="Times New Roman" w:hAnsi="Times New Roman" w:eastAsia="Times New Roman" w:cs="Times New Roman"/>
+        </w:rPr>
+        <w:t xml:space="preserve"> </w:t>
+      </w:r>
+      <w:r>
+        <w:rPr>
+          <w:rFonts w:hint="eastAsia" w:ascii="Times New Roman" w:hAnsi="Times New Roman" w:eastAsia="FangSong" w:cs="Times New Roman"/>
+        </w:rPr>
+        <w:t>呈六方最密堆积</w:t>
+      </w:r>
+      <w:r>
+        <w:rPr>
+          <w:rFonts w:hint="eastAsia" w:ascii="Times New Roman" w:hAnsi="Times New Roman" w:eastAsia="Times New Roman" w:cs="Times New Roman"/>
+        </w:rPr>
+        <w:t>，Ni</w:t>
+      </w:r>
+      <w:r>
+        <w:rPr>
+          <w:rFonts w:ascii="Times New Roman" w:hAnsi="Times New Roman" w:eastAsia="Times New Roman" w:cs="Times New Roman"/>
+        </w:rPr>
+        <w:t xml:space="preserve"> </w:t>
+      </w:r>
+      <w:r>
+        <w:rPr>
+          <w:rFonts w:hint="eastAsia" w:ascii="Times New Roman" w:hAnsi="Times New Roman" w:eastAsia="FangSong" w:cs="Times New Roman"/>
+        </w:rPr>
+        <w:t>填充其八面体空隙</w:t>
+      </w:r>
+      <w:r>
+        <w:rPr>
+          <w:rFonts w:hint="eastAsia" w:ascii="Times New Roman" w:hAnsi="Times New Roman" w:eastAsia="Times New Roman" w:cs="Times New Roman"/>
+        </w:rPr>
+        <w:t>，</w:t>
+      </w:r>
+      <w:r>
+        <w:rPr>
+          <w:rFonts w:hint="eastAsia" w:ascii="Times New Roman" w:hAnsi="Times New Roman" w:eastAsia="FangSong" w:cs="Times New Roman"/>
+        </w:rPr>
+        <w:t>而</w:t>
+      </w:r>
+      <w:r>
+        <w:rPr>
+          <w:rFonts w:ascii="Times New Roman" w:hAnsi="Times New Roman" w:eastAsia="Times New Roman" w:cs="Times New Roman"/>
+        </w:rPr>
+        <w:t xml:space="preserve"> As </w:t>
+      </w:r>
+      <w:r>
+        <w:rPr>
+          <w:rFonts w:hint="eastAsia" w:ascii="Times New Roman" w:hAnsi="Times New Roman" w:eastAsia="FangSong" w:cs="Times New Roman"/>
+        </w:rPr>
+        <w:t xml:space="preserve">处于</w:t>
+      </w:r>
+      <w:r>
+        <w:rPr>
+          <w:rFonts w:ascii="Times New Roman" w:hAnsi="Times New Roman" w:eastAsia="Times New Roman" w:cs="Times New Roman"/>
+        </w:rPr>
+        <w:t xml:space="preserve"> Ni </w:t>
+      </w:r>
+      <w:r>
+        <w:rPr>
+          <w:rFonts w:hint="eastAsia" w:ascii="Times New Roman" w:hAnsi="Times New Roman" w:eastAsia="FangSong" w:cs="Times New Roman"/>
+        </w:rPr>
+        <w:t>构成的三棱柱空隙中</w:t>
+      </w:r>
+      <w:r>
+        <w:rPr>
+          <w:rFonts w:hint="eastAsia" w:ascii="Times New Roman" w:hAnsi="Times New Roman" w:eastAsia="Times New Roman" w:cs="Times New Roman"/>
+        </w:rPr>
+        <w:t>，</w:t>
+      </w:r>
+      <w:r>
+        <w:rPr>
+          <w:rFonts w:hint="eastAsia" w:ascii="Times New Roman" w:hAnsi="Times New Roman" w:eastAsia="FangSong" w:cs="Times New Roman"/>
+        </w:rPr>
+        <w:t>形成六方晶体</w:t>
+      </w:r>
+      <w:r>
+        <w:rPr>
+          <w:rFonts w:hint="eastAsia" w:ascii="Times New Roman" w:hAnsi="Times New Roman" w:eastAsia="Times New Roman" w:cs="Times New Roman"/>
+        </w:rPr>
+        <w:t>。</w:t>
+      </w:r>
+      <w:r>
+        <w:rPr>
+          <w:rFonts w:hint="eastAsia" w:ascii="Times New Roman" w:hAnsi="Times New Roman" w:eastAsia="FangSong" w:cs="Times New Roman"/>
+        </w:rPr>
+        <w:t>文石则相当于将</w:t>
+      </w:r>
+      <w:r>
+        <w:rPr>
+          <w:rFonts w:ascii="Times New Roman" w:hAnsi="Times New Roman" w:eastAsia="Times New Roman" w:cs="Times New Roman"/>
+        </w:rPr>
+        <w:t xml:space="preserve"> Ca </w:t>
+      </w:r>
+      <w:r>
+        <w:rPr>
+          <w:rFonts w:hint="eastAsia" w:ascii="Times New Roman" w:hAnsi="Times New Roman" w:eastAsia="FangSong" w:cs="Times New Roman"/>
+        </w:rPr>
+        <w:t xml:space="preserve">置于</w:t>
+      </w:r>
+      <w:r>
+        <w:rPr>
+          <w:rFonts w:ascii="Times New Roman" w:hAnsi="Times New Roman" w:eastAsia="Times New Roman" w:cs="Times New Roman"/>
+        </w:rPr>
+        <w:t xml:space="preserve"> As </w:t>
+      </w:r>
+      <w:r>
+        <w:rPr>
+          <w:rFonts w:hint="eastAsia" w:ascii="Times New Roman" w:hAnsi="Times New Roman" w:eastAsia="FangSong" w:cs="Times New Roman"/>
+        </w:rPr>
+        <w:t>的位置</w:t>
+      </w:r>
+      <w:r>
+        <w:rPr>
+          <w:rFonts w:hint="eastAsia" w:ascii="Times New Roman" w:hAnsi="Times New Roman" w:eastAsia="Times New Roman" w:cs="Times New Roman"/>
+        </w:rPr>
+        <w:t>，</w:t>
+      </w:r>
+      <w:r>
+        <w:rPr>
+          <w:rFonts w:hint="eastAsia" w:ascii="Times New Roman" w:hAnsi="Times New Roman" w:eastAsia="FangSong" w:cs="Times New Roman"/>
+        </w:rPr>
+        <w:t>将</w:t>
+      </w:r>
+      <w:r>
+        <w:rPr>
+          <w:rFonts w:ascii="Times New Roman" w:hAnsi="Times New Roman" w:eastAsia="Times New Roman" w:cs="Times New Roman"/>
+        </w:rPr>
+        <w:t xml:space="preserve"> C </w:t>
+      </w:r>
+      <w:r>
+        <w:rPr>
+          <w:rFonts w:hint="eastAsia" w:ascii="Times New Roman" w:hAnsi="Times New Roman" w:eastAsia="FangSong" w:cs="Times New Roman"/>
+        </w:rPr>
+        <w:t xml:space="preserve">置于</w:t>
+      </w:r>
+      <w:r>
+        <w:rPr>
+          <w:rFonts w:ascii="Times New Roman" w:hAnsi="Times New Roman" w:eastAsia="Times New Roman" w:cs="Times New Roman"/>
+        </w:rPr>
+        <w:t xml:space="preserve"> Ni </w:t>
+      </w:r>
+      <w:r>
+        <w:rPr>
+          <w:rFonts w:hint="eastAsia" w:ascii="Times New Roman" w:hAnsi="Times New Roman" w:eastAsia="FangSong" w:cs="Times New Roman"/>
+        </w:rPr>
+        <w:t xml:space="preserve">的位置后再发生沿</w:t>
+      </w:r>
+      <w:r>
+        <w:rPr>
+          <w:rFonts w:ascii="Times New Roman" w:hAnsi="Times New Roman" w:eastAsia="Times New Roman" w:cs="Times New Roman"/>
+        </w:rPr>
+        <w:t xml:space="preserve"> c </w:t>
+      </w:r>
+      <w:r>
+        <w:rPr>
+          <w:rFonts w:hint="eastAsia" w:ascii="Times New Roman" w:hAnsi="Times New Roman" w:eastAsia="FangSong" w:cs="Times New Roman"/>
+        </w:rPr>
+        <w:t>轴的少许位移</w:t>
+      </w:r>
+      <w:r>
+        <w:rPr>
+          <w:rFonts w:hint="eastAsia" w:ascii="Times New Roman" w:hAnsi="Times New Roman" w:eastAsia="Times New Roman" w:cs="Times New Roman"/>
+        </w:rPr>
+        <w:t>，</w:t>
+      </w:r>
+      <w:r>
+        <w:rPr>
+          <w:rFonts w:hint="eastAsia" w:ascii="Times New Roman" w:hAnsi="Times New Roman" w:eastAsia="FangSong" w:cs="Times New Roman"/>
+        </w:rPr>
+        <w:t>形成正交的文石晶体</w:t>
+      </w:r>
+      <w:r>
+        <w:rPr>
+          <w:rFonts w:hint="eastAsia" w:ascii="Times New Roman" w:hAnsi="Times New Roman" w:eastAsia="Times New Roman" w:cs="Times New Roman"/>
+        </w:rPr>
+        <w:t>。</w:t>
+      </w:r>
+      <w:r>
+        <w:rPr>
+          <w:rFonts w:hint="eastAsia" w:ascii="Times New Roman" w:hAnsi="Times New Roman" w:eastAsia="FangSong" w:cs="Times New Roman"/>
+        </w:rPr>
+        <w:t>依据上述条件写出文石晶体中</w:t>
+      </w:r>
+      <w:r>
+        <w:rPr>
+          <w:rFonts w:ascii="Times New Roman" w:hAnsi="Times New Roman" w:eastAsia="Times New Roman" w:cs="Times New Roman"/>
+        </w:rPr>
+        <w:t xml:space="preserve"> Ca </w:t>
+      </w:r>
+      <w:r>
+        <w:rPr>
+          <w:rFonts w:hint="eastAsia" w:ascii="Times New Roman" w:hAnsi="Times New Roman" w:eastAsia="FangSong" w:cs="Times New Roman"/>
+        </w:rPr>
+        <w:t>原子分数坐标</w:t>
+      </w:r>
+      <w:r>
+        <w:rPr>
+          <w:rFonts w:hint="eastAsia" w:ascii="Times New Roman" w:hAnsi="Times New Roman" w:eastAsia="Times New Roman" w:cs="Times New Roman"/>
+        </w:rPr>
+        <w:t>。</w:t>
+      </w:r>
+    </w:p>
+    <w:p>
+      <w:pPr>
+        <w:numPr>
+          <w:ilvl w:val="0"/>
+          <w:numId w:val="1009"/>
+        </w:numPr>
+        <w:ind w:firstLine="420"/>
+      </w:pPr>
+      <w:r>
+        <w:rPr>
+          <w:rFonts w:hint="eastAsia" w:ascii="Times New Roman" w:hAnsi="Times New Roman" w:eastAsia="FangSong" w:cs="Times New Roman"/>
+        </w:rPr>
+        <w:t xml:space="preserve">已知在文石晶体中每个</w:t>
+      </w:r>
+      <w:r>
+        <w:rPr>
+          <w:rFonts w:ascii="Times New Roman" w:hAnsi="Times New Roman" w:eastAsia="Times New Roman" w:cs="Times New Roman"/>
+        </w:rPr>
+        <w:t xml:space="preserve"> Ca </w:t>
+      </w:r>
+      <w:r>
+        <w:rPr>
+          <w:rFonts w:hint="eastAsia" w:ascii="Times New Roman" w:hAnsi="Times New Roman" w:eastAsia="FangSong" w:cs="Times New Roman"/>
+        </w:rPr>
+        <w:t xml:space="preserve">原子与</w:t>
+      </w:r>
+      <w:r>
+        <w:rPr>
+          <w:rFonts w:ascii="Times New Roman" w:hAnsi="Times New Roman" w:eastAsia="Times New Roman" w:cs="Times New Roman"/>
+        </w:rPr>
+        <w:t xml:space="preserve"> 9 </w:t>
+      </w:r>
+      <w:r>
+        <w:rPr>
+          <w:rFonts w:hint="eastAsia" w:ascii="Times New Roman" w:hAnsi="Times New Roman" w:eastAsia="FangSong" w:cs="Times New Roman"/>
+        </w:rPr>
+        <w:t xml:space="preserve">个</w:t>
+      </w:r>
+      <w:r>
+        <w:rPr>
+          <w:rFonts w:ascii="Times New Roman" w:hAnsi="Times New Roman" w:eastAsia="Times New Roman" w:cs="Times New Roman"/>
+        </w:rPr>
+        <w:t xml:space="preserve"> O </w:t>
+      </w:r>
+      <w:r>
+        <w:rPr>
+          <w:rFonts w:hint="eastAsia" w:ascii="Times New Roman" w:hAnsi="Times New Roman" w:eastAsia="FangSong" w:cs="Times New Roman"/>
+        </w:rPr>
+        <w:t>原子配位</w:t>
+      </w:r>
+      <w:r>
+        <w:rPr>
+          <w:rFonts w:hint="eastAsia" w:ascii="Times New Roman" w:hAnsi="Times New Roman" w:eastAsia="Times New Roman" w:cs="Times New Roman"/>
+        </w:rPr>
+        <w:t>。</w:t>
+      </w:r>
+      <w:r>
+        <w:rPr>
+          <w:rFonts w:hint="eastAsia" w:ascii="Times New Roman" w:hAnsi="Times New Roman" w:eastAsia="FangSong" w:cs="Times New Roman"/>
+        </w:rPr>
+        <w:t>请在图中标出所有与灰色</w:t>
+      </w:r>
+      <w:r>
+        <w:rPr>
+          <w:rFonts w:ascii="Times New Roman" w:hAnsi="Times New Roman" w:eastAsia="Times New Roman" w:cs="Times New Roman"/>
+        </w:rPr>
+        <w:t xml:space="preserve"> Ca </w:t>
+      </w:r>
+      <w:r>
+        <w:rPr>
+          <w:rFonts w:hint="eastAsia" w:ascii="Times New Roman" w:hAnsi="Times New Roman" w:eastAsia="FangSong" w:cs="Times New Roman"/>
+        </w:rPr>
+        <w:t>原子配位的氧原子</w:t>
+      </w:r>
+      <w:r>
+        <w:rPr>
+          <w:rFonts w:hint="eastAsia" w:ascii="Times New Roman" w:hAnsi="Times New Roman" w:eastAsia="Times New Roman" w:cs="Times New Roman"/>
+        </w:rPr>
+        <w:t>（</w:t>
+      </w:r>
+      <w:r>
+        <w:rPr>
+          <w:rFonts w:hint="eastAsia" w:ascii="Times New Roman" w:hAnsi="Times New Roman" w:eastAsia="FangSong" w:cs="Times New Roman"/>
+        </w:rPr>
+        <w:t>其中三个</w:t>
+      </w:r>
+      <w:r>
+        <w:rPr>
+          <w:rFonts w:ascii="Times New Roman" w:hAnsi="Times New Roman" w:eastAsia="Times New Roman" w:cs="Times New Roman"/>
+        </w:rPr>
+        <w:t xml:space="preserve"> O </w:t>
+      </w:r>
+      <w:r>
+        <w:rPr>
+          <w:rFonts w:hint="eastAsia" w:ascii="Times New Roman" w:hAnsi="Times New Roman" w:eastAsia="FangSong" w:cs="Times New Roman"/>
+        </w:rPr>
+        <w:t>原子位于与该晶胞相邻的另一晶胞内</w:t>
+      </w:r>
+      <w:r>
+        <w:rPr>
+          <w:rFonts w:hint="eastAsia" w:ascii="Times New Roman" w:hAnsi="Times New Roman" w:eastAsia="Times New Roman" w:cs="Times New Roman"/>
+        </w:rPr>
+        <w:t>，</w:t>
+      </w:r>
+      <w:r>
+        <w:rPr>
+          <w:rFonts w:hint="eastAsia" w:ascii="Times New Roman" w:hAnsi="Times New Roman" w:eastAsia="FangSong" w:cs="Times New Roman"/>
+        </w:rPr>
+        <w:t>请标出这三个</w:t>
+      </w:r>
+      <w:r>
+        <w:rPr>
+          <w:rFonts w:ascii="Times New Roman" w:hAnsi="Times New Roman" w:eastAsia="Times New Roman" w:cs="Times New Roman"/>
+        </w:rPr>
+        <w:t xml:space="preserve"> O </w:t>
+      </w:r>
+      <w:r>
+        <w:rPr>
+          <w:rFonts w:hint="eastAsia" w:ascii="Times New Roman" w:hAnsi="Times New Roman" w:eastAsia="FangSong" w:cs="Times New Roman"/>
+        </w:rPr>
+        <w:t>原子在这个晶胞中的对应位置</w:t>
+      </w:r>
+      <w:r>
+        <w:rPr>
+          <w:rFonts w:hint="eastAsia" w:ascii="Times New Roman" w:hAnsi="Times New Roman" w:eastAsia="Times New Roman" w:cs="Times New Roman"/>
+        </w:rPr>
+        <w:t>）。</w:t>
+      </w:r>
+    </w:p>
+    <w:p>
+      <w:pPr>
+        <w:spacing w:before="160" w:after="80"/>
+      </w:pPr>
+      <w:r>
+        <w:pict>
+          <v:rect style="width:0;height:1.5pt" o:hralign="center" o:hrstd="t" o:hr="t"/>
+        </w:pict>
+      </w:r>
+    </w:p>
+    <w:p>
+      <w:pPr>
+        <w:spacing w:before="160" w:after="80"/>
+      </w:pPr>
+      <w:r>
+        <w:pict>
+          <v:rect style="width:0;height:1.5pt" o:hralign="center" o:hrstd="t" o:hr="t"/>
+        </w:pict>
+      </w:r>
+    </w:p>
+    <w:p>
+      <w:pPr>
+        <w:spacing w:before="160" w:after="80"/>
+      </w:pPr>
+      <w:r>
+        <w:pict>
+          <v:rect style="width:0;height:1.5pt" o:hralign="center" o:hrstd="t" o:hr="t"/>
+        </w:pict>
+      </w:r>
+    </w:p>
+    <w:bookmarkEnd w:id="30"/>
+    <w:bookmarkStart w:id="31" w:name="第11题"/>
+    <w:p>
+      <w:pPr>
+        <w:pStyle w:val="Heading3"/>
+        <w:spacing w:before="280" w:after="120"/>
+      </w:pPr>
+      <w:r>
+        <w:rPr>
+          <w:rFonts w:hint="eastAsia" w:ascii="Times New Roman" w:hAnsi="Times New Roman" w:eastAsia="SimHei" w:cs="Times New Roman"/>
+        </w:rPr>
+        <w:t>第</w:t>
+      </w:r>
+      <w:r>
+        <w:rPr>
+          <w:rFonts w:hint="eastAsia" w:ascii="Times New Roman" w:hAnsi="Times New Roman" w:eastAsia="Times New Roman" w:cs="Times New Roman"/>
+        </w:rPr>
         <w:t>11</w:t>
       </w:r>
       <w:r>
@@ -2819,6 +3984,7 @@
     <w:p>
       <w:pPr>
         <w:pStyle w:val="FirstParagraph"/>
+        <w:ind w:firstLine="420"/>
       </w:pPr>
       <w:r>
         <w:rPr>
@@ -3131,17 +4297,694 @@
         </w:rPr>
         <w:t>M59.9%。</w:t>
       </w:r>
-      <w:r>
-        <w:rPr>
-          <w:rFonts w:hint="eastAsia" w:ascii="Times New Roman" w:hAnsi="Times New Roman" w:eastAsia="FangSong" w:cs="Times New Roman"/>
-        </w:rPr>
-        <w:t>而金刚砂中含有大量的</w:t>
-      </w:r>
-      <w:r>
-        <w:rPr>
-          <w:rFonts w:hint="eastAsia" w:ascii="Times New Roman" w:hAnsi="Times New Roman" w:eastAsia="Times New Roman" w:cs="Times New Roman"/>
-        </w:rPr>
-        <w:t>G。</w:t>
+    </w:p>
+    <w:p>
+      <w:pPr>
+        <w:pStyle w:val="BodyText"/>
+        <w:ind w:firstLine="420"/>
+      </w:pPr>
+      <w:r>
+        <w:rPr>
+          <w:rFonts w:hint="eastAsia" w:ascii="Times New Roman" w:hAnsi="Times New Roman" w:eastAsia="FangSong" w:cs="Times New Roman"/>
+        </w:rPr>
+        <w:t xml:space="preserve">在</w:t>
+      </w:r>
+      <w:r>
+        <w:rPr>
+          <w:rFonts w:ascii="Times New Roman" w:hAnsi="Times New Roman" w:eastAsia="Times New Roman" w:cs="Times New Roman"/>
+        </w:rPr>
+        <w:t xml:space="preserve"> A </w:t>
+      </w:r>
+      <w:r>
+        <w:rPr>
+          <w:rFonts w:hint="eastAsia" w:ascii="Times New Roman" w:hAnsi="Times New Roman" w:eastAsia="FangSong" w:cs="Times New Roman"/>
+        </w:rPr>
+        <w:t>的四方晶型的某一种晶胞中</w:t>
+      </w:r>
+      <w:r>
+        <w:rPr>
+          <w:rFonts w:hint="eastAsia" w:ascii="Times New Roman" w:hAnsi="Times New Roman" w:eastAsia="Times New Roman" w:cs="Times New Roman"/>
+        </w:rPr>
+        <w:t>，</w:t>
+      </w:r>
+      <w:r>
+        <w:rPr>
+          <w:rFonts w:ascii="Times New Roman" w:hAnsi="Times New Roman" w:eastAsia="Times New Roman" w:cs="Times New Roman"/>
+        </w:rPr>
+        <w:t xml:space="preserve"> </w:t>
+      </w:r>
+      <m:oMath>
+        <m:oMathPr>
+          <m:ctrlPr>
+            <w:rPr>
+              <w:sz w:val="28"/>
+              <w:szCs w:val="28"/>
+            </w:rPr>
+          </m:ctrlPr>
+        </m:oMathPr>
+        <m:r>
+          <m:t>a</m:t>
+        </m:r>
+        <m:r>
+          <m:rPr>
+            <m:sty m:val="p"/>
+          </m:rPr>
+          <m:t>=</m:t>
+        </m:r>
+        <m:r>
+          <m:t>0.3211</m:t>
+        </m:r>
+        <m:r>
+          <m:t> </m:t>
+        </m:r>
+        <m:r>
+          <m:rPr>
+            <m:sty m:val="p"/>
+          </m:rPr>
+          <m:t>n</m:t>
+        </m:r>
+        <m:r>
+          <m:rPr>
+            <m:sty m:val="p"/>
+          </m:rPr>
+          <m:t>m</m:t>
+        </m:r>
+      </m:oMath>
+      <w:r>
+        <w:rPr>
+          <w:rFonts w:ascii="Times New Roman" w:hAnsi="Times New Roman" w:eastAsia="Times New Roman" w:cs="Times New Roman"/>
+        </w:rPr>
+        <w:t xml:space="preserve"> </w:t>
+      </w:r>
+      <w:r>
+        <w:rPr>
+          <w:rFonts w:hint="eastAsia" w:ascii="Times New Roman" w:hAnsi="Times New Roman" w:eastAsia="Times New Roman" w:cs="Times New Roman"/>
+        </w:rPr>
+        <w:t xml:space="preserve">，</w:t>
+      </w:r>
+      <w:r>
+        <w:rPr>
+          <w:rFonts w:ascii="Times New Roman" w:hAnsi="Times New Roman" w:eastAsia="Times New Roman" w:cs="Times New Roman"/>
+        </w:rPr>
+        <w:t xml:space="preserve"> </w:t>
+      </w:r>
+      <m:oMath>
+        <m:oMathPr>
+          <m:ctrlPr>
+            <w:rPr>
+              <w:sz w:val="28"/>
+              <w:szCs w:val="28"/>
+            </w:rPr>
+          </m:ctrlPr>
+        </m:oMathPr>
+        <m:r>
+          <m:t>c</m:t>
+        </m:r>
+        <m:r>
+          <m:rPr>
+            <m:sty m:val="p"/>
+          </m:rPr>
+          <m:t>=</m:t>
+        </m:r>
+        <m:r>
+          <m:t>0.7845</m:t>
+        </m:r>
+        <m:r>
+          <m:t> </m:t>
+        </m:r>
+        <m:r>
+          <m:rPr>
+            <m:sty m:val="p"/>
+          </m:rPr>
+          <m:t>n</m:t>
+        </m:r>
+        <m:r>
+          <m:rPr>
+            <m:sty m:val="p"/>
+          </m:rPr>
+          <m:t>m</m:t>
+        </m:r>
+      </m:oMath>
+      <w:r>
+        <w:rPr>
+          <w:rFonts w:ascii="Times New Roman" w:hAnsi="Times New Roman" w:eastAsia="Times New Roman" w:cs="Times New Roman"/>
+        </w:rPr>
+        <w:t xml:space="preserve"> </w:t>
+      </w:r>
+      <w:r>
+        <w:rPr>
+          <w:rFonts w:hint="eastAsia" w:ascii="Times New Roman" w:hAnsi="Times New Roman" w:eastAsia="Times New Roman" w:cs="Times New Roman"/>
+        </w:rPr>
+        <w:t xml:space="preserve">，M</w:t>
+      </w:r>
+      <w:r>
+        <w:rPr>
+          <w:rFonts w:ascii="Times New Roman" w:hAnsi="Times New Roman" w:eastAsia="Times New Roman" w:cs="Times New Roman"/>
+        </w:rPr>
+        <w:t xml:space="preserve"> </w:t>
+      </w:r>
+      <w:r>
+        <w:rPr>
+          <w:rFonts w:hint="eastAsia" w:ascii="Times New Roman" w:hAnsi="Times New Roman" w:eastAsia="FangSong" w:cs="Times New Roman"/>
+        </w:rPr>
+        <w:t xml:space="preserve">为罕见的</w:t>
+      </w:r>
+      <w:r>
+        <w:rPr>
+          <w:rFonts w:ascii="Times New Roman" w:hAnsi="Times New Roman" w:eastAsia="Times New Roman" w:cs="Times New Roman"/>
+        </w:rPr>
+        <w:t xml:space="preserve"> 10 </w:t>
+      </w:r>
+      <w:r>
+        <w:rPr>
+          <w:rFonts w:hint="eastAsia" w:ascii="Times New Roman" w:hAnsi="Times New Roman" w:eastAsia="FangSong" w:cs="Times New Roman"/>
+        </w:rPr>
+        <w:t>配位</w:t>
+      </w:r>
+      <w:r>
+        <w:rPr>
+          <w:rFonts w:hint="eastAsia" w:ascii="Times New Roman" w:hAnsi="Times New Roman" w:eastAsia="Times New Roman" w:cs="Times New Roman"/>
+        </w:rPr>
+        <w:t>，G</w:t>
+      </w:r>
+      <w:r>
+        <w:rPr>
+          <w:rFonts w:ascii="Times New Roman" w:hAnsi="Times New Roman" w:eastAsia="Times New Roman" w:cs="Times New Roman"/>
+        </w:rPr>
+        <w:t xml:space="preserve"> </w:t>
+      </w:r>
+      <w:r>
+        <w:rPr>
+          <w:rFonts w:hint="eastAsia" w:ascii="Times New Roman" w:hAnsi="Times New Roman" w:eastAsia="FangSong" w:cs="Times New Roman"/>
+        </w:rPr>
+        <w:t xml:space="preserve">为罕见的</w:t>
+      </w:r>
+      <w:r>
+        <w:rPr>
+          <w:rFonts w:ascii="Times New Roman" w:hAnsi="Times New Roman" w:eastAsia="Times New Roman" w:cs="Times New Roman"/>
+        </w:rPr>
+        <w:t xml:space="preserve"> 5 </w:t>
+      </w:r>
+      <w:r>
+        <w:rPr>
+          <w:rFonts w:hint="eastAsia" w:ascii="Times New Roman" w:hAnsi="Times New Roman" w:eastAsia="FangSong" w:cs="Times New Roman"/>
+        </w:rPr>
+        <w:t>配位</w:t>
+      </w:r>
+      <w:r>
+        <w:rPr>
+          <w:rFonts w:hint="eastAsia" w:ascii="Times New Roman" w:hAnsi="Times New Roman" w:eastAsia="Times New Roman" w:cs="Times New Roman"/>
+        </w:rPr>
+        <w:t>，M</w:t>
+      </w:r>
+      <w:r>
+        <w:rPr>
+          <w:rFonts w:ascii="Times New Roman" w:hAnsi="Times New Roman" w:eastAsia="Times New Roman" w:cs="Times New Roman"/>
+        </w:rPr>
+        <w:t xml:space="preserve"> </w:t>
+      </w:r>
+      <w:r>
+        <w:rPr>
+          <w:rFonts w:hint="eastAsia" w:ascii="Times New Roman" w:hAnsi="Times New Roman" w:eastAsia="FangSong" w:cs="Times New Roman"/>
+        </w:rPr>
+        <w:t>占据晶胞的顶点和体心</w:t>
+      </w:r>
+      <w:r>
+        <w:rPr>
+          <w:rFonts w:hint="eastAsia" w:ascii="Times New Roman" w:hAnsi="Times New Roman" w:eastAsia="Times New Roman" w:cs="Times New Roman"/>
+        </w:rPr>
+        <w:t>，</w:t>
+      </w:r>
+      <w:r>
+        <w:rPr>
+          <w:rFonts w:hint="eastAsia" w:ascii="Times New Roman" w:hAnsi="Times New Roman" w:eastAsia="FangSong" w:cs="Times New Roman"/>
+        </w:rPr>
+        <w:t>另一半</w:t>
+      </w:r>
+      <w:r>
+        <w:rPr>
+          <w:rFonts w:ascii="Times New Roman" w:hAnsi="Times New Roman" w:eastAsia="Times New Roman" w:cs="Times New Roman"/>
+        </w:rPr>
+        <w:t xml:space="preserve"> G </w:t>
+      </w:r>
+      <w:r>
+        <w:rPr>
+          <w:rFonts w:hint="eastAsia" w:ascii="Times New Roman" w:hAnsi="Times New Roman" w:eastAsia="FangSong" w:cs="Times New Roman"/>
+        </w:rPr>
+        <w:t>原子分布在棱上</w:t>
+      </w:r>
+      <w:r>
+        <w:rPr>
+          <w:rFonts w:hint="eastAsia" w:ascii="Times New Roman" w:hAnsi="Times New Roman" w:eastAsia="Times New Roman" w:cs="Times New Roman"/>
+        </w:rPr>
+        <w:t>，</w:t>
+      </w:r>
+      <w:r>
+        <w:rPr>
+          <w:rFonts w:hint="eastAsia" w:ascii="Times New Roman" w:hAnsi="Times New Roman" w:eastAsia="FangSong" w:cs="Times New Roman"/>
+        </w:rPr>
+        <w:t>一半</w:t>
+      </w:r>
+      <w:r>
+        <w:rPr>
+          <w:rFonts w:ascii="Times New Roman" w:hAnsi="Times New Roman" w:eastAsia="Times New Roman" w:cs="Times New Roman"/>
+        </w:rPr>
+        <w:t xml:space="preserve"> G </w:t>
+      </w:r>
+      <w:r>
+        <w:rPr>
+          <w:rFonts w:hint="eastAsia" w:ascii="Times New Roman" w:hAnsi="Times New Roman" w:eastAsia="FangSong" w:cs="Times New Roman"/>
+        </w:rPr>
+        <w:t>原子处于晶胞内部</w:t>
+      </w:r>
+      <w:r>
+        <w:rPr>
+          <w:rFonts w:hint="eastAsia" w:ascii="Times New Roman" w:hAnsi="Times New Roman" w:eastAsia="Times New Roman" w:cs="Times New Roman"/>
+        </w:rPr>
+        <w:t>。M—G</w:t>
+      </w:r>
+      <w:r>
+        <w:rPr>
+          <w:rFonts w:ascii="Times New Roman" w:hAnsi="Times New Roman" w:eastAsia="Times New Roman" w:cs="Times New Roman"/>
+        </w:rPr>
+        <w:t xml:space="preserve"> </w:t>
+      </w:r>
+      <w:r>
+        <w:rPr>
+          <w:rFonts w:hint="eastAsia" w:ascii="Times New Roman" w:hAnsi="Times New Roman" w:eastAsia="FangSong" w:cs="Times New Roman"/>
+        </w:rPr>
+        <w:t>只有一种键长</w:t>
+      </w:r>
+      <w:r>
+        <w:rPr>
+          <w:rFonts w:hint="eastAsia" w:ascii="Times New Roman" w:hAnsi="Times New Roman" w:eastAsia="Times New Roman" w:cs="Times New Roman"/>
+        </w:rPr>
+        <w:t>。</w:t>
+      </w:r>
+    </w:p>
+    <w:p>
+      <w:pPr>
+        <w:numPr>
+          <w:ilvl w:val="0"/>
+          <w:numId w:val="1010"/>
+        </w:numPr>
+        <w:ind w:firstLine="420"/>
+      </w:pPr>
+      <w:r>
+        <w:rPr>
+          <w:rFonts w:hint="eastAsia" w:ascii="Times New Roman" w:hAnsi="Times New Roman" w:eastAsia="FangSong" w:cs="Times New Roman"/>
+        </w:rPr>
+        <w:t xml:space="preserve">写出</w:t>
+      </w:r>
+      <w:r>
+        <w:rPr>
+          <w:rFonts w:ascii="Times New Roman" w:hAnsi="Times New Roman" w:eastAsia="Times New Roman" w:cs="Times New Roman"/>
+        </w:rPr>
+        <w:t xml:space="preserve"> </w:t>
+      </w:r>
+      <w:r>
+        <w:rPr>
+          <w:rFonts w:hint="eastAsia" w:ascii="Times New Roman" w:hAnsi="Times New Roman" w:eastAsia="Times New Roman" w:cs="Times New Roman"/>
+        </w:rPr>
+        <w:t xml:space="preserve">M，G，A，B</w:t>
+      </w:r>
+      <w:r>
+        <w:rPr>
+          <w:rFonts w:ascii="Times New Roman" w:hAnsi="Times New Roman" w:eastAsia="Times New Roman" w:cs="Times New Roman"/>
+        </w:rPr>
+        <w:t xml:space="preserve"> </w:t>
+      </w:r>
+      <w:r>
+        <w:rPr>
+          <w:rFonts w:hint="eastAsia" w:ascii="Times New Roman" w:hAnsi="Times New Roman" w:eastAsia="FangSong" w:cs="Times New Roman"/>
+        </w:rPr>
+        <w:t>的化学式</w:t>
+      </w:r>
+      <w:r>
+        <w:rPr>
+          <w:rFonts w:hint="eastAsia" w:ascii="Times New Roman" w:hAnsi="Times New Roman" w:eastAsia="Times New Roman" w:cs="Times New Roman"/>
+        </w:rPr>
+        <w:t>。</w:t>
+      </w:r>
+    </w:p>
+    <w:p>
+      <w:pPr>
+        <w:numPr>
+          <w:ilvl w:val="0"/>
+          <w:numId w:val="1010"/>
+        </w:numPr>
+        <w:ind w:firstLine="420"/>
+      </w:pPr>
+      <w:r>
+        <w:rPr>
+          <w:rFonts w:hint="eastAsia" w:ascii="Times New Roman" w:hAnsi="Times New Roman" w:eastAsia="FangSong" w:cs="Times New Roman"/>
+        </w:rPr>
+        <w:t xml:space="preserve">试画出</w:t>
+      </w:r>
+      <w:r>
+        <w:rPr>
+          <w:rFonts w:ascii="Times New Roman" w:hAnsi="Times New Roman" w:eastAsia="Times New Roman" w:cs="Times New Roman"/>
+        </w:rPr>
+        <w:t xml:space="preserve"> A </w:t>
+      </w:r>
+      <w:r>
+        <w:rPr>
+          <w:rFonts w:hint="eastAsia" w:ascii="Times New Roman" w:hAnsi="Times New Roman" w:eastAsia="FangSong" w:cs="Times New Roman"/>
+        </w:rPr>
+        <w:t>的此种晶胞</w:t>
+      </w:r>
+      <w:r>
+        <w:rPr>
+          <w:rFonts w:hint="eastAsia" w:ascii="Times New Roman" w:hAnsi="Times New Roman" w:eastAsia="Times New Roman" w:cs="Times New Roman"/>
+        </w:rPr>
+        <w:t>，</w:t>
+      </w:r>
+      <w:r>
+        <w:rPr>
+          <w:rFonts w:hint="eastAsia" w:ascii="Times New Roman" w:hAnsi="Times New Roman" w:eastAsia="FangSong" w:cs="Times New Roman"/>
+        </w:rPr>
+        <w:t>给出所有</w:t>
+      </w:r>
+      <w:r>
+        <w:rPr>
+          <w:rFonts w:ascii="Times New Roman" w:hAnsi="Times New Roman" w:eastAsia="Times New Roman" w:cs="Times New Roman"/>
+        </w:rPr>
+        <w:t xml:space="preserve"> G </w:t>
+      </w:r>
+      <w:r>
+        <w:rPr>
+          <w:rFonts w:hint="eastAsia" w:ascii="Times New Roman" w:hAnsi="Times New Roman" w:eastAsia="FangSong" w:cs="Times New Roman"/>
+        </w:rPr>
+        <w:t>的分数坐标</w:t>
+      </w:r>
+      <w:r>
+        <w:rPr>
+          <w:rFonts w:hint="eastAsia" w:ascii="Times New Roman" w:hAnsi="Times New Roman" w:eastAsia="Times New Roman" w:cs="Times New Roman"/>
+        </w:rPr>
+        <w:t>（</w:t>
+      </w:r>
+      <w:r>
+        <w:rPr>
+          <w:rFonts w:hint="eastAsia" w:ascii="Times New Roman" w:hAnsi="Times New Roman" w:eastAsia="FangSong" w:cs="Times New Roman"/>
+        </w:rPr>
+        <w:t>除</w:t>
+      </w:r>
+      <w:r>
+        <w:rPr>
+          <w:rFonts w:ascii="Times New Roman" w:hAnsi="Times New Roman" w:eastAsia="Times New Roman" w:cs="Times New Roman"/>
+        </w:rPr>
+        <w:t xml:space="preserve"> 0 </w:t>
+      </w:r>
+      <w:r>
+        <w:rPr>
+          <w:rFonts w:hint="eastAsia" w:ascii="Times New Roman" w:hAnsi="Times New Roman" w:eastAsia="FangSong" w:cs="Times New Roman"/>
+        </w:rPr>
+        <w:t>外</w:t>
+      </w:r>
+      <w:r>
+        <w:rPr>
+          <w:rFonts w:hint="eastAsia" w:ascii="Times New Roman" w:hAnsi="Times New Roman" w:eastAsia="Times New Roman" w:cs="Times New Roman"/>
+        </w:rPr>
+        <w:t>，</w:t>
+      </w:r>
+      <w:r>
+        <w:rPr>
+          <w:rFonts w:hint="eastAsia" w:ascii="Times New Roman" w:hAnsi="Times New Roman" w:eastAsia="FangSong" w:cs="Times New Roman"/>
+        </w:rPr>
+        <w:t>全用小数表示</w:t>
+      </w:r>
+      <w:r>
+        <w:rPr>
+          <w:rFonts w:hint="eastAsia" w:ascii="Times New Roman" w:hAnsi="Times New Roman" w:eastAsia="Times New Roman" w:cs="Times New Roman"/>
+        </w:rPr>
+        <w:t>，</w:t>
+      </w:r>
+      <w:r>
+        <w:rPr>
+          <w:rFonts w:hint="eastAsia" w:ascii="Times New Roman" w:hAnsi="Times New Roman" w:eastAsia="FangSong" w:cs="Times New Roman"/>
+        </w:rPr>
+        <w:t>保留两位小数</w:t>
+      </w:r>
+      <w:r>
+        <w:rPr>
+          <w:rFonts w:hint="eastAsia" w:ascii="Times New Roman" w:hAnsi="Times New Roman" w:eastAsia="Times New Roman" w:cs="Times New Roman"/>
+        </w:rPr>
+        <w:t>）。</w:t>
+      </w:r>
+    </w:p>
+    <w:p>
+      <w:pPr>
+        <w:numPr>
+          <w:ilvl w:val="0"/>
+          <w:numId w:val="1010"/>
+        </w:numPr>
+        <w:ind w:firstLine="420"/>
+      </w:pPr>
+      <w:r>
+        <w:rPr>
+          <w:rFonts w:hint="eastAsia" w:ascii="Times New Roman" w:hAnsi="Times New Roman" w:eastAsia="FangSong" w:cs="Times New Roman"/>
+        </w:rPr>
+        <w:t>指出结构基元</w:t>
+      </w:r>
+      <w:r>
+        <w:rPr>
+          <w:rFonts w:hint="eastAsia" w:ascii="Times New Roman" w:hAnsi="Times New Roman" w:eastAsia="Times New Roman" w:cs="Times New Roman"/>
+        </w:rPr>
+        <w:t>，</w:t>
+      </w:r>
+      <w:r>
+        <w:rPr>
+          <w:rFonts w:hint="eastAsia" w:ascii="Times New Roman" w:hAnsi="Times New Roman" w:eastAsia="FangSong" w:cs="Times New Roman"/>
+        </w:rPr>
+        <w:t>并指出</w:t>
+      </w:r>
+      <w:r>
+        <w:rPr>
+          <w:rFonts w:ascii="Times New Roman" w:hAnsi="Times New Roman" w:eastAsia="Times New Roman" w:cs="Times New Roman"/>
+        </w:rPr>
+        <w:t xml:space="preserve"> </w:t>
+      </w:r>
+      <w:r>
+        <w:rPr>
+          <w:rFonts w:hint="eastAsia" w:ascii="Times New Roman" w:hAnsi="Times New Roman" w:eastAsia="Times New Roman" w:cs="Times New Roman"/>
+        </w:rPr>
+        <w:t xml:space="preserve">M，G</w:t>
+      </w:r>
+      <w:r>
+        <w:rPr>
+          <w:rFonts w:ascii="Times New Roman" w:hAnsi="Times New Roman" w:eastAsia="Times New Roman" w:cs="Times New Roman"/>
+        </w:rPr>
+        <w:t xml:space="preserve"> </w:t>
+      </w:r>
+      <w:r>
+        <w:rPr>
+          <w:rFonts w:hint="eastAsia" w:ascii="Times New Roman" w:hAnsi="Times New Roman" w:eastAsia="FangSong" w:cs="Times New Roman"/>
+        </w:rPr>
+        <w:t>的配位方式</w:t>
+      </w:r>
+      <w:r>
+        <w:rPr>
+          <w:rFonts w:hint="eastAsia" w:ascii="Times New Roman" w:hAnsi="Times New Roman" w:eastAsia="Times New Roman" w:cs="Times New Roman"/>
+        </w:rPr>
+        <w:t>。</w:t>
+      </w:r>
+    </w:p>
+    <w:p>
+      <w:pPr>
+        <w:numPr>
+          <w:ilvl w:val="0"/>
+          <w:numId w:val="1010"/>
+        </w:numPr>
+        <w:ind w:firstLine="420"/>
+      </w:pPr>
+      <w:r>
+        <w:rPr>
+          <w:rFonts w:hint="eastAsia" w:ascii="Times New Roman" w:hAnsi="Times New Roman" w:eastAsia="FangSong" w:cs="Times New Roman"/>
+        </w:rPr>
+        <w:t xml:space="preserve">计算</w:t>
+      </w:r>
+      <w:r>
+        <w:rPr>
+          <w:rFonts w:ascii="Times New Roman" w:hAnsi="Times New Roman" w:eastAsia="Times New Roman" w:cs="Times New Roman"/>
+        </w:rPr>
+        <w:t xml:space="preserve"> M—G </w:t>
+      </w:r>
+      <w:r>
+        <w:rPr>
+          <w:rFonts w:hint="eastAsia" w:ascii="Times New Roman" w:hAnsi="Times New Roman" w:eastAsia="FangSong" w:cs="Times New Roman"/>
+        </w:rPr>
+        <w:t>的键长</w:t>
+      </w:r>
+      <w:r>
+        <w:rPr>
+          <w:rFonts w:hint="eastAsia" w:ascii="Times New Roman" w:hAnsi="Times New Roman" w:eastAsia="Times New Roman" w:cs="Times New Roman"/>
+        </w:rPr>
+        <w:t>。</w:t>
+      </w:r>
+    </w:p>
+    <w:p>
+      <w:pPr>
+        <w:numPr>
+          <w:ilvl w:val="0"/>
+          <w:numId w:val="1010"/>
+        </w:numPr>
+        <w:ind w:firstLine="420"/>
+      </w:pPr>
+      <w:r>
+        <w:rPr>
+          <w:rFonts w:hint="eastAsia" w:ascii="Times New Roman" w:hAnsi="Times New Roman" w:eastAsia="FangSong" w:cs="Times New Roman"/>
+        </w:rPr>
+        <w:t>用浓硝酸和浓氢氟酸</w:t>
+      </w:r>
+      <w:r>
+        <w:rPr>
+          <w:rFonts w:hint="eastAsia" w:ascii="Times New Roman" w:hAnsi="Times New Roman" w:eastAsia="Times New Roman" w:cs="Times New Roman"/>
+        </w:rPr>
+        <w:t>（</w:t>
+      </w:r>
+      <w:r>
+        <w:rPr>
+          <w:rFonts w:hint="eastAsia" w:ascii="Times New Roman" w:hAnsi="Times New Roman" w:eastAsia="FangSong" w:cs="Times New Roman"/>
+        </w:rPr>
+        <w:t>混有一定</w:t>
+      </w:r>
+      <w:r>
+        <w:rPr>
+          <w:rFonts w:ascii="Times New Roman" w:hAnsi="Times New Roman" w:eastAsia="Times New Roman" w:cs="Times New Roman"/>
+        </w:rPr>
+        <w:t xml:space="preserve"> </w:t>
+      </w:r>
+      <w:r>
+        <w:rPr>
+          <w:rFonts w:hint="eastAsia" w:ascii="Times New Roman" w:hAnsi="Times New Roman" w:eastAsia="Times New Roman" w:cs="Times New Roman"/>
+        </w:rPr>
+        <w:t>CsF）</w:t>
+      </w:r>
+      <w:r>
+        <w:rPr>
+          <w:rFonts w:hint="eastAsia" w:ascii="Times New Roman" w:hAnsi="Times New Roman" w:eastAsia="FangSong" w:cs="Times New Roman"/>
+        </w:rPr>
+        <w:t>的某比例混酸氧化</w:t>
+      </w:r>
+      <w:r>
+        <w:rPr>
+          <w:rFonts w:ascii="Times New Roman" w:hAnsi="Times New Roman" w:eastAsia="Times New Roman" w:cs="Times New Roman"/>
+        </w:rPr>
+        <w:t xml:space="preserve"> A </w:t>
+      </w:r>
+      <w:r>
+        <w:rPr>
+          <w:rFonts w:hint="eastAsia" w:ascii="Times New Roman" w:hAnsi="Times New Roman" w:eastAsia="FangSong" w:cs="Times New Roman"/>
+        </w:rPr>
+        <w:t>可以得到两种配合物</w:t>
+      </w:r>
+      <w:r>
+        <w:rPr>
+          <w:rFonts w:hint="eastAsia" w:ascii="Times New Roman" w:hAnsi="Times New Roman" w:eastAsia="Times New Roman" w:cs="Times New Roman"/>
+        </w:rPr>
+        <w:t>，</w:t>
+      </w:r>
+      <w:r>
+        <w:rPr>
+          <w:rFonts w:hint="eastAsia" w:ascii="Times New Roman" w:hAnsi="Times New Roman" w:eastAsia="FangSong" w:cs="Times New Roman"/>
+        </w:rPr>
+        <w:t>分别为</w:t>
+      </w:r>
+      <w:r>
+        <w:rPr>
+          <w:rFonts w:ascii="Times New Roman" w:hAnsi="Times New Roman" w:eastAsia="Times New Roman" w:cs="Times New Roman"/>
+        </w:rPr>
+        <w:t xml:space="preserve"> 6 </w:t>
+      </w:r>
+      <w:r>
+        <w:rPr>
+          <w:rFonts w:hint="eastAsia" w:ascii="Times New Roman" w:hAnsi="Times New Roman" w:eastAsia="FangSong" w:cs="Times New Roman"/>
+        </w:rPr>
+        <w:t xml:space="preserve">配位和</w:t>
+      </w:r>
+      <w:r>
+        <w:rPr>
+          <w:rFonts w:ascii="Times New Roman" w:hAnsi="Times New Roman" w:eastAsia="Times New Roman" w:cs="Times New Roman"/>
+        </w:rPr>
+        <w:t xml:space="preserve"> 8 </w:t>
+      </w:r>
+      <w:r>
+        <w:rPr>
+          <w:rFonts w:hint="eastAsia" w:ascii="Times New Roman" w:hAnsi="Times New Roman" w:eastAsia="FangSong" w:cs="Times New Roman"/>
+        </w:rPr>
+        <w:t>配位</w:t>
+      </w:r>
+      <w:r>
+        <w:rPr>
+          <w:rFonts w:hint="eastAsia" w:ascii="Times New Roman" w:hAnsi="Times New Roman" w:eastAsia="Times New Roman" w:cs="Times New Roman"/>
+        </w:rPr>
+        <w:t>，</w:t>
+      </w:r>
+      <w:r>
+        <w:rPr>
+          <w:rFonts w:hint="eastAsia" w:ascii="Times New Roman" w:hAnsi="Times New Roman" w:eastAsia="FangSong" w:cs="Times New Roman"/>
+        </w:rPr>
+        <w:t>假设所有的</w:t>
+      </w:r>
+      <w:r>
+        <w:rPr>
+          <w:rFonts w:ascii="Times New Roman" w:hAnsi="Times New Roman" w:eastAsia="Times New Roman" w:cs="Times New Roman"/>
+        </w:rPr>
+        <w:t xml:space="preserve"> </w:t>
+      </w:r>
+      <w:r>
+        <w:rPr>
+          <w:rFonts w:hint="eastAsia" w:ascii="Times New Roman" w:hAnsi="Times New Roman" w:eastAsia="Times New Roman" w:cs="Times New Roman"/>
+        </w:rPr>
+        <w:t xml:space="preserve">G，M</w:t>
+      </w:r>
+      <w:r>
+        <w:rPr>
+          <w:rFonts w:ascii="Times New Roman" w:hAnsi="Times New Roman" w:eastAsia="Times New Roman" w:cs="Times New Roman"/>
+        </w:rPr>
+        <w:t xml:space="preserve"> </w:t>
+      </w:r>
+      <w:r>
+        <w:rPr>
+          <w:rFonts w:hint="eastAsia" w:ascii="Times New Roman" w:hAnsi="Times New Roman" w:eastAsia="FangSong" w:cs="Times New Roman"/>
+        </w:rPr>
+        <w:t>都以沉淀形式存在</w:t>
+      </w:r>
+      <w:r>
+        <w:rPr>
+          <w:rFonts w:hint="eastAsia" w:ascii="Times New Roman" w:hAnsi="Times New Roman" w:eastAsia="Times New Roman" w:cs="Times New Roman"/>
+        </w:rPr>
+        <w:t>，</w:t>
+      </w:r>
+      <w:r>
+        <w:rPr>
+          <w:rFonts w:hint="eastAsia" w:ascii="Times New Roman" w:hAnsi="Times New Roman" w:eastAsia="FangSong" w:cs="Times New Roman"/>
+        </w:rPr>
+        <w:t>硝酸的主要还原产物为</w:t>
+      </w:r>
+      <w:r>
+        <w:rPr>
+          <w:rFonts w:ascii="Times New Roman" w:hAnsi="Times New Roman" w:eastAsia="Times New Roman" w:cs="Times New Roman"/>
+        </w:rPr>
+        <w:t xml:space="preserve"> </w:t>
+      </w:r>
+      <w:r>
+        <w:rPr>
+          <w:rFonts w:hint="eastAsia" w:ascii="Times New Roman" w:hAnsi="Times New Roman" w:eastAsia="Times New Roman" w:cs="Times New Roman"/>
+        </w:rPr>
+        <w:t>NO，</w:t>
+      </w:r>
+      <w:r>
+        <w:rPr>
+          <w:rFonts w:hint="eastAsia" w:ascii="Times New Roman" w:hAnsi="Times New Roman" w:eastAsia="FangSong" w:cs="Times New Roman"/>
+        </w:rPr>
+        <w:t>试写出离子方程式</w:t>
+      </w:r>
+      <w:r>
+        <w:rPr>
+          <w:rFonts w:hint="eastAsia" w:ascii="Times New Roman" w:hAnsi="Times New Roman" w:eastAsia="Times New Roman" w:cs="Times New Roman"/>
+        </w:rPr>
+        <w:t>。</w:t>
       </w:r>
     </w:p>
     <w:p>
@@ -3154,421 +4997,6 @@
         </w:pict>
       </w:r>
     </w:p>
-    <w:bookmarkEnd w:id="28"/>
-    <w:bookmarkStart w:id="29" w:name="第12题"/>
-    <w:p>
-      <w:pPr>
-        <w:pStyle w:val="Heading3"/>
-        <w:spacing w:before="280" w:after="120"/>
-      </w:pPr>
-      <w:r>
-        <w:rPr>
-          <w:rFonts w:hint="eastAsia" w:ascii="Times New Roman" w:hAnsi="Times New Roman" w:eastAsia="SimHei" w:cs="Times New Roman"/>
-        </w:rPr>
-        <w:t>第</w:t>
-      </w:r>
-      <w:r>
-        <w:rPr>
-          <w:rFonts w:hint="eastAsia" w:ascii="Times New Roman" w:hAnsi="Times New Roman" w:eastAsia="Times New Roman" w:cs="Times New Roman"/>
-        </w:rPr>
-        <w:t>12</w:t>
-      </w:r>
-      <w:r>
-        <w:rPr>
-          <w:rFonts w:hint="eastAsia" w:ascii="Times New Roman" w:hAnsi="Times New Roman" w:eastAsia="SimHei" w:cs="Times New Roman"/>
-        </w:rPr>
-        <w:t>题</w:t>
-      </w:r>
-    </w:p>
-    <w:p>
-      <w:pPr>
-        <w:pStyle w:val="FirstParagraph"/>
-      </w:pPr>
-      <w:r>
-        <w:rPr>
-          <w:rFonts w:ascii="Times New Roman" w:hAnsi="Times New Roman" w:eastAsia="Times New Roman" w:cs="Times New Roman"/>
-        </w:rPr>
-        <w:t xml:space="preserve">MAX(M </w:t>
-      </w:r>
-      <w:r>
-        <w:rPr>
-          <w:rFonts w:hint="eastAsia" w:ascii="Times New Roman" w:hAnsi="Times New Roman" w:eastAsia="FangSong" w:cs="Times New Roman"/>
-        </w:rPr>
-        <w:t>代表过渡金属元素</w:t>
-      </w:r>
-      <w:r>
-        <w:rPr>
-          <w:rFonts w:hint="eastAsia" w:ascii="Times New Roman" w:hAnsi="Times New Roman" w:eastAsia="Times New Roman" w:cs="Times New Roman"/>
-        </w:rPr>
-        <w:t>，A</w:t>
-      </w:r>
-      <w:r>
-        <w:rPr>
-          <w:rFonts w:ascii="Times New Roman" w:hAnsi="Times New Roman" w:eastAsia="Times New Roman" w:cs="Times New Roman"/>
-        </w:rPr>
-        <w:t xml:space="preserve"> </w:t>
-      </w:r>
-      <w:r>
-        <w:rPr>
-          <w:rFonts w:hint="eastAsia" w:ascii="Times New Roman" w:hAnsi="Times New Roman" w:eastAsia="FangSong" w:cs="Times New Roman"/>
-        </w:rPr>
-        <w:t>代表主族元素</w:t>
-      </w:r>
-      <w:r>
-        <w:rPr>
-          <w:rFonts w:hint="eastAsia" w:ascii="Times New Roman" w:hAnsi="Times New Roman" w:eastAsia="Times New Roman" w:cs="Times New Roman"/>
-        </w:rPr>
-        <w:t>，X</w:t>
-      </w:r>
-      <w:r>
-        <w:rPr>
-          <w:rFonts w:ascii="Times New Roman" w:hAnsi="Times New Roman" w:eastAsia="Times New Roman" w:cs="Times New Roman"/>
-        </w:rPr>
-        <w:t xml:space="preserve"> </w:t>
-      </w:r>
-      <w:r>
-        <w:rPr>
-          <w:rFonts w:hint="eastAsia" w:ascii="Times New Roman" w:hAnsi="Times New Roman" w:eastAsia="FangSong" w:cs="Times New Roman"/>
-        </w:rPr>
-        <w:t>代表碳或氮</w:t>
-      </w:r>
-      <w:r>
-        <w:rPr>
-          <w:rFonts w:hint="eastAsia" w:ascii="Times New Roman" w:hAnsi="Times New Roman" w:eastAsia="Times New Roman" w:cs="Times New Roman"/>
-        </w:rPr>
-        <w:t>)</w:t>
-      </w:r>
-      <w:r>
-        <w:rPr>
-          <w:rFonts w:hint="eastAsia" w:ascii="Times New Roman" w:hAnsi="Times New Roman" w:eastAsia="FangSong" w:cs="Times New Roman"/>
-        </w:rPr>
-        <w:t>相是一类备受关注的新型陶瓷材料</w:t>
-      </w:r>
-      <w:r>
-        <w:rPr>
-          <w:rFonts w:hint="eastAsia" w:ascii="Times New Roman" w:hAnsi="Times New Roman" w:eastAsia="Times New Roman" w:cs="Times New Roman"/>
-        </w:rPr>
-        <w:t>。</w:t>
-      </w:r>
-      <w:r>
-        <w:rPr>
-          <w:rFonts w:hint="eastAsia" w:ascii="Times New Roman" w:hAnsi="Times New Roman" w:eastAsia="FangSong" w:cs="Times New Roman"/>
-        </w:rPr>
-        <w:t>由于独特的层状晶体结构</w:t>
-      </w:r>
-      <w:r>
-        <w:rPr>
-          <w:rFonts w:hint="eastAsia" w:ascii="Times New Roman" w:hAnsi="Times New Roman" w:eastAsia="Times New Roman" w:cs="Times New Roman"/>
-        </w:rPr>
-        <w:t>，</w:t>
-      </w:r>
-      <w:r>
-        <w:rPr>
-          <w:rFonts w:hint="eastAsia" w:ascii="Times New Roman" w:hAnsi="Times New Roman" w:eastAsia="FangSong" w:cs="Times New Roman"/>
-        </w:rPr>
-        <w:t>其具有自润滑</w:t>
-      </w:r>
-      <w:r>
-        <w:rPr>
-          <w:rFonts w:hint="eastAsia" w:ascii="Times New Roman" w:hAnsi="Times New Roman" w:eastAsia="Times New Roman" w:cs="Times New Roman"/>
-        </w:rPr>
-        <w:t>、</w:t>
-      </w:r>
-      <w:r>
-        <w:rPr>
-          <w:rFonts w:hint="eastAsia" w:ascii="Times New Roman" w:hAnsi="Times New Roman" w:eastAsia="FangSong" w:cs="Times New Roman"/>
-        </w:rPr>
-        <w:t>高韧性</w:t>
-      </w:r>
-      <w:r>
-        <w:rPr>
-          <w:rFonts w:hint="eastAsia" w:ascii="Times New Roman" w:hAnsi="Times New Roman" w:eastAsia="Times New Roman" w:cs="Times New Roman"/>
-        </w:rPr>
-        <w:t>、</w:t>
-      </w:r>
-      <w:r>
-        <w:rPr>
-          <w:rFonts w:hint="eastAsia" w:ascii="Times New Roman" w:hAnsi="Times New Roman" w:eastAsia="FangSong" w:cs="Times New Roman"/>
-        </w:rPr>
-        <w:t>可导电等性能</w:t>
-      </w:r>
-      <w:r>
-        <w:rPr>
-          <w:rFonts w:hint="eastAsia" w:ascii="Times New Roman" w:hAnsi="Times New Roman" w:eastAsia="Times New Roman" w:cs="Times New Roman"/>
-        </w:rPr>
-        <w:t>，</w:t>
-      </w:r>
-      <w:r>
-        <w:rPr>
-          <w:rFonts w:hint="eastAsia" w:ascii="Times New Roman" w:hAnsi="Times New Roman" w:eastAsia="FangSong" w:cs="Times New Roman"/>
-        </w:rPr>
-        <w:t>可作为高温结构材料</w:t>
-      </w:r>
-      <w:r>
-        <w:rPr>
-          <w:rFonts w:hint="eastAsia" w:ascii="Times New Roman" w:hAnsi="Times New Roman" w:eastAsia="Times New Roman" w:cs="Times New Roman"/>
-        </w:rPr>
-        <w:t>、</w:t>
-      </w:r>
-      <w:r>
-        <w:rPr>
-          <w:rFonts w:hint="eastAsia" w:ascii="Times New Roman" w:hAnsi="Times New Roman" w:eastAsia="FangSong" w:cs="Times New Roman"/>
-        </w:rPr>
-        <w:t>电极材料和化学防腐蚀材料</w:t>
-      </w:r>
-      <w:r>
-        <w:rPr>
-          <w:rFonts w:hint="eastAsia" w:ascii="Times New Roman" w:hAnsi="Times New Roman" w:eastAsia="Times New Roman" w:cs="Times New Roman"/>
-        </w:rPr>
-        <w:t>。</w:t>
-      </w:r>
-      <w:r>
-        <w:rPr>
-          <w:rFonts w:hint="eastAsia" w:ascii="Times New Roman" w:hAnsi="Times New Roman" w:eastAsia="FangSong" w:cs="Times New Roman"/>
-        </w:rPr>
-        <w:t>某</w:t>
-      </w:r>
-      <w:r>
-        <w:rPr>
-          <w:rFonts w:ascii="Times New Roman" w:hAnsi="Times New Roman" w:eastAsia="Times New Roman" w:cs="Times New Roman"/>
-        </w:rPr>
-        <w:t xml:space="preserve"> MAX </w:t>
-      </w:r>
-      <w:r>
-        <w:rPr>
-          <w:rFonts w:hint="eastAsia" w:ascii="Times New Roman" w:hAnsi="Times New Roman" w:eastAsia="FangSong" w:cs="Times New Roman"/>
-        </w:rPr>
-        <w:t xml:space="preserve">相材料含有</w:t>
-      </w:r>
-      <w:r>
-        <w:rPr>
-          <w:rFonts w:ascii="Times New Roman" w:hAnsi="Times New Roman" w:eastAsia="Times New Roman" w:cs="Times New Roman"/>
-        </w:rPr>
-        <w:t xml:space="preserve"> Ti、Al、N </w:t>
-      </w:r>
-      <w:r>
-        <w:rPr>
-          <w:rFonts w:hint="eastAsia" w:ascii="Times New Roman" w:hAnsi="Times New Roman" w:eastAsia="FangSong" w:cs="Times New Roman"/>
-        </w:rPr>
-        <w:t xml:space="preserve">共</w:t>
-      </w:r>
-      <w:r>
-        <w:rPr>
-          <w:rFonts w:ascii="Times New Roman" w:hAnsi="Times New Roman" w:eastAsia="Times New Roman" w:cs="Times New Roman"/>
-        </w:rPr>
-        <w:t xml:space="preserve"> 3 </w:t>
-      </w:r>
-      <w:r>
-        <w:rPr>
-          <w:rFonts w:hint="eastAsia" w:ascii="Times New Roman" w:hAnsi="Times New Roman" w:eastAsia="FangSong" w:cs="Times New Roman"/>
-        </w:rPr>
-        <w:t>种原子</w:t>
-      </w:r>
-      <w:r>
-        <w:rPr>
-          <w:rFonts w:hint="eastAsia" w:ascii="Times New Roman" w:hAnsi="Times New Roman" w:eastAsia="Times New Roman" w:cs="Times New Roman"/>
-        </w:rPr>
-        <w:t>，</w:t>
-      </w:r>
-      <w:r>
-        <w:rPr>
-          <w:rFonts w:hint="eastAsia" w:ascii="Times New Roman" w:hAnsi="Times New Roman" w:eastAsia="FangSong" w:cs="Times New Roman"/>
-        </w:rPr>
-        <w:t>属六方晶系</w:t>
-      </w:r>
-      <w:r>
-        <w:rPr>
-          <w:rFonts w:hint="eastAsia" w:ascii="Times New Roman" w:hAnsi="Times New Roman" w:eastAsia="Times New Roman" w:cs="Times New Roman"/>
-        </w:rPr>
-        <w:t>，Ti</w:t>
-      </w:r>
-      <w:r>
-        <w:rPr>
-          <w:rFonts w:ascii="Times New Roman" w:hAnsi="Times New Roman" w:eastAsia="Times New Roman" w:cs="Times New Roman"/>
-        </w:rPr>
-        <w:t xml:space="preserve"> </w:t>
-      </w:r>
-      <w:r>
-        <w:rPr>
-          <w:rFonts w:hint="eastAsia" w:ascii="Times New Roman" w:hAnsi="Times New Roman" w:eastAsia="FangSong" w:cs="Times New Roman"/>
-        </w:rPr>
-        <w:t>原子的堆积方式为</w:t>
-      </w:r>
-      <w:r>
-        <w:rPr>
-          <w:rFonts w:hint="eastAsia" w:ascii="Times New Roman" w:hAnsi="Times New Roman" w:eastAsia="Times New Roman" w:cs="Times New Roman"/>
-        </w:rPr>
-        <w:t>…BACBBCABBACBBCAB…，</w:t>
-      </w:r>
-      <w:r>
-        <w:rPr>
-          <w:rFonts w:hint="eastAsia" w:ascii="Times New Roman" w:hAnsi="Times New Roman" w:eastAsia="FangSong" w:cs="Times New Roman"/>
-        </w:rPr>
-        <w:t>其中</w:t>
-      </w:r>
-      <w:r>
-        <w:rPr>
-          <w:rFonts w:ascii="Times New Roman" w:hAnsi="Times New Roman" w:eastAsia="Times New Roman" w:cs="Times New Roman"/>
-        </w:rPr>
-        <w:t xml:space="preserve"> A、B、C </w:t>
-      </w:r>
-      <w:r>
-        <w:rPr>
-          <w:rFonts w:hint="eastAsia" w:ascii="Times New Roman" w:hAnsi="Times New Roman" w:eastAsia="FangSong" w:cs="Times New Roman"/>
-        </w:rPr>
-        <w:t>都是密置单层</w:t>
-      </w:r>
-      <w:r>
-        <w:rPr>
-          <w:rFonts w:hint="eastAsia" w:ascii="Times New Roman" w:hAnsi="Times New Roman" w:eastAsia="Times New Roman" w:cs="Times New Roman"/>
-        </w:rPr>
-        <w:t>。N</w:t>
-      </w:r>
-      <w:r>
-        <w:rPr>
-          <w:rFonts w:ascii="Times New Roman" w:hAnsi="Times New Roman" w:eastAsia="Times New Roman" w:cs="Times New Roman"/>
-        </w:rPr>
-        <w:t xml:space="preserve"> </w:t>
-      </w:r>
-      <w:r>
-        <w:rPr>
-          <w:rFonts w:hint="eastAsia" w:ascii="Times New Roman" w:hAnsi="Times New Roman" w:eastAsia="FangSong" w:cs="Times New Roman"/>
-        </w:rPr>
-        <w:t>原子占据所有的正八面体空隙</w:t>
-      </w:r>
-      <w:r>
-        <w:rPr>
-          <w:rFonts w:hint="eastAsia" w:ascii="Times New Roman" w:hAnsi="Times New Roman" w:eastAsia="Times New Roman" w:cs="Times New Roman"/>
-        </w:rPr>
-        <w:t>，</w:t>
-      </w:r>
-      <w:r>
-        <w:rPr>
-          <w:rFonts w:hint="eastAsia" w:ascii="Times New Roman" w:hAnsi="Times New Roman" w:eastAsia="FangSong" w:cs="Times New Roman"/>
-        </w:rPr>
-        <w:t>而</w:t>
-      </w:r>
-      <w:r>
-        <w:rPr>
-          <w:rFonts w:ascii="Times New Roman" w:hAnsi="Times New Roman" w:eastAsia="Times New Roman" w:cs="Times New Roman"/>
-        </w:rPr>
-        <w:t xml:space="preserve"> Al </w:t>
-      </w:r>
-      <w:r>
-        <w:rPr>
-          <w:rFonts w:hint="eastAsia" w:ascii="Times New Roman" w:hAnsi="Times New Roman" w:eastAsia="FangSong" w:cs="Times New Roman"/>
-        </w:rPr>
-        <w:t>原子占据一半的三棱柱空隙</w:t>
-      </w:r>
-      <w:r>
-        <w:rPr>
-          <w:rFonts w:hint="eastAsia" w:ascii="Times New Roman" w:hAnsi="Times New Roman" w:eastAsia="Times New Roman" w:cs="Times New Roman"/>
-        </w:rPr>
-        <w:t>。</w:t>
-      </w:r>
-      <w:r>
-        <w:rPr>
-          <w:rFonts w:hint="eastAsia" w:ascii="Times New Roman" w:hAnsi="Times New Roman" w:eastAsia="FangSong" w:cs="Times New Roman"/>
-        </w:rPr>
-        <w:t>如果</w:t>
-      </w:r>
-      <w:r>
-        <w:rPr>
-          <w:rFonts w:ascii="Times New Roman" w:hAnsi="Times New Roman" w:eastAsia="Times New Roman" w:cs="Times New Roman"/>
-        </w:rPr>
-        <w:t xml:space="preserve"> Ti </w:t>
-      </w:r>
-      <w:r>
-        <w:rPr>
-          <w:rFonts w:hint="eastAsia" w:ascii="Times New Roman" w:hAnsi="Times New Roman" w:eastAsia="FangSong" w:cs="Times New Roman"/>
-        </w:rPr>
-        <w:t xml:space="preserve">原子上下同时接触</w:t>
-      </w:r>
-      <w:r>
-        <w:rPr>
-          <w:rFonts w:ascii="Times New Roman" w:hAnsi="Times New Roman" w:eastAsia="Times New Roman" w:cs="Times New Roman"/>
-        </w:rPr>
-        <w:t xml:space="preserve"> N </w:t>
-      </w:r>
-      <w:r>
-        <w:rPr>
-          <w:rFonts w:hint="eastAsia" w:ascii="Times New Roman" w:hAnsi="Times New Roman" w:eastAsia="FangSong" w:cs="Times New Roman"/>
-        </w:rPr>
-        <w:t xml:space="preserve">和</w:t>
-      </w:r>
-      <w:r>
-        <w:rPr>
-          <w:rFonts w:ascii="Times New Roman" w:hAnsi="Times New Roman" w:eastAsia="Times New Roman" w:cs="Times New Roman"/>
-        </w:rPr>
-        <w:t xml:space="preserve"> Al </w:t>
-      </w:r>
-      <w:r>
-        <w:rPr>
-          <w:rFonts w:hint="eastAsia" w:ascii="Times New Roman" w:hAnsi="Times New Roman" w:eastAsia="FangSong" w:cs="Times New Roman"/>
-        </w:rPr>
-        <w:t>原子</w:t>
-      </w:r>
-      <w:r>
-        <w:rPr>
-          <w:rFonts w:hint="eastAsia" w:ascii="Times New Roman" w:hAnsi="Times New Roman" w:eastAsia="Times New Roman" w:cs="Times New Roman"/>
-        </w:rPr>
-        <w:t>，</w:t>
-      </w:r>
-      <w:r>
-        <w:rPr>
-          <w:rFonts w:hint="eastAsia" w:ascii="Times New Roman" w:hAnsi="Times New Roman" w:eastAsia="FangSong" w:cs="Times New Roman"/>
-        </w:rPr>
-        <w:t>则沿着晶胞</w:t>
-      </w:r>
-      <w:r>
-        <w:rPr>
-          <w:rFonts w:ascii="Times New Roman" w:hAnsi="Times New Roman" w:eastAsia="Times New Roman" w:cs="Times New Roman"/>
-        </w:rPr>
-        <w:t xml:space="preserve"> c </w:t>
-      </w:r>
-      <w:r>
-        <w:rPr>
-          <w:rFonts w:hint="eastAsia" w:ascii="Times New Roman" w:hAnsi="Times New Roman" w:eastAsia="FangSong" w:cs="Times New Roman"/>
-        </w:rPr>
-        <w:t>轴方向</w:t>
-      </w:r>
-      <w:r>
-        <w:rPr>
-          <w:rFonts w:hint="eastAsia" w:ascii="Times New Roman" w:hAnsi="Times New Roman" w:eastAsia="Times New Roman" w:cs="Times New Roman"/>
-        </w:rPr>
-        <w:t>，Al</w:t>
-      </w:r>
-      <w:r>
-        <w:rPr>
-          <w:rFonts w:ascii="Times New Roman" w:hAnsi="Times New Roman" w:eastAsia="Times New Roman" w:cs="Times New Roman"/>
-        </w:rPr>
-        <w:t xml:space="preserve"> </w:t>
-      </w:r>
-      <w:r>
-        <w:rPr>
-          <w:rFonts w:hint="eastAsia" w:ascii="Times New Roman" w:hAnsi="Times New Roman" w:eastAsia="FangSong" w:cs="Times New Roman"/>
-        </w:rPr>
-        <w:t xml:space="preserve">和</w:t>
-      </w:r>
-      <w:r>
-        <w:rPr>
-          <w:rFonts w:ascii="Times New Roman" w:hAnsi="Times New Roman" w:eastAsia="Times New Roman" w:cs="Times New Roman"/>
-        </w:rPr>
-        <w:t xml:space="preserve"> N </w:t>
-      </w:r>
-      <w:r>
-        <w:rPr>
-          <w:rFonts w:hint="eastAsia" w:ascii="Times New Roman" w:hAnsi="Times New Roman" w:eastAsia="FangSong" w:cs="Times New Roman"/>
-        </w:rPr>
-        <w:t>原子的投影重合</w:t>
-      </w:r>
-      <w:r>
-        <w:rPr>
-          <w:rFonts w:hint="eastAsia" w:ascii="Times New Roman" w:hAnsi="Times New Roman" w:eastAsia="Times New Roman" w:cs="Times New Roman"/>
-        </w:rPr>
-        <w:t>。</w:t>
-      </w:r>
-    </w:p>
     <w:p>
       <w:pPr>
         <w:spacing w:before="160" w:after="80"/>
@@ -3579,8 +5007,18 @@
         </w:pict>
       </w:r>
     </w:p>
-    <w:bookmarkEnd w:id="29"/>
-    <w:bookmarkStart w:id="30" w:name="第13题"/>
+    <w:p>
+      <w:pPr>
+        <w:spacing w:before="160" w:after="80"/>
+      </w:pPr>
+      <w:r>
+        <w:pict>
+          <v:rect style="width:0;height:1.5pt" o:hralign="center" o:hrstd="t" o:hr="t"/>
+        </w:pict>
+      </w:r>
+    </w:p>
+    <w:bookmarkEnd w:id="31"/>
+    <w:bookmarkStart w:id="32" w:name="第12题"/>
     <w:p>
       <w:pPr>
         <w:pStyle w:val="Heading3"/>
@@ -3596,6 +5034,843 @@
         <w:rPr>
           <w:rFonts w:hint="eastAsia" w:ascii="Times New Roman" w:hAnsi="Times New Roman" w:eastAsia="Times New Roman" w:cs="Times New Roman"/>
         </w:rPr>
+        <w:t>12</w:t>
+      </w:r>
+      <w:r>
+        <w:rPr>
+          <w:rFonts w:hint="eastAsia" w:ascii="Times New Roman" w:hAnsi="Times New Roman" w:eastAsia="SimHei" w:cs="Times New Roman"/>
+        </w:rPr>
+        <w:t>题</w:t>
+      </w:r>
+    </w:p>
+    <w:p>
+      <w:pPr>
+        <w:pStyle w:val="FirstParagraph"/>
+        <w:ind w:firstLine="420"/>
+      </w:pPr>
+      <w:r>
+        <w:rPr>
+          <w:rFonts w:ascii="Times New Roman" w:hAnsi="Times New Roman" w:eastAsia="Times New Roman" w:cs="Times New Roman"/>
+        </w:rPr>
+        <w:t xml:space="preserve">MAX(M </w:t>
+      </w:r>
+      <w:r>
+        <w:rPr>
+          <w:rFonts w:hint="eastAsia" w:ascii="Times New Roman" w:hAnsi="Times New Roman" w:eastAsia="FangSong" w:cs="Times New Roman"/>
+        </w:rPr>
+        <w:t>代表过渡金属元素</w:t>
+      </w:r>
+      <w:r>
+        <w:rPr>
+          <w:rFonts w:hint="eastAsia" w:ascii="Times New Roman" w:hAnsi="Times New Roman" w:eastAsia="Times New Roman" w:cs="Times New Roman"/>
+        </w:rPr>
+        <w:t>，A</w:t>
+      </w:r>
+      <w:r>
+        <w:rPr>
+          <w:rFonts w:ascii="Times New Roman" w:hAnsi="Times New Roman" w:eastAsia="Times New Roman" w:cs="Times New Roman"/>
+        </w:rPr>
+        <w:t xml:space="preserve"> </w:t>
+      </w:r>
+      <w:r>
+        <w:rPr>
+          <w:rFonts w:hint="eastAsia" w:ascii="Times New Roman" w:hAnsi="Times New Roman" w:eastAsia="FangSong" w:cs="Times New Roman"/>
+        </w:rPr>
+        <w:t>代表主族元素</w:t>
+      </w:r>
+      <w:r>
+        <w:rPr>
+          <w:rFonts w:hint="eastAsia" w:ascii="Times New Roman" w:hAnsi="Times New Roman" w:eastAsia="Times New Roman" w:cs="Times New Roman"/>
+        </w:rPr>
+        <w:t>，X</w:t>
+      </w:r>
+      <w:r>
+        <w:rPr>
+          <w:rFonts w:ascii="Times New Roman" w:hAnsi="Times New Roman" w:eastAsia="Times New Roman" w:cs="Times New Roman"/>
+        </w:rPr>
+        <w:t xml:space="preserve"> </w:t>
+      </w:r>
+      <w:r>
+        <w:rPr>
+          <w:rFonts w:hint="eastAsia" w:ascii="Times New Roman" w:hAnsi="Times New Roman" w:eastAsia="FangSong" w:cs="Times New Roman"/>
+        </w:rPr>
+        <w:t>代表碳或氮</w:t>
+      </w:r>
+      <w:r>
+        <w:rPr>
+          <w:rFonts w:hint="eastAsia" w:ascii="Times New Roman" w:hAnsi="Times New Roman" w:eastAsia="Times New Roman" w:cs="Times New Roman"/>
+        </w:rPr>
+        <w:t>)</w:t>
+      </w:r>
+      <w:r>
+        <w:rPr>
+          <w:rFonts w:hint="eastAsia" w:ascii="Times New Roman" w:hAnsi="Times New Roman" w:eastAsia="FangSong" w:cs="Times New Roman"/>
+        </w:rPr>
+        <w:t>相是一类备受关注的新型陶瓷材料</w:t>
+      </w:r>
+      <w:r>
+        <w:rPr>
+          <w:rFonts w:hint="eastAsia" w:ascii="Times New Roman" w:hAnsi="Times New Roman" w:eastAsia="Times New Roman" w:cs="Times New Roman"/>
+        </w:rPr>
+        <w:t>。</w:t>
+      </w:r>
+      <w:r>
+        <w:rPr>
+          <w:rFonts w:hint="eastAsia" w:ascii="Times New Roman" w:hAnsi="Times New Roman" w:eastAsia="FangSong" w:cs="Times New Roman"/>
+        </w:rPr>
+        <w:t>由于独特的层状晶体结构</w:t>
+      </w:r>
+      <w:r>
+        <w:rPr>
+          <w:rFonts w:hint="eastAsia" w:ascii="Times New Roman" w:hAnsi="Times New Roman" w:eastAsia="Times New Roman" w:cs="Times New Roman"/>
+        </w:rPr>
+        <w:t>，</w:t>
+      </w:r>
+      <w:r>
+        <w:rPr>
+          <w:rFonts w:hint="eastAsia" w:ascii="Times New Roman" w:hAnsi="Times New Roman" w:eastAsia="FangSong" w:cs="Times New Roman"/>
+        </w:rPr>
+        <w:t>其具有自润滑</w:t>
+      </w:r>
+      <w:r>
+        <w:rPr>
+          <w:rFonts w:hint="eastAsia" w:ascii="Times New Roman" w:hAnsi="Times New Roman" w:eastAsia="Times New Roman" w:cs="Times New Roman"/>
+        </w:rPr>
+        <w:t>、</w:t>
+      </w:r>
+      <w:r>
+        <w:rPr>
+          <w:rFonts w:hint="eastAsia" w:ascii="Times New Roman" w:hAnsi="Times New Roman" w:eastAsia="FangSong" w:cs="Times New Roman"/>
+        </w:rPr>
+        <w:t>高韧性</w:t>
+      </w:r>
+      <w:r>
+        <w:rPr>
+          <w:rFonts w:hint="eastAsia" w:ascii="Times New Roman" w:hAnsi="Times New Roman" w:eastAsia="Times New Roman" w:cs="Times New Roman"/>
+        </w:rPr>
+        <w:t>、</w:t>
+      </w:r>
+      <w:r>
+        <w:rPr>
+          <w:rFonts w:hint="eastAsia" w:ascii="Times New Roman" w:hAnsi="Times New Roman" w:eastAsia="FangSong" w:cs="Times New Roman"/>
+        </w:rPr>
+        <w:t>可导电等性能</w:t>
+      </w:r>
+      <w:r>
+        <w:rPr>
+          <w:rFonts w:hint="eastAsia" w:ascii="Times New Roman" w:hAnsi="Times New Roman" w:eastAsia="Times New Roman" w:cs="Times New Roman"/>
+        </w:rPr>
+        <w:t>，</w:t>
+      </w:r>
+      <w:r>
+        <w:rPr>
+          <w:rFonts w:hint="eastAsia" w:ascii="Times New Roman" w:hAnsi="Times New Roman" w:eastAsia="FangSong" w:cs="Times New Roman"/>
+        </w:rPr>
+        <w:t>可作为高温结构材料</w:t>
+      </w:r>
+      <w:r>
+        <w:rPr>
+          <w:rFonts w:hint="eastAsia" w:ascii="Times New Roman" w:hAnsi="Times New Roman" w:eastAsia="Times New Roman" w:cs="Times New Roman"/>
+        </w:rPr>
+        <w:t>、</w:t>
+      </w:r>
+      <w:r>
+        <w:rPr>
+          <w:rFonts w:hint="eastAsia" w:ascii="Times New Roman" w:hAnsi="Times New Roman" w:eastAsia="FangSong" w:cs="Times New Roman"/>
+        </w:rPr>
+        <w:t>电极材料和化学防腐蚀材料</w:t>
+      </w:r>
+      <w:r>
+        <w:rPr>
+          <w:rFonts w:hint="eastAsia" w:ascii="Times New Roman" w:hAnsi="Times New Roman" w:eastAsia="Times New Roman" w:cs="Times New Roman"/>
+        </w:rPr>
+        <w:t>。</w:t>
+      </w:r>
+      <w:r>
+        <w:rPr>
+          <w:rFonts w:hint="eastAsia" w:ascii="Times New Roman" w:hAnsi="Times New Roman" w:eastAsia="FangSong" w:cs="Times New Roman"/>
+        </w:rPr>
+        <w:t>某</w:t>
+      </w:r>
+      <w:r>
+        <w:rPr>
+          <w:rFonts w:ascii="Times New Roman" w:hAnsi="Times New Roman" w:eastAsia="Times New Roman" w:cs="Times New Roman"/>
+        </w:rPr>
+        <w:t xml:space="preserve"> MAX </w:t>
+      </w:r>
+      <w:r>
+        <w:rPr>
+          <w:rFonts w:hint="eastAsia" w:ascii="Times New Roman" w:hAnsi="Times New Roman" w:eastAsia="FangSong" w:cs="Times New Roman"/>
+        </w:rPr>
+        <w:t xml:space="preserve">相材料含有</w:t>
+      </w:r>
+      <w:r>
+        <w:rPr>
+          <w:rFonts w:ascii="Times New Roman" w:hAnsi="Times New Roman" w:eastAsia="Times New Roman" w:cs="Times New Roman"/>
+        </w:rPr>
+        <w:t xml:space="preserve"> Ti、Al、N </w:t>
+      </w:r>
+      <w:r>
+        <w:rPr>
+          <w:rFonts w:hint="eastAsia" w:ascii="Times New Roman" w:hAnsi="Times New Roman" w:eastAsia="FangSong" w:cs="Times New Roman"/>
+        </w:rPr>
+        <w:t xml:space="preserve">共</w:t>
+      </w:r>
+      <w:r>
+        <w:rPr>
+          <w:rFonts w:ascii="Times New Roman" w:hAnsi="Times New Roman" w:eastAsia="Times New Roman" w:cs="Times New Roman"/>
+        </w:rPr>
+        <w:t xml:space="preserve"> 3 </w:t>
+      </w:r>
+      <w:r>
+        <w:rPr>
+          <w:rFonts w:hint="eastAsia" w:ascii="Times New Roman" w:hAnsi="Times New Roman" w:eastAsia="FangSong" w:cs="Times New Roman"/>
+        </w:rPr>
+        <w:t>种原子</w:t>
+      </w:r>
+      <w:r>
+        <w:rPr>
+          <w:rFonts w:hint="eastAsia" w:ascii="Times New Roman" w:hAnsi="Times New Roman" w:eastAsia="Times New Roman" w:cs="Times New Roman"/>
+        </w:rPr>
+        <w:t>，</w:t>
+      </w:r>
+      <w:r>
+        <w:rPr>
+          <w:rFonts w:hint="eastAsia" w:ascii="Times New Roman" w:hAnsi="Times New Roman" w:eastAsia="FangSong" w:cs="Times New Roman"/>
+        </w:rPr>
+        <w:t>属六方晶系</w:t>
+      </w:r>
+      <w:r>
+        <w:rPr>
+          <w:rFonts w:hint="eastAsia" w:ascii="Times New Roman" w:hAnsi="Times New Roman" w:eastAsia="Times New Roman" w:cs="Times New Roman"/>
+        </w:rPr>
+        <w:t>，Ti</w:t>
+      </w:r>
+      <w:r>
+        <w:rPr>
+          <w:rFonts w:ascii="Times New Roman" w:hAnsi="Times New Roman" w:eastAsia="Times New Roman" w:cs="Times New Roman"/>
+        </w:rPr>
+        <w:t xml:space="preserve"> </w:t>
+      </w:r>
+      <w:r>
+        <w:rPr>
+          <w:rFonts w:hint="eastAsia" w:ascii="Times New Roman" w:hAnsi="Times New Roman" w:eastAsia="FangSong" w:cs="Times New Roman"/>
+        </w:rPr>
+        <w:t>原子的堆积方式为</w:t>
+      </w:r>
+      <w:r>
+        <w:rPr>
+          <w:rFonts w:hint="eastAsia" w:ascii="Times New Roman" w:hAnsi="Times New Roman" w:eastAsia="Times New Roman" w:cs="Times New Roman"/>
+        </w:rPr>
+        <w:t>…BACBBCABBACBBCAB…，</w:t>
+      </w:r>
+      <w:r>
+        <w:rPr>
+          <w:rFonts w:hint="eastAsia" w:ascii="Times New Roman" w:hAnsi="Times New Roman" w:eastAsia="FangSong" w:cs="Times New Roman"/>
+        </w:rPr>
+        <w:t>其中</w:t>
+      </w:r>
+      <w:r>
+        <w:rPr>
+          <w:rFonts w:ascii="Times New Roman" w:hAnsi="Times New Roman" w:eastAsia="Times New Roman" w:cs="Times New Roman"/>
+        </w:rPr>
+        <w:t xml:space="preserve"> A、B、C </w:t>
+      </w:r>
+      <w:r>
+        <w:rPr>
+          <w:rFonts w:hint="eastAsia" w:ascii="Times New Roman" w:hAnsi="Times New Roman" w:eastAsia="FangSong" w:cs="Times New Roman"/>
+        </w:rPr>
+        <w:t>都是密置单层</w:t>
+      </w:r>
+      <w:r>
+        <w:rPr>
+          <w:rFonts w:hint="eastAsia" w:ascii="Times New Roman" w:hAnsi="Times New Roman" w:eastAsia="Times New Roman" w:cs="Times New Roman"/>
+        </w:rPr>
+        <w:t>。N</w:t>
+      </w:r>
+      <w:r>
+        <w:rPr>
+          <w:rFonts w:ascii="Times New Roman" w:hAnsi="Times New Roman" w:eastAsia="Times New Roman" w:cs="Times New Roman"/>
+        </w:rPr>
+        <w:t xml:space="preserve"> </w:t>
+      </w:r>
+      <w:r>
+        <w:rPr>
+          <w:rFonts w:hint="eastAsia" w:ascii="Times New Roman" w:hAnsi="Times New Roman" w:eastAsia="FangSong" w:cs="Times New Roman"/>
+        </w:rPr>
+        <w:t>原子占据所有的正八面体空隙</w:t>
+      </w:r>
+      <w:r>
+        <w:rPr>
+          <w:rFonts w:hint="eastAsia" w:ascii="Times New Roman" w:hAnsi="Times New Roman" w:eastAsia="Times New Roman" w:cs="Times New Roman"/>
+        </w:rPr>
+        <w:t>，</w:t>
+      </w:r>
+      <w:r>
+        <w:rPr>
+          <w:rFonts w:hint="eastAsia" w:ascii="Times New Roman" w:hAnsi="Times New Roman" w:eastAsia="FangSong" w:cs="Times New Roman"/>
+        </w:rPr>
+        <w:t>而</w:t>
+      </w:r>
+      <w:r>
+        <w:rPr>
+          <w:rFonts w:ascii="Times New Roman" w:hAnsi="Times New Roman" w:eastAsia="Times New Roman" w:cs="Times New Roman"/>
+        </w:rPr>
+        <w:t xml:space="preserve"> Al </w:t>
+      </w:r>
+      <w:r>
+        <w:rPr>
+          <w:rFonts w:hint="eastAsia" w:ascii="Times New Roman" w:hAnsi="Times New Roman" w:eastAsia="FangSong" w:cs="Times New Roman"/>
+        </w:rPr>
+        <w:t>原子占据一半的三棱柱空隙</w:t>
+      </w:r>
+      <w:r>
+        <w:rPr>
+          <w:rFonts w:hint="eastAsia" w:ascii="Times New Roman" w:hAnsi="Times New Roman" w:eastAsia="Times New Roman" w:cs="Times New Roman"/>
+        </w:rPr>
+        <w:t>。</w:t>
+      </w:r>
+      <w:r>
+        <w:rPr>
+          <w:rFonts w:hint="eastAsia" w:ascii="Times New Roman" w:hAnsi="Times New Roman" w:eastAsia="FangSong" w:cs="Times New Roman"/>
+        </w:rPr>
+        <w:t>如果</w:t>
+      </w:r>
+      <w:r>
+        <w:rPr>
+          <w:rFonts w:ascii="Times New Roman" w:hAnsi="Times New Roman" w:eastAsia="Times New Roman" w:cs="Times New Roman"/>
+        </w:rPr>
+        <w:t xml:space="preserve"> Ti </w:t>
+      </w:r>
+      <w:r>
+        <w:rPr>
+          <w:rFonts w:hint="eastAsia" w:ascii="Times New Roman" w:hAnsi="Times New Roman" w:eastAsia="FangSong" w:cs="Times New Roman"/>
+        </w:rPr>
+        <w:t xml:space="preserve">原子上下同时接触</w:t>
+      </w:r>
+      <w:r>
+        <w:rPr>
+          <w:rFonts w:ascii="Times New Roman" w:hAnsi="Times New Roman" w:eastAsia="Times New Roman" w:cs="Times New Roman"/>
+        </w:rPr>
+        <w:t xml:space="preserve"> N </w:t>
+      </w:r>
+      <w:r>
+        <w:rPr>
+          <w:rFonts w:hint="eastAsia" w:ascii="Times New Roman" w:hAnsi="Times New Roman" w:eastAsia="FangSong" w:cs="Times New Roman"/>
+        </w:rPr>
+        <w:t xml:space="preserve">和</w:t>
+      </w:r>
+      <w:r>
+        <w:rPr>
+          <w:rFonts w:ascii="Times New Roman" w:hAnsi="Times New Roman" w:eastAsia="Times New Roman" w:cs="Times New Roman"/>
+        </w:rPr>
+        <w:t xml:space="preserve"> Al </w:t>
+      </w:r>
+      <w:r>
+        <w:rPr>
+          <w:rFonts w:hint="eastAsia" w:ascii="Times New Roman" w:hAnsi="Times New Roman" w:eastAsia="FangSong" w:cs="Times New Roman"/>
+        </w:rPr>
+        <w:t>原子</w:t>
+      </w:r>
+      <w:r>
+        <w:rPr>
+          <w:rFonts w:hint="eastAsia" w:ascii="Times New Roman" w:hAnsi="Times New Roman" w:eastAsia="Times New Roman" w:cs="Times New Roman"/>
+        </w:rPr>
+        <w:t>，</w:t>
+      </w:r>
+    </w:p>
+    <w:p>
+      <w:pPr>
+        <w:numPr>
+          <w:ilvl w:val="0"/>
+          <w:numId w:val="1011"/>
+        </w:numPr>
+        <w:ind w:firstLine="420"/>
+      </w:pPr>
+      <w:r>
+        <w:rPr>
+          <w:rFonts w:hint="eastAsia" w:ascii="Times New Roman" w:hAnsi="Times New Roman" w:eastAsia="FangSong" w:cs="Times New Roman"/>
+        </w:rPr>
+        <w:t>写出该化合物的化学式</w:t>
+      </w:r>
+      <w:r>
+        <w:rPr>
+          <w:rFonts w:hint="eastAsia" w:ascii="Times New Roman" w:hAnsi="Times New Roman" w:eastAsia="Times New Roman" w:cs="Times New Roman"/>
+        </w:rPr>
+        <w:t>，</w:t>
+      </w:r>
+      <w:r>
+        <w:rPr>
+          <w:rFonts w:hint="eastAsia" w:ascii="Times New Roman" w:hAnsi="Times New Roman" w:eastAsia="FangSong" w:cs="Times New Roman"/>
+        </w:rPr>
+        <w:t>以及每个晶胞中的原子种类和个数</w:t>
+      </w:r>
+      <w:r>
+        <w:rPr>
+          <w:rFonts w:hint="eastAsia" w:ascii="Times New Roman" w:hAnsi="Times New Roman" w:eastAsia="Times New Roman" w:cs="Times New Roman"/>
+        </w:rPr>
+        <w:t>。</w:t>
+      </w:r>
+    </w:p>
+    <w:p>
+      <w:pPr>
+        <w:numPr>
+          <w:ilvl w:val="0"/>
+          <w:numId w:val="1011"/>
+        </w:numPr>
+        <w:ind w:firstLine="420"/>
+      </w:pPr>
+      <w:r>
+        <w:rPr>
+          <w:rFonts w:hint="eastAsia" w:ascii="Times New Roman" w:hAnsi="Times New Roman" w:eastAsia="FangSong" w:cs="Times New Roman"/>
+        </w:rPr>
+        <w:t xml:space="preserve">沿着晶胞</w:t>
+      </w:r>
+      <w:r>
+        <w:rPr>
+          <w:rFonts w:ascii="Times New Roman" w:hAnsi="Times New Roman" w:eastAsia="Times New Roman" w:cs="Times New Roman"/>
+        </w:rPr>
+        <w:t xml:space="preserve"> c </w:t>
+      </w:r>
+      <w:r>
+        <w:rPr>
+          <w:rFonts w:hint="eastAsia" w:ascii="Times New Roman" w:hAnsi="Times New Roman" w:eastAsia="FangSong" w:cs="Times New Roman"/>
+        </w:rPr>
+        <w:t>轴方向</w:t>
+      </w:r>
+      <w:r>
+        <w:rPr>
+          <w:rFonts w:hint="eastAsia" w:ascii="Times New Roman" w:hAnsi="Times New Roman" w:eastAsia="Times New Roman" w:cs="Times New Roman"/>
+        </w:rPr>
+        <w:t>，</w:t>
+      </w:r>
+      <w:r>
+        <w:rPr>
+          <w:rFonts w:hint="eastAsia" w:ascii="Times New Roman" w:hAnsi="Times New Roman" w:eastAsia="FangSong" w:cs="Times New Roman"/>
+        </w:rPr>
+        <w:t>画一条同时含有</w:t>
+      </w:r>
+      <w:r>
+        <w:rPr>
+          <w:rFonts w:ascii="Times New Roman" w:hAnsi="Times New Roman" w:eastAsia="Times New Roman" w:cs="Times New Roman"/>
+        </w:rPr>
+        <w:t xml:space="preserve"> Ti </w:t>
+      </w:r>
+      <w:r>
+        <w:rPr>
+          <w:rFonts w:hint="eastAsia" w:ascii="Times New Roman" w:hAnsi="Times New Roman" w:eastAsia="FangSong" w:cs="Times New Roman"/>
+        </w:rPr>
+        <w:t xml:space="preserve">和</w:t>
+      </w:r>
+      <w:r>
+        <w:rPr>
+          <w:rFonts w:ascii="Times New Roman" w:hAnsi="Times New Roman" w:eastAsia="Times New Roman" w:cs="Times New Roman"/>
+        </w:rPr>
+        <w:t xml:space="preserve"> N </w:t>
+      </w:r>
+      <w:r>
+        <w:rPr>
+          <w:rFonts w:hint="eastAsia" w:ascii="Times New Roman" w:hAnsi="Times New Roman" w:eastAsia="FangSong" w:cs="Times New Roman"/>
+        </w:rPr>
+        <w:t>原子的直线</w:t>
+      </w:r>
+      <w:r>
+        <w:rPr>
+          <w:rFonts w:hint="eastAsia" w:ascii="Times New Roman" w:hAnsi="Times New Roman" w:eastAsia="Times New Roman" w:cs="Times New Roman"/>
+        </w:rPr>
+        <w:t>，</w:t>
+      </w:r>
+      <w:r>
+        <w:rPr>
+          <w:rFonts w:hint="eastAsia" w:ascii="Times New Roman" w:hAnsi="Times New Roman" w:eastAsia="FangSong" w:cs="Times New Roman"/>
+        </w:rPr>
+        <w:t>标出直线上的原子排列</w:t>
+      </w:r>
+      <w:r>
+        <w:rPr>
+          <w:rFonts w:hint="eastAsia" w:ascii="Times New Roman" w:hAnsi="Times New Roman" w:eastAsia="Times New Roman" w:cs="Times New Roman"/>
+        </w:rPr>
+        <w:t>（</w:t>
+      </w:r>
+      <w:r>
+        <w:rPr>
+          <w:rFonts w:hint="eastAsia" w:ascii="Times New Roman" w:hAnsi="Times New Roman" w:eastAsia="FangSong" w:cs="Times New Roman"/>
+        </w:rPr>
+        <w:t>无须考虑原子间距</w:t>
+      </w:r>
+      <w:r>
+        <w:rPr>
+          <w:rFonts w:hint="eastAsia" w:ascii="Times New Roman" w:hAnsi="Times New Roman" w:eastAsia="Times New Roman" w:cs="Times New Roman"/>
+        </w:rPr>
+        <w:t>，</w:t>
+      </w:r>
+      <w:r>
+        <w:rPr>
+          <w:rFonts w:hint="eastAsia" w:ascii="Times New Roman" w:hAnsi="Times New Roman" w:eastAsia="FangSong" w:cs="Times New Roman"/>
+        </w:rPr>
+        <w:t>直线上总原子数不少于</w:t>
+      </w:r>
+      <w:r>
+        <w:rPr>
+          <w:rFonts w:ascii="Times New Roman" w:hAnsi="Times New Roman" w:eastAsia="Times New Roman" w:cs="Times New Roman"/>
+        </w:rPr>
+        <w:t xml:space="preserve"> 10 </w:t>
+      </w:r>
+      <w:r>
+        <w:rPr>
+          <w:rFonts w:hint="eastAsia" w:ascii="Times New Roman" w:hAnsi="Times New Roman" w:eastAsia="FangSong" w:cs="Times New Roman"/>
+        </w:rPr>
+        <w:t>个</w:t>
+      </w:r>
+      <w:r>
+        <w:rPr>
+          <w:rFonts w:hint="eastAsia" w:ascii="Times New Roman" w:hAnsi="Times New Roman" w:eastAsia="Times New Roman" w:cs="Times New Roman"/>
+        </w:rPr>
+        <w:t>，Al、Ti、N</w:t>
+      </w:r>
+      <w:r>
+        <w:rPr>
+          <w:rFonts w:ascii="Times New Roman" w:hAnsi="Times New Roman" w:eastAsia="Times New Roman" w:cs="Times New Roman"/>
+        </w:rPr>
+        <w:t xml:space="preserve"> </w:t>
+      </w:r>
+      <w:r>
+        <w:rPr>
+          <w:rFonts w:hint="eastAsia" w:ascii="Times New Roman" w:hAnsi="Times New Roman" w:eastAsia="FangSong" w:cs="Times New Roman"/>
+        </w:rPr>
+        <w:t xml:space="preserve">原子分别用</w:t>
+      </w:r>
+      <w:r>
+        <w:rPr>
+          <w:rFonts w:ascii="Times New Roman" w:hAnsi="Times New Roman" w:eastAsia="Times New Roman" w:cs="Times New Roman"/>
+        </w:rPr>
+        <w:t xml:space="preserve"> ○、△、□ </w:t>
+      </w:r>
+      <w:r>
+        <w:rPr>
+          <w:rFonts w:hint="eastAsia" w:ascii="Times New Roman" w:hAnsi="Times New Roman" w:eastAsia="FangSong" w:cs="Times New Roman"/>
+        </w:rPr>
+        <w:t>表示</w:t>
+      </w:r>
+      <w:r>
+        <w:rPr>
+          <w:rFonts w:hint="eastAsia" w:ascii="Times New Roman" w:hAnsi="Times New Roman" w:eastAsia="Times New Roman" w:cs="Times New Roman"/>
+        </w:rPr>
+        <w:t>）。</w:t>
+      </w:r>
+    </w:p>
+    <w:p>
+      <w:pPr>
+        <w:numPr>
+          <w:ilvl w:val="0"/>
+          <w:numId w:val="1011"/>
+        </w:numPr>
+        <w:ind w:firstLine="420"/>
+      </w:pPr>
+      <w:r>
+        <w:rPr>
+          <w:rFonts w:hint="eastAsia" w:ascii="Times New Roman" w:hAnsi="Times New Roman" w:eastAsia="FangSong" w:cs="Times New Roman"/>
+        </w:rPr>
+        <w:t xml:space="preserve">已知</w:t>
+      </w:r>
+      <w:r>
+        <w:rPr>
+          <w:rFonts w:ascii="Times New Roman" w:hAnsi="Times New Roman" w:eastAsia="Times New Roman" w:cs="Times New Roman"/>
+        </w:rPr>
+        <w:t xml:space="preserve"> Ti、N </w:t>
+      </w:r>
+      <w:r>
+        <w:rPr>
+          <w:rFonts w:hint="eastAsia" w:ascii="Times New Roman" w:hAnsi="Times New Roman" w:eastAsia="FangSong" w:cs="Times New Roman"/>
+        </w:rPr>
+        <w:t xml:space="preserve">原子之间的平均键长为</w:t>
+      </w:r>
+      <w:r>
+        <w:rPr>
+          <w:rFonts w:ascii="Times New Roman" w:hAnsi="Times New Roman" w:eastAsia="Times New Roman" w:cs="Times New Roman"/>
+        </w:rPr>
+        <w:t xml:space="preserve"> 210.0 </w:t>
+      </w:r>
+      <w:r>
+        <w:rPr>
+          <w:rFonts w:hint="eastAsia" w:ascii="Times New Roman" w:hAnsi="Times New Roman" w:eastAsia="Times New Roman" w:cs="Times New Roman"/>
+        </w:rPr>
+        <w:t xml:space="preserve">pm，Ti、Al</w:t>
+      </w:r>
+      <w:r>
+        <w:rPr>
+          <w:rFonts w:ascii="Times New Roman" w:hAnsi="Times New Roman" w:eastAsia="Times New Roman" w:cs="Times New Roman"/>
+        </w:rPr>
+        <w:t xml:space="preserve"> </w:t>
+      </w:r>
+      <w:r>
+        <w:rPr>
+          <w:rFonts w:hint="eastAsia" w:ascii="Times New Roman" w:hAnsi="Times New Roman" w:eastAsia="FangSong" w:cs="Times New Roman"/>
+        </w:rPr>
+        <w:t xml:space="preserve">原子之间的平均键长为</w:t>
+      </w:r>
+      <w:r>
+        <w:rPr>
+          <w:rFonts w:ascii="Times New Roman" w:hAnsi="Times New Roman" w:eastAsia="Times New Roman" w:cs="Times New Roman"/>
+        </w:rPr>
+        <w:t xml:space="preserve"> 281.8 </w:t>
+      </w:r>
+      <w:r>
+        <w:rPr>
+          <w:rFonts w:hint="eastAsia" w:ascii="Times New Roman" w:hAnsi="Times New Roman" w:eastAsia="Times New Roman" w:cs="Times New Roman"/>
+        </w:rPr>
+        <w:t>pm，</w:t>
+      </w:r>
+      <w:r>
+        <w:rPr>
+          <w:rFonts w:hint="eastAsia" w:ascii="Times New Roman" w:hAnsi="Times New Roman" w:eastAsia="FangSong" w:cs="Times New Roman"/>
+        </w:rPr>
+        <w:t>估算晶体的理论密度</w:t>
+      </w:r>
+      <w:r>
+        <w:rPr>
+          <w:rFonts w:hint="eastAsia" w:ascii="Times New Roman" w:hAnsi="Times New Roman" w:eastAsia="Times New Roman" w:cs="Times New Roman"/>
+        </w:rPr>
+        <w:t>（</w:t>
+      </w:r>
+      <w:r>
+        <w:rPr>
+          <w:rFonts w:hint="eastAsia" w:ascii="Times New Roman" w:hAnsi="Times New Roman" w:eastAsia="FangSong" w:cs="Times New Roman"/>
+        </w:rPr>
+        <w:t>相对原子质量</w:t>
+      </w:r>
+      <w:r>
+        <w:rPr>
+          <w:rFonts w:hint="eastAsia" w:ascii="Times New Roman" w:hAnsi="Times New Roman" w:eastAsia="Times New Roman" w:cs="Times New Roman"/>
+        </w:rPr>
+        <w:t>：Ti</w:t>
+      </w:r>
+      <w:r>
+        <w:rPr>
+          <w:rFonts w:ascii="Times New Roman" w:hAnsi="Times New Roman" w:eastAsia="Times New Roman" w:cs="Times New Roman"/>
+        </w:rPr>
+        <w:t xml:space="preserve"> </w:t>
+      </w:r>
+      <w:r>
+        <w:rPr>
+          <w:rFonts w:hint="eastAsia" w:ascii="Times New Roman" w:hAnsi="Times New Roman" w:eastAsia="FangSong" w:cs="Times New Roman"/>
+        </w:rPr>
+        <w:t xml:space="preserve">为</w:t>
+      </w:r>
+      <w:r>
+        <w:rPr>
+          <w:rFonts w:ascii="Times New Roman" w:hAnsi="Times New Roman" w:eastAsia="Times New Roman" w:cs="Times New Roman"/>
+        </w:rPr>
+        <w:t xml:space="preserve"> </w:t>
+      </w:r>
+      <w:r>
+        <w:rPr>
+          <w:rFonts w:hint="eastAsia" w:ascii="Times New Roman" w:hAnsi="Times New Roman" w:eastAsia="Times New Roman" w:cs="Times New Roman"/>
+        </w:rPr>
+        <w:t xml:space="preserve">47.87，Al</w:t>
+      </w:r>
+      <w:r>
+        <w:rPr>
+          <w:rFonts w:ascii="Times New Roman" w:hAnsi="Times New Roman" w:eastAsia="Times New Roman" w:cs="Times New Roman"/>
+        </w:rPr>
+        <w:t xml:space="preserve"> </w:t>
+      </w:r>
+      <w:r>
+        <w:rPr>
+          <w:rFonts w:hint="eastAsia" w:ascii="Times New Roman" w:hAnsi="Times New Roman" w:eastAsia="FangSong" w:cs="Times New Roman"/>
+        </w:rPr>
+        <w:t xml:space="preserve">为</w:t>
+      </w:r>
+      <w:r>
+        <w:rPr>
+          <w:rFonts w:ascii="Times New Roman" w:hAnsi="Times New Roman" w:eastAsia="Times New Roman" w:cs="Times New Roman"/>
+        </w:rPr>
+        <w:t xml:space="preserve"> </w:t>
+      </w:r>
+      <w:r>
+        <w:rPr>
+          <w:rFonts w:hint="eastAsia" w:ascii="Times New Roman" w:hAnsi="Times New Roman" w:eastAsia="Times New Roman" w:cs="Times New Roman"/>
+        </w:rPr>
+        <w:t xml:space="preserve">26.98，N</w:t>
+      </w:r>
+      <w:r>
+        <w:rPr>
+          <w:rFonts w:ascii="Times New Roman" w:hAnsi="Times New Roman" w:eastAsia="Times New Roman" w:cs="Times New Roman"/>
+        </w:rPr>
+        <w:t xml:space="preserve"> </w:t>
+      </w:r>
+      <w:r>
+        <w:rPr>
+          <w:rFonts w:hint="eastAsia" w:ascii="Times New Roman" w:hAnsi="Times New Roman" w:eastAsia="FangSong" w:cs="Times New Roman"/>
+        </w:rPr>
+        <w:t xml:space="preserve">为</w:t>
+      </w:r>
+      <w:r>
+        <w:rPr>
+          <w:rFonts w:ascii="Times New Roman" w:hAnsi="Times New Roman" w:eastAsia="Times New Roman" w:cs="Times New Roman"/>
+        </w:rPr>
+        <w:t xml:space="preserve"> </w:t>
+      </w:r>
+      <w:r>
+        <w:rPr>
+          <w:rFonts w:hint="eastAsia" w:ascii="Times New Roman" w:hAnsi="Times New Roman" w:eastAsia="Times New Roman" w:cs="Times New Roman"/>
+        </w:rPr>
+        <w:t xml:space="preserve">14.01，</w:t>
+      </w:r>
+      <w:r>
+        <w:rPr>
+          <w:rFonts w:ascii="Times New Roman" w:hAnsi="Times New Roman" w:eastAsia="Times New Roman" w:cs="Times New Roman"/>
+        </w:rPr>
+        <w:t xml:space="preserve"> </w:t>
+      </w:r>
+      <m:oMath>
+        <m:oMathPr>
+          <m:ctrlPr>
+            <w:rPr>
+              <w:sz w:val="28"/>
+              <w:szCs w:val="28"/>
+            </w:rPr>
+          </m:ctrlPr>
+        </m:oMathPr>
+        <m:sSub>
+          <m:e>
+            <m:r>
+              <m:t>N</m:t>
+            </m:r>
+          </m:e>
+          <m:sub>
+            <m:r>
+              <m:t>A</m:t>
+            </m:r>
+          </m:sub>
+        </m:sSub>
+        <m:r>
+          <m:rPr>
+            <m:sty m:val="p"/>
+          </m:rPr>
+          <m:t>=</m:t>
+        </m:r>
+        <m:r>
+          <m:t>6.02</m:t>
+        </m:r>
+        <m:r>
+          <m:rPr>
+            <m:sty m:val="p"/>
+          </m:rPr>
+          <m:t>×</m:t>
+        </m:r>
+        <m:sSup>
+          <m:e>
+            <m:r>
+              <m:t>10</m:t>
+            </m:r>
+          </m:e>
+          <m:sup>
+            <m:r>
+              <m:t>23</m:t>
+            </m:r>
+          </m:sup>
+        </m:sSup>
+        <m:r>
+          <m:t> </m:t>
+        </m:r>
+        <m:r>
+          <m:rPr>
+            <m:sty m:val="p"/>
+          </m:rPr>
+          <m:t>m</m:t>
+        </m:r>
+        <m:r>
+          <m:rPr>
+            <m:sty m:val="p"/>
+          </m:rPr>
+          <m:t>o</m:t>
+        </m:r>
+        <m:sSup>
+          <m:e>
+            <m:r>
+              <m:rPr>
+                <m:sty m:val="p"/>
+              </m:rPr>
+              <m:t>l</m:t>
+            </m:r>
+          </m:e>
+          <m:sup>
+            <m:r>
+              <m:rPr>
+                <m:sty m:val="p"/>
+              </m:rPr>
+              <m:t>−</m:t>
+            </m:r>
+            <m:r>
+              <m:rPr>
+                <m:sty m:val="p"/>
+              </m:rPr>
+              <m:t>1</m:t>
+            </m:r>
+          </m:sup>
+        </m:sSup>
+      </m:oMath>
+      <w:r>
+        <w:rPr>
+          <w:rFonts w:ascii="Times New Roman" w:hAnsi="Times New Roman" w:eastAsia="Times New Roman" w:cs="Times New Roman"/>
+        </w:rPr>
+        <w:t xml:space="preserve"> </w:t>
+      </w:r>
+      <w:r>
+        <w:rPr>
+          <w:rFonts w:hint="eastAsia" w:ascii="Times New Roman" w:hAnsi="Times New Roman" w:eastAsia="Times New Roman" w:cs="Times New Roman"/>
+        </w:rPr>
+        <w:t xml:space="preserve">）。</w:t>
+      </w:r>
+    </w:p>
+    <w:p>
+      <w:pPr>
+        <w:spacing w:before="160" w:after="80"/>
+      </w:pPr>
+      <w:r>
+        <w:pict>
+          <v:rect style="width:0;height:1.5pt" o:hralign="center" o:hrstd="t" o:hr="t"/>
+        </w:pict>
+      </w:r>
+    </w:p>
+    <w:p>
+      <w:pPr>
+        <w:spacing w:before="160" w:after="80"/>
+      </w:pPr>
+      <w:r>
+        <w:pict>
+          <v:rect style="width:0;height:1.5pt" o:hralign="center" o:hrstd="t" o:hr="t"/>
+        </w:pict>
+      </w:r>
+    </w:p>
+    <w:p>
+      <w:pPr>
+        <w:spacing w:before="160" w:after="80"/>
+      </w:pPr>
+      <w:r>
+        <w:pict>
+          <v:rect style="width:0;height:1.5pt" o:hralign="center" o:hrstd="t" o:hr="t"/>
+        </w:pict>
+      </w:r>
+    </w:p>
+    <w:bookmarkEnd w:id="32"/>
+    <w:bookmarkStart w:id="33" w:name="第13题"/>
+    <w:p>
+      <w:pPr>
+        <w:pStyle w:val="Heading3"/>
+        <w:spacing w:before="280" w:after="120"/>
+      </w:pPr>
+      <w:r>
+        <w:rPr>
+          <w:rFonts w:hint="eastAsia" w:ascii="Times New Roman" w:hAnsi="Times New Roman" w:eastAsia="SimHei" w:cs="Times New Roman"/>
+        </w:rPr>
+        <w:t>第</w:t>
+      </w:r>
+      <w:r>
+        <w:rPr>
+          <w:rFonts w:hint="eastAsia" w:ascii="Times New Roman" w:hAnsi="Times New Roman" w:eastAsia="Times New Roman" w:cs="Times New Roman"/>
+        </w:rPr>
         <w:t>13</w:t>
       </w:r>
       <w:r>
@@ -3608,6 +5883,7 @@
     <w:p>
       <w:pPr>
         <w:pStyle w:val="FirstParagraph"/>
+        <w:ind w:firstLine="420"/>
       </w:pPr>
       <w:r>
         <w:rPr>
@@ -3883,8 +6159,28 @@
         </w:pict>
       </w:r>
     </w:p>
-    <w:bookmarkEnd w:id="30"/>
-    <w:bookmarkStart w:id="31" w:name="第14题"/>
+    <w:p>
+      <w:pPr>
+        <w:spacing w:before="160" w:after="80"/>
+      </w:pPr>
+      <w:r>
+        <w:pict>
+          <v:rect style="width:0;height:1.5pt" o:hralign="center" o:hrstd="t" o:hr="t"/>
+        </w:pict>
+      </w:r>
+    </w:p>
+    <w:p>
+      <w:pPr>
+        <w:spacing w:before="160" w:after="80"/>
+      </w:pPr>
+      <w:r>
+        <w:pict>
+          <v:rect style="width:0;height:1.5pt" o:hralign="center" o:hrstd="t" o:hr="t"/>
+        </w:pict>
+      </w:r>
+    </w:p>
+    <w:bookmarkEnd w:id="33"/>
+    <w:bookmarkStart w:id="34" w:name="第14题"/>
     <w:p>
       <w:pPr>
         <w:pStyle w:val="Heading3"/>
@@ -3912,6 +6208,7 @@
     <w:p>
       <w:pPr>
         <w:pStyle w:val="FirstParagraph"/>
+        <w:ind w:firstLine="420"/>
       </w:pPr>
       <w:r>
         <w:rPr>
@@ -4708,7 +7005,27 @@
         </w:pict>
       </w:r>
     </w:p>
-    <w:bookmarkEnd w:id="31"/>
+    <w:p>
+      <w:pPr>
+        <w:spacing w:before="160" w:after="80"/>
+      </w:pPr>
+      <w:r>
+        <w:pict>
+          <v:rect style="width:0;height:1.5pt" o:hralign="center" o:hrstd="t" o:hr="t"/>
+        </w:pict>
+      </w:r>
+    </w:p>
+    <w:p>
+      <w:pPr>
+        <w:spacing w:before="160" w:after="80"/>
+      </w:pPr>
+      <w:r>
+        <w:pict>
+          <v:rect style="width:0;height:1.5pt" o:hralign="center" o:hrstd="t" o:hr="t"/>
+        </w:pict>
+      </w:r>
+    </w:p>
+    <w:bookmarkEnd w:id="34"/>
     <w:bookmarkStart w:id="38" w:name="第15题"/>
     <w:p>
       <w:pPr>
@@ -4748,18 +7065,18 @@
           <wp:inline>
             <wp:extent cx="3600000" cy="1172442"/>
             <wp:effectExtent b="0" l="0" r="0" t="0"/>
-            <wp:docPr descr="" title="" id="33" name="Picture"/>
+            <wp:docPr descr="" title="" id="36" name="Picture"/>
             <a:graphic>
               <a:graphicData uri="http://schemas.openxmlformats.org/drawingml/2006/picture">
                 <pic:pic>
                   <pic:nvPicPr>
-                    <pic:cNvPr descr="df7193a46740c4bcf08e7de89b5f4623e1d05d40f222629fd769587611e3e408.jpg" id="34" name="Picture"/>
+                    <pic:cNvPr descr="df7193a46740c4bcf08e7de89b5f4623e1d05d40f222629fd769587611e3e408.jpg" id="37" name="Picture"/>
                     <pic:cNvPicPr>
                       <a:picLocks noChangeArrowheads="1" noChangeAspect="1"/>
                     </pic:cNvPicPr>
                   </pic:nvPicPr>
                   <pic:blipFill>
-                    <a:blip r:embed="rId32"/>
+                    <a:blip r:embed="rId35"/>
                     <a:stretch>
                       <a:fillRect/>
                     </a:stretch>
@@ -4789,6 +7106,7 @@
     <w:p>
       <w:pPr>
         <w:pStyle w:val="BodyText"/>
+        <w:ind w:firstLine="420"/>
       </w:pPr>
       <w:r>
         <w:rPr>
@@ -4812,7 +7130,19 @@
         <w:rPr>
           <w:rFonts w:ascii="Times New Roman" w:hAnsi="Times New Roman" w:eastAsia="Times New Roman" w:cs="Times New Roman"/>
         </w:rPr>
-        <w:t xml:space="preserve"> 11.87%, H </w:t>
+        <w:t xml:space="preserve"> </w:t>
+      </w:r>
+      <w:r>
+        <w:rPr>
+          <w:rFonts w:hint="eastAsia" w:ascii="Times New Roman" w:hAnsi="Times New Roman" w:eastAsia="Times New Roman" w:cs="Times New Roman"/>
+        </w:rPr>
+        <w:t xml:space="preserve">11.87%，H</w:t>
+      </w:r>
+      <w:r>
+        <w:rPr>
+          <w:rFonts w:ascii="Times New Roman" w:hAnsi="Times New Roman" w:eastAsia="Times New Roman" w:cs="Times New Roman"/>
+        </w:rPr>
+        <w:t xml:space="preserve"> </w:t>
       </w:r>
       <w:r>
         <w:rPr>
@@ -4842,165 +7172,13 @@
         <w:rPr>
           <w:rFonts w:hint="eastAsia" w:ascii="Times New Roman" w:hAnsi="Times New Roman" w:eastAsia="Times New Roman" w:cs="Times New Roman"/>
         </w:rPr>
-        <w:t>,</w:t>
-      </w:r>
-      <w:r>
-        <w:rPr>
-          <w:rFonts w:ascii="Times New Roman" w:hAnsi="Times New Roman" w:eastAsia="Times New Roman" w:cs="Times New Roman"/>
-        </w:rPr>
-        <w:t xml:space="preserve"> </w:t>
+        <w:t>，</w:t>
       </w:r>
       <w:r>
         <w:rPr>
           <w:rFonts w:hint="eastAsia" w:ascii="Times New Roman" w:hAnsi="Times New Roman" w:eastAsia="FangSong" w:cs="Times New Roman"/>
         </w:rPr>
         <w:t>讨论其是否可能有旋光异构体</w:t>
-      </w:r>
-      <w:r>
-        <w:rPr>
-          <w:rFonts w:hint="eastAsia" w:ascii="Times New Roman" w:hAnsi="Times New Roman" w:eastAsia="Times New Roman" w:cs="Times New Roman"/>
-        </w:rPr>
-        <w:t>。</w:t>
-      </w:r>
-    </w:p>
-    <w:p>
-      <w:pPr>
-        <w:pStyle w:val="BodyText"/>
-      </w:pPr>
-      <w:r>
-        <w:rPr>
-          <w:rFonts w:hint="eastAsia" w:ascii="Times New Roman" w:hAnsi="Times New Roman" w:eastAsia="FangSong" w:cs="Times New Roman"/>
-        </w:rPr>
-        <w:t>如下左图所示</w:t>
-      </w:r>
-      <w:r>
-        <w:rPr>
-          <w:rFonts w:hint="eastAsia" w:ascii="Times New Roman" w:hAnsi="Times New Roman" w:eastAsia="Times New Roman" w:cs="Times New Roman"/>
-        </w:rPr>
-        <w:t>。</w:t>
-      </w:r>
-    </w:p>
-    <w:p>
-      <w:pPr>
-        <w:pStyle w:val="BodyText"/>
-        <w:spacing w:before="160" w:after="80"/>
-        <w:jc w:val="center"/>
-      </w:pPr>
-      <w:r>
-        <w:rPr>
-          <w:rFonts w:ascii="Times New Roman" w:hAnsi="Times New Roman" w:eastAsia="Times New Roman" w:cs="Times New Roman"/>
-        </w:rPr>
-        <w:drawing>
-          <wp:inline>
-            <wp:extent cx="3600000" cy="1330714"/>
-            <wp:effectExtent b="0" l="0" r="0" t="0"/>
-            <wp:docPr descr="" title="" id="36" name="Picture"/>
-            <a:graphic>
-              <a:graphicData uri="http://schemas.openxmlformats.org/drawingml/2006/picture">
-                <pic:pic>
-                  <pic:nvPicPr>
-                    <pic:cNvPr descr="677a4e2ff36ac55d5fac405c3ce1cd536b6bf71dbf780fe40e7a3cc0481fc54c.jpg" id="37" name="Picture"/>
-                    <pic:cNvPicPr>
-                      <a:picLocks noChangeArrowheads="1" noChangeAspect="1"/>
-                    </pic:cNvPicPr>
-                  </pic:nvPicPr>
-                  <pic:blipFill>
-                    <a:blip r:embed="rId35"/>
-                    <a:stretch>
-                      <a:fillRect/>
-                    </a:stretch>
-                  </pic:blipFill>
-                  <pic:spPr bwMode="auto">
-                    <a:xfrm>
-                      <a:off x="0" y="0"/>
-                      <a:ext cx="3600000" cy="1330714"/>
-                    </a:xfrm>
-                    <a:prstGeom prst="rect">
-                      <a:avLst/>
-                    </a:prstGeom>
-                    <a:noFill/>
-                    <a:ln w="9525">
-                      <a:noFill/>
-                      <a:headEnd/>
-                      <a:tailEnd/>
-                    </a:ln>
-                  </pic:spPr>
-                </pic:pic>
-              </a:graphicData>
-            </a:graphic>
-          </wp:inline>
-        </w:drawing>
-      </w:r>
-    </w:p>
-    <w:p>
-      <w:pPr>
-        <w:pStyle w:val="BodyText"/>
-      </w:pPr>
-      <w:r>
-        <w:rPr>
-          <w:rFonts w:hint="eastAsia" w:ascii="Times New Roman" w:hAnsi="Times New Roman" w:eastAsia="FangSong" w:cs="Times New Roman"/>
-        </w:rPr>
-        <w:t>如上右图所示</w:t>
-      </w:r>
-      <w:r>
-        <w:rPr>
-          <w:rFonts w:hint="eastAsia" w:ascii="Times New Roman" w:hAnsi="Times New Roman" w:eastAsia="Times New Roman" w:cs="Times New Roman"/>
-        </w:rPr>
-        <w:t>，</w:t>
-      </w:r>
-      <w:r>
-        <w:rPr>
-          <w:rFonts w:hint="eastAsia" w:ascii="Times New Roman" w:hAnsi="Times New Roman" w:eastAsia="FangSong" w:cs="Times New Roman"/>
-        </w:rPr>
-        <w:t>若环己二胺为顺式</w:t>
-      </w:r>
-      <w:r>
-        <w:rPr>
-          <w:rFonts w:hint="eastAsia" w:ascii="Times New Roman" w:hAnsi="Times New Roman" w:eastAsia="Times New Roman" w:cs="Times New Roman"/>
-        </w:rPr>
-        <w:t>，</w:t>
-      </w:r>
-      <w:r>
-        <w:rPr>
-          <w:rFonts w:hint="eastAsia" w:ascii="Times New Roman" w:hAnsi="Times New Roman" w:eastAsia="FangSong" w:cs="Times New Roman"/>
-        </w:rPr>
-        <w:t>没有旋光异构体</w:t>
-      </w:r>
-      <w:r>
-        <w:rPr>
-          <w:rFonts w:hint="eastAsia" w:ascii="Times New Roman" w:hAnsi="Times New Roman" w:eastAsia="Times New Roman" w:cs="Times New Roman"/>
-        </w:rPr>
-        <w:t>；</w:t>
-      </w:r>
-      <w:r>
-        <w:rPr>
-          <w:rFonts w:hint="eastAsia" w:ascii="Times New Roman" w:hAnsi="Times New Roman" w:eastAsia="FangSong" w:cs="Times New Roman"/>
-        </w:rPr>
-        <w:t>但倘若环己二胺为反式</w:t>
-      </w:r>
-      <w:r>
-        <w:rPr>
-          <w:rFonts w:hint="eastAsia" w:ascii="Times New Roman" w:hAnsi="Times New Roman" w:eastAsia="Times New Roman" w:cs="Times New Roman"/>
-        </w:rPr>
-        <w:t>，</w:t>
-      </w:r>
-      <w:r>
-        <w:rPr>
-          <w:rFonts w:hint="eastAsia" w:ascii="Times New Roman" w:hAnsi="Times New Roman" w:eastAsia="FangSong" w:cs="Times New Roman"/>
-        </w:rPr>
-        <w:t>则配合物就不具有对称面了</w:t>
-      </w:r>
-      <w:r>
-        <w:rPr>
-          <w:rFonts w:hint="eastAsia" w:ascii="Times New Roman" w:hAnsi="Times New Roman" w:eastAsia="Times New Roman" w:cs="Times New Roman"/>
-        </w:rPr>
-        <w:t>，</w:t>
-      </w:r>
-      <w:r>
-        <w:rPr>
-          <w:rFonts w:hint="eastAsia" w:ascii="Times New Roman" w:hAnsi="Times New Roman" w:eastAsia="FangSong" w:cs="Times New Roman"/>
-        </w:rPr>
-        <w:t>因而存在旋光异构</w:t>
       </w:r>
       <w:r>
         <w:rPr>
@@ -5019,6 +7197,26 @@
         </w:pict>
       </w:r>
     </w:p>
+    <w:p>
+      <w:pPr>
+        <w:spacing w:before="160" w:after="80"/>
+      </w:pPr>
+      <w:r>
+        <w:pict>
+          <v:rect style="width:0;height:1.5pt" o:hralign="center" o:hrstd="t" o:hr="t"/>
+        </w:pict>
+      </w:r>
+    </w:p>
+    <w:p>
+      <w:pPr>
+        <w:spacing w:before="160" w:after="80"/>
+      </w:pPr>
+      <w:r>
+        <w:pict>
+          <v:rect style="width:0;height:1.5pt" o:hralign="center" o:hrstd="t" o:hr="t"/>
+        </w:pict>
+      </w:r>
+    </w:p>
     <w:bookmarkEnd w:id="38"/>
     <w:bookmarkStart w:id="39" w:name="第16题"/>
     <w:p>
@@ -5048,6 +7246,7 @@
     <w:p>
       <w:pPr>
         <w:pStyle w:val="FirstParagraph"/>
+        <w:ind w:firstLine="420"/>
       </w:pPr>
       <w:r>
         <w:rPr>
@@ -5348,6 +7547,26 @@
         </w:pict>
       </w:r>
     </w:p>
+    <w:p>
+      <w:pPr>
+        <w:spacing w:before="160" w:after="80"/>
+      </w:pPr>
+      <w:r>
+        <w:pict>
+          <v:rect style="width:0;height:1.5pt" o:hralign="center" o:hrstd="t" o:hr="t"/>
+        </w:pict>
+      </w:r>
+    </w:p>
+    <w:p>
+      <w:pPr>
+        <w:spacing w:before="160" w:after="80"/>
+      </w:pPr>
+      <w:r>
+        <w:pict>
+          <v:rect style="width:0;height:1.5pt" o:hralign="center" o:hrstd="t" o:hr="t"/>
+        </w:pict>
+      </w:r>
+    </w:p>
     <w:bookmarkEnd w:id="39"/>
     <w:bookmarkStart w:id="40" w:name="第17题"/>
     <w:p>
@@ -5377,6 +7596,7 @@
     <w:p>
       <w:pPr>
         <w:pStyle w:val="FirstParagraph"/>
+        <w:ind w:firstLine="420"/>
       </w:pPr>
       <m:oMath>
         <m:sSup>
@@ -6148,8 +8368,9 @@
         <w:pStyle w:val="Compact"/>
         <w:numPr>
           <w:ilvl w:val="0"/>
-          <w:numId w:val="1008"/>
+          <w:numId w:val="1012"/>
         </w:numPr>
+        <w:ind w:firstLine="420"/>
       </w:pPr>
       <w:r>
         <w:rPr>
@@ -6213,8 +8434,9 @@
         <w:pStyle w:val="Compact"/>
         <w:numPr>
           <w:ilvl w:val="0"/>
-          <w:numId w:val="1008"/>
+          <w:numId w:val="1012"/>
         </w:numPr>
+        <w:ind w:firstLine="420"/>
       </w:pPr>
       <w:r>
         <w:rPr>
@@ -6251,6 +8473,26 @@
         </w:pict>
       </w:r>
     </w:p>
+    <w:p>
+      <w:pPr>
+        <w:spacing w:before="160" w:after="80"/>
+      </w:pPr>
+      <w:r>
+        <w:pict>
+          <v:rect style="width:0;height:1.5pt" o:hralign="center" o:hrstd="t" o:hr="t"/>
+        </w:pict>
+      </w:r>
+    </w:p>
+    <w:p>
+      <w:pPr>
+        <w:spacing w:before="160" w:after="80"/>
+      </w:pPr>
+      <w:r>
+        <w:pict>
+          <v:rect style="width:0;height:1.5pt" o:hralign="center" o:hrstd="t" o:hr="t"/>
+        </w:pict>
+      </w:r>
+    </w:p>
     <w:bookmarkEnd w:id="40"/>
     <w:bookmarkStart w:id="41" w:name="第18题"/>
     <w:p>
@@ -6280,6 +8522,7 @@
     <w:p>
       <w:pPr>
         <w:pStyle w:val="FirstParagraph"/>
+        <w:ind w:firstLine="420"/>
       </w:pPr>
       <w:r>
         <w:rPr>
@@ -6647,6 +8890,26 @@
         </w:pict>
       </w:r>
     </w:p>
+    <w:p>
+      <w:pPr>
+        <w:spacing w:before="160" w:after="80"/>
+      </w:pPr>
+      <w:r>
+        <w:pict>
+          <v:rect style="width:0;height:1.5pt" o:hralign="center" o:hrstd="t" o:hr="t"/>
+        </w:pict>
+      </w:r>
+    </w:p>
+    <w:p>
+      <w:pPr>
+        <w:spacing w:before="160" w:after="80"/>
+      </w:pPr>
+      <w:r>
+        <w:pict>
+          <v:rect style="width:0;height:1.5pt" o:hralign="center" o:hrstd="t" o:hr="t"/>
+        </w:pict>
+      </w:r>
+    </w:p>
     <w:bookmarkEnd w:id="41"/>
     <w:bookmarkStart w:id="42" w:name="第19题"/>
     <w:p>
@@ -6676,6 +8939,7 @@
     <w:p>
       <w:pPr>
         <w:pStyle w:val="FirstParagraph"/>
+        <w:ind w:firstLine="420"/>
       </w:pPr>
       <w:r>
         <w:rPr>
@@ -6882,8 +9146,9 @@
         <w:pStyle w:val="Compact"/>
         <w:numPr>
           <w:ilvl w:val="0"/>
-          <w:numId w:val="1009"/>
+          <w:numId w:val="1013"/>
         </w:numPr>
+        <w:ind w:firstLine="420"/>
       </w:pPr>
       <m:oMath>
         <m:r>
@@ -7053,6 +9318,7 @@
     <w:p>
       <w:pPr>
         <w:pStyle w:val="FirstParagraph"/>
+        <w:ind w:firstLine="420"/>
       </w:pPr>
       <m:oMath>
         <m:r>
@@ -7626,8 +9892,9 @@
         <w:pStyle w:val="Compact"/>
         <w:numPr>
           <w:ilvl w:val="0"/>
-          <w:numId w:val="1010"/>
+          <w:numId w:val="1014"/>
         </w:numPr>
+        <w:ind w:firstLine="420"/>
       </w:pPr>
       <w:r>
         <w:rPr>
@@ -7645,6 +9912,7 @@
     <w:p>
       <w:pPr>
         <w:pStyle w:val="FirstParagraph"/>
+        <w:ind w:firstLine="420"/>
       </w:pPr>
       <w:r>
         <w:rPr>
@@ -7977,8 +10245,9 @@
       <w:pPr>
         <w:numPr>
           <w:ilvl w:val="0"/>
-          <w:numId w:val="1011"/>
+          <w:numId w:val="1015"/>
         </w:numPr>
+        <w:ind w:firstLine="420"/>
       </w:pPr>
       <w:r>
         <w:rPr>
@@ -8205,8 +10474,9 @@
       <w:pPr>
         <w:numPr>
           <w:ilvl w:val="0"/>
-          <w:numId w:val="1011"/>
+          <w:numId w:val="1015"/>
         </w:numPr>
+        <w:ind w:firstLine="420"/>
       </w:pPr>
       <w:r>
         <w:rPr>
@@ -8406,6 +10676,26 @@
         </w:pict>
       </w:r>
     </w:p>
+    <w:p>
+      <w:pPr>
+        <w:spacing w:before="160" w:after="80"/>
+      </w:pPr>
+      <w:r>
+        <w:pict>
+          <v:rect style="width:0;height:1.5pt" o:hralign="center" o:hrstd="t" o:hr="t"/>
+        </w:pict>
+      </w:r>
+    </w:p>
+    <w:p>
+      <w:pPr>
+        <w:spacing w:before="160" w:after="80"/>
+      </w:pPr>
+      <w:r>
+        <w:pict>
+          <v:rect style="width:0;height:1.5pt" o:hralign="center" o:hrstd="t" o:hr="t"/>
+        </w:pict>
+      </w:r>
+    </w:p>
     <w:bookmarkEnd w:id="42"/>
     <w:bookmarkStart w:id="43" w:name="第20题"/>
     <w:p>
@@ -8435,6 +10725,7 @@
     <w:p>
       <w:pPr>
         <w:pStyle w:val="FirstParagraph"/>
+        <w:ind w:firstLine="420"/>
       </w:pPr>
       <m:oMath>
         <m:sSub>
@@ -9136,205 +11427,6 @@
         </w:pict>
       </w:r>
     </w:p>
-    <w:bookmarkEnd w:id="43"/>
-    <w:bookmarkStart w:id="44" w:name="第21题"/>
-    <w:p>
-      <w:pPr>
-        <w:pStyle w:val="Heading3"/>
-        <w:spacing w:before="280" w:after="120"/>
-      </w:pPr>
-      <w:r>
-        <w:rPr>
-          <w:rFonts w:hint="eastAsia" w:ascii="Times New Roman" w:hAnsi="Times New Roman" w:eastAsia="SimHei" w:cs="Times New Roman"/>
-        </w:rPr>
-        <w:t>第</w:t>
-      </w:r>
-      <w:r>
-        <w:rPr>
-          <w:rFonts w:hint="eastAsia" w:ascii="Times New Roman" w:hAnsi="Times New Roman" w:eastAsia="Times New Roman" w:cs="Times New Roman"/>
-        </w:rPr>
-        <w:t>21</w:t>
-      </w:r>
-      <w:r>
-        <w:rPr>
-          <w:rFonts w:hint="eastAsia" w:ascii="Times New Roman" w:hAnsi="Times New Roman" w:eastAsia="SimHei" w:cs="Times New Roman"/>
-        </w:rPr>
-        <w:t>题</w:t>
-      </w:r>
-    </w:p>
-    <w:p>
-      <w:pPr>
-        <w:pStyle w:val="FirstParagraph"/>
-      </w:pPr>
-      <w:r>
-        <w:rPr>
-          <w:rFonts w:hint="eastAsia" w:ascii="Times New Roman" w:hAnsi="Times New Roman" w:eastAsia="FangSong" w:cs="Times New Roman"/>
-        </w:rPr>
-        <w:t>人们常用靛酚蓝分光光度法测定空气中的氨浓度</w:t>
-      </w:r>
-      <w:r>
-        <w:rPr>
-          <w:rFonts w:hint="eastAsia" w:ascii="Times New Roman" w:hAnsi="Times New Roman" w:eastAsia="Times New Roman" w:cs="Times New Roman"/>
-        </w:rPr>
-        <w:t>。</w:t>
-      </w:r>
-      <w:r>
-        <w:rPr>
-          <w:rFonts w:hint="eastAsia" w:ascii="Times New Roman" w:hAnsi="Times New Roman" w:eastAsia="FangSong" w:cs="Times New Roman"/>
-        </w:rPr>
-        <w:t>该方法首先用稀硫酸吸收空气中的氨</w:t>
-      </w:r>
-      <w:r>
-        <w:rPr>
-          <w:rFonts w:hint="eastAsia" w:ascii="Times New Roman" w:hAnsi="Times New Roman" w:eastAsia="Times New Roman" w:cs="Times New Roman"/>
-        </w:rPr>
-        <w:t>，</w:t>
-      </w:r>
-      <w:r>
-        <w:rPr>
-          <w:rFonts w:hint="eastAsia" w:ascii="Times New Roman" w:hAnsi="Times New Roman" w:eastAsia="FangSong" w:cs="Times New Roman"/>
-        </w:rPr>
-        <w:t>在亚硝基铁氰化钠和次氯酸钠存在下</w:t>
-      </w:r>
-      <w:r>
-        <w:rPr>
-          <w:rFonts w:hint="eastAsia" w:ascii="Times New Roman" w:hAnsi="Times New Roman" w:eastAsia="Times New Roman" w:cs="Times New Roman"/>
-        </w:rPr>
-        <w:t>，</w:t>
-      </w:r>
-      <w:r>
-        <w:rPr>
-          <w:rFonts w:hint="eastAsia" w:ascii="Times New Roman" w:hAnsi="Times New Roman" w:eastAsia="FangSong" w:cs="Times New Roman"/>
-        </w:rPr>
-        <w:t>与苯酚反应生成蓝绿色的靛酚蓝染料</w:t>
-      </w:r>
-      <w:r>
-        <w:rPr>
-          <w:rFonts w:hint="eastAsia" w:ascii="Times New Roman" w:hAnsi="Times New Roman" w:eastAsia="Times New Roman" w:cs="Times New Roman"/>
-        </w:rPr>
-        <w:t>，</w:t>
-      </w:r>
-      <w:r>
-        <w:rPr>
-          <w:rFonts w:hint="eastAsia" w:ascii="Times New Roman" w:hAnsi="Times New Roman" w:eastAsia="FangSong" w:cs="Times New Roman"/>
-        </w:rPr>
-        <w:t>最后用分光光度法测定其浓度</w:t>
-      </w:r>
-      <w:r>
-        <w:rPr>
-          <w:rFonts w:hint="eastAsia" w:ascii="Times New Roman" w:hAnsi="Times New Roman" w:eastAsia="Times New Roman" w:cs="Times New Roman"/>
-        </w:rPr>
-        <w:t>。</w:t>
-      </w:r>
-      <w:r>
-        <w:rPr>
-          <w:rFonts w:hint="eastAsia" w:ascii="Times New Roman" w:hAnsi="Times New Roman" w:eastAsia="FangSong" w:cs="Times New Roman"/>
-        </w:rPr>
-        <w:t>在弱碱性环境中生成靛酚蓝的过程包含以下</w:t>
-      </w:r>
-      <w:r>
-        <w:rPr>
-          <w:rFonts w:hint="eastAsia" w:ascii="Times New Roman" w:hAnsi="Times New Roman" w:eastAsia="Times New Roman" w:cs="Times New Roman"/>
-        </w:rPr>
-        <w:t>5</w:t>
-      </w:r>
-      <w:r>
-        <w:rPr>
-          <w:rFonts w:hint="eastAsia" w:ascii="Times New Roman" w:hAnsi="Times New Roman" w:eastAsia="FangSong" w:cs="Times New Roman"/>
-        </w:rPr>
-        <w:t>步反应</w:t>
-      </w:r>
-      <w:r>
-        <w:rPr>
-          <w:rFonts w:hint="eastAsia" w:ascii="Times New Roman" w:hAnsi="Times New Roman" w:eastAsia="Times New Roman" w:cs="Times New Roman"/>
-        </w:rPr>
-        <w:t>：</w:t>
-      </w:r>
-      <w:r>
-        <w:rPr>
-          <w:rFonts w:hint="eastAsia" w:ascii="Times New Roman" w:hAnsi="Times New Roman" w:eastAsia="FangSong" w:cs="Times New Roman"/>
-        </w:rPr>
-        <w:t>氨与次氯酸钠反应得到</w:t>
-      </w:r>
-      <w:r>
-        <w:rPr>
-          <w:rFonts w:hint="eastAsia" w:ascii="Times New Roman" w:hAnsi="Times New Roman" w:eastAsia="Times New Roman" w:cs="Times New Roman"/>
-        </w:rPr>
-        <w:t>A；A</w:t>
-      </w:r>
-      <w:r>
-        <w:rPr>
-          <w:rFonts w:hint="eastAsia" w:ascii="Times New Roman" w:hAnsi="Times New Roman" w:eastAsia="FangSong" w:cs="Times New Roman"/>
-        </w:rPr>
-        <w:t>与苯酚反应得到</w:t>
-      </w:r>
-      <w:r>
-        <w:rPr>
-          <w:rFonts w:hint="eastAsia" w:ascii="Times New Roman" w:hAnsi="Times New Roman" w:eastAsia="Times New Roman" w:cs="Times New Roman"/>
-        </w:rPr>
-        <w:t>B；B</w:t>
-      </w:r>
-      <w:r>
-        <w:rPr>
-          <w:rFonts w:hint="eastAsia" w:ascii="Times New Roman" w:hAnsi="Times New Roman" w:eastAsia="FangSong" w:cs="Times New Roman"/>
-        </w:rPr>
-        <w:t>被次氯酸钠氧化为对亚胺醌</w:t>
-      </w:r>
-      <w:r>
-        <w:rPr>
-          <w:rFonts w:hint="eastAsia" w:ascii="Times New Roman" w:hAnsi="Times New Roman" w:eastAsia="Times New Roman" w:cs="Times New Roman"/>
-        </w:rPr>
-        <w:t>；</w:t>
-      </w:r>
-      <w:r>
-        <w:rPr>
-          <w:rFonts w:hint="eastAsia" w:ascii="Times New Roman" w:hAnsi="Times New Roman" w:eastAsia="FangSong" w:cs="Times New Roman"/>
-        </w:rPr>
-        <w:t>对亚胺醌与次氯酸钠反应得到</w:t>
-      </w:r>
-      <w:r>
-        <w:rPr>
-          <w:rFonts w:hint="eastAsia" w:ascii="Times New Roman" w:hAnsi="Times New Roman" w:eastAsia="Times New Roman" w:cs="Times New Roman"/>
-        </w:rPr>
-        <w:t>C；C</w:t>
-      </w:r>
-      <w:r>
-        <w:rPr>
-          <w:rFonts w:hint="eastAsia" w:ascii="Times New Roman" w:hAnsi="Times New Roman" w:eastAsia="FangSong" w:cs="Times New Roman"/>
-        </w:rPr>
-        <w:t>与苯酚反应得到靛酚蓝</w:t>
-      </w:r>
-      <w:r>
-        <w:rPr>
-          <w:rFonts w:hint="eastAsia" w:ascii="Times New Roman" w:hAnsi="Times New Roman" w:eastAsia="Times New Roman" w:cs="Times New Roman"/>
-        </w:rPr>
-        <w:t>。</w:t>
-      </w:r>
-      <w:r>
-        <w:rPr>
-          <w:rFonts w:hint="eastAsia" w:ascii="Times New Roman" w:hAnsi="Times New Roman" w:eastAsia="FangSong" w:cs="Times New Roman"/>
-        </w:rPr>
-        <w:t>请依次写出反应方程式</w:t>
-      </w:r>
-      <w:r>
-        <w:rPr>
-          <w:rFonts w:hint="eastAsia" w:ascii="Times New Roman" w:hAnsi="Times New Roman" w:eastAsia="Times New Roman" w:cs="Times New Roman"/>
-        </w:rPr>
-        <w:t>(</w:t>
-      </w:r>
-      <w:r>
-        <w:rPr>
-          <w:rFonts w:hint="eastAsia" w:ascii="Times New Roman" w:hAnsi="Times New Roman" w:eastAsia="FangSong" w:cs="Times New Roman"/>
-        </w:rPr>
-        <w:t>有机物用结构简式表示</w:t>
-      </w:r>
-      <w:r>
-        <w:rPr>
-          <w:rFonts w:hint="eastAsia" w:ascii="Times New Roman" w:hAnsi="Times New Roman" w:eastAsia="Times New Roman" w:cs="Times New Roman"/>
-        </w:rPr>
-        <w:t>)。</w:t>
-      </w:r>
-    </w:p>
     <w:p>
       <w:pPr>
         <w:spacing w:before="160" w:after="80"/>
@@ -9345,6 +11437,246 @@
         </w:pict>
       </w:r>
     </w:p>
+    <w:p>
+      <w:pPr>
+        <w:spacing w:before="160" w:after="80"/>
+      </w:pPr>
+      <w:r>
+        <w:pict>
+          <v:rect style="width:0;height:1.5pt" o:hralign="center" o:hrstd="t" o:hr="t"/>
+        </w:pict>
+      </w:r>
+    </w:p>
+    <w:bookmarkEnd w:id="43"/>
+    <w:bookmarkStart w:id="44" w:name="第21题"/>
+    <w:p>
+      <w:pPr>
+        <w:pStyle w:val="Heading3"/>
+        <w:spacing w:before="280" w:after="120"/>
+      </w:pPr>
+      <w:r>
+        <w:rPr>
+          <w:rFonts w:hint="eastAsia" w:ascii="Times New Roman" w:hAnsi="Times New Roman" w:eastAsia="SimHei" w:cs="Times New Roman"/>
+        </w:rPr>
+        <w:t>第</w:t>
+      </w:r>
+      <w:r>
+        <w:rPr>
+          <w:rFonts w:hint="eastAsia" w:ascii="Times New Roman" w:hAnsi="Times New Roman" w:eastAsia="Times New Roman" w:cs="Times New Roman"/>
+        </w:rPr>
+        <w:t>21</w:t>
+      </w:r>
+      <w:r>
+        <w:rPr>
+          <w:rFonts w:hint="eastAsia" w:ascii="Times New Roman" w:hAnsi="Times New Roman" w:eastAsia="SimHei" w:cs="Times New Roman"/>
+        </w:rPr>
+        <w:t>题</w:t>
+      </w:r>
+    </w:p>
+    <w:p>
+      <w:pPr>
+        <w:pStyle w:val="FirstParagraph"/>
+        <w:ind w:firstLine="420"/>
+      </w:pPr>
+      <w:r>
+        <w:rPr>
+          <w:rFonts w:hint="eastAsia" w:ascii="Times New Roman" w:hAnsi="Times New Roman" w:eastAsia="FangSong" w:cs="Times New Roman"/>
+        </w:rPr>
+        <w:t>人们常用靛酚蓝分光光度法测定空气中的氨浓度</w:t>
+      </w:r>
+      <w:r>
+        <w:rPr>
+          <w:rFonts w:hint="eastAsia" w:ascii="Times New Roman" w:hAnsi="Times New Roman" w:eastAsia="Times New Roman" w:cs="Times New Roman"/>
+        </w:rPr>
+        <w:t>。</w:t>
+      </w:r>
+      <w:r>
+        <w:rPr>
+          <w:rFonts w:hint="eastAsia" w:ascii="Times New Roman" w:hAnsi="Times New Roman" w:eastAsia="FangSong" w:cs="Times New Roman"/>
+        </w:rPr>
+        <w:t>该方法首先用稀硫酸吸收空气中的氨</w:t>
+      </w:r>
+      <w:r>
+        <w:rPr>
+          <w:rFonts w:hint="eastAsia" w:ascii="Times New Roman" w:hAnsi="Times New Roman" w:eastAsia="Times New Roman" w:cs="Times New Roman"/>
+        </w:rPr>
+        <w:t>，</w:t>
+      </w:r>
+      <w:r>
+        <w:rPr>
+          <w:rFonts w:hint="eastAsia" w:ascii="Times New Roman" w:hAnsi="Times New Roman" w:eastAsia="FangSong" w:cs="Times New Roman"/>
+        </w:rPr>
+        <w:t>在亚硝基铁氰化钠和次氯酸钠存在下</w:t>
+      </w:r>
+      <w:r>
+        <w:rPr>
+          <w:rFonts w:hint="eastAsia" w:ascii="Times New Roman" w:hAnsi="Times New Roman" w:eastAsia="Times New Roman" w:cs="Times New Roman"/>
+        </w:rPr>
+        <w:t>，</w:t>
+      </w:r>
+      <w:r>
+        <w:rPr>
+          <w:rFonts w:hint="eastAsia" w:ascii="Times New Roman" w:hAnsi="Times New Roman" w:eastAsia="FangSong" w:cs="Times New Roman"/>
+        </w:rPr>
+        <w:t>与苯酚反应生成蓝绿色的靛酚蓝染料</w:t>
+      </w:r>
+      <w:r>
+        <w:rPr>
+          <w:rFonts w:hint="eastAsia" w:ascii="Times New Roman" w:hAnsi="Times New Roman" w:eastAsia="Times New Roman" w:cs="Times New Roman"/>
+        </w:rPr>
+        <w:t>，</w:t>
+      </w:r>
+      <w:r>
+        <w:rPr>
+          <w:rFonts w:hint="eastAsia" w:ascii="Times New Roman" w:hAnsi="Times New Roman" w:eastAsia="FangSong" w:cs="Times New Roman"/>
+        </w:rPr>
+        <w:t>最后用分光光度法测定其浓度</w:t>
+      </w:r>
+      <w:r>
+        <w:rPr>
+          <w:rFonts w:hint="eastAsia" w:ascii="Times New Roman" w:hAnsi="Times New Roman" w:eastAsia="Times New Roman" w:cs="Times New Roman"/>
+        </w:rPr>
+        <w:t>。</w:t>
+      </w:r>
+      <w:r>
+        <w:rPr>
+          <w:rFonts w:hint="eastAsia" w:ascii="Times New Roman" w:hAnsi="Times New Roman" w:eastAsia="FangSong" w:cs="Times New Roman"/>
+        </w:rPr>
+        <w:t>在弱碱性环境中生成靛酚蓝的过程包含以下</w:t>
+      </w:r>
+      <w:r>
+        <w:rPr>
+          <w:rFonts w:hint="eastAsia" w:ascii="Times New Roman" w:hAnsi="Times New Roman" w:eastAsia="Times New Roman" w:cs="Times New Roman"/>
+        </w:rPr>
+        <w:t>5</w:t>
+      </w:r>
+      <w:r>
+        <w:rPr>
+          <w:rFonts w:hint="eastAsia" w:ascii="Times New Roman" w:hAnsi="Times New Roman" w:eastAsia="FangSong" w:cs="Times New Roman"/>
+        </w:rPr>
+        <w:t>步反应</w:t>
+      </w:r>
+      <w:r>
+        <w:rPr>
+          <w:rFonts w:hint="eastAsia" w:ascii="Times New Roman" w:hAnsi="Times New Roman" w:eastAsia="Times New Roman" w:cs="Times New Roman"/>
+        </w:rPr>
+        <w:t>：</w:t>
+      </w:r>
+      <w:r>
+        <w:rPr>
+          <w:rFonts w:hint="eastAsia" w:ascii="Times New Roman" w:hAnsi="Times New Roman" w:eastAsia="FangSong" w:cs="Times New Roman"/>
+        </w:rPr>
+        <w:t>氨与次氯酸钠反应得到</w:t>
+      </w:r>
+      <w:r>
+        <w:rPr>
+          <w:rFonts w:hint="eastAsia" w:ascii="Times New Roman" w:hAnsi="Times New Roman" w:eastAsia="Times New Roman" w:cs="Times New Roman"/>
+        </w:rPr>
+        <w:t>A；A</w:t>
+      </w:r>
+      <w:r>
+        <w:rPr>
+          <w:rFonts w:hint="eastAsia" w:ascii="Times New Roman" w:hAnsi="Times New Roman" w:eastAsia="FangSong" w:cs="Times New Roman"/>
+        </w:rPr>
+        <w:t>与苯酚反应得到</w:t>
+      </w:r>
+      <w:r>
+        <w:rPr>
+          <w:rFonts w:hint="eastAsia" w:ascii="Times New Roman" w:hAnsi="Times New Roman" w:eastAsia="Times New Roman" w:cs="Times New Roman"/>
+        </w:rPr>
+        <w:t>B；B</w:t>
+      </w:r>
+      <w:r>
+        <w:rPr>
+          <w:rFonts w:hint="eastAsia" w:ascii="Times New Roman" w:hAnsi="Times New Roman" w:eastAsia="FangSong" w:cs="Times New Roman"/>
+        </w:rPr>
+        <w:t>被次氯酸钠氧化为对亚胺醌</w:t>
+      </w:r>
+      <w:r>
+        <w:rPr>
+          <w:rFonts w:hint="eastAsia" w:ascii="Times New Roman" w:hAnsi="Times New Roman" w:eastAsia="Times New Roman" w:cs="Times New Roman"/>
+        </w:rPr>
+        <w:t>；</w:t>
+      </w:r>
+      <w:r>
+        <w:rPr>
+          <w:rFonts w:hint="eastAsia" w:ascii="Times New Roman" w:hAnsi="Times New Roman" w:eastAsia="FangSong" w:cs="Times New Roman"/>
+        </w:rPr>
+        <w:t>对亚胺醌与次氯酸钠反应得到</w:t>
+      </w:r>
+      <w:r>
+        <w:rPr>
+          <w:rFonts w:hint="eastAsia" w:ascii="Times New Roman" w:hAnsi="Times New Roman" w:eastAsia="Times New Roman" w:cs="Times New Roman"/>
+        </w:rPr>
+        <w:t>C；C</w:t>
+      </w:r>
+      <w:r>
+        <w:rPr>
+          <w:rFonts w:hint="eastAsia" w:ascii="Times New Roman" w:hAnsi="Times New Roman" w:eastAsia="FangSong" w:cs="Times New Roman"/>
+        </w:rPr>
+        <w:t>与苯酚反应得到靛酚蓝</w:t>
+      </w:r>
+      <w:r>
+        <w:rPr>
+          <w:rFonts w:hint="eastAsia" w:ascii="Times New Roman" w:hAnsi="Times New Roman" w:eastAsia="Times New Roman" w:cs="Times New Roman"/>
+        </w:rPr>
+        <w:t>。</w:t>
+      </w:r>
+      <w:r>
+        <w:rPr>
+          <w:rFonts w:hint="eastAsia" w:ascii="Times New Roman" w:hAnsi="Times New Roman" w:eastAsia="FangSong" w:cs="Times New Roman"/>
+        </w:rPr>
+        <w:t>请依次写出反应方程式</w:t>
+      </w:r>
+      <w:r>
+        <w:rPr>
+          <w:rFonts w:hint="eastAsia" w:ascii="Times New Roman" w:hAnsi="Times New Roman" w:eastAsia="Times New Roman" w:cs="Times New Roman"/>
+        </w:rPr>
+        <w:t>(</w:t>
+      </w:r>
+      <w:r>
+        <w:rPr>
+          <w:rFonts w:hint="eastAsia" w:ascii="Times New Roman" w:hAnsi="Times New Roman" w:eastAsia="FangSong" w:cs="Times New Roman"/>
+        </w:rPr>
+        <w:t>有机物用结构简式表示</w:t>
+      </w:r>
+      <w:r>
+        <w:rPr>
+          <w:rFonts w:hint="eastAsia" w:ascii="Times New Roman" w:hAnsi="Times New Roman" w:eastAsia="Times New Roman" w:cs="Times New Roman"/>
+        </w:rPr>
+        <w:t>)。</w:t>
+      </w:r>
+    </w:p>
+    <w:p>
+      <w:pPr>
+        <w:spacing w:before="160" w:after="80"/>
+      </w:pPr>
+      <w:r>
+        <w:pict>
+          <v:rect style="width:0;height:1.5pt" o:hralign="center" o:hrstd="t" o:hr="t"/>
+        </w:pict>
+      </w:r>
+    </w:p>
+    <w:p>
+      <w:pPr>
+        <w:spacing w:before="160" w:after="80"/>
+      </w:pPr>
+      <w:r>
+        <w:pict>
+          <v:rect style="width:0;height:1.5pt" o:hralign="center" o:hrstd="t" o:hr="t"/>
+        </w:pict>
+      </w:r>
+    </w:p>
+    <w:p>
+      <w:pPr>
+        <w:spacing w:before="160" w:after="80"/>
+      </w:pPr>
+      <w:r>
+        <w:pict>
+          <v:rect style="width:0;height:1.5pt" o:hralign="center" o:hrstd="t" o:hr="t"/>
+        </w:pict>
+      </w:r>
+    </w:p>
     <w:bookmarkEnd w:id="44"/>
     <w:bookmarkStart w:id="45" w:name="第22题"/>
     <w:p>
@@ -9374,6 +11706,7 @@
     <w:p>
       <w:pPr>
         <w:pStyle w:val="FirstParagraph"/>
+        <w:ind w:firstLine="420"/>
       </w:pPr>
       <w:r>
         <w:rPr>
@@ -9910,7 +12243,12 @@
     </w:p>
     <w:p>
       <w:pPr>
-        <w:pStyle w:val="BodyText"/>
+        <w:pStyle w:val="Compact"/>
+        <w:numPr>
+          <w:ilvl w:val="0"/>
+          <w:numId w:val="1016"/>
+        </w:numPr>
+        <w:ind w:firstLine="420"/>
       </w:pPr>
       <w:r>
         <w:rPr>
@@ -9924,11 +12262,21 @@
         </w:rPr>
         <w:t xml:space="preserve">氧化剂</w:t>
       </w:r>
-      <w:r>
-        <w:rPr>
-          <w:rFonts w:ascii="Times New Roman" w:hAnsi="Times New Roman" w:eastAsia="Times New Roman" w:cs="Times New Roman"/>
-        </w:rPr>
-        <w:t xml:space="preserve">　B. </w:t>
+    </w:p>
+    <w:p>
+      <w:pPr>
+        <w:pStyle w:val="Compact"/>
+        <w:numPr>
+          <w:ilvl w:val="0"/>
+          <w:numId w:val="1016"/>
+        </w:numPr>
+        <w:ind w:firstLine="420"/>
+      </w:pPr>
+      <w:r>
+        <w:rPr>
+          <w:rFonts w:ascii="Times New Roman" w:hAnsi="Times New Roman" w:eastAsia="Times New Roman" w:cs="Times New Roman"/>
+        </w:rPr>
+        <w:t xml:space="preserve">B. </w:t>
       </w:r>
       <w:r>
         <w:rPr>
@@ -9936,11 +12284,21 @@
         </w:rPr>
         <w:t xml:space="preserve">还原剂</w:t>
       </w:r>
-      <w:r>
-        <w:rPr>
-          <w:rFonts w:ascii="Times New Roman" w:hAnsi="Times New Roman" w:eastAsia="Times New Roman" w:cs="Times New Roman"/>
-        </w:rPr>
-        <w:t xml:space="preserve">　C. </w:t>
+    </w:p>
+    <w:p>
+      <w:pPr>
+        <w:pStyle w:val="Compact"/>
+        <w:numPr>
+          <w:ilvl w:val="0"/>
+          <w:numId w:val="1016"/>
+        </w:numPr>
+        <w:ind w:firstLine="420"/>
+      </w:pPr>
+      <w:r>
+        <w:rPr>
+          <w:rFonts w:ascii="Times New Roman" w:hAnsi="Times New Roman" w:eastAsia="Times New Roman" w:cs="Times New Roman"/>
+        </w:rPr>
+        <w:t xml:space="preserve">C. </w:t>
       </w:r>
       <w:r>
         <w:rPr>
@@ -9948,11 +12306,21 @@
         </w:rPr>
         <w:t xml:space="preserve">催化剂</w:t>
       </w:r>
-      <w:r>
-        <w:rPr>
-          <w:rFonts w:ascii="Times New Roman" w:hAnsi="Times New Roman" w:eastAsia="Times New Roman" w:cs="Times New Roman"/>
-        </w:rPr>
-        <w:t xml:space="preserve">　D. </w:t>
+    </w:p>
+    <w:p>
+      <w:pPr>
+        <w:pStyle w:val="Compact"/>
+        <w:numPr>
+          <w:ilvl w:val="0"/>
+          <w:numId w:val="1016"/>
+        </w:numPr>
+        <w:ind w:firstLine="420"/>
+      </w:pPr>
+      <w:r>
+        <w:rPr>
+          <w:rFonts w:ascii="Times New Roman" w:hAnsi="Times New Roman" w:eastAsia="Times New Roman" w:cs="Times New Roman"/>
+        </w:rPr>
+        <w:t xml:space="preserve">D. </w:t>
       </w:r>
       <w:r>
         <w:rPr>
@@ -9971,6 +12339,26 @@
         </w:pict>
       </w:r>
     </w:p>
+    <w:p>
+      <w:pPr>
+        <w:spacing w:before="160" w:after="80"/>
+      </w:pPr>
+      <w:r>
+        <w:pict>
+          <v:rect style="width:0;height:1.5pt" o:hralign="center" o:hrstd="t" o:hr="t"/>
+        </w:pict>
+      </w:r>
+    </w:p>
+    <w:p>
+      <w:pPr>
+        <w:spacing w:before="160" w:after="80"/>
+      </w:pPr>
+      <w:r>
+        <w:pict>
+          <v:rect style="width:0;height:1.5pt" o:hralign="center" o:hrstd="t" o:hr="t"/>
+        </w:pict>
+      </w:r>
+    </w:p>
     <w:bookmarkEnd w:id="45"/>
     <w:bookmarkStart w:id="46" w:name="第23题"/>
     <w:p>
@@ -9999,14 +12387,13 @@
     </w:p>
     <w:p>
       <w:pPr>
-        <w:pStyle w:val="FirstParagraph"/>
-      </w:pPr>
-      <w:r>
-        <w:rPr>
-          <w:rFonts w:ascii="Times New Roman" w:hAnsi="Times New Roman" w:eastAsia="Times New Roman" w:cs="Times New Roman"/>
-        </w:rPr>
-        <w:t xml:space="preserve">8-1 </w:t>
-      </w:r>
+        <w:pStyle w:val="Compact"/>
+        <w:numPr>
+          <w:ilvl w:val="0"/>
+          <w:numId w:val="1017"/>
+        </w:numPr>
+        <w:ind w:firstLine="420"/>
+      </w:pPr>
       <w:r>
         <w:rPr>
           <w:rFonts w:hint="eastAsia" w:ascii="Times New Roman" w:hAnsi="Times New Roman" w:eastAsia="FangSong" w:cs="Times New Roman"/>
@@ -10046,7 +12433,12 @@
     </w:p>
     <w:p>
       <w:pPr>
-        <w:pStyle w:val="BodyText"/>
+        <w:pStyle w:val="Compact"/>
+        <w:numPr>
+          <w:ilvl w:val="0"/>
+          <w:numId w:val="1018"/>
+        </w:numPr>
+        <w:ind w:firstLine="420"/>
       </w:pPr>
       <w:r>
         <w:rPr>
@@ -10060,11 +12452,21 @@
         </w:rPr>
         <w:t xml:space="preserve">熔沸点</w:t>
       </w:r>
-      <w:r>
-        <w:rPr>
-          <w:rFonts w:ascii="Times New Roman" w:hAnsi="Times New Roman" w:eastAsia="Times New Roman" w:cs="Times New Roman"/>
-        </w:rPr>
-        <w:t xml:space="preserve">　　B. </w:t>
+    </w:p>
+    <w:p>
+      <w:pPr>
+        <w:pStyle w:val="Compact"/>
+        <w:numPr>
+          <w:ilvl w:val="0"/>
+          <w:numId w:val="1018"/>
+        </w:numPr>
+        <w:ind w:firstLine="420"/>
+      </w:pPr>
+      <w:r>
+        <w:rPr>
+          <w:rFonts w:ascii="Times New Roman" w:hAnsi="Times New Roman" w:eastAsia="Times New Roman" w:cs="Times New Roman"/>
+        </w:rPr>
+        <w:t xml:space="preserve">B. </w:t>
       </w:r>
       <w:r>
         <w:rPr>
@@ -10072,11 +12474,21 @@
         </w:rPr>
         <w:t xml:space="preserve">原子半径</w:t>
       </w:r>
-      <w:r>
-        <w:rPr>
-          <w:rFonts w:ascii="Times New Roman" w:hAnsi="Times New Roman" w:eastAsia="Times New Roman" w:cs="Times New Roman"/>
-        </w:rPr>
-        <w:t xml:space="preserve">　　C. </w:t>
+    </w:p>
+    <w:p>
+      <w:pPr>
+        <w:pStyle w:val="Compact"/>
+        <w:numPr>
+          <w:ilvl w:val="0"/>
+          <w:numId w:val="1018"/>
+        </w:numPr>
+        <w:ind w:firstLine="420"/>
+      </w:pPr>
+      <w:r>
+        <w:rPr>
+          <w:rFonts w:ascii="Times New Roman" w:hAnsi="Times New Roman" w:eastAsia="Times New Roman" w:cs="Times New Roman"/>
+        </w:rPr>
+        <w:t xml:space="preserve">C. </w:t>
       </w:r>
       <w:r>
         <w:rPr>
@@ -10084,11 +12496,21 @@
         </w:rPr>
         <w:t xml:space="preserve">晶体密度</w:t>
       </w:r>
-      <w:r>
-        <w:rPr>
-          <w:rFonts w:ascii="Times New Roman" w:hAnsi="Times New Roman" w:eastAsia="Times New Roman" w:cs="Times New Roman"/>
-        </w:rPr>
-        <w:t xml:space="preserve">　　D. </w:t>
+    </w:p>
+    <w:p>
+      <w:pPr>
+        <w:pStyle w:val="Compact"/>
+        <w:numPr>
+          <w:ilvl w:val="0"/>
+          <w:numId w:val="1018"/>
+        </w:numPr>
+        <w:ind w:firstLine="420"/>
+      </w:pPr>
+      <w:r>
+        <w:rPr>
+          <w:rFonts w:ascii="Times New Roman" w:hAnsi="Times New Roman" w:eastAsia="Times New Roman" w:cs="Times New Roman"/>
+        </w:rPr>
+        <w:t xml:space="preserve">D. </w:t>
       </w:r>
       <w:r>
         <w:rPr>
@@ -10099,14 +12521,12 @@
     </w:p>
     <w:p>
       <w:pPr>
-        <w:pStyle w:val="BodyText"/>
-      </w:pPr>
-      <w:r>
-        <w:rPr>
-          <w:rFonts w:ascii="Times New Roman" w:hAnsi="Times New Roman" w:eastAsia="Times New Roman" w:cs="Times New Roman"/>
-        </w:rPr>
-        <w:t xml:space="preserve">8-2 </w:t>
-      </w:r>
+        <w:numPr>
+          <w:ilvl w:val="0"/>
+          <w:numId w:val="1019"/>
+        </w:numPr>
+        <w:ind w:firstLine="420"/>
+      </w:pPr>
       <w:r>
         <w:rPr>
           <w:rFonts w:hint="eastAsia" w:ascii="Times New Roman" w:hAnsi="Times New Roman" w:eastAsia="FangSong" w:cs="Times New Roman"/>
@@ -10235,14 +12655,12 @@
     </w:p>
     <w:p>
       <w:pPr>
-        <w:pStyle w:val="BodyText"/>
-      </w:pPr>
-      <w:r>
-        <w:rPr>
-          <w:rFonts w:ascii="Times New Roman" w:hAnsi="Times New Roman" w:eastAsia="Times New Roman" w:cs="Times New Roman"/>
-        </w:rPr>
-        <w:t xml:space="preserve">8-3 </w:t>
-      </w:r>
+        <w:numPr>
+          <w:ilvl w:val="0"/>
+          <w:numId w:val="1019"/>
+        </w:numPr>
+        <w:ind w:firstLine="420"/>
+      </w:pPr>
       <w:r>
         <w:rPr>
           <w:rFonts w:hint="eastAsia" w:ascii="Times New Roman" w:hAnsi="Times New Roman" w:eastAsia="FangSong" w:cs="Times New Roman"/>
@@ -10430,14 +12848,12 @@
     </w:p>
     <w:p>
       <w:pPr>
-        <w:pStyle w:val="BodyText"/>
-      </w:pPr>
-      <w:r>
-        <w:rPr>
-          <w:rFonts w:ascii="Times New Roman" w:hAnsi="Times New Roman" w:eastAsia="Times New Roman" w:cs="Times New Roman"/>
-        </w:rPr>
-        <w:t xml:space="preserve">8-4 </w:t>
-      </w:r>
+        <w:numPr>
+          <w:ilvl w:val="0"/>
+          <w:numId w:val="1019"/>
+        </w:numPr>
+        <w:ind w:firstLine="420"/>
+      </w:pPr>
       <w:r>
         <w:rPr>
           <w:rFonts w:hint="eastAsia" w:ascii="Times New Roman" w:hAnsi="Times New Roman" w:eastAsia="FangSong" w:cs="Times New Roman"/>
@@ -10743,6 +13159,26 @@
         </w:pict>
       </w:r>
     </w:p>
+    <w:p>
+      <w:pPr>
+        <w:spacing w:before="160" w:after="80"/>
+      </w:pPr>
+      <w:r>
+        <w:pict>
+          <v:rect style="width:0;height:1.5pt" o:hralign="center" o:hrstd="t" o:hr="t"/>
+        </w:pict>
+      </w:r>
+    </w:p>
+    <w:p>
+      <w:pPr>
+        <w:spacing w:before="160" w:after="80"/>
+      </w:pPr>
+      <w:r>
+        <w:pict>
+          <v:rect style="width:0;height:1.5pt" o:hralign="center" o:hrstd="t" o:hr="t"/>
+        </w:pict>
+      </w:r>
+    </w:p>
     <w:bookmarkEnd w:id="46"/>
     <w:bookmarkStart w:id="47" w:name="第24题"/>
     <w:p>
@@ -10772,6 +13208,7 @@
     <w:p>
       <w:pPr>
         <w:pStyle w:val="FirstParagraph"/>
+        <w:ind w:firstLine="420"/>
       </w:pPr>
       <w:r>
         <w:rPr>
@@ -11254,14 +13691,12 @@
     </w:p>
     <w:p>
       <w:pPr>
-        <w:pStyle w:val="BodyText"/>
-      </w:pPr>
-      <w:r>
-        <w:rPr>
-          <w:rFonts w:ascii="Times New Roman" w:hAnsi="Times New Roman" w:eastAsia="Times New Roman" w:cs="Times New Roman"/>
-        </w:rPr>
-        <w:t xml:space="preserve">4-1 </w:t>
-      </w:r>
+        <w:numPr>
+          <w:ilvl w:val="0"/>
+          <w:numId w:val="1020"/>
+        </w:numPr>
+        <w:ind w:firstLine="420"/>
+      </w:pPr>
       <w:r>
         <w:rPr>
           <w:rFonts w:hint="eastAsia" w:ascii="Times New Roman" w:hAnsi="Times New Roman" w:eastAsia="FangSong" w:cs="Times New Roman"/>
@@ -11301,14 +13736,12 @@
     </w:p>
     <w:p>
       <w:pPr>
-        <w:pStyle w:val="BodyText"/>
-      </w:pPr>
-      <w:r>
-        <w:rPr>
-          <w:rFonts w:ascii="Times New Roman" w:hAnsi="Times New Roman" w:eastAsia="Times New Roman" w:cs="Times New Roman"/>
-        </w:rPr>
-        <w:t xml:space="preserve">4-2 </w:t>
-      </w:r>
+        <w:numPr>
+          <w:ilvl w:val="0"/>
+          <w:numId w:val="1020"/>
+        </w:numPr>
+        <w:ind w:firstLine="420"/>
+      </w:pPr>
       <w:r>
         <w:rPr>
           <w:rFonts w:hint="eastAsia" w:ascii="Times New Roman" w:hAnsi="Times New Roman" w:eastAsia="FangSong" w:cs="Times New Roman"/>
@@ -11344,6 +13777,26 @@
         </w:pict>
       </w:r>
     </w:p>
+    <w:p>
+      <w:pPr>
+        <w:spacing w:before="160" w:after="80"/>
+      </w:pPr>
+      <w:r>
+        <w:pict>
+          <v:rect style="width:0;height:1.5pt" o:hralign="center" o:hrstd="t" o:hr="t"/>
+        </w:pict>
+      </w:r>
+    </w:p>
+    <w:p>
+      <w:pPr>
+        <w:spacing w:before="160" w:after="80"/>
+      </w:pPr>
+      <w:r>
+        <w:pict>
+          <v:rect style="width:0;height:1.5pt" o:hralign="center" o:hrstd="t" o:hr="t"/>
+        </w:pict>
+      </w:r>
+    </w:p>
     <w:bookmarkEnd w:id="47"/>
     <w:bookmarkStart w:id="48" w:name="第25题"/>
     <w:p>
@@ -11373,6 +13826,7 @@
     <w:p>
       <w:pPr>
         <w:pStyle w:val="FirstParagraph"/>
+        <w:ind w:firstLine="420"/>
       </w:pPr>
       <w:r>
         <w:rPr>
@@ -11547,6 +14001,7 @@
     <w:p>
       <w:pPr>
         <w:pStyle w:val="BodyText"/>
+        <w:ind w:firstLine="420"/>
       </w:pPr>
       <w:r>
         <w:rPr>
@@ -12244,6 +14699,7 @@
     <w:p>
       <w:pPr>
         <w:pStyle w:val="BodyText"/>
+        <w:ind w:firstLine="420"/>
       </w:pPr>
       <w:r>
         <w:rPr>
@@ -12639,14 +15095,12 @@
     </w:p>
     <w:p>
       <w:pPr>
-        <w:pStyle w:val="BodyText"/>
-      </w:pPr>
-      <w:r>
-        <w:rPr>
-          <w:rFonts w:ascii="Times New Roman" w:hAnsi="Times New Roman" w:eastAsia="Times New Roman" w:cs="Times New Roman"/>
-        </w:rPr>
-        <w:t xml:space="preserve">5-1 </w:t>
-      </w:r>
+        <w:numPr>
+          <w:ilvl w:val="0"/>
+          <w:numId w:val="1021"/>
+        </w:numPr>
+        <w:ind w:firstLine="420"/>
+      </w:pPr>
       <w:r>
         <w:rPr>
           <w:rFonts w:hint="eastAsia" w:ascii="Times New Roman" w:hAnsi="Times New Roman" w:eastAsia="FangSong" w:cs="Times New Roman"/>
@@ -12762,14 +15216,12 @@
     </w:p>
     <w:p>
       <w:pPr>
-        <w:pStyle w:val="BodyText"/>
-      </w:pPr>
-      <w:r>
-        <w:rPr>
-          <w:rFonts w:ascii="Times New Roman" w:hAnsi="Times New Roman" w:eastAsia="Times New Roman" w:cs="Times New Roman"/>
-        </w:rPr>
-        <w:t xml:space="preserve">5-2 </w:t>
-      </w:r>
+        <w:numPr>
+          <w:ilvl w:val="0"/>
+          <w:numId w:val="1021"/>
+        </w:numPr>
+        <w:ind w:firstLine="420"/>
+      </w:pPr>
       <w:r>
         <w:rPr>
           <w:rFonts w:hint="eastAsia" w:ascii="Times New Roman" w:hAnsi="Times New Roman" w:eastAsia="FangSong" w:cs="Times New Roman"/>
@@ -12843,14 +15295,12 @@
     </w:p>
     <w:p>
       <w:pPr>
-        <w:pStyle w:val="BodyText"/>
-      </w:pPr>
-      <w:r>
-        <w:rPr>
-          <w:rFonts w:ascii="Times New Roman" w:hAnsi="Times New Roman" w:eastAsia="Times New Roman" w:cs="Times New Roman"/>
-        </w:rPr>
-        <w:t xml:space="preserve">5-3 </w:t>
-      </w:r>
+        <w:numPr>
+          <w:ilvl w:val="0"/>
+          <w:numId w:val="1021"/>
+        </w:numPr>
+        <w:ind w:firstLine="420"/>
+      </w:pPr>
       <w:r>
         <w:rPr>
           <w:rFonts w:hint="eastAsia" w:ascii="Times New Roman" w:hAnsi="Times New Roman" w:eastAsia="FangSong" w:cs="Times New Roman"/>
@@ -13002,6 +15452,26 @@
         </w:pict>
       </w:r>
     </w:p>
+    <w:p>
+      <w:pPr>
+        <w:spacing w:before="160" w:after="80"/>
+      </w:pPr>
+      <w:r>
+        <w:pict>
+          <v:rect style="width:0;height:1.5pt" o:hralign="center" o:hrstd="t" o:hr="t"/>
+        </w:pict>
+      </w:r>
+    </w:p>
+    <w:p>
+      <w:pPr>
+        <w:spacing w:before="160" w:after="80"/>
+      </w:pPr>
+      <w:r>
+        <w:pict>
+          <v:rect style="width:0;height:1.5pt" o:hralign="center" o:hrstd="t" o:hr="t"/>
+        </w:pict>
+      </w:r>
+    </w:p>
     <w:bookmarkEnd w:id="48"/>
     <w:bookmarkStart w:id="49" w:name="第26题"/>
     <w:p>
@@ -13031,6 +15501,7 @@
     <w:p>
       <w:pPr>
         <w:pStyle w:val="BlockText"/>
+        <w:ind w:firstLine="420"/>
       </w:pPr>
       <w:r>
         <w:rPr>
@@ -13062,6 +15533,7 @@
     <w:p>
       <w:pPr>
         <w:pStyle w:val="FirstParagraph"/>
+        <w:ind w:firstLine="420"/>
       </w:pPr>
       <w:r>
         <w:rPr>
@@ -13091,6 +15563,7 @@
     <w:p>
       <w:pPr>
         <w:pStyle w:val="BodyText"/>
+        <w:ind w:firstLine="420"/>
       </w:pPr>
       <w:r>
         <w:rPr>
@@ -13098,7 +15571,7 @@
           <w:b/>
           <w:bCs/>
         </w:rPr>
-        <w:t xml:space="preserve">6-1</w:t>
+        <w:t xml:space="preserve">(1)</w:t>
       </w:r>
       <w:r>
         <w:rPr>
@@ -13230,6 +15703,7 @@
     <w:p>
       <w:pPr>
         <w:pStyle w:val="BodyText"/>
+        <w:ind w:firstLine="420"/>
       </w:pPr>
       <w:r>
         <w:rPr>
@@ -13237,7 +15711,7 @@
           <w:b/>
           <w:bCs/>
         </w:rPr>
-        <w:t xml:space="preserve">6-2</w:t>
+        <w:t xml:space="preserve">(2)</w:t>
       </w:r>
       <w:r>
         <w:rPr>
@@ -13559,6 +16033,7 @@
     <w:p>
       <w:pPr>
         <w:pStyle w:val="BodyText"/>
+        <w:ind w:firstLine="420"/>
       </w:pPr>
       <w:r>
         <w:rPr>
@@ -13566,7 +16041,7 @@
           <w:b/>
           <w:bCs/>
         </w:rPr>
-        <w:t xml:space="preserve">6-3</w:t>
+        <w:t xml:space="preserve">(3)</w:t>
       </w:r>
       <w:r>
         <w:rPr>
@@ -13753,6 +16228,7 @@
       <w:pPr>
         <w:pStyle w:val="BodyText"/>
         <w:spacing w:after="80"/>
+        <w:ind w:firstLine="420"/>
       </w:pPr>
       <w:r>
         <w:rPr>
@@ -13760,7 +16236,7 @@
           <w:b/>
           <w:bCs/>
         </w:rPr>
-        <w:t xml:space="preserve">6-4</w:t>
+        <w:t xml:space="preserve">(4)</w:t>
       </w:r>
       <w:r>
         <w:rPr>
@@ -14011,6 +16487,15 @@
         <w:tblW w:type="pct" w:w="5000"/>
         <w:tblLayout w:type="fixed"/>
         <w:tblLook w:firstRow="1" w:lastRow="0" w:firstColumn="0" w:lastColumn="0" w:noHBand="0" w:noVBand="0" w:val="0020"/>
+        <w:jc w:val="center"/>
+        <w:tblBorders>
+          <w:top w:val="single" w:sz="12" w:space="0" w:color="333333"/>
+          <w:bottom w:val="single" w:sz="12" w:space="0" w:color="333333"/>
+          <w:left w:val="none"/>
+          <w:right w:val="none"/>
+          <w:insideH w:val="none"/>
+          <w:insideV w:val="none"/>
+        </w:tblBorders>
       </w:tblPr>
       <w:tblGrid>
         <w:gridCol w:w="1584"/>
@@ -14024,7 +16509,11 @@
           <w:tblHeader w:val="on"/>
         </w:trPr>
         <w:tc>
-          <w:tcPr/>
+          <w:tcPr>
+            <w:tcBorders>
+              <w:bottom w:val="single" w:sz="6" w:space="0" w:color="333333"/>
+            </w:tcBorders>
+          </w:tcPr>
           <w:p>
             <w:pPr>
               <w:pStyle w:val="Compact"/>
@@ -14033,7 +16522,11 @@
           </w:p>
         </w:tc>
         <w:tc>
-          <w:tcPr/>
+          <w:tcPr>
+            <w:tcBorders>
+              <w:bottom w:val="single" w:sz="6" w:space="0" w:color="333333"/>
+            </w:tcBorders>
+          </w:tcPr>
           <w:p>
             <w:pPr>
               <w:pStyle w:val="Compact"/>
@@ -14049,7 +16542,11 @@
           </w:p>
         </w:tc>
         <w:tc>
-          <w:tcPr/>
+          <w:tcPr>
+            <w:tcBorders>
+              <w:bottom w:val="single" w:sz="6" w:space="0" w:color="333333"/>
+            </w:tcBorders>
+          </w:tcPr>
           <w:p>
             <w:pPr>
               <w:pStyle w:val="Compact"/>
@@ -14091,7 +16588,11 @@
           </w:p>
         </w:tc>
         <w:tc>
-          <w:tcPr/>
+          <w:tcPr>
+            <w:tcBorders>
+              <w:bottom w:val="single" w:sz="6" w:space="0" w:color="333333"/>
+            </w:tcBorders>
+          </w:tcPr>
           <w:p>
             <w:pPr>
               <w:pStyle w:val="Compact"/>
@@ -14133,7 +16634,11 @@
           </w:p>
         </w:tc>
         <w:tc>
-          <w:tcPr/>
+          <w:tcPr>
+            <w:tcBorders>
+              <w:bottom w:val="single" w:sz="6" w:space="0" w:color="333333"/>
+            </w:tcBorders>
+          </w:tcPr>
           <w:p>
             <w:pPr>
               <w:pStyle w:val="Compact"/>
@@ -14358,6 +16863,26 @@
         </w:pict>
       </w:r>
     </w:p>
+    <w:p>
+      <w:pPr>
+        <w:spacing w:before="160" w:after="80"/>
+      </w:pPr>
+      <w:r>
+        <w:pict>
+          <v:rect style="width:0;height:1.5pt" o:hralign="center" o:hrstd="t" o:hr="t"/>
+        </w:pict>
+      </w:r>
+    </w:p>
+    <w:p>
+      <w:pPr>
+        <w:spacing w:before="160" w:after="80"/>
+      </w:pPr>
+      <w:r>
+        <w:pict>
+          <v:rect style="width:0;height:1.5pt" o:hralign="center" o:hrstd="t" o:hr="t"/>
+        </w:pict>
+      </w:r>
+    </w:p>
     <w:bookmarkEnd w:id="49"/>
     <w:bookmarkStart w:id="50" w:name="第27题"/>
     <w:p>
@@ -14387,6 +16912,7 @@
     <w:p>
       <w:pPr>
         <w:pStyle w:val="FirstParagraph"/>
+        <w:ind w:firstLine="420"/>
       </w:pPr>
       <w:r>
         <w:rPr>
@@ -14825,6 +17351,7 @@
     <w:p>
       <w:pPr>
         <w:pStyle w:val="BodyText"/>
+        <w:ind w:firstLine="420"/>
       </w:pPr>
       <w:r>
         <w:rPr>
@@ -14945,6 +17472,7 @@
     <w:p>
       <w:pPr>
         <w:pStyle w:val="BodyText"/>
+        <w:ind w:firstLine="420"/>
       </w:pPr>
       <w:r>
         <w:rPr>
@@ -15089,8 +17617,9 @@
       <w:pPr>
         <w:numPr>
           <w:ilvl w:val="0"/>
-          <w:numId w:val="1012"/>
+          <w:numId w:val="1022"/>
         </w:numPr>
+        <w:ind w:firstLine="420"/>
       </w:pPr>
       <w:r>
         <w:rPr>
@@ -15471,8 +18000,9 @@
       <w:pPr>
         <w:numPr>
           <w:ilvl w:val="0"/>
-          <w:numId w:val="1012"/>
+          <w:numId w:val="1022"/>
         </w:numPr>
+        <w:ind w:firstLine="420"/>
       </w:pPr>
       <w:r>
         <w:rPr>
@@ -15503,8 +18033,9 @@
       <w:pPr>
         <w:numPr>
           <w:ilvl w:val="0"/>
-          <w:numId w:val="1012"/>
+          <w:numId w:val="1022"/>
         </w:numPr>
+        <w:ind w:firstLine="420"/>
       </w:pPr>
       <w:r>
         <w:rPr>
@@ -15587,6 +18118,26 @@
           <w:rFonts w:ascii="Times New Roman" w:hAnsi="Times New Roman" w:eastAsia="Times New Roman" w:cs="Times New Roman"/>
         </w:rPr>
         <w:t xml:space="preserve">。</w:t>
+      </w:r>
+    </w:p>
+    <w:p>
+      <w:pPr>
+        <w:spacing w:before="160" w:after="80"/>
+      </w:pPr>
+      <w:r>
+        <w:pict>
+          <v:rect style="width:0;height:1.5pt" o:hralign="center" o:hrstd="t" o:hr="t"/>
+        </w:pict>
+      </w:r>
+    </w:p>
+    <w:p>
+      <w:pPr>
+        <w:spacing w:before="160" w:after="80"/>
+      </w:pPr>
+      <w:r>
+        <w:pict>
+          <v:rect style="width:0;height:1.5pt" o:hralign="center" o:hrstd="t" o:hr="t"/>
+        </w:pict>
       </w:r>
     </w:p>
     <w:p>
@@ -15853,6 +18404,91 @@
       </w:rPr>
     </w:lvl>
   </w:abstractNum>
+  <w:abstractNum w:abstractNumId="99431">
+    <w:nsid w:val="00A99431"/>
+    <w:multiLevelType w:val="multilevel"/>
+    <w:lvl w:ilvl="0">
+      <w:start w:val="1"/>
+      <w:numFmt w:val="decimal"/>
+      <w:lvlText w:val="(%1)"/>
+      <w:lvlJc w:val="left"/>
+      <w:pPr>
+        <w:ind w:left="720" w:hanging="360"/>
+      </w:pPr>
+    </w:lvl>
+    <w:lvl w:ilvl="1">
+      <w:start w:val="1"/>
+      <w:numFmt w:val="decimal"/>
+      <w:lvlText w:val="(%2)"/>
+      <w:lvlJc w:val="left"/>
+      <w:pPr>
+        <w:ind w:left="1440" w:hanging="360"/>
+      </w:pPr>
+    </w:lvl>
+    <w:lvl w:ilvl="2">
+      <w:start w:val="1"/>
+      <w:numFmt w:val="decimal"/>
+      <w:lvlText w:val="(%3)"/>
+      <w:lvlJc w:val="left"/>
+      <w:pPr>
+        <w:ind w:left="2160" w:hanging="360"/>
+      </w:pPr>
+    </w:lvl>
+    <w:lvl w:ilvl="3">
+      <w:start w:val="1"/>
+      <w:numFmt w:val="decimal"/>
+      <w:lvlText w:val="(%4)"/>
+      <w:lvlJc w:val="left"/>
+      <w:pPr>
+        <w:ind w:left="2880" w:hanging="360"/>
+      </w:pPr>
+    </w:lvl>
+    <w:lvl w:ilvl="4">
+      <w:start w:val="1"/>
+      <w:numFmt w:val="decimal"/>
+      <w:lvlText w:val="(%5)"/>
+      <w:lvlJc w:val="left"/>
+      <w:pPr>
+        <w:ind w:left="3600" w:hanging="360"/>
+      </w:pPr>
+    </w:lvl>
+    <w:lvl w:ilvl="5">
+      <w:start w:val="1"/>
+      <w:numFmt w:val="decimal"/>
+      <w:lvlText w:val="(%6)"/>
+      <w:lvlJc w:val="left"/>
+      <w:pPr>
+        <w:ind w:left="4320" w:hanging="360"/>
+      </w:pPr>
+    </w:lvl>
+    <w:lvl w:ilvl="6">
+      <w:start w:val="1"/>
+      <w:numFmt w:val="decimal"/>
+      <w:lvlText w:val="(%7)"/>
+      <w:lvlJc w:val="left"/>
+      <w:pPr>
+        <w:ind w:left="5040" w:hanging="360"/>
+      </w:pPr>
+    </w:lvl>
+    <w:lvl w:ilvl="7">
+      <w:start w:val="1"/>
+      <w:numFmt w:val="decimal"/>
+      <w:lvlText w:val="(%8)"/>
+      <w:lvlJc w:val="left"/>
+      <w:pPr>
+        <w:ind w:left="5760" w:hanging="360"/>
+      </w:pPr>
+    </w:lvl>
+    <w:lvl w:ilvl="8">
+      <w:start w:val="1"/>
+      <w:numFmt w:val="decimal"/>
+      <w:lvlText w:val="(%9)"/>
+      <w:lvlJc w:val="left"/>
+      <w:pPr>
+        <w:ind w:left="6480" w:hanging="360"/>
+      </w:pPr>
+    </w:lvl>
+  </w:abstractNum>
   <w:abstractNum w:abstractNumId="99411">
     <w:nsid w:val="00A99411"/>
     <w:multiLevelType w:val="multilevel"/>
@@ -16102,6 +18738,91 @@
       <w:start w:val="3"/>
       <w:numFmt w:val="decimal"/>
       <w:lvlText w:val="%9."/>
+      <w:lvlJc w:val="left"/>
+      <w:pPr>
+        <w:ind w:left="6480" w:hanging="360"/>
+      </w:pPr>
+    </w:lvl>
+  </w:abstractNum>
+  <w:abstractNum w:abstractNumId="99432">
+    <w:nsid w:val="00A99432"/>
+    <w:multiLevelType w:val="multilevel"/>
+    <w:lvl w:ilvl="0">
+      <w:start w:val="2"/>
+      <w:numFmt w:val="decimal"/>
+      <w:lvlText w:val="(%1)"/>
+      <w:lvlJc w:val="left"/>
+      <w:pPr>
+        <w:ind w:left="720" w:hanging="360"/>
+      </w:pPr>
+    </w:lvl>
+    <w:lvl w:ilvl="1">
+      <w:start w:val="2"/>
+      <w:numFmt w:val="decimal"/>
+      <w:lvlText w:val="(%2)"/>
+      <w:lvlJc w:val="left"/>
+      <w:pPr>
+        <w:ind w:left="1440" w:hanging="360"/>
+      </w:pPr>
+    </w:lvl>
+    <w:lvl w:ilvl="2">
+      <w:start w:val="2"/>
+      <w:numFmt w:val="decimal"/>
+      <w:lvlText w:val="(%3)"/>
+      <w:lvlJc w:val="left"/>
+      <w:pPr>
+        <w:ind w:left="2160" w:hanging="360"/>
+      </w:pPr>
+    </w:lvl>
+    <w:lvl w:ilvl="3">
+      <w:start w:val="2"/>
+      <w:numFmt w:val="decimal"/>
+      <w:lvlText w:val="(%4)"/>
+      <w:lvlJc w:val="left"/>
+      <w:pPr>
+        <w:ind w:left="2880" w:hanging="360"/>
+      </w:pPr>
+    </w:lvl>
+    <w:lvl w:ilvl="4">
+      <w:start w:val="2"/>
+      <w:numFmt w:val="decimal"/>
+      <w:lvlText w:val="(%5)"/>
+      <w:lvlJc w:val="left"/>
+      <w:pPr>
+        <w:ind w:left="3600" w:hanging="360"/>
+      </w:pPr>
+    </w:lvl>
+    <w:lvl w:ilvl="5">
+      <w:start w:val="2"/>
+      <w:numFmt w:val="decimal"/>
+      <w:lvlText w:val="(%6)"/>
+      <w:lvlJc w:val="left"/>
+      <w:pPr>
+        <w:ind w:left="4320" w:hanging="360"/>
+      </w:pPr>
+    </w:lvl>
+    <w:lvl w:ilvl="6">
+      <w:start w:val="2"/>
+      <w:numFmt w:val="decimal"/>
+      <w:lvlText w:val="(%7)"/>
+      <w:lvlJc w:val="left"/>
+      <w:pPr>
+        <w:ind w:left="5040" w:hanging="360"/>
+      </w:pPr>
+    </w:lvl>
+    <w:lvl w:ilvl="7">
+      <w:start w:val="2"/>
+      <w:numFmt w:val="decimal"/>
+      <w:lvlText w:val="(%8)"/>
+      <w:lvlJc w:val="left"/>
+      <w:pPr>
+        <w:ind w:left="5760" w:hanging="360"/>
+      </w:pPr>
+    </w:lvl>
+    <w:lvl w:ilvl="8">
+      <w:start w:val="2"/>
+      <w:numFmt w:val="decimal"/>
+      <w:lvlText w:val="(%9)"/>
       <w:lvlJc w:val="left"/>
       <w:pPr>
         <w:ind w:left="6480" w:hanging="360"/>
@@ -16133,6 +18854,126 @@
     <w:abstractNumId w:val="991"/>
   </w:num>
   <w:num w:numId="1008">
+    <w:abstractNumId w:val="99431"/>
+    <w:lvlOverride w:ilvl="0">
+      <w:startOverride w:val="1"/>
+    </w:lvlOverride>
+    <w:lvlOverride w:ilvl="1">
+      <w:startOverride w:val="1"/>
+    </w:lvlOverride>
+    <w:lvlOverride w:ilvl="2">
+      <w:startOverride w:val="1"/>
+    </w:lvlOverride>
+    <w:lvlOverride w:ilvl="3">
+      <w:startOverride w:val="1"/>
+    </w:lvlOverride>
+    <w:lvlOverride w:ilvl="4">
+      <w:startOverride w:val="1"/>
+    </w:lvlOverride>
+    <w:lvlOverride w:ilvl="5">
+      <w:startOverride w:val="1"/>
+    </w:lvlOverride>
+    <w:lvlOverride w:ilvl="6">
+      <w:startOverride w:val="1"/>
+    </w:lvlOverride>
+    <w:lvlOverride w:ilvl="7">
+      <w:startOverride w:val="1"/>
+    </w:lvlOverride>
+    <w:lvlOverride w:ilvl="8">
+      <w:startOverride w:val="1"/>
+    </w:lvlOverride>
+  </w:num>
+  <w:num w:numId="1009">
+    <w:abstractNumId w:val="99431"/>
+    <w:lvlOverride w:ilvl="0">
+      <w:startOverride w:val="1"/>
+    </w:lvlOverride>
+    <w:lvlOverride w:ilvl="1">
+      <w:startOverride w:val="1"/>
+    </w:lvlOverride>
+    <w:lvlOverride w:ilvl="2">
+      <w:startOverride w:val="1"/>
+    </w:lvlOverride>
+    <w:lvlOverride w:ilvl="3">
+      <w:startOverride w:val="1"/>
+    </w:lvlOverride>
+    <w:lvlOverride w:ilvl="4">
+      <w:startOverride w:val="1"/>
+    </w:lvlOverride>
+    <w:lvlOverride w:ilvl="5">
+      <w:startOverride w:val="1"/>
+    </w:lvlOverride>
+    <w:lvlOverride w:ilvl="6">
+      <w:startOverride w:val="1"/>
+    </w:lvlOverride>
+    <w:lvlOverride w:ilvl="7">
+      <w:startOverride w:val="1"/>
+    </w:lvlOverride>
+    <w:lvlOverride w:ilvl="8">
+      <w:startOverride w:val="1"/>
+    </w:lvlOverride>
+  </w:num>
+  <w:num w:numId="1010">
+    <w:abstractNumId w:val="99431"/>
+    <w:lvlOverride w:ilvl="0">
+      <w:startOverride w:val="1"/>
+    </w:lvlOverride>
+    <w:lvlOverride w:ilvl="1">
+      <w:startOverride w:val="1"/>
+    </w:lvlOverride>
+    <w:lvlOverride w:ilvl="2">
+      <w:startOverride w:val="1"/>
+    </w:lvlOverride>
+    <w:lvlOverride w:ilvl="3">
+      <w:startOverride w:val="1"/>
+    </w:lvlOverride>
+    <w:lvlOverride w:ilvl="4">
+      <w:startOverride w:val="1"/>
+    </w:lvlOverride>
+    <w:lvlOverride w:ilvl="5">
+      <w:startOverride w:val="1"/>
+    </w:lvlOverride>
+    <w:lvlOverride w:ilvl="6">
+      <w:startOverride w:val="1"/>
+    </w:lvlOverride>
+    <w:lvlOverride w:ilvl="7">
+      <w:startOverride w:val="1"/>
+    </w:lvlOverride>
+    <w:lvlOverride w:ilvl="8">
+      <w:startOverride w:val="1"/>
+    </w:lvlOverride>
+  </w:num>
+  <w:num w:numId="1011">
+    <w:abstractNumId w:val="99431"/>
+    <w:lvlOverride w:ilvl="0">
+      <w:startOverride w:val="1"/>
+    </w:lvlOverride>
+    <w:lvlOverride w:ilvl="1">
+      <w:startOverride w:val="1"/>
+    </w:lvlOverride>
+    <w:lvlOverride w:ilvl="2">
+      <w:startOverride w:val="1"/>
+    </w:lvlOverride>
+    <w:lvlOverride w:ilvl="3">
+      <w:startOverride w:val="1"/>
+    </w:lvlOverride>
+    <w:lvlOverride w:ilvl="4">
+      <w:startOverride w:val="1"/>
+    </w:lvlOverride>
+    <w:lvlOverride w:ilvl="5">
+      <w:startOverride w:val="1"/>
+    </w:lvlOverride>
+    <w:lvlOverride w:ilvl="6">
+      <w:startOverride w:val="1"/>
+    </w:lvlOverride>
+    <w:lvlOverride w:ilvl="7">
+      <w:startOverride w:val="1"/>
+    </w:lvlOverride>
+    <w:lvlOverride w:ilvl="8">
+      <w:startOverride w:val="1"/>
+    </w:lvlOverride>
+  </w:num>
+  <w:num w:numId="1012">
     <w:abstractNumId w:val="99411"/>
     <w:lvlOverride w:ilvl="0">
       <w:startOverride w:val="1"/>
@@ -16162,7 +19003,7 @@
       <w:startOverride w:val="1"/>
     </w:lvlOverride>
   </w:num>
-  <w:num w:numId="1009">
+  <w:num w:numId="1013">
     <w:abstractNumId w:val="99411"/>
     <w:lvlOverride w:ilvl="0">
       <w:startOverride w:val="1"/>
@@ -16192,7 +19033,7 @@
       <w:startOverride w:val="1"/>
     </w:lvlOverride>
   </w:num>
-  <w:num w:numId="1010">
+  <w:num w:numId="1014">
     <w:abstractNumId w:val="99412"/>
     <w:lvlOverride w:ilvl="0">
       <w:startOverride w:val="2"/>
@@ -16222,7 +19063,7 @@
       <w:startOverride w:val="2"/>
     </w:lvlOverride>
   </w:num>
-  <w:num w:numId="1011">
+  <w:num w:numId="1015">
     <w:abstractNumId w:val="99413"/>
     <w:lvlOverride w:ilvl="0">
       <w:startOverride w:val="3"/>
@@ -16252,7 +19093,133 @@
       <w:startOverride w:val="3"/>
     </w:lvlOverride>
   </w:num>
-  <w:num w:numId="1012">
+  <w:num w:numId="1016">
+    <w:abstractNumId w:val="991"/>
+  </w:num>
+  <w:num w:numId="1017">
+    <w:abstractNumId w:val="99431"/>
+    <w:lvlOverride w:ilvl="0">
+      <w:startOverride w:val="1"/>
+    </w:lvlOverride>
+    <w:lvlOverride w:ilvl="1">
+      <w:startOverride w:val="1"/>
+    </w:lvlOverride>
+    <w:lvlOverride w:ilvl="2">
+      <w:startOverride w:val="1"/>
+    </w:lvlOverride>
+    <w:lvlOverride w:ilvl="3">
+      <w:startOverride w:val="1"/>
+    </w:lvlOverride>
+    <w:lvlOverride w:ilvl="4">
+      <w:startOverride w:val="1"/>
+    </w:lvlOverride>
+    <w:lvlOverride w:ilvl="5">
+      <w:startOverride w:val="1"/>
+    </w:lvlOverride>
+    <w:lvlOverride w:ilvl="6">
+      <w:startOverride w:val="1"/>
+    </w:lvlOverride>
+    <w:lvlOverride w:ilvl="7">
+      <w:startOverride w:val="1"/>
+    </w:lvlOverride>
+    <w:lvlOverride w:ilvl="8">
+      <w:startOverride w:val="1"/>
+    </w:lvlOverride>
+  </w:num>
+  <w:num w:numId="1018">
+    <w:abstractNumId w:val="991"/>
+  </w:num>
+  <w:num w:numId="1019">
+    <w:abstractNumId w:val="99432"/>
+    <w:lvlOverride w:ilvl="0">
+      <w:startOverride w:val="2"/>
+    </w:lvlOverride>
+    <w:lvlOverride w:ilvl="1">
+      <w:startOverride w:val="2"/>
+    </w:lvlOverride>
+    <w:lvlOverride w:ilvl="2">
+      <w:startOverride w:val="2"/>
+    </w:lvlOverride>
+    <w:lvlOverride w:ilvl="3">
+      <w:startOverride w:val="2"/>
+    </w:lvlOverride>
+    <w:lvlOverride w:ilvl="4">
+      <w:startOverride w:val="2"/>
+    </w:lvlOverride>
+    <w:lvlOverride w:ilvl="5">
+      <w:startOverride w:val="2"/>
+    </w:lvlOverride>
+    <w:lvlOverride w:ilvl="6">
+      <w:startOverride w:val="2"/>
+    </w:lvlOverride>
+    <w:lvlOverride w:ilvl="7">
+      <w:startOverride w:val="2"/>
+    </w:lvlOverride>
+    <w:lvlOverride w:ilvl="8">
+      <w:startOverride w:val="2"/>
+    </w:lvlOverride>
+  </w:num>
+  <w:num w:numId="1020">
+    <w:abstractNumId w:val="99431"/>
+    <w:lvlOverride w:ilvl="0">
+      <w:startOverride w:val="1"/>
+    </w:lvlOverride>
+    <w:lvlOverride w:ilvl="1">
+      <w:startOverride w:val="1"/>
+    </w:lvlOverride>
+    <w:lvlOverride w:ilvl="2">
+      <w:startOverride w:val="1"/>
+    </w:lvlOverride>
+    <w:lvlOverride w:ilvl="3">
+      <w:startOverride w:val="1"/>
+    </w:lvlOverride>
+    <w:lvlOverride w:ilvl="4">
+      <w:startOverride w:val="1"/>
+    </w:lvlOverride>
+    <w:lvlOverride w:ilvl="5">
+      <w:startOverride w:val="1"/>
+    </w:lvlOverride>
+    <w:lvlOverride w:ilvl="6">
+      <w:startOverride w:val="1"/>
+    </w:lvlOverride>
+    <w:lvlOverride w:ilvl="7">
+      <w:startOverride w:val="1"/>
+    </w:lvlOverride>
+    <w:lvlOverride w:ilvl="8">
+      <w:startOverride w:val="1"/>
+    </w:lvlOverride>
+  </w:num>
+  <w:num w:numId="1021">
+    <w:abstractNumId w:val="99431"/>
+    <w:lvlOverride w:ilvl="0">
+      <w:startOverride w:val="1"/>
+    </w:lvlOverride>
+    <w:lvlOverride w:ilvl="1">
+      <w:startOverride w:val="1"/>
+    </w:lvlOverride>
+    <w:lvlOverride w:ilvl="2">
+      <w:startOverride w:val="1"/>
+    </w:lvlOverride>
+    <w:lvlOverride w:ilvl="3">
+      <w:startOverride w:val="1"/>
+    </w:lvlOverride>
+    <w:lvlOverride w:ilvl="4">
+      <w:startOverride w:val="1"/>
+    </w:lvlOverride>
+    <w:lvlOverride w:ilvl="5">
+      <w:startOverride w:val="1"/>
+    </w:lvlOverride>
+    <w:lvlOverride w:ilvl="6">
+      <w:startOverride w:val="1"/>
+    </w:lvlOverride>
+    <w:lvlOverride w:ilvl="7">
+      <w:startOverride w:val="1"/>
+    </w:lvlOverride>
+    <w:lvlOverride w:ilvl="8">
+      <w:startOverride w:val="1"/>
+    </w:lvlOverride>
+  </w:num>
+  <w:num w:numId="1022">
     <w:abstractNumId w:val="99411"/>
     <w:lvlOverride w:ilvl="0">
       <w:startOverride w:val="1"/>

--- a/00-首页/题组Word/第一轮·综合套卷/第一轮综合卷02（学生版）.docx
+++ b/00-首页/题组Word/第一轮·综合套卷/第一轮综合卷02（学生版）.docx
@@ -431,26 +431,6 @@
         </w:pict>
       </w:r>
     </w:p>
-    <w:p>
-      <w:pPr>
-        <w:spacing w:before="160" w:after="80"/>
-      </w:pPr>
-      <w:r>
-        <w:pict>
-          <v:rect style="width:0;height:1.5pt" o:hralign="center" o:hrstd="t" o:hr="t"/>
-        </w:pict>
-      </w:r>
-    </w:p>
-    <w:p>
-      <w:pPr>
-        <w:spacing w:before="160" w:after="80"/>
-      </w:pPr>
-      <w:r>
-        <w:pict>
-          <v:rect style="width:0;height:1.5pt" o:hralign="center" o:hrstd="t" o:hr="t"/>
-        </w:pict>
-      </w:r>
-    </w:p>
     <w:bookmarkEnd w:id="9"/>
     <w:bookmarkStart w:id="10" w:name="第2题"/>
     <w:p>
@@ -727,26 +707,6 @@
           <w:rFonts w:ascii="Times New Roman" w:hAnsi="Times New Roman" w:eastAsia="Times New Roman" w:cs="Times New Roman"/>
         </w:rPr>
         <w:t xml:space="preserve">D. 4 2 1 3</w:t>
-      </w:r>
-    </w:p>
-    <w:p>
-      <w:pPr>
-        <w:spacing w:before="160" w:after="80"/>
-      </w:pPr>
-      <w:r>
-        <w:pict>
-          <v:rect style="width:0;height:1.5pt" o:hralign="center" o:hrstd="t" o:hr="t"/>
-        </w:pict>
-      </w:r>
-    </w:p>
-    <w:p>
-      <w:pPr>
-        <w:spacing w:before="160" w:after="80"/>
-      </w:pPr>
-      <w:r>
-        <w:pict>
-          <v:rect style="width:0;height:1.5pt" o:hralign="center" o:hrstd="t" o:hr="t"/>
-        </w:pict>
       </w:r>
     </w:p>
     <w:p>
@@ -984,26 +944,6 @@
         </w:pict>
       </w:r>
     </w:p>
-    <w:p>
-      <w:pPr>
-        <w:spacing w:before="160" w:after="80"/>
-      </w:pPr>
-      <w:r>
-        <w:pict>
-          <v:rect style="width:0;height:1.5pt" o:hralign="center" o:hrstd="t" o:hr="t"/>
-        </w:pict>
-      </w:r>
-    </w:p>
-    <w:p>
-      <w:pPr>
-        <w:spacing w:before="160" w:after="80"/>
-      </w:pPr>
-      <w:r>
-        <w:pict>
-          <v:rect style="width:0;height:1.5pt" o:hralign="center" o:hrstd="t" o:hr="t"/>
-        </w:pict>
-      </w:r>
-    </w:p>
     <w:bookmarkEnd w:id="11"/>
     <w:bookmarkStart w:id="12" w:name="第4题"/>
     <w:p>
@@ -1173,26 +1113,6 @@
           <w:rFonts w:ascii="Times New Roman" w:hAnsi="Times New Roman" w:eastAsia="Times New Roman" w:cs="Times New Roman"/>
         </w:rPr>
         <w:t xml:space="preserve">D. N=O=N</w:t>
-      </w:r>
-    </w:p>
-    <w:p>
-      <w:pPr>
-        <w:spacing w:before="160" w:after="80"/>
-      </w:pPr>
-      <w:r>
-        <w:pict>
-          <v:rect style="width:0;height:1.5pt" o:hralign="center" o:hrstd="t" o:hr="t"/>
-        </w:pict>
-      </w:r>
-    </w:p>
-    <w:p>
-      <w:pPr>
-        <w:spacing w:before="160" w:after="80"/>
-      </w:pPr>
-      <w:r>
-        <w:pict>
-          <v:rect style="width:0;height:1.5pt" o:hralign="center" o:hrstd="t" o:hr="t"/>
-        </w:pict>
       </w:r>
     </w:p>
     <w:p>
@@ -1792,26 +1712,6 @@
           <w:rFonts w:ascii="Times New Roman" w:hAnsi="Times New Roman" w:eastAsia="Times New Roman" w:cs="Times New Roman"/>
         </w:rPr>
         <w:t>)</w:t>
-      </w:r>
-    </w:p>
-    <w:p>
-      <w:pPr>
-        <w:spacing w:before="160" w:after="80"/>
-      </w:pPr>
-      <w:r>
-        <w:pict>
-          <v:rect style="width:0;height:1.5pt" o:hralign="center" o:hrstd="t" o:hr="t"/>
-        </w:pict>
-      </w:r>
-    </w:p>
-    <w:p>
-      <w:pPr>
-        <w:spacing w:before="160" w:after="80"/>
-      </w:pPr>
-      <w:r>
-        <w:pict>
-          <v:rect style="width:0;height:1.5pt" o:hralign="center" o:hrstd="t" o:hr="t"/>
-        </w:pict>
       </w:r>
     </w:p>
     <w:p>
@@ -2128,26 +2028,6 @@
         </w:pict>
       </w:r>
     </w:p>
-    <w:p>
-      <w:pPr>
-        <w:spacing w:before="160" w:after="80"/>
-      </w:pPr>
-      <w:r>
-        <w:pict>
-          <v:rect style="width:0;height:1.5pt" o:hralign="center" o:hrstd="t" o:hr="t"/>
-        </w:pict>
-      </w:r>
-    </w:p>
-    <w:p>
-      <w:pPr>
-        <w:spacing w:before="160" w:after="80"/>
-      </w:pPr>
-      <w:r>
-        <w:pict>
-          <v:rect style="width:0;height:1.5pt" o:hralign="center" o:hrstd="t" o:hr="t"/>
-        </w:pict>
-      </w:r>
-    </w:p>
     <w:bookmarkEnd w:id="17"/>
     <w:bookmarkStart w:id="18" w:name="第7题"/>
     <w:p>
@@ -2298,26 +2178,6 @@
           <w:rFonts w:hint="eastAsia" w:ascii="Times New Roman" w:hAnsi="Times New Roman" w:eastAsia="Times New Roman" w:cs="Times New Roman"/>
         </w:rPr>
         <w:t>。</w:t>
-      </w:r>
-    </w:p>
-    <w:p>
-      <w:pPr>
-        <w:spacing w:before="160" w:after="80"/>
-      </w:pPr>
-      <w:r>
-        <w:pict>
-          <v:rect style="width:0;height:1.5pt" o:hralign="center" o:hrstd="t" o:hr="t"/>
-        </w:pict>
-      </w:r>
-    </w:p>
-    <w:p>
-      <w:pPr>
-        <w:spacing w:before="160" w:after="80"/>
-      </w:pPr>
-      <w:r>
-        <w:pict>
-          <v:rect style="width:0;height:1.5pt" o:hralign="center" o:hrstd="t" o:hr="t"/>
-        </w:pict>
       </w:r>
     </w:p>
     <w:p>
@@ -2632,26 +2492,6 @@
           <w:rFonts w:hint="eastAsia" w:ascii="Times New Roman" w:hAnsi="Times New Roman" w:eastAsia="Times New Roman" w:cs="Times New Roman"/>
         </w:rPr>
         <w:t>。)</w:t>
-      </w:r>
-    </w:p>
-    <w:p>
-      <w:pPr>
-        <w:spacing w:before="160" w:after="80"/>
-      </w:pPr>
-      <w:r>
-        <w:pict>
-          <v:rect style="width:0;height:1.5pt" o:hralign="center" o:hrstd="t" o:hr="t"/>
-        </w:pict>
-      </w:r>
-    </w:p>
-    <w:p>
-      <w:pPr>
-        <w:spacing w:before="160" w:after="80"/>
-      </w:pPr>
-      <w:r>
-        <w:pict>
-          <v:rect style="width:0;height:1.5pt" o:hralign="center" o:hrstd="t" o:hr="t"/>
-        </w:pict>
       </w:r>
     </w:p>
     <w:p>
@@ -3124,16 +2964,6 @@
         </w:pict>
       </w:r>
     </w:p>
-    <w:p>
-      <w:pPr>
-        <w:spacing w:before="160" w:after="80"/>
-      </w:pPr>
-      <w:r>
-        <w:pict>
-          <v:rect style="width:0;height:1.5pt" o:hralign="center" o:hrstd="t" o:hr="t"/>
-        </w:pict>
-      </w:r>
-    </w:p>
     <w:bookmarkEnd w:id="26"/>
     <w:bookmarkStart w:id="30" w:name="第10题"/>
     <w:p>
@@ -3935,26 +3765,6 @@
         </w:pict>
       </w:r>
     </w:p>
-    <w:p>
-      <w:pPr>
-        <w:spacing w:before="160" w:after="80"/>
-      </w:pPr>
-      <w:r>
-        <w:pict>
-          <v:rect style="width:0;height:1.5pt" o:hralign="center" o:hrstd="t" o:hr="t"/>
-        </w:pict>
-      </w:r>
-    </w:p>
-    <w:p>
-      <w:pPr>
-        <w:spacing w:before="160" w:after="80"/>
-      </w:pPr>
-      <w:r>
-        <w:pict>
-          <v:rect style="width:0;height:1.5pt" o:hralign="center" o:hrstd="t" o:hr="t"/>
-        </w:pict>
-      </w:r>
-    </w:p>
     <w:bookmarkEnd w:id="30"/>
     <w:bookmarkStart w:id="31" w:name="第11题"/>
     <w:p>
@@ -4997,26 +4807,6 @@
         </w:pict>
       </w:r>
     </w:p>
-    <w:p>
-      <w:pPr>
-        <w:spacing w:before="160" w:after="80"/>
-      </w:pPr>
-      <w:r>
-        <w:pict>
-          <v:rect style="width:0;height:1.5pt" o:hralign="center" o:hrstd="t" o:hr="t"/>
-        </w:pict>
-      </w:r>
-    </w:p>
-    <w:p>
-      <w:pPr>
-        <w:spacing w:before="160" w:after="80"/>
-      </w:pPr>
-      <w:r>
-        <w:pict>
-          <v:rect style="width:0;height:1.5pt" o:hralign="center" o:hrstd="t" o:hr="t"/>
-        </w:pict>
-      </w:r>
-    </w:p>
     <w:bookmarkEnd w:id="31"/>
     <w:bookmarkStart w:id="32" w:name="第12题"/>
     <w:p>
@@ -5822,26 +5612,6 @@
           <w:rFonts w:hint="eastAsia" w:ascii="Times New Roman" w:hAnsi="Times New Roman" w:eastAsia="Times New Roman" w:cs="Times New Roman"/>
         </w:rPr>
         <w:t xml:space="preserve">）。</w:t>
-      </w:r>
-    </w:p>
-    <w:p>
-      <w:pPr>
-        <w:spacing w:before="160" w:after="80"/>
-      </w:pPr>
-      <w:r>
-        <w:pict>
-          <v:rect style="width:0;height:1.5pt" o:hralign="center" o:hrstd="t" o:hr="t"/>
-        </w:pict>
-      </w:r>
-    </w:p>
-    <w:p>
-      <w:pPr>
-        <w:spacing w:before="160" w:after="80"/>
-      </w:pPr>
-      <w:r>
-        <w:pict>
-          <v:rect style="width:0;height:1.5pt" o:hralign="center" o:hrstd="t" o:hr="t"/>
-        </w:pict>
       </w:r>
     </w:p>
     <w:p>
@@ -6159,26 +5929,6 @@
         </w:pict>
       </w:r>
     </w:p>
-    <w:p>
-      <w:pPr>
-        <w:spacing w:before="160" w:after="80"/>
-      </w:pPr>
-      <w:r>
-        <w:pict>
-          <v:rect style="width:0;height:1.5pt" o:hralign="center" o:hrstd="t" o:hr="t"/>
-        </w:pict>
-      </w:r>
-    </w:p>
-    <w:p>
-      <w:pPr>
-        <w:spacing w:before="160" w:after="80"/>
-      </w:pPr>
-      <w:r>
-        <w:pict>
-          <v:rect style="width:0;height:1.5pt" o:hralign="center" o:hrstd="t" o:hr="t"/>
-        </w:pict>
-      </w:r>
-    </w:p>
     <w:bookmarkEnd w:id="33"/>
     <w:bookmarkStart w:id="34" w:name="第14题"/>
     <w:p>
@@ -6993,26 +6743,6 @@
           <w:rFonts w:ascii="Times New Roman" w:hAnsi="Times New Roman" w:eastAsia="Times New Roman" w:cs="Times New Roman"/>
         </w:rPr>
         <w:t xml:space="preserve">。</w:t>
-      </w:r>
-    </w:p>
-    <w:p>
-      <w:pPr>
-        <w:spacing w:before="160" w:after="80"/>
-      </w:pPr>
-      <w:r>
-        <w:pict>
-          <v:rect style="width:0;height:1.5pt" o:hralign="center" o:hrstd="t" o:hr="t"/>
-        </w:pict>
-      </w:r>
-    </w:p>
-    <w:p>
-      <w:pPr>
-        <w:spacing w:before="160" w:after="80"/>
-      </w:pPr>
-      <w:r>
-        <w:pict>
-          <v:rect style="width:0;height:1.5pt" o:hralign="center" o:hrstd="t" o:hr="t"/>
-        </w:pict>
       </w:r>
     </w:p>
     <w:p>
@@ -7185,26 +6915,6 @@
           <w:rFonts w:hint="eastAsia" w:ascii="Times New Roman" w:hAnsi="Times New Roman" w:eastAsia="Times New Roman" w:cs="Times New Roman"/>
         </w:rPr>
         <w:t>。</w:t>
-      </w:r>
-    </w:p>
-    <w:p>
-      <w:pPr>
-        <w:spacing w:before="160" w:after="80"/>
-      </w:pPr>
-      <w:r>
-        <w:pict>
-          <v:rect style="width:0;height:1.5pt" o:hralign="center" o:hrstd="t" o:hr="t"/>
-        </w:pict>
-      </w:r>
-    </w:p>
-    <w:p>
-      <w:pPr>
-        <w:spacing w:before="160" w:after="80"/>
-      </w:pPr>
-      <w:r>
-        <w:pict>
-          <v:rect style="width:0;height:1.5pt" o:hralign="center" o:hrstd="t" o:hr="t"/>
-        </w:pict>
       </w:r>
     </w:p>
     <w:p>
@@ -7547,26 +7257,6 @@
         </w:pict>
       </w:r>
     </w:p>
-    <w:p>
-      <w:pPr>
-        <w:spacing w:before="160" w:after="80"/>
-      </w:pPr>
-      <w:r>
-        <w:pict>
-          <v:rect style="width:0;height:1.5pt" o:hralign="center" o:hrstd="t" o:hr="t"/>
-        </w:pict>
-      </w:r>
-    </w:p>
-    <w:p>
-      <w:pPr>
-        <w:spacing w:before="160" w:after="80"/>
-      </w:pPr>
-      <w:r>
-        <w:pict>
-          <v:rect style="width:0;height:1.5pt" o:hralign="center" o:hrstd="t" o:hr="t"/>
-        </w:pict>
-      </w:r>
-    </w:p>
     <w:bookmarkEnd w:id="39"/>
     <w:bookmarkStart w:id="40" w:name="第17题"/>
     <w:p>
@@ -8473,26 +8163,6 @@
         </w:pict>
       </w:r>
     </w:p>
-    <w:p>
-      <w:pPr>
-        <w:spacing w:before="160" w:after="80"/>
-      </w:pPr>
-      <w:r>
-        <w:pict>
-          <v:rect style="width:0;height:1.5pt" o:hralign="center" o:hrstd="t" o:hr="t"/>
-        </w:pict>
-      </w:r>
-    </w:p>
-    <w:p>
-      <w:pPr>
-        <w:spacing w:before="160" w:after="80"/>
-      </w:pPr>
-      <w:r>
-        <w:pict>
-          <v:rect style="width:0;height:1.5pt" o:hralign="center" o:hrstd="t" o:hr="t"/>
-        </w:pict>
-      </w:r>
-    </w:p>
     <w:bookmarkEnd w:id="40"/>
     <w:bookmarkStart w:id="41" w:name="第18题"/>
     <w:p>
@@ -8878,26 +8548,6 @@
           <w:rFonts w:hint="eastAsia" w:ascii="Times New Roman" w:hAnsi="Times New Roman" w:eastAsia="Times New Roman" w:cs="Times New Roman"/>
         </w:rPr>
         <w:t>。</w:t>
-      </w:r>
-    </w:p>
-    <w:p>
-      <w:pPr>
-        <w:spacing w:before="160" w:after="80"/>
-      </w:pPr>
-      <w:r>
-        <w:pict>
-          <v:rect style="width:0;height:1.5pt" o:hralign="center" o:hrstd="t" o:hr="t"/>
-        </w:pict>
-      </w:r>
-    </w:p>
-    <w:p>
-      <w:pPr>
-        <w:spacing w:before="160" w:after="80"/>
-      </w:pPr>
-      <w:r>
-        <w:pict>
-          <v:rect style="width:0;height:1.5pt" o:hralign="center" o:hrstd="t" o:hr="t"/>
-        </w:pict>
       </w:r>
     </w:p>
     <w:p>
@@ -10676,26 +10326,6 @@
         </w:pict>
       </w:r>
     </w:p>
-    <w:p>
-      <w:pPr>
-        <w:spacing w:before="160" w:after="80"/>
-      </w:pPr>
-      <w:r>
-        <w:pict>
-          <v:rect style="width:0;height:1.5pt" o:hralign="center" o:hrstd="t" o:hr="t"/>
-        </w:pict>
-      </w:r>
-    </w:p>
-    <w:p>
-      <w:pPr>
-        <w:spacing w:before="160" w:after="80"/>
-      </w:pPr>
-      <w:r>
-        <w:pict>
-          <v:rect style="width:0;height:1.5pt" o:hralign="center" o:hrstd="t" o:hr="t"/>
-        </w:pict>
-      </w:r>
-    </w:p>
     <w:bookmarkEnd w:id="42"/>
     <w:bookmarkStart w:id="43" w:name="第20题"/>
     <w:p>
@@ -11427,26 +11057,6 @@
         </w:pict>
       </w:r>
     </w:p>
-    <w:p>
-      <w:pPr>
-        <w:spacing w:before="160" w:after="80"/>
-      </w:pPr>
-      <w:r>
-        <w:pict>
-          <v:rect style="width:0;height:1.5pt" o:hralign="center" o:hrstd="t" o:hr="t"/>
-        </w:pict>
-      </w:r>
-    </w:p>
-    <w:p>
-      <w:pPr>
-        <w:spacing w:before="160" w:after="80"/>
-      </w:pPr>
-      <w:r>
-        <w:pict>
-          <v:rect style="width:0;height:1.5pt" o:hralign="center" o:hrstd="t" o:hr="t"/>
-        </w:pict>
-      </w:r>
-    </w:p>
     <w:bookmarkEnd w:id="43"/>
     <w:bookmarkStart w:id="44" w:name="第21题"/>
     <w:p>
@@ -11645,26 +11255,6 @@
           <w:rFonts w:hint="eastAsia" w:ascii="Times New Roman" w:hAnsi="Times New Roman" w:eastAsia="Times New Roman" w:cs="Times New Roman"/>
         </w:rPr>
         <w:t>)。</w:t>
-      </w:r>
-    </w:p>
-    <w:p>
-      <w:pPr>
-        <w:spacing w:before="160" w:after="80"/>
-      </w:pPr>
-      <w:r>
-        <w:pict>
-          <v:rect style="width:0;height:1.5pt" o:hralign="center" o:hrstd="t" o:hr="t"/>
-        </w:pict>
-      </w:r>
-    </w:p>
-    <w:p>
-      <w:pPr>
-        <w:spacing w:before="160" w:after="80"/>
-      </w:pPr>
-      <w:r>
-        <w:pict>
-          <v:rect style="width:0;height:1.5pt" o:hralign="center" o:hrstd="t" o:hr="t"/>
-        </w:pict>
       </w:r>
     </w:p>
     <w:p>
@@ -12339,26 +11929,6 @@
         </w:pict>
       </w:r>
     </w:p>
-    <w:p>
-      <w:pPr>
-        <w:spacing w:before="160" w:after="80"/>
-      </w:pPr>
-      <w:r>
-        <w:pict>
-          <v:rect style="width:0;height:1.5pt" o:hralign="center" o:hrstd="t" o:hr="t"/>
-        </w:pict>
-      </w:r>
-    </w:p>
-    <w:p>
-      <w:pPr>
-        <w:spacing w:before="160" w:after="80"/>
-      </w:pPr>
-      <w:r>
-        <w:pict>
-          <v:rect style="width:0;height:1.5pt" o:hralign="center" o:hrstd="t" o:hr="t"/>
-        </w:pict>
-      </w:r>
-    </w:p>
     <w:bookmarkEnd w:id="45"/>
     <w:bookmarkStart w:id="46" w:name="第23题"/>
     <w:p>
@@ -13159,26 +12729,6 @@
         </w:pict>
       </w:r>
     </w:p>
-    <w:p>
-      <w:pPr>
-        <w:spacing w:before="160" w:after="80"/>
-      </w:pPr>
-      <w:r>
-        <w:pict>
-          <v:rect style="width:0;height:1.5pt" o:hralign="center" o:hrstd="t" o:hr="t"/>
-        </w:pict>
-      </w:r>
-    </w:p>
-    <w:p>
-      <w:pPr>
-        <w:spacing w:before="160" w:after="80"/>
-      </w:pPr>
-      <w:r>
-        <w:pict>
-          <v:rect style="width:0;height:1.5pt" o:hralign="center" o:hrstd="t" o:hr="t"/>
-        </w:pict>
-      </w:r>
-    </w:p>
     <w:bookmarkEnd w:id="46"/>
     <w:bookmarkStart w:id="47" w:name="第24题"/>
     <w:p>
@@ -13765,26 +13315,6 @@
           <w:rFonts w:hint="eastAsia" w:ascii="Times New Roman" w:hAnsi="Times New Roman" w:eastAsia="Times New Roman" w:cs="Times New Roman"/>
         </w:rPr>
         <w:t>。</w:t>
-      </w:r>
-    </w:p>
-    <w:p>
-      <w:pPr>
-        <w:spacing w:before="160" w:after="80"/>
-      </w:pPr>
-      <w:r>
-        <w:pict>
-          <v:rect style="width:0;height:1.5pt" o:hralign="center" o:hrstd="t" o:hr="t"/>
-        </w:pict>
-      </w:r>
-    </w:p>
-    <w:p>
-      <w:pPr>
-        <w:spacing w:before="160" w:after="80"/>
-      </w:pPr>
-      <w:r>
-        <w:pict>
-          <v:rect style="width:0;height:1.5pt" o:hralign="center" o:hrstd="t" o:hr="t"/>
-        </w:pict>
       </w:r>
     </w:p>
     <w:p>
@@ -15440,26 +14970,6 @@
           <w:rFonts w:hint="eastAsia" w:ascii="Times New Roman" w:hAnsi="Times New Roman" w:eastAsia="Times New Roman" w:cs="Times New Roman"/>
         </w:rPr>
         <w:t>？</w:t>
-      </w:r>
-    </w:p>
-    <w:p>
-      <w:pPr>
-        <w:spacing w:before="160" w:after="80"/>
-      </w:pPr>
-      <w:r>
-        <w:pict>
-          <v:rect style="width:0;height:1.5pt" o:hralign="center" o:hrstd="t" o:hr="t"/>
-        </w:pict>
-      </w:r>
-    </w:p>
-    <w:p>
-      <w:pPr>
-        <w:spacing w:before="160" w:after="80"/>
-      </w:pPr>
-      <w:r>
-        <w:pict>
-          <v:rect style="width:0;height:1.5pt" o:hralign="center" o:hrstd="t" o:hr="t"/>
-        </w:pict>
       </w:r>
     </w:p>
     <w:p>
@@ -16863,26 +16373,6 @@
         </w:pict>
       </w:r>
     </w:p>
-    <w:p>
-      <w:pPr>
-        <w:spacing w:before="160" w:after="80"/>
-      </w:pPr>
-      <w:r>
-        <w:pict>
-          <v:rect style="width:0;height:1.5pt" o:hralign="center" o:hrstd="t" o:hr="t"/>
-        </w:pict>
-      </w:r>
-    </w:p>
-    <w:p>
-      <w:pPr>
-        <w:spacing w:before="160" w:after="80"/>
-      </w:pPr>
-      <w:r>
-        <w:pict>
-          <v:rect style="width:0;height:1.5pt" o:hralign="center" o:hrstd="t" o:hr="t"/>
-        </w:pict>
-      </w:r>
-    </w:p>
     <w:bookmarkEnd w:id="49"/>
     <w:bookmarkStart w:id="50" w:name="第27题"/>
     <w:p>
@@ -18118,26 +17608,6 @@
           <w:rFonts w:ascii="Times New Roman" w:hAnsi="Times New Roman" w:eastAsia="Times New Roman" w:cs="Times New Roman"/>
         </w:rPr>
         <w:t xml:space="preserve">。</w:t>
-      </w:r>
-    </w:p>
-    <w:p>
-      <w:pPr>
-        <w:spacing w:before="160" w:after="80"/>
-      </w:pPr>
-      <w:r>
-        <w:pict>
-          <v:rect style="width:0;height:1.5pt" o:hralign="center" o:hrstd="t" o:hr="t"/>
-        </w:pict>
-      </w:r>
-    </w:p>
-    <w:p>
-      <w:pPr>
-        <w:spacing w:before="160" w:after="80"/>
-      </w:pPr>
-      <w:r>
-        <w:pict>
-          <v:rect style="width:0;height:1.5pt" o:hralign="center" o:hrstd="t" o:hr="t"/>
-        </w:pict>
       </w:r>
     </w:p>
     <w:p>

--- a/00-首页/题组Word/第一轮·综合套卷/第一轮综合卷02（学生版）.docx
+++ b/00-首页/题组Word/第一轮·综合套卷/第一轮综合卷02（学生版）.docx
@@ -2505,7 +2505,7 @@
       </w:r>
     </w:p>
     <w:bookmarkEnd w:id="19"/>
-    <w:bookmarkStart w:id="26" w:name="第9题"/>
+    <w:bookmarkStart w:id="23" w:name="第9题"/>
     <w:p>
       <w:pPr>
         <w:pStyle w:val="Heading3"/>
@@ -2828,16 +2828,6 @@
     </w:p>
     <w:p>
       <w:pPr>
-        <w:spacing w:before="160" w:after="80"/>
-      </w:pPr>
-      <w:r>
-        <w:pict>
-          <v:rect style="width:0;height:1.5pt" o:hralign="center" o:hrstd="t" o:hr="t"/>
-        </w:pict>
-      </w:r>
-    </w:p>
-    <w:p>
-      <w:pPr>
         <w:numPr>
           <w:ilvl w:val="0"/>
           <w:numId w:val="1008"/>
@@ -2904,7 +2894,85 @@
     </w:p>
     <w:p>
       <w:pPr>
+        <w:spacing w:before="160" w:after="80"/>
+      </w:pPr>
+      <w:r>
+        <w:pict>
+          <v:rect style="width:0;height:1.5pt" o:hralign="center" o:hrstd="t" o:hr="t"/>
+        </w:pict>
+      </w:r>
+    </w:p>
+    <w:bookmarkEnd w:id="23"/>
+    <w:bookmarkStart w:id="30" w:name="第10题"/>
+    <w:p>
+      <w:pPr>
+        <w:pStyle w:val="Heading3"/>
+        <w:spacing w:before="280" w:after="120"/>
+      </w:pPr>
+      <w:r>
+        <w:rPr>
+          <w:rFonts w:hint="eastAsia" w:ascii="Times New Roman" w:hAnsi="Times New Roman" w:eastAsia="SimHei" w:cs="Times New Roman"/>
+        </w:rPr>
+        <w:t>第</w:t>
+      </w:r>
+      <w:r>
+        <w:rPr>
+          <w:rFonts w:hint="eastAsia" w:ascii="Times New Roman" w:hAnsi="Times New Roman" w:eastAsia="Times New Roman" w:cs="Times New Roman"/>
+        </w:rPr>
+        <w:t>10</w:t>
+      </w:r>
+      <w:r>
+        <w:rPr>
+          <w:rFonts w:hint="eastAsia" w:ascii="Times New Roman" w:hAnsi="Times New Roman" w:eastAsia="SimHei" w:cs="Times New Roman"/>
+        </w:rPr>
+        <w:t>题</w:t>
+      </w:r>
+    </w:p>
+    <w:p>
+      <w:pPr>
         <w:pStyle w:val="FirstParagraph"/>
+        <w:ind w:firstLine="420"/>
+      </w:pPr>
+      <w:r>
+        <w:rPr>
+          <w:rFonts w:hint="eastAsia" w:ascii="Times New Roman" w:hAnsi="Times New Roman" w:eastAsia="FangSong" w:cs="Times New Roman"/>
+        </w:rPr>
+        <w:t>碳酸钙晶体有两种常见的晶型</w:t>
+      </w:r>
+      <w:r>
+        <w:rPr>
+          <w:rFonts w:hint="eastAsia" w:ascii="Times New Roman" w:hAnsi="Times New Roman" w:eastAsia="Times New Roman" w:cs="Times New Roman"/>
+        </w:rPr>
+        <w:t>，</w:t>
+      </w:r>
+      <w:r>
+        <w:rPr>
+          <w:rFonts w:hint="eastAsia" w:ascii="Times New Roman" w:hAnsi="Times New Roman" w:eastAsia="FangSong" w:cs="Times New Roman"/>
+        </w:rPr>
+        <w:t>分别称为方解石和文石</w:t>
+      </w:r>
+      <w:r>
+        <w:rPr>
+          <w:rFonts w:hint="eastAsia" w:ascii="Times New Roman" w:hAnsi="Times New Roman" w:eastAsia="Times New Roman" w:cs="Times New Roman"/>
+        </w:rPr>
+        <w:t>，</w:t>
+      </w:r>
+      <w:r>
+        <w:rPr>
+          <w:rFonts w:hint="eastAsia" w:ascii="Times New Roman" w:hAnsi="Times New Roman" w:eastAsia="FangSong" w:cs="Times New Roman"/>
+        </w:rPr>
+        <w:t>文献中常用下图表示两者的结构</w:t>
+      </w:r>
+      <w:r>
+        <w:rPr>
+          <w:rFonts w:hint="eastAsia" w:ascii="Times New Roman" w:hAnsi="Times New Roman" w:eastAsia="Times New Roman" w:cs="Times New Roman"/>
+        </w:rPr>
+        <w:t>。</w:t>
+      </w:r>
+    </w:p>
+    <w:p>
+      <w:pPr>
+        <w:pStyle w:val="BodyText"/>
         <w:spacing w:before="160" w:after="80"/>
         <w:jc w:val="center"/>
       </w:pPr>
@@ -2914,20 +2982,20 @@
         </w:rPr>
         <w:drawing>
           <wp:inline>
-            <wp:extent cx="2552700" cy="3111500"/>
+            <wp:extent cx="3240000" cy="3089486"/>
             <wp:effectExtent b="0" l="0" r="0" t="0"/>
-            <wp:docPr descr="" title="" id="24" name="Picture"/>
+            <wp:docPr descr="" title="" id="25" name="Picture"/>
             <a:graphic>
               <a:graphicData uri="http://schemas.openxmlformats.org/drawingml/2006/picture">
                 <pic:pic>
                   <pic:nvPicPr>
-                    <pic:cNvPr descr="8e481f9a3d4752cb0a04fdad28d49b3aed47d460a035e23fea2968cf8dd9889e.jpg" id="25" name="Picture"/>
+                    <pic:cNvPr descr="6627cd2801a9f3816f4a78bda231dcdd09aeaee214e2199431e9d7805cddd078.jpg" id="26" name="Picture"/>
                     <pic:cNvPicPr>
                       <a:picLocks noChangeArrowheads="1" noChangeAspect="1"/>
                     </pic:cNvPicPr>
                   </pic:nvPicPr>
                   <pic:blipFill>
-                    <a:blip r:embed="rId23"/>
+                    <a:blip r:embed="rId24"/>
                     <a:stretch>
                       <a:fillRect/>
                     </a:stretch>
@@ -2935,7 +3003,7 @@
                   <pic:spPr bwMode="auto">
                     <a:xfrm>
                       <a:off x="0" y="0"/>
-                      <a:ext cx="2552700" cy="3111500"/>
+                      <a:ext cx="3240000" cy="3089486"/>
                     </a:xfrm>
                     <a:prstGeom prst="rect">
                       <a:avLst/>
@@ -2952,84 +3020,6 @@
             </a:graphic>
           </wp:inline>
         </w:drawing>
-      </w:r>
-    </w:p>
-    <w:p>
-      <w:pPr>
-        <w:spacing w:before="160" w:after="80"/>
-      </w:pPr>
-      <w:r>
-        <w:pict>
-          <v:rect style="width:0;height:1.5pt" o:hralign="center" o:hrstd="t" o:hr="t"/>
-        </w:pict>
-      </w:r>
-    </w:p>
-    <w:bookmarkEnd w:id="26"/>
-    <w:bookmarkStart w:id="30" w:name="第10题"/>
-    <w:p>
-      <w:pPr>
-        <w:pStyle w:val="Heading3"/>
-        <w:spacing w:before="280" w:after="120"/>
-      </w:pPr>
-      <w:r>
-        <w:rPr>
-          <w:rFonts w:hint="eastAsia" w:ascii="Times New Roman" w:hAnsi="Times New Roman" w:eastAsia="SimHei" w:cs="Times New Roman"/>
-        </w:rPr>
-        <w:t>第</w:t>
-      </w:r>
-      <w:r>
-        <w:rPr>
-          <w:rFonts w:hint="eastAsia" w:ascii="Times New Roman" w:hAnsi="Times New Roman" w:eastAsia="Times New Roman" w:cs="Times New Roman"/>
-        </w:rPr>
-        <w:t>10</w:t>
-      </w:r>
-      <w:r>
-        <w:rPr>
-          <w:rFonts w:hint="eastAsia" w:ascii="Times New Roman" w:hAnsi="Times New Roman" w:eastAsia="SimHei" w:cs="Times New Roman"/>
-        </w:rPr>
-        <w:t>题</w:t>
-      </w:r>
-    </w:p>
-    <w:p>
-      <w:pPr>
-        <w:pStyle w:val="FirstParagraph"/>
-        <w:ind w:firstLine="420"/>
-      </w:pPr>
-      <w:r>
-        <w:rPr>
-          <w:rFonts w:hint="eastAsia" w:ascii="Times New Roman" w:hAnsi="Times New Roman" w:eastAsia="FangSong" w:cs="Times New Roman"/>
-        </w:rPr>
-        <w:t>碳酸钙晶体有两种常见的晶型</w:t>
-      </w:r>
-      <w:r>
-        <w:rPr>
-          <w:rFonts w:hint="eastAsia" w:ascii="Times New Roman" w:hAnsi="Times New Roman" w:eastAsia="Times New Roman" w:cs="Times New Roman"/>
-        </w:rPr>
-        <w:t>，</w:t>
-      </w:r>
-      <w:r>
-        <w:rPr>
-          <w:rFonts w:hint="eastAsia" w:ascii="Times New Roman" w:hAnsi="Times New Roman" w:eastAsia="FangSong" w:cs="Times New Roman"/>
-        </w:rPr>
-        <w:t>分别称为方解石和文石</w:t>
-      </w:r>
-      <w:r>
-        <w:rPr>
-          <w:rFonts w:hint="eastAsia" w:ascii="Times New Roman" w:hAnsi="Times New Roman" w:eastAsia="Times New Roman" w:cs="Times New Roman"/>
-        </w:rPr>
-        <w:t>，</w:t>
-      </w:r>
-      <w:r>
-        <w:rPr>
-          <w:rFonts w:hint="eastAsia" w:ascii="Times New Roman" w:hAnsi="Times New Roman" w:eastAsia="FangSong" w:cs="Times New Roman"/>
-        </w:rPr>
-        <w:t>文献中常用下图表示两者的结构</w:t>
-      </w:r>
-      <w:r>
-        <w:rPr>
-          <w:rFonts w:hint="eastAsia" w:ascii="Times New Roman" w:hAnsi="Times New Roman" w:eastAsia="Times New Roman" w:cs="Times New Roman"/>
-        </w:rPr>
-        <w:t>。</w:t>
       </w:r>
     </w:p>
     <w:p>
@@ -4107,6 +4097,18 @@
         </w:rPr>
         <w:t>M59.9%。</w:t>
       </w:r>
+      <w:r>
+        <w:rPr>
+          <w:rFonts w:hint="eastAsia" w:ascii="Times New Roman" w:hAnsi="Times New Roman" w:eastAsia="FangSong" w:cs="Times New Roman"/>
+        </w:rPr>
+        <w:t>而金刚砂中含有大量的</w:t>
+      </w:r>
+      <w:r>
+        <w:rPr>
+          <w:rFonts w:hint="eastAsia" w:ascii="Times New Roman" w:hAnsi="Times New Roman" w:eastAsia="Times New Roman" w:cs="Times New Roman"/>
+        </w:rPr>
+        <w:t>G。</w:t>
+      </w:r>
     </w:p>
     <w:p>
       <w:pPr>
@@ -5167,6 +5169,60 @@
           <w:rFonts w:hint="eastAsia" w:ascii="Times New Roman" w:hAnsi="Times New Roman" w:eastAsia="Times New Roman" w:cs="Times New Roman"/>
         </w:rPr>
         <w:t>，</w:t>
+      </w:r>
+      <w:r>
+        <w:rPr>
+          <w:rFonts w:hint="eastAsia" w:ascii="Times New Roman" w:hAnsi="Times New Roman" w:eastAsia="FangSong" w:cs="Times New Roman"/>
+        </w:rPr>
+        <w:t>则沿着晶胞</w:t>
+      </w:r>
+      <w:r>
+        <w:rPr>
+          <w:rFonts w:ascii="Times New Roman" w:hAnsi="Times New Roman" w:eastAsia="Times New Roman" w:cs="Times New Roman"/>
+        </w:rPr>
+        <w:t xml:space="preserve"> c </w:t>
+      </w:r>
+      <w:r>
+        <w:rPr>
+          <w:rFonts w:hint="eastAsia" w:ascii="Times New Roman" w:hAnsi="Times New Roman" w:eastAsia="FangSong" w:cs="Times New Roman"/>
+        </w:rPr>
+        <w:t>轴方向</w:t>
+      </w:r>
+      <w:r>
+        <w:rPr>
+          <w:rFonts w:hint="eastAsia" w:ascii="Times New Roman" w:hAnsi="Times New Roman" w:eastAsia="Times New Roman" w:cs="Times New Roman"/>
+        </w:rPr>
+        <w:t>，Al</w:t>
+      </w:r>
+      <w:r>
+        <w:rPr>
+          <w:rFonts w:ascii="Times New Roman" w:hAnsi="Times New Roman" w:eastAsia="Times New Roman" w:cs="Times New Roman"/>
+        </w:rPr>
+        <w:t xml:space="preserve"> </w:t>
+      </w:r>
+      <w:r>
+        <w:rPr>
+          <w:rFonts w:hint="eastAsia" w:ascii="Times New Roman" w:hAnsi="Times New Roman" w:eastAsia="FangSong" w:cs="Times New Roman"/>
+        </w:rPr>
+        <w:t xml:space="preserve">和</w:t>
+      </w:r>
+      <w:r>
+        <w:rPr>
+          <w:rFonts w:ascii="Times New Roman" w:hAnsi="Times New Roman" w:eastAsia="Times New Roman" w:cs="Times New Roman"/>
+        </w:rPr>
+        <w:t xml:space="preserve"> N </w:t>
+      </w:r>
+      <w:r>
+        <w:rPr>
+          <w:rFonts w:hint="eastAsia" w:ascii="Times New Roman" w:hAnsi="Times New Roman" w:eastAsia="FangSong" w:cs="Times New Roman"/>
+        </w:rPr>
+        <w:t>原子的投影重合</w:t>
+      </w:r>
+      <w:r>
+        <w:rPr>
+          <w:rFonts w:hint="eastAsia" w:ascii="Times New Roman" w:hAnsi="Times New Roman" w:eastAsia="Times New Roman" w:cs="Times New Roman"/>
+        </w:rPr>
+        <w:t>。</w:t>
       </w:r>
     </w:p>
     <w:p>
